--- a/downloads/teacher/ai-1-week-28.docx
+++ b/downloads/teacher/ai-1-week-28.docx
@@ -2968,6 +2968,396 @@
         <w:t>Record sorter actions allowed automatically and actions requiring the classroom owner’s explicit review.</w:t>
       </w:r>
     </w:p>
+    <w:p>
+      <w:pPr>
+        <w:pStyle w:val="Heading1"/>
+      </w:pPr>
+      <w:r>
+        <w:t>07. Prepare, teach and assess</w:t>
+      </w:r>
+    </w:p>
+    <w:p>
+      <w:r>
+        <w:t>Teaching target: Distinguish a system’s capability, the correctness of its output and permission to take an action</w:t>
+      </w:r>
+    </w:p>
+    <w:p>
+      <w:r>
+        <w:t>Prepare the labelled worked-case picture, the matching workbook, fictional input cards and a place for individual responses. No paid AI account is required for the paper reasoning activities.</w:t>
+      </w:r>
+    </w:p>
+    <w:tbl>
+      <w:tblPr>
+        <w:tblStyle w:val="LightShading-Accent1"/>
+        <w:tblW w:type="auto" w:w="0"/>
+        <w:tblLook w:firstColumn="1" w:firstRow="1" w:lastColumn="0" w:lastRow="0" w:noHBand="0" w:noVBand="1" w:val="04A0"/>
+      </w:tblPr>
+      <w:tblGrid>
+        <w:gridCol w:w="3408"/>
+        <w:gridCol w:w="3408"/>
+        <w:gridCol w:w="3408"/>
+      </w:tblGrid>
+      <w:tr>
+        <w:trPr>
+          <w:tblHeader/>
+        </w:trPr>
+        <w:tc>
+          <w:tcPr>
+            <w:tcW w:type="dxa" w:w="3408"/>
+          </w:tcPr>
+          <w:p>
+            <w:r>
+              <w:t>Session</w:t>
+            </w:r>
+          </w:p>
+        </w:tc>
+        <w:tc>
+          <w:tcPr>
+            <w:tcW w:type="dxa" w:w="3408"/>
+          </w:tcPr>
+          <w:p>
+            <w:r>
+              <w:t>Plan</w:t>
+            </w:r>
+          </w:p>
+        </w:tc>
+        <w:tc>
+          <w:tcPr>
+            <w:tcW w:type="dxa" w:w="3408"/>
+          </w:tcPr>
+          <w:p>
+            <w:r>
+              <w:t>Resources</w:t>
+            </w:r>
+          </w:p>
+        </w:tc>
+      </w:tr>
+      <w:tr>
+        <w:tc>
+          <w:tcPr>
+            <w:tcW w:type="dxa" w:w="3408"/>
+          </w:tcPr>
+          <w:p>
+            <w:r>
+              <w:t>Session 1 · Understand · 45 min</w:t>
+            </w:r>
+          </w:p>
+        </w:tc>
+        <w:tc>
+          <w:tcPr>
+            <w:tcW w:type="dxa" w:w="3408"/>
+          </w:tcPr>
+          <w:p>
+            <w:r>
+              <w:t>0–7: recall and prerequisite; 7–15: inspect the concrete case and predict; 15–30: teacher models the worked trace; 30–40: learners explain a step using the text and visual; 40–45: check the core idea.</w:t>
+            </w:r>
+          </w:p>
+        </w:tc>
+        <w:tc>
+          <w:tcPr>
+            <w:tcW w:type="dxa" w:w="3408"/>
+          </w:tcPr>
+          <w:p>
+            <w:r>
+              <w:t>Sections 1–6; record the brief recall in the workbook.</w:t>
+            </w:r>
+          </w:p>
+        </w:tc>
+      </w:tr>
+      <w:tr>
+        <w:tc>
+          <w:tcPr>
+            <w:tcW w:type="dxa" w:w="3408"/>
+          </w:tcPr>
+          <w:p>
+            <w:r>
+              <w:t>Session 2 · Practise · 45 min</w:t>
+            </w:r>
+          </w:p>
+        </w:tc>
+        <w:tc>
+          <w:tcPr>
+            <w:tcW w:type="dxa" w:w="3408"/>
+          </w:tcPr>
+          <w:p>
+            <w:r>
+              <w:t>0–5: retrieve the procedure; 5–15: W2 completion practice; 15–23: explain and check with a partner; 23–30: each learner answers the misconception check; 30–40: targeted reteaching or a harder variation; 40–45: prepare the investigation.</w:t>
+            </w:r>
+          </w:p>
+        </w:tc>
+        <w:tc>
+          <w:tcPr>
+            <w:tcW w:type="dxa" w:w="3408"/>
+          </w:tcPr>
+          <w:p>
+            <w:r>
+              <w:t>Sections 7–10; use the matching workbook W2 and misconception check.</w:t>
+            </w:r>
+          </w:p>
+        </w:tc>
+      </w:tr>
+      <w:tr>
+        <w:tc>
+          <w:tcPr>
+            <w:tcW w:type="dxa" w:w="3408"/>
+          </w:tcPr>
+          <w:p>
+            <w:r>
+              <w:t>Session 3 · Investigate and transfer · 45 min</w:t>
+            </w:r>
+          </w:p>
+        </w:tc>
+        <w:tc>
+          <w:tcPr>
+            <w:tcW w:type="dxa" w:w="3408"/>
+          </w:tcPr>
+          <w:p>
+            <w:r>
+              <w:t>0–5: retrieve the decision rule; 5–20: investigate or trace; 20–30: start the independent case; 30–38: connect the project; 38–43: act on feedback; 43–45: plan the return check.</w:t>
+            </w:r>
+          </w:p>
+        </w:tc>
+        <w:tc>
+          <w:tcPr>
+            <w:tcW w:type="dxa" w:w="3408"/>
+          </w:tcPr>
+          <w:p>
+            <w:r>
+              <w:t>Sections 9 and 11–14. Give extra time to finish the full task set; use Section 15 when the week includes a coding lab.</w:t>
+            </w:r>
+          </w:p>
+        </w:tc>
+      </w:tr>
+    </w:tbl>
+    <w:p>
+      <w:r>
+        <w:t>Before class, solve the supported practice: List the decision maker, allowed actor, version, destination, timing and number of postings in the original exhibition approval. Before any posting and with no changes to the facts or permission, explain whether the editor can carry out that exact action without asking again.</w:t>
+      </w:r>
+    </w:p>
+    <w:p>
+      <w:r>
+        <w:t>Reasoned practice answer: Teacher; class editor; exactly A; classroom noticeboard; today; once. Yes, after confirming those conditions still hold and the one posting has not been used. The explicit unchanged permission already covers the action.</w:t>
+      </w:r>
+    </w:p>
+    <w:p>
+      <w:r>
+        <w:t>Check every learner before discussion: Use the worked case for Human authority and permission. Proposed explanation: “A working button grants permission”. Decide whether this explanation is supported. Point to the step or supplied fact that decides; explain your repair if needed.</w:t>
+      </w:r>
+    </w:p>
+    <w:p>
+      <w:r>
+        <w:t>Misconception repair: Capability does not establish who may use it or for what purpose.</w:t>
+      </w:r>
+    </w:p>
+    <w:p>
+      <w:r>
+        <w:t>Support: read the exact case aloud, enlarge the labelled picture, supply input cards and model only the first deciding step. Accept a spoken explanation or drawing; retain the reasoning goal.</w:t>
+      </w:r>
+    </w:p>
+    <w:p>
+      <w:r>
+        <w:t>Extension: P2 has already been published once under this approval. Require a prediction and a reason before comparing. Expected result: A second publication is not covered. Reason: The instruction allowed a single use, not repeated actions.</w:t>
+      </w:r>
+    </w:p>
+    <w:p>
+      <w:r>
+        <w:t>Independent assessment: withhold the reserved answer until the learner has attempted the new case. Record support separately from correctness.</w:t>
+      </w:r>
+    </w:p>
+    <w:tbl>
+      <w:tblPr>
+        <w:tblStyle w:val="LightShading-Accent1"/>
+        <w:tblW w:type="auto" w:w="0"/>
+        <w:tblLook w:firstColumn="1" w:firstRow="1" w:lastColumn="0" w:lastRow="0" w:noHBand="0" w:noVBand="1" w:val="04A0"/>
+      </w:tblPr>
+      <w:tblGrid>
+        <w:gridCol w:w="2556"/>
+        <w:gridCol w:w="2556"/>
+        <w:gridCol w:w="2556"/>
+        <w:gridCol w:w="2556"/>
+      </w:tblGrid>
+      <w:tr>
+        <w:trPr>
+          <w:tblHeader/>
+        </w:trPr>
+        <w:tc>
+          <w:tcPr>
+            <w:tcW w:type="dxa" w:w="2556"/>
+          </w:tcPr>
+          <w:p>
+            <w:r>
+              <w:t>Criterion</w:t>
+            </w:r>
+          </w:p>
+        </w:tc>
+        <w:tc>
+          <w:tcPr>
+            <w:tcW w:type="dxa" w:w="2556"/>
+          </w:tcPr>
+          <w:p>
+            <w:r>
+              <w:t>Not yet</w:t>
+            </w:r>
+          </w:p>
+        </w:tc>
+        <w:tc>
+          <w:tcPr>
+            <w:tcW w:type="dxa" w:w="2556"/>
+          </w:tcPr>
+          <w:p>
+            <w:r>
+              <w:t>With support</w:t>
+            </w:r>
+          </w:p>
+        </w:tc>
+        <w:tc>
+          <w:tcPr>
+            <w:tcW w:type="dxa" w:w="2556"/>
+          </w:tcPr>
+          <w:p>
+            <w:r>
+              <w:t>Independent</w:t>
+            </w:r>
+          </w:p>
+        </w:tc>
+      </w:tr>
+      <w:tr>
+        <w:tc>
+          <w:tcPr>
+            <w:tcW w:type="dxa" w:w="2556"/>
+          </w:tcPr>
+          <w:p>
+            <w:r>
+              <w:t>Explanation</w:t>
+            </w:r>
+          </w:p>
+        </w:tc>
+        <w:tc>
+          <w:tcPr>
+            <w:tcW w:type="dxa" w:w="2556"/>
+          </w:tcPr>
+          <w:p>
+            <w:r>
+              <w:t>Names an answer without a deciding fact</w:t>
+            </w:r>
+          </w:p>
+        </w:tc>
+        <w:tc>
+          <w:tcPr>
+            <w:tcW w:type="dxa" w:w="2556"/>
+          </w:tcPr>
+          <w:p>
+            <w:r>
+              <w:t>Uses a hint to link fact and decision</w:t>
+            </w:r>
+          </w:p>
+        </w:tc>
+        <w:tc>
+          <w:tcPr>
+            <w:tcW w:type="dxa" w:w="2556"/>
+          </w:tcPr>
+          <w:p>
+            <w:r>
+              <w:t>Explains the deciding fact in own words</w:t>
+            </w:r>
+          </w:p>
+        </w:tc>
+      </w:tr>
+      <w:tr>
+        <w:tc>
+          <w:tcPr>
+            <w:tcW w:type="dxa" w:w="2556"/>
+          </w:tcPr>
+          <w:p>
+            <w:r>
+              <w:t>Trace or test</w:t>
+            </w:r>
+          </w:p>
+        </w:tc>
+        <w:tc>
+          <w:tcPr>
+            <w:tcW w:type="dxa" w:w="2556"/>
+          </w:tcPr>
+          <w:p>
+            <w:r>
+              <w:t>Cannot connect input and result</w:t>
+            </w:r>
+          </w:p>
+        </w:tc>
+        <w:tc>
+          <w:tcPr>
+            <w:tcW w:type="dxa" w:w="2556"/>
+          </w:tcPr>
+          <w:p>
+            <w:r>
+              <w:t>Completes steps with prompts</w:t>
+            </w:r>
+          </w:p>
+        </w:tc>
+        <w:tc>
+          <w:tcPr>
+            <w:tcW w:type="dxa" w:w="2556"/>
+          </w:tcPr>
+          <w:p>
+            <w:r>
+              <w:t>Traces or tests a changed case accurately</w:t>
+            </w:r>
+          </w:p>
+        </w:tc>
+      </w:tr>
+      <w:tr>
+        <w:tc>
+          <w:tcPr>
+            <w:tcW w:type="dxa" w:w="2556"/>
+          </w:tcPr>
+          <w:p>
+            <w:r>
+              <w:t>Limits and revision</w:t>
+            </w:r>
+          </w:p>
+        </w:tc>
+        <w:tc>
+          <w:tcPr>
+            <w:tcW w:type="dxa" w:w="2556"/>
+          </w:tcPr>
+          <w:p>
+            <w:r>
+              <w:t>Claims more than evidence supports</w:t>
+            </w:r>
+          </w:p>
+        </w:tc>
+        <w:tc>
+          <w:tcPr>
+            <w:tcW w:type="dxa" w:w="2556"/>
+          </w:tcPr>
+          <w:p>
+            <w:r>
+              <w:t>Names a limit after a prompt</w:t>
+            </w:r>
+          </w:p>
+        </w:tc>
+        <w:tc>
+          <w:tcPr>
+            <w:tcW w:type="dxa" w:w="2556"/>
+          </w:tcPr>
+          <w:p>
+            <w:r>
+              <w:t>States a defensible limit and useful next test</w:t>
+            </w:r>
+          </w:p>
+        </w:tc>
+      </w:tr>
+    </w:tbl>
+    <w:p>
+      <w:r>
+        <w:t>Project checkpoint: Prepare the demonstration. Gather reproducible instructions, evidence, access checks and remaining limitations.</w:t>
+      </w:r>
+    </w:p>
+    <w:p>
+      <w:r>
+        <w:t>Use the weekly teacher answer for topic-specific reasoning. A saved progress tick is an activity record; judge mastery from the learner’s explanation and evidence.</w:t>
+      </w:r>
+    </w:p>
     <w:sectPr>
       <w:pgSz w:w="12240" w:h="15840"/>
       <w:pgMar w:top="936" w:right="1008" w:bottom="936" w:left="1008" w:header="720" w:footer="720" w:gutter="0"/>

--- a/downloads/teacher/ai-1-week-28.docx
+++ b/downloads/teacher/ai-1-week-28.docx
@@ -3358,6 +3358,39 @@
         <w:t>Use the weekly teacher answer for topic-specific reasoning. A saved progress tick is an activity record; judge mastery from the learner’s explanation and evidence.</w:t>
       </w:r>
     </w:p>
+    <w:p>
+      <w:pPr>
+        <w:pStyle w:val="Heading1"/>
+      </w:pPr>
+      <w:r>
+        <w:t>08. Use feedback, labs and repair paths</w:t>
+      </w:r>
+    </w:p>
+    <w:p>
+      <w:r>
+        <w:t>Use the two formative questions as supported practice, not as independent mastery scores. Discuss the deciding evidence rather than accepting a guessed selection.</w:t>
+      </w:r>
+    </w:p>
+    <w:p>
+      <w:r>
+        <w:t>The feedback comes from the reviewed public worked case. Do not reveal the separately reserved independent teacher answer until the learner has attempted that case.</w:t>
+      </w:r>
+    </w:p>
+    <w:p>
+      <w:r>
+        <w:t>Ask students to predict before running code. Preserve errors and actual outputs; collect a changed test and an explanation. The branch-boundary and indexing lessons deliberately include failure cases.</w:t>
+      </w:r>
+    </w:p>
+    <w:p>
+      <w:r>
+        <w:t>Use the earlier worked-explanation links to address a specific missing building block, then return to the current question. Adapt this suggestion after observing the learner; it is not an automatic diagnosis.</w:t>
+      </w:r>
+    </w:p>
+    <w:p>
+      <w:r>
+        <w:t>Collect the completed-work portfolio as evidence. Record support separately from correctness, and assess explanation, trace/test and limitations. Progress ticks and quiz selections alone do not establish mastery.</w:t>
+      </w:r>
+    </w:p>
     <w:sectPr>
       <w:pgSz w:w="12240" w:h="15840"/>
       <w:pgMar w:top="936" w:right="1008" w:bottom="936" w:left="1008" w:header="720" w:footer="720" w:gutter="0"/>

--- a/downloads/teacher/ai-1-week-28.docx
+++ b/downloads/teacher/ai-1-week-28.docx
@@ -29,6 +29,11 @@
       </w:r>
     </w:p>
     <w:p>
+      <w:r>
+        <w:t>Prepare Humans Set Boundaries: check the target, prerequisites, resources and adaptable teaching schedule.</w:t>
+      </w:r>
+    </w:p>
+    <w:p>
       <w:pPr>
         <w:pStyle w:val="Heading3"/>
       </w:pPr>
@@ -37,8 +42,50 @@
       </w:r>
     </w:p>
     <w:p>
-      <w:r>
-        <w:t>Primary target: Distinguish a system’s capability, the correctness of its output and permission to take an action</w:t>
+      <w:pPr>
+        <w:spacing w:line="336" w:lineRule="auto" w:after="180"/>
+      </w:pPr>
+      <w:r>
+        <w:rPr>
+          <w:b w:val="0"/>
+        </w:rPr>
+        <w:t xml:space="preserve">Primary target: Distinguish a system’s </w:t>
+      </w:r>
+      <w:r>
+        <w:rPr>
+          <w:b/>
+        </w:rPr>
+        <w:t>capability</w:t>
+      </w:r>
+      <w:r>
+        <w:rPr>
+          <w:b w:val="0"/>
+        </w:rPr>
+        <w:t xml:space="preserve">, the correctness of its </w:t>
+      </w:r>
+      <w:r>
+        <w:rPr>
+          <w:b/>
+        </w:rPr>
+        <w:t>output</w:t>
+      </w:r>
+      <w:r>
+        <w:rPr>
+          <w:b w:val="0"/>
+        </w:rPr>
+        <w:t xml:space="preserve"> and </w:t>
+      </w:r>
+      <w:r>
+        <w:rPr>
+          <w:b/>
+        </w:rPr>
+        <w:t>permission</w:t>
+      </w:r>
+      <w:r>
+        <w:rPr>
+          <w:b w:val="0"/>
+        </w:rPr>
+        <w:t xml:space="preserve"> to take an action</w:t>
       </w:r>
     </w:p>
     <w:tbl>
@@ -185,8 +232,37 @@
       </w:tr>
     </w:tbl>
     <w:p>
-      <w:r>
-        <w:t>This is a starting allocation of 135 minutes, not a validated duration. Preserve all named topics. Schedule extra time for connected examples, the full investigation, independent cases and project building. Repeated copies of a case share one recorded attempt; they are not new evidence.</w:t>
+      <w:pPr>
+        <w:spacing w:line="336" w:lineRule="auto" w:after="180"/>
+      </w:pPr>
+      <w:r>
+        <w:rPr>
+          <w:b w:val="0"/>
+        </w:rPr>
+        <w:t>This is a starting allocation of 135 minutes, not a validated duration. Preserve all named topics. Schedule extra time for connected examples, the full investigation, independent cases and project building.</w:t>
+      </w:r>
+    </w:p>
+    <w:p>
+      <w:pPr>
+        <w:spacing w:line="336" w:lineRule="auto" w:after="180"/>
+      </w:pPr>
+      <w:r>
+        <w:rPr>
+          <w:b w:val="0"/>
+        </w:rPr>
+        <w:t xml:space="preserve">Repeated copies of a case share one recorded attempt; they are not new </w:t>
+      </w:r>
+      <w:r>
+        <w:rPr>
+          <w:b/>
+        </w:rPr>
+        <w:t>evidence</w:t>
+      </w:r>
+      <w:r>
+        <w:rPr>
+          <w:b w:val="0"/>
+        </w:rPr>
+        <w:t>.</w:t>
       </w:r>
     </w:p>
     <w:p>
@@ -206,18 +282,77 @@
       </w:r>
     </w:p>
     <w:p>
-      <w:r>
-        <w:t>Without opening the old lesson, explain one key idea from Verify Important Outputs. Give an example and a mistake that the idea helps you avoid.</w:t>
-      </w:r>
-    </w:p>
-    <w:p>
-      <w:r>
-        <w:t>Look for: Separate an answer into claims and connect each claim to relevant evidence</w:t>
-      </w:r>
-    </w:p>
-    <w:p>
-      <w:r>
-        <w:t>Reference example, not the only acceptable wording: A directly stated fact is four rolls, 2 m per roll or twelve 50 cm pieces. A derived quantity is 8 m starting length, 6 m used or 2 m remaining, supported by the relevant calculation from R. R contains no enjoyment evidence, so citing it does not support everyone enjoying the activity.</w:t>
+      <w:pPr>
+        <w:spacing w:line="336" w:lineRule="auto" w:after="180"/>
+      </w:pPr>
+      <w:r>
+        <w:rPr>
+          <w:b w:val="0"/>
+        </w:rPr>
+        <w:t xml:space="preserve">Without opening the old lesson, explain one key idea from Verify Important </w:t>
+      </w:r>
+      <w:r>
+        <w:rPr>
+          <w:b/>
+        </w:rPr>
+        <w:t>Output</w:t>
+      </w:r>
+      <w:r>
+        <w:rPr>
+          <w:b w:val="0"/>
+        </w:rPr>
+        <w:t>s. Give an example and a mistake that the idea helps you avoid.</w:t>
+      </w:r>
+    </w:p>
+    <w:p>
+      <w:pPr>
+        <w:spacing w:line="336" w:lineRule="auto" w:after="180"/>
+      </w:pPr>
+      <w:r>
+        <w:rPr>
+          <w:b w:val="0"/>
+        </w:rPr>
+        <w:t xml:space="preserve">Look for: Separate an answer into claims and connect each claim to relevant </w:t>
+      </w:r>
+      <w:r>
+        <w:rPr>
+          <w:b/>
+        </w:rPr>
+        <w:t>evidence</w:t>
+      </w:r>
+    </w:p>
+    <w:p>
+      <w:pPr>
+        <w:spacing w:line="336" w:lineRule="auto" w:after="180"/>
+      </w:pPr>
+      <w:r>
+        <w:rPr>
+          <w:b w:val="0"/>
+        </w:rPr>
+        <w:t>Reference example, not the only acceptable wording: A directly stated fact is four rolls, 2 m per roll or twelve 50 cm pieces.</w:t>
+      </w:r>
+    </w:p>
+    <w:p>
+      <w:pPr>
+        <w:spacing w:line="336" w:lineRule="auto" w:after="180"/>
+      </w:pPr>
+      <w:r>
+        <w:rPr>
+          <w:b w:val="0"/>
+        </w:rPr>
+        <w:t xml:space="preserve">A derived quantity is 8 m starting length, 6 m used or 2 m remaining, supported by the relevant calculation from R. R contains no enjoyment </w:t>
+      </w:r>
+      <w:r>
+        <w:rPr>
+          <w:b/>
+        </w:rPr>
+        <w:t>evidence</w:t>
+      </w:r>
+      <w:r>
+        <w:rPr>
+          <w:b w:val="0"/>
+        </w:rPr>
+        <w:t>, so citing it does not support everyone enjoying the activity.</w:t>
       </w:r>
     </w:p>
     <w:p>
@@ -229,18 +364,71 @@
       </w:r>
     </w:p>
     <w:p>
-      <w:r>
+      <w:pPr>
+        <w:spacing w:line="336" w:lineRule="auto" w:after="180"/>
+      </w:pPr>
+      <w:r>
+        <w:rPr>
+          <w:b w:val="0"/>
+        </w:rPr>
         <w:t>Without opening the old lesson, explain one key idea from Generate, Retrieve, or Calculate?. Give an example and a mistake that the idea helps you avoid.</w:t>
       </w:r>
     </w:p>
     <w:p>
-      <w:r>
-        <w:t>Look for: Distinguish retrieving a record, calculating from inputs and generating wording</w:t>
-      </w:r>
-    </w:p>
-    <w:p>
-      <w:r>
-        <w:t>Reference example, not the only acceptable wording: Room: retrieval, checked against the right source N2 and event. Remaining places: calculation, checked as 6 × 4 − 3 = 21 with correct inputs. Title: generation, checked for the requested style and unsupported factual details. An application can combine them; the labels describe operations rather than exclusive types of application.</w:t>
+      <w:pPr>
+        <w:spacing w:line="336" w:lineRule="auto" w:after="180"/>
+      </w:pPr>
+      <w:r>
+        <w:rPr>
+          <w:b w:val="0"/>
+        </w:rPr>
+        <w:t xml:space="preserve">Look for: Distinguish retrieving a record, calculating from </w:t>
+      </w:r>
+      <w:r>
+        <w:rPr>
+          <w:b/>
+        </w:rPr>
+        <w:t>input</w:t>
+      </w:r>
+      <w:r>
+        <w:rPr>
+          <w:b w:val="0"/>
+        </w:rPr>
+        <w:t>s and generating wording</w:t>
+      </w:r>
+    </w:p>
+    <w:p>
+      <w:pPr>
+        <w:spacing w:line="336" w:lineRule="auto" w:after="180"/>
+      </w:pPr>
+      <w:r>
+        <w:rPr>
+          <w:b w:val="0"/>
+        </w:rPr>
+        <w:t xml:space="preserve">Reference example, not the only acceptable wording: Room: retrieval, checked against the right source N2 and event. Remaining places: calculation, checked as 6 × 4 − 3 = 21 with correct </w:t>
+      </w:r>
+      <w:r>
+        <w:rPr>
+          <w:b/>
+        </w:rPr>
+        <w:t>input</w:t>
+      </w:r>
+      <w:r>
+        <w:rPr>
+          <w:b w:val="0"/>
+        </w:rPr>
+        <w:t>s.</w:t>
+      </w:r>
+    </w:p>
+    <w:p>
+      <w:pPr>
+        <w:spacing w:line="336" w:lineRule="auto" w:after="180"/>
+      </w:pPr>
+      <w:r>
+        <w:rPr>
+          <w:b w:val="0"/>
+        </w:rPr>
+        <w:t>Title: generation, checked for the requested style and unsupported factual details. An application can combine them; the labels describe operations rather than exclusive types of application.</w:t>
       </w:r>
     </w:p>
     <w:p>
@@ -252,22 +440,57 @@
       </w:r>
     </w:p>
     <w:p>
-      <w:r>
+      <w:pPr>
+        <w:spacing w:line="336" w:lineRule="auto" w:after="180"/>
+      </w:pPr>
+      <w:r>
+        <w:rPr>
+          <w:b w:val="0"/>
+        </w:rPr>
         <w:t>Without opening the old lesson, explain one key idea from Missing and Unbalanced Examples. Give an example and a mistake that the idea helps you avoid.</w:t>
       </w:r>
     </w:p>
     <w:p>
-      <w:r>
+      <w:pPr>
+        <w:spacing w:line="336" w:lineRule="auto" w:after="180"/>
+      </w:pPr>
+      <w:r>
+        <w:rPr>
+          <w:b w:val="0"/>
+        </w:rPr>
         <w:t>Look for: Name the target collection, selection list and cases actually assessed</w:t>
       </w:r>
     </w:p>
     <w:p>
-      <w:r>
-        <w:t>Reference example, not the only acceptable wording: The target is all 24 specified cards across four conditions. The sample is the 6 bright-circle cards. Dim circles, bright squares and dim squares are absent. A frame containing only bright-circle IDs excludes every other condition, regardless of how randomly IDs are drawn from it.</w:t>
-      </w:r>
-    </w:p>
-    <w:p>
-      <w:r>
+      <w:pPr>
+        <w:spacing w:line="336" w:lineRule="auto" w:after="180"/>
+      </w:pPr>
+      <w:r>
+        <w:rPr>
+          <w:b w:val="0"/>
+        </w:rPr>
+        <w:t>Reference example, not the only acceptable wording: The target is all 24 specified cards across four conditions. The sample is the 6 bright-circle cards. Dim circles, bright squares and dim squares are absent.</w:t>
+      </w:r>
+    </w:p>
+    <w:p>
+      <w:pPr>
+        <w:spacing w:line="336" w:lineRule="auto" w:after="180"/>
+      </w:pPr>
+      <w:r>
+        <w:rPr>
+          <w:b w:val="0"/>
+        </w:rPr>
+        <w:t>A frame containing only bright-circle IDs excludes every other condition, regardless of how randomly IDs are drawn from it.</w:t>
+      </w:r>
+    </w:p>
+    <w:p>
+      <w:pPr>
+        <w:spacing w:line="336" w:lineRule="auto" w:after="180"/>
+      </w:pPr>
+      <w:r>
+        <w:rPr>
+          <w:b w:val="0"/>
+        </w:rPr>
         <w:t>Use the student module and workbook section with this exact week title. The worked case, independent question and answers below form one aligned lesson sequence.</w:t>
       </w:r>
     </w:p>
@@ -280,8 +503,25 @@
       </w:r>
     </w:p>
     <w:p>
-      <w:r>
-        <w:t>A classroom assistant may draft a reminder but cannot send messages. It displays a completed draft and waits. A student writes 'looks good' without a destination. Has a clear send authorisation been given? Specify what is needed.</w:t>
+      <w:pPr>
+        <w:spacing w:line="336" w:lineRule="auto" w:after="180"/>
+      </w:pPr>
+      <w:r>
+        <w:rPr>
+          <w:b w:val="0"/>
+        </w:rPr>
+        <w:t>A classroom assistant may draft a reminder but cannot send messages. It displays a completed draft and waits. A student writes 'looks good' without a destination. Has a clear send authorisation been given?</w:t>
+      </w:r>
+    </w:p>
+    <w:p>
+      <w:pPr>
+        <w:spacing w:line="336" w:lineRule="auto" w:after="180"/>
+      </w:pPr>
+      <w:r>
+        <w:rPr>
+          <w:b w:val="0"/>
+        </w:rPr>
+        <w:t>Specify what is needed.</w:t>
       </w:r>
     </w:p>
     <w:p>
@@ -293,8 +533,38 @@
       </w:r>
     </w:p>
     <w:p>
-      <w:r>
-        <w:t>People decide goals, permissions, review points, and consequences.</w:t>
+      <w:pPr>
+        <w:spacing w:line="336" w:lineRule="auto" w:after="180"/>
+      </w:pPr>
+      <w:r>
+        <w:rPr>
+          <w:b w:val="0"/>
+        </w:rPr>
+        <w:t xml:space="preserve">People decide goals, </w:t>
+      </w:r>
+      <w:r>
+        <w:rPr>
+          <w:b/>
+        </w:rPr>
+        <w:t>permission</w:t>
+      </w:r>
+      <w:r>
+        <w:rPr>
+          <w:b w:val="0"/>
+        </w:rPr>
+        <w:t xml:space="preserve">s, review points, and </w:t>
+      </w:r>
+      <w:r>
+        <w:rPr>
+          <w:b/>
+        </w:rPr>
+        <w:t>consequence</w:t>
+      </w:r>
+      <w:r>
+        <w:rPr>
+          <w:b w:val="0"/>
+        </w:rPr>
+        <w:t>s.</w:t>
       </w:r>
     </w:p>
     <w:tbl>
@@ -430,12 +700,38 @@
       </w:r>
     </w:p>
     <w:p>
-      <w:r>
+      <w:pPr>
+        <w:spacing w:line="336" w:lineRule="auto" w:after="180"/>
+      </w:pPr>
+      <w:r>
+        <w:rPr>
+          <w:b w:val="0"/>
+        </w:rPr>
         <w:t>Use the supplied scenario, student illustrations and blank paper. For numeric work, offer counters or a calculator after learners show the setup. Fictional records are supplied; personal data and paid accounts are unnecessary.</w:t>
       </w:r>
     </w:p>
     <w:p>
-      <w:r>
+      <w:pPr>
+        <w:pStyle w:val="Heading3"/>
+      </w:pPr>
+      <w:r>
+        <w:t>Alternative compact allocation</w:t>
+      </w:r>
+    </w:p>
+    <w:p>
+      <w:r>
+        <w:t>This compact option is not the full-week schedule. Use the main teaching cycle and allow extra sessions for the investigation, independent work and project.</w:t>
+      </w:r>
+    </w:p>
+    <w:p>
+      <w:pPr>
+        <w:spacing w:line="336" w:lineRule="auto" w:after="180"/>
+        <w:shd w:fill="F1F6F8"/>
+      </w:pPr>
+      <w:r>
+        <w:rPr>
+          <w:b w:val="0"/>
+        </w:rPr>
         <w:t>Allow 80 minutes: recall 8; explanation 12; worked demonstration 15; guided practice 20; independent assessment 15; project and reflection 10. Extend the lab into a second session when needed.</w:t>
       </w:r>
     </w:p>
@@ -448,8 +744,61 @@
       </w:r>
     </w:p>
     <w:p>
-      <w:r>
-        <w:t>Use the explicit rules of these fictional classroom and library scenarios. Keep capability, factual support and authority distinct. Learners should proceed within an existing clear permission and pause only when the proposed action is outside it or a necessary condition is unresolved. All publication and replacement actions are represented on paper.</w:t>
+      <w:pPr>
+        <w:spacing w:line="336" w:lineRule="auto" w:after="180"/>
+      </w:pPr>
+      <w:r>
+        <w:rPr>
+          <w:b w:val="0"/>
+        </w:rPr>
+        <w:t xml:space="preserve">Use the explicit rules of these fictional classroom and library scenarios. Keep </w:t>
+      </w:r>
+      <w:r>
+        <w:rPr>
+          <w:b/>
+        </w:rPr>
+        <w:t>capability</w:t>
+      </w:r>
+      <w:r>
+        <w:rPr>
+          <w:b w:val="0"/>
+        </w:rPr>
+        <w:t xml:space="preserve">, factual support and </w:t>
+      </w:r>
+      <w:r>
+        <w:rPr>
+          <w:b/>
+        </w:rPr>
+        <w:t>authority</w:t>
+      </w:r>
+      <w:r>
+        <w:rPr>
+          <w:b w:val="0"/>
+        </w:rPr>
+        <w:t xml:space="preserve"> distinct.</w:t>
+      </w:r>
+    </w:p>
+    <w:p>
+      <w:pPr>
+        <w:spacing w:line="336" w:lineRule="auto" w:after="180"/>
+      </w:pPr>
+      <w:r>
+        <w:rPr>
+          <w:b w:val="0"/>
+        </w:rPr>
+        <w:t xml:space="preserve">Learners should proceed within an existing clear </w:t>
+      </w:r>
+      <w:r>
+        <w:rPr>
+          <w:b/>
+        </w:rPr>
+        <w:t>permission</w:t>
+      </w:r>
+      <w:r>
+        <w:rPr>
+          <w:b w:val="0"/>
+        </w:rPr>
+        <w:t xml:space="preserve"> and pause only when the proposed action is outside it or a necessary condition is unresolved. All publication and replacement actions are represented on paper.</w:t>
       </w:r>
     </w:p>
     <w:p>
@@ -461,22 +810,46 @@
       </w:r>
     </w:p>
     <w:p>
-      <w:r>
+      <w:pPr>
+        <w:spacing w:line="336" w:lineRule="auto" w:after="180"/>
+      </w:pPr>
+      <w:r>
+        <w:rPr>
+          <w:b w:val="0"/>
+        </w:rPr>
         <w:t>No. The checks establish factual support, not who may publish the announcement, where, or which version has been approved.</w:t>
       </w:r>
     </w:p>
     <w:p>
-      <w:r>
+      <w:pPr>
+        <w:spacing w:line="336" w:lineRule="auto" w:after="180"/>
+      </w:pPr>
+      <w:r>
+        <w:rPr>
+          <w:b w:val="0"/>
+        </w:rPr>
         <w:t>Paper cards labelled A, B, L2 and L3</w:t>
       </w:r>
     </w:p>
     <w:p>
-      <w:r>
+      <w:pPr>
+        <w:spacing w:line="336" w:lineRule="auto" w:after="180"/>
+      </w:pPr>
+      <w:r>
+        <w:rPr>
+          <w:b w:val="0"/>
+        </w:rPr>
         <w:t>Destination cards for class board, public website, internal list and public catalogue</w:t>
       </w:r>
     </w:p>
     <w:p>
-      <w:r>
+      <w:pPr>
+        <w:spacing w:line="336" w:lineRule="auto" w:after="180"/>
+      </w:pPr>
+      <w:r>
+        <w:rPr>
+          <w:b w:val="0"/>
+        </w:rPr>
         <w:t>The two fictional approval statements printed from the lesson and W4</w:t>
       </w:r>
     </w:p>
@@ -489,12 +862,36 @@
       </w:r>
     </w:p>
     <w:p>
-      <w:r>
-        <w:t>By the end, I can match permission to a specific action, object and version.</w:t>
-      </w:r>
-    </w:p>
-    <w:p>
-      <w:r>
+      <w:pPr>
+        <w:spacing w:line="336" w:lineRule="auto" w:after="180"/>
+      </w:pPr>
+      <w:r>
+        <w:rPr>
+          <w:b w:val="0"/>
+        </w:rPr>
+        <w:t xml:space="preserve">By the end, I can match </w:t>
+      </w:r>
+      <w:r>
+        <w:rPr>
+          <w:b/>
+        </w:rPr>
+        <w:t>permission</w:t>
+      </w:r>
+      <w:r>
+        <w:rPr>
+          <w:b w:val="0"/>
+        </w:rPr>
+        <w:t xml:space="preserve"> to a specific action, object and version.</w:t>
+      </w:r>
+    </w:p>
+    <w:p>
+      <w:pPr>
+        <w:spacing w:line="336" w:lineRule="auto" w:after="180"/>
+      </w:pPr>
+      <w:r>
+        <w:rPr>
+          <w:b w:val="0"/>
+        </w:rPr>
         <w:t>This added worked case illustrates the week’s main idea. Retain all original and connected topics; schedule its practice within the teaching cycle.</w:t>
       </w:r>
     </w:p>
@@ -507,86 +904,459 @@
       </w:r>
     </w:p>
     <w:p>
+      <w:r>
+        <w:t>Model Humans Set Boundaries using the supplied case, labelled mechanism and reasoning. Make the scope of each conclusion explicit.</w:t>
+      </w:r>
+    </w:p>
+    <w:p>
+      <w:pPr>
+        <w:spacing w:line="336" w:lineRule="auto" w:after="180"/>
+      </w:pPr>
+      <w:r>
+        <w:rPr>
+          <w:b w:val="0"/>
+        </w:rPr>
+        <w:t>Follow the information instead of imagining magic inside the machine.</w:t>
+      </w:r>
+    </w:p>
+    <w:p>
       <w:pPr>
         <w:pStyle w:val="Heading3"/>
       </w:pPr>
       <w:r>
-        <w:t>Explain the mechanism</w:t>
-      </w:r>
-    </w:p>
-    <w:p>
-      <w:r>
-        <w:t>Follow the information instead of imagining magic inside the machine.</w:t>
-      </w:r>
-    </w:p>
-    <w:p>
-      <w:r>
-        <w:t>INPUT human-defined goal, permissions, and system output</w:t>
-      </w:r>
-    </w:p>
-    <w:p>
-      <w:r>
-        <w:t>PROCESS apply review and escalation gates</w:t>
-      </w:r>
-    </w:p>
-    <w:p>
-      <w:r>
-        <w:t>OUTPUT approved action, revision, or refusal</w:t>
-      </w:r>
-    </w:p>
-    <w:p>
-      <w:r>
-        <w:t>CORE IDEA People decide goals, permissions, review points, and consequences.</w:t>
-      </w:r>
-    </w:p>
-    <w:p>
-      <w:r>
-        <w:t>UNDER THE HOOD Governance surrounds the model: people define scope, access, thresholds, logging, escalation, and accountability. Human oversight is meaningful only when reviewers have authority, information, time, and a safe way to override.</w:t>
-      </w:r>
-    </w:p>
-    <w:p>
-      <w:r>
+        <w:t>1. Input — information entering</w:t>
+      </w:r>
+    </w:p>
+    <w:p>
+      <w:pPr>
+        <w:spacing w:line="336" w:lineRule="auto" w:after="180"/>
+        <w:shd w:fill="F4F9FC"/>
+      </w:pPr>
+      <w:r>
+        <w:rPr>
+          <w:b/>
+        </w:rPr>
+        <w:t>INPUT</w:t>
+      </w:r>
+      <w:r>
+        <w:rPr>
+          <w:b w:val="0"/>
+        </w:rPr>
+        <w:t xml:space="preserve"> human-defined goal, </w:t>
+      </w:r>
+      <w:r>
+        <w:rPr>
+          <w:b/>
+        </w:rPr>
+        <w:t>permission</w:t>
+      </w:r>
+      <w:r>
+        <w:rPr>
+          <w:b w:val="0"/>
+        </w:rPr>
+        <w:t xml:space="preserve">s, and system </w:t>
+      </w:r>
+      <w:r>
+        <w:rPr>
+          <w:b/>
+        </w:rPr>
+        <w:t>output</w:t>
+      </w:r>
+    </w:p>
+    <w:p>
+      <w:pPr>
+        <w:pStyle w:val="Heading3"/>
+      </w:pPr>
+      <w:r>
+        <w:t>2. Process — the deciding step</w:t>
+      </w:r>
+    </w:p>
+    <w:p>
+      <w:pPr>
+        <w:spacing w:line="336" w:lineRule="auto" w:after="180"/>
+        <w:shd w:fill="F4F9FC"/>
+      </w:pPr>
+      <w:r>
+        <w:rPr>
+          <w:b/>
+        </w:rPr>
+        <w:t>PROCESS</w:t>
+      </w:r>
+      <w:r>
+        <w:rPr>
+          <w:b w:val="0"/>
+        </w:rPr>
+        <w:t xml:space="preserve"> apply review and escalation gates</w:t>
+      </w:r>
+    </w:p>
+    <w:p>
+      <w:pPr>
+        <w:pStyle w:val="Heading3"/>
+      </w:pPr>
+      <w:r>
+        <w:t>3. Output — the result</w:t>
+      </w:r>
+    </w:p>
+    <w:p>
+      <w:pPr>
+        <w:spacing w:line="336" w:lineRule="auto" w:after="180"/>
+        <w:shd w:fill="F4F9FC"/>
+      </w:pPr>
+      <w:r>
+        <w:rPr>
+          <w:b/>
+        </w:rPr>
+        <w:t>OUTPUT</w:t>
+      </w:r>
+      <w:r>
+        <w:rPr>
+          <w:b w:val="0"/>
+        </w:rPr>
+        <w:t xml:space="preserve"> approved action, revision, or refusal</w:t>
+      </w:r>
+    </w:p>
+    <w:p>
+      <w:pPr>
+        <w:pStyle w:val="Heading3"/>
+      </w:pPr>
+      <w:r>
+        <w:t>Key idea</w:t>
+      </w:r>
+    </w:p>
+    <w:p>
+      <w:pPr>
+        <w:spacing w:line="336" w:lineRule="auto" w:after="180"/>
+        <w:shd w:fill="EDF7F3"/>
+      </w:pPr>
+      <w:r>
+        <w:rPr>
+          <w:b w:val="0"/>
+        </w:rPr>
+        <w:t xml:space="preserve">CORE IDEA People decide goals, </w:t>
+      </w:r>
+      <w:r>
+        <w:rPr>
+          <w:b/>
+        </w:rPr>
+        <w:t>permission</w:t>
+      </w:r>
+      <w:r>
+        <w:rPr>
+          <w:b w:val="0"/>
+        </w:rPr>
+        <w:t xml:space="preserve">s, review points, and </w:t>
+      </w:r>
+      <w:r>
+        <w:rPr>
+          <w:b/>
+        </w:rPr>
+        <w:t>consequence</w:t>
+      </w:r>
+      <w:r>
+        <w:rPr>
+          <w:b w:val="0"/>
+        </w:rPr>
+        <w:t>s.</w:t>
+      </w:r>
+    </w:p>
+    <w:p>
+      <w:pPr>
+        <w:pStyle w:val="Heading3"/>
+      </w:pPr>
+      <w:r>
+        <w:t>How the mechanism works</w:t>
+      </w:r>
+    </w:p>
+    <w:p>
+      <w:pPr>
+        <w:spacing w:line="336" w:lineRule="auto" w:after="180"/>
+        <w:shd w:fill="F1F6F8"/>
+      </w:pPr>
+      <w:r>
+        <w:rPr>
+          <w:b w:val="0"/>
+        </w:rPr>
+        <w:t xml:space="preserve">UNDER THE HOOD Governance surrounds the model: people define </w:t>
+      </w:r>
+      <w:r>
+        <w:rPr>
+          <w:b/>
+        </w:rPr>
+        <w:t>scope</w:t>
+      </w:r>
+      <w:r>
+        <w:rPr>
+          <w:b w:val="0"/>
+        </w:rPr>
+        <w:t>, access, thresholds, logging, escalation, and accountability.</w:t>
+      </w:r>
+    </w:p>
+    <w:p>
+      <w:pPr>
+        <w:spacing w:line="336" w:lineRule="auto" w:after="180"/>
+        <w:shd w:fill="F1F6F8"/>
+      </w:pPr>
+      <w:r>
+        <w:rPr>
+          <w:b w:val="0"/>
+        </w:rPr>
+        <w:t xml:space="preserve">Human oversight is meaningful only when reviewers have </w:t>
+      </w:r>
+      <w:r>
+        <w:rPr>
+          <w:b/>
+        </w:rPr>
+        <w:t>authority</w:t>
+      </w:r>
+      <w:r>
+        <w:rPr>
+          <w:b w:val="0"/>
+        </w:rPr>
+        <w:t>, information, time, and a safe way to override.</w:t>
+      </w:r>
+    </w:p>
+    <w:p>
+      <w:pPr>
+        <w:spacing w:line="336" w:lineRule="auto" w:after="180"/>
+      </w:pPr>
+      <w:r>
+        <w:rPr>
+          <w:b w:val="0"/>
+        </w:rPr>
         <w:t>Draw a fresh example with all three stages:</w:t>
       </w:r>
     </w:p>
     <w:p>
-      <w:r>
-        <w:t>Every step connects a claim to observable evidence.</w:t>
-      </w:r>
-    </w:p>
-    <w:p>
-      <w:r>
+      <w:pPr>
+        <w:spacing w:line="336" w:lineRule="auto" w:after="180"/>
+      </w:pPr>
+      <w:r>
+        <w:rPr>
+          <w:b w:val="0"/>
+        </w:rPr>
+        <w:t xml:space="preserve">Every step connects a claim to observable </w:t>
+      </w:r>
+      <w:r>
+        <w:rPr>
+          <w:b/>
+        </w:rPr>
+        <w:t>evidence</w:t>
+      </w:r>
+      <w:r>
+        <w:rPr>
+          <w:b w:val="0"/>
+        </w:rPr>
+        <w:t>.</w:t>
+      </w:r>
+    </w:p>
+    <w:p>
+      <w:pPr>
+        <w:pStyle w:val="Heading3"/>
+      </w:pPr>
+      <w:r>
+        <w:t>The case to investigate</w:t>
+      </w:r>
+    </w:p>
+    <w:p>
+      <w:pPr>
+        <w:spacing w:line="336" w:lineRule="auto" w:after="180"/>
+        <w:shd w:fill="F1F6FC"/>
+      </w:pPr>
+      <w:r>
+        <w:rPr>
+          <w:b w:val="0"/>
+        </w:rPr>
         <w:t>CASE A classroom helper may suggest a bin, but people decide what data it may use, when an adult reviews, and what happens after a mistake.</w:t>
       </w:r>
     </w:p>
     <w:p>
-      <w:r>
-        <w:t>STEP 1 — OBSERVE human-defined goal, permissions, and system output</w:t>
-      </w:r>
-    </w:p>
-    <w:p>
-      <w:r>
+      <w:pPr>
+        <w:pStyle w:val="Heading3"/>
+      </w:pPr>
+      <w:r>
+        <w:t>Step 1</w:t>
+      </w:r>
+    </w:p>
+    <w:p>
+      <w:pPr>
+        <w:spacing w:line="336" w:lineRule="auto" w:after="180"/>
+        <w:shd w:fill="F4F9FC"/>
+      </w:pPr>
+      <w:r>
+        <w:rPr>
+          <w:b w:val="0"/>
+        </w:rPr>
+        <w:t xml:space="preserve">STEP 1 — OBSERVE human-defined goal, </w:t>
+      </w:r>
+      <w:r>
+        <w:rPr>
+          <w:b/>
+        </w:rPr>
+        <w:t>permission</w:t>
+      </w:r>
+      <w:r>
+        <w:rPr>
+          <w:b w:val="0"/>
+        </w:rPr>
+        <w:t xml:space="preserve">s, and system </w:t>
+      </w:r>
+      <w:r>
+        <w:rPr>
+          <w:b/>
+        </w:rPr>
+        <w:t>output</w:t>
+      </w:r>
+    </w:p>
+    <w:p>
+      <w:pPr>
+        <w:pStyle w:val="Heading3"/>
+      </w:pPr>
+      <w:r>
+        <w:t>Step 2</w:t>
+      </w:r>
+    </w:p>
+    <w:p>
+      <w:pPr>
+        <w:spacing w:line="336" w:lineRule="auto" w:after="180"/>
+        <w:shd w:fill="F4F9FC"/>
+      </w:pPr>
+      <w:r>
+        <w:rPr>
+          <w:b w:val="0"/>
+        </w:rPr>
         <w:t>STEP 2 — TRACE apply review and escalation gates</w:t>
       </w:r>
     </w:p>
     <w:p>
-      <w:r>
+      <w:pPr>
+        <w:pStyle w:val="Heading3"/>
+      </w:pPr>
+      <w:r>
+        <w:t>Step 3</w:t>
+      </w:r>
+    </w:p>
+    <w:p>
+      <w:pPr>
+        <w:spacing w:line="336" w:lineRule="auto" w:after="180"/>
+        <w:shd w:fill="F4F9FC"/>
+      </w:pPr>
+      <w:r>
+        <w:rPr>
+          <w:b w:val="0"/>
+        </w:rPr>
         <w:t>STEP 3 — CONCLUDE approved action, revision, or refusal</w:t>
       </w:r>
     </w:p>
     <w:p>
-      <w:r>
-        <w:t>MODEL REASONING Mark where data enters, where the system predicts, where a person reviews, and who may act. Give reviewers the evidence and power to correct or stop the process. High-consequence cases should not pass automatically.</w:t>
-      </w:r>
-    </w:p>
-    <w:p>
-      <w:r>
+      <w:pPr>
+        <w:pStyle w:val="Heading3"/>
+      </w:pPr>
+      <w:r>
+        <w:t>Model answer</w:t>
+      </w:r>
+    </w:p>
+    <w:p>
+      <w:pPr>
+        <w:spacing w:line="336" w:lineRule="auto" w:after="180"/>
+        <w:shd w:fill="F1F6FC"/>
+      </w:pPr>
+      <w:r>
+        <w:rPr>
+          <w:b w:val="0"/>
+        </w:rPr>
+        <w:t xml:space="preserve">MODEL REASONING Mark where data enters, where the system predicts, where a person reviews, and who may act. Give reviewers the </w:t>
+      </w:r>
+      <w:r>
+        <w:rPr>
+          <w:b/>
+        </w:rPr>
+        <w:t>evidence</w:t>
+      </w:r>
+      <w:r>
+        <w:rPr>
+          <w:b w:val="0"/>
+        </w:rPr>
+        <w:t xml:space="preserve"> and power to correct or stop the </w:t>
+      </w:r>
+      <w:r>
+        <w:rPr>
+          <w:b/>
+        </w:rPr>
+        <w:t>process</w:t>
+      </w:r>
+      <w:r>
+        <w:rPr>
+          <w:b w:val="0"/>
+        </w:rPr>
+        <w:t>.</w:t>
+      </w:r>
+    </w:p>
+    <w:p>
+      <w:pPr>
+        <w:spacing w:line="336" w:lineRule="auto" w:after="180"/>
+        <w:shd w:fill="F1F6FC"/>
+      </w:pPr>
+      <w:r>
+        <w:rPr>
+          <w:b w:val="0"/>
+        </w:rPr>
+        <w:t>High-</w:t>
+      </w:r>
+      <w:r>
+        <w:rPr>
+          <w:b/>
+        </w:rPr>
+        <w:t>consequence</w:t>
+      </w:r>
+      <w:r>
+        <w:rPr>
+          <w:b w:val="0"/>
+        </w:rPr>
+        <w:t xml:space="preserve"> cases should not pass automatically.</w:t>
+      </w:r>
+    </w:p>
+    <w:p>
+      <w:pPr>
+        <w:pStyle w:val="Heading3"/>
+      </w:pPr>
+      <w:r>
+        <w:t>A claim to avoid</w:t>
+      </w:r>
+    </w:p>
+    <w:p>
+      <w:pPr>
+        <w:spacing w:line="336" w:lineRule="auto" w:after="180"/>
+        <w:shd w:fill="FFF5E6"/>
+      </w:pPr>
+      <w:r>
+        <w:rPr>
+          <w:b w:val="0"/>
+        </w:rPr>
         <w:t>DO NOT OVERCLAIM A human in the room is not meaningful oversight if the person cannot understand or change the outcome.</w:t>
       </w:r>
     </w:p>
     <w:p>
-      <w:r>
-        <w:t>What new evidence could change this answer?</w:t>
+      <w:pPr>
+        <w:spacing w:line="336" w:lineRule="auto" w:after="180"/>
+        <w:shd w:fill="F5F1FB"/>
+      </w:pPr>
+      <w:r>
+        <w:rPr>
+          <w:b w:val="0"/>
+        </w:rPr>
+        <w:t xml:space="preserve">What new </w:t>
+      </w:r>
+      <w:r>
+        <w:rPr>
+          <w:b/>
+        </w:rPr>
+        <w:t>evidence</w:t>
+      </w:r>
+      <w:r>
+        <w:rPr>
+          <w:b w:val="0"/>
+        </w:rPr>
+        <w:t xml:space="preserve"> could change this answer?</w:t>
       </w:r>
     </w:p>
     <w:p>
@@ -598,12 +1368,34 @@
       </w:r>
     </w:p>
     <w:p>
-      <w:r>
+      <w:pPr>
+        <w:pStyle w:val="Heading3"/>
+      </w:pPr>
+      <w:r>
+        <w:t>The teaching case</w:t>
+      </w:r>
+    </w:p>
+    <w:p>
+      <w:pPr>
+        <w:spacing w:line="336" w:lineRule="auto" w:after="180"/>
+        <w:shd w:fill="F1F6FC"/>
+      </w:pPr>
+      <w:r>
+        <w:rPr>
+          <w:b w:val="0"/>
+        </w:rPr>
         <w:t>An assistant may suggest object locations; a teacher must approve moving valuable equipment.</w:t>
       </w:r>
     </w:p>
     <w:p>
-      <w:r>
+      <w:pPr>
+        <w:spacing w:line="336" w:lineRule="auto" w:after="180"/>
+        <w:shd w:fill="F5F1FB"/>
+      </w:pPr>
+      <w:r>
+        <w:rPr>
+          <w:b w:val="0"/>
+        </w:rPr>
         <w:t>What may happen without approval?</w:t>
       </w:r>
     </w:p>
@@ -616,7 +1408,22 @@
       </w:r>
     </w:p>
     <w:p>
-      <w:r>
+      <w:pPr>
+        <w:pStyle w:val="Heading3"/>
+      </w:pPr>
+      <w:r>
+        <w:t>Why the result follows</w:t>
+      </w:r>
+    </w:p>
+    <w:p>
+      <w:pPr>
+        <w:spacing w:line="336" w:lineRule="auto" w:after="180"/>
+        <w:shd w:fill="F1F6FC"/>
+      </w:pPr>
+      <w:r>
+        <w:rPr>
+          <w:b w:val="0"/>
+        </w:rPr>
         <w:t>It may suggest a location within its role. Moving equipment requires actual teacher approval.</w:t>
       </w:r>
     </w:p>
@@ -629,28 +1436,248 @@
       </w:r>
     </w:p>
     <w:p>
-      <w:r>
-        <w:t>A tool might be able to publish a message even when its user is only allowed to prepare a draft. A message might also contain correct facts but still be intended for a private group. Ask three separate questions: can the system do this, is the proposed result correct, and is this particular action allowed? Evidence for one question does not automatically answer the others.</w:t>
-      </w:r>
-    </w:p>
-    <w:p>
-      <w:r>
-        <w:t>Use this fictional paper exercise. A class is preparing an announcement about a model bridge exhibition. Version A says “Model bridge exhibition, Thursday, Room 6.” The teacher has checked those facts and is responsible for the class noticeboard. The teacher tells the class editor: “You may put exactly version A on our classroom noticeboard today, once. Do not post it online.” The editor has not yet posted it.</w:t>
-      </w:r>
-    </w:p>
-    <w:p>
-      <w:r>
-        <w:t>In the story, the editor’s tool has buttons for Save draft, Class noticeboard and Public website. Having a button shows a possible capability. It does not change the teacher’s stated permission. In this lesson, represent actions with paper cards; do not send messages or change a real noticeboard or website.</w:t>
-      </w:r>
-    </w:p>
-    <w:p>
-      <w:r>
-        <w:t>An approval record should identify the decision maker, the person or system allowed to act, the action, its audience or destination, and any version, time or quantity limit. These details make a permission usable. “Looks good” could mean the wording is clear; without context it may not mean “publish this publicly”. If the intended action is unclear, clarify that action with the person responsible.</w:t>
-      </w:r>
-    </w:p>
-    <w:p>
-      <w:r>
-        <w:t>Here, the teacher has already approved the editor’s one posting of A on the class board today. Once the editor verifies that these conditions still hold, repeatedly requesting the same permission adds no new information. But a classmate saying “Post it everywhere” does not expand the teacher’s approval: the classmate has no authority over publication in this story.</w:t>
+      <w:pPr>
+        <w:pStyle w:val="Heading3"/>
+      </w:pPr>
+      <w:r>
+        <w:t>Explain the added worked example · 1</w:t>
+      </w:r>
+    </w:p>
+    <w:p>
+      <w:pPr>
+        <w:spacing w:line="336" w:lineRule="auto" w:after="180"/>
+      </w:pPr>
+      <w:r>
+        <w:rPr>
+          <w:b w:val="0"/>
+        </w:rPr>
+        <w:t>A tool might be able to publish a message even when its user is only allowed to prepare a draft. A message might also contain correct facts but still be intended for a private group.</w:t>
+      </w:r>
+    </w:p>
+    <w:p>
+      <w:pPr>
+        <w:spacing w:line="336" w:lineRule="auto" w:after="180"/>
+      </w:pPr>
+      <w:r>
+        <w:rPr>
+          <w:b w:val="0"/>
+        </w:rPr>
+        <w:t xml:space="preserve">Ask three separate questions: can the system do this, is the proposed result correct, and is this particular action allowed? </w:t>
+      </w:r>
+      <w:r>
+        <w:rPr>
+          <w:b/>
+        </w:rPr>
+        <w:t>Evidence</w:t>
+      </w:r>
+      <w:r>
+        <w:rPr>
+          <w:b w:val="0"/>
+        </w:rPr>
+        <w:t xml:space="preserve"> for one question does not automatically answer the others.</w:t>
+      </w:r>
+    </w:p>
+    <w:p>
+      <w:pPr>
+        <w:pStyle w:val="Heading3"/>
+      </w:pPr>
+      <w:r>
+        <w:t>Explain the added worked example · 2</w:t>
+      </w:r>
+    </w:p>
+    <w:p>
+      <w:pPr>
+        <w:spacing w:line="336" w:lineRule="auto" w:after="180"/>
+      </w:pPr>
+      <w:r>
+        <w:rPr>
+          <w:b w:val="0"/>
+        </w:rPr>
+        <w:t>Use this fictional paper exercise. A class is preparing an announcement about a model bridge exhibition.</w:t>
+      </w:r>
+    </w:p>
+    <w:p>
+      <w:pPr>
+        <w:spacing w:line="336" w:lineRule="auto" w:after="180"/>
+      </w:pPr>
+      <w:r>
+        <w:rPr>
+          <w:b w:val="0"/>
+        </w:rPr>
+        <w:t>Version A says “Model bridge exhibition, Thursday, Room 6.” The teacher has checked those facts and is responsible for the class noticeboard.</w:t>
+      </w:r>
+    </w:p>
+    <w:p>
+      <w:pPr>
+        <w:spacing w:line="336" w:lineRule="auto" w:after="180"/>
+      </w:pPr>
+      <w:r>
+        <w:rPr>
+          <w:b w:val="0"/>
+        </w:rPr>
+        <w:t>The teacher tells the class editor: “You may put exactly version A on our classroom noticeboard today, once. Do not post it online.” The editor has not yet posted it.</w:t>
+      </w:r>
+    </w:p>
+    <w:p>
+      <w:pPr>
+        <w:pStyle w:val="Heading3"/>
+      </w:pPr>
+      <w:r>
+        <w:t>Explain the added worked example · 3</w:t>
+      </w:r>
+    </w:p>
+    <w:p>
+      <w:pPr>
+        <w:spacing w:line="336" w:lineRule="auto" w:after="180"/>
+      </w:pPr>
+      <w:r>
+        <w:rPr>
+          <w:b w:val="0"/>
+        </w:rPr>
+        <w:t xml:space="preserve">In the story, the editor’s tool has buttons for Save draft, Class noticeboard and Public website. Having a button shows a possible </w:t>
+      </w:r>
+      <w:r>
+        <w:rPr>
+          <w:b/>
+        </w:rPr>
+        <w:t>capability</w:t>
+      </w:r>
+      <w:r>
+        <w:rPr>
+          <w:b w:val="0"/>
+        </w:rPr>
+        <w:t xml:space="preserve">. It does not change the teacher’s stated </w:t>
+      </w:r>
+      <w:r>
+        <w:rPr>
+          <w:b/>
+        </w:rPr>
+        <w:t>permission</w:t>
+      </w:r>
+      <w:r>
+        <w:rPr>
+          <w:b w:val="0"/>
+        </w:rPr>
+        <w:t>.</w:t>
+      </w:r>
+    </w:p>
+    <w:p>
+      <w:pPr>
+        <w:spacing w:line="336" w:lineRule="auto" w:after="180"/>
+      </w:pPr>
+      <w:r>
+        <w:rPr>
+          <w:b w:val="0"/>
+        </w:rPr>
+        <w:t>In this lesson, represent actions with paper cards; do not send messages or change a real noticeboard or website.</w:t>
+      </w:r>
+    </w:p>
+    <w:p>
+      <w:pPr>
+        <w:pStyle w:val="Heading3"/>
+      </w:pPr>
+      <w:r>
+        <w:t>Explain the added worked example · 4</w:t>
+      </w:r>
+    </w:p>
+    <w:p>
+      <w:pPr>
+        <w:spacing w:line="336" w:lineRule="auto" w:after="180"/>
+      </w:pPr>
+      <w:r>
+        <w:rPr>
+          <w:b w:val="0"/>
+        </w:rPr>
+        <w:t xml:space="preserve">An </w:t>
+      </w:r>
+      <w:r>
+        <w:rPr>
+          <w:b/>
+        </w:rPr>
+        <w:t>approval record</w:t>
+      </w:r>
+      <w:r>
+        <w:rPr>
+          <w:b w:val="0"/>
+        </w:rPr>
+        <w:t xml:space="preserve"> should identify the decision maker, the person or system allowed to act, the action, its audience or destination, and any version, time or quantity limit. These details make a </w:t>
+      </w:r>
+      <w:r>
+        <w:rPr>
+          <w:b/>
+        </w:rPr>
+        <w:t>permission</w:t>
+      </w:r>
+      <w:r>
+        <w:rPr>
+          <w:b w:val="0"/>
+        </w:rPr>
+        <w:t xml:space="preserve"> usable.</w:t>
+      </w:r>
+    </w:p>
+    <w:p>
+      <w:pPr>
+        <w:spacing w:line="336" w:lineRule="auto" w:after="180"/>
+      </w:pPr>
+      <w:r>
+        <w:rPr>
+          <w:b w:val="0"/>
+        </w:rPr>
+        <w:t>“Looks good” could mean the wording is clear; without context it may not mean “publish this publicly”. If the intended action is unclear, clarify that action with the person responsible.</w:t>
+      </w:r>
+    </w:p>
+    <w:p>
+      <w:pPr>
+        <w:pStyle w:val="Heading3"/>
+      </w:pPr>
+      <w:r>
+        <w:t>Explain the added worked example · 5</w:t>
+      </w:r>
+    </w:p>
+    <w:p>
+      <w:pPr>
+        <w:spacing w:line="336" w:lineRule="auto" w:after="180"/>
+      </w:pPr>
+      <w:r>
+        <w:rPr>
+          <w:b w:val="0"/>
+        </w:rPr>
+        <w:t xml:space="preserve">Here, the teacher has already approved the editor’s one posting of A on the class board today. Once the editor verifies that these conditions still hold, repeatedly requesting the same </w:t>
+      </w:r>
+      <w:r>
+        <w:rPr>
+          <w:b/>
+        </w:rPr>
+        <w:t>permission</w:t>
+      </w:r>
+      <w:r>
+        <w:rPr>
+          <w:b w:val="0"/>
+        </w:rPr>
+        <w:t xml:space="preserve"> adds no new information.</w:t>
+      </w:r>
+    </w:p>
+    <w:p>
+      <w:pPr>
+        <w:spacing w:line="336" w:lineRule="auto" w:after="180"/>
+      </w:pPr>
+      <w:r>
+        <w:rPr>
+          <w:b w:val="0"/>
+        </w:rPr>
+        <w:t xml:space="preserve">But a classmate saying “Post it everywhere” does not expand the teacher’s approval: the classmate has no </w:t>
+      </w:r>
+      <w:r>
+        <w:rPr>
+          <w:b/>
+        </w:rPr>
+        <w:t>authority</w:t>
+      </w:r>
+      <w:r>
+        <w:rPr>
+          <w:b w:val="0"/>
+        </w:rPr>
+        <w:t xml:space="preserve"> over publication in this story.</w:t>
       </w:r>
     </w:p>
     <w:p>
@@ -816,8 +1843,37 @@
       </w:r>
     </w:p>
     <w:p>
-      <w:r>
-        <w:t>Use the complete worked example below before asking learners to complete W2. Reveal a small part, invite a prediction, then explain the deciding step. These teacher notes contain solutions; do not reveal the independent case answer during modelling.</w:t>
+      <w:pPr>
+        <w:spacing w:line="336" w:lineRule="auto" w:after="180"/>
+      </w:pPr>
+      <w:r>
+        <w:rPr>
+          <w:b w:val="0"/>
+        </w:rPr>
+        <w:t xml:space="preserve">Use the complete worked example below before asking learners to complete W2. Reveal a small part, invite a </w:t>
+      </w:r>
+      <w:r>
+        <w:rPr>
+          <w:b/>
+        </w:rPr>
+        <w:t>prediction</w:t>
+      </w:r>
+      <w:r>
+        <w:rPr>
+          <w:b w:val="0"/>
+        </w:rPr>
+        <w:t>, then explain the deciding step.</w:t>
+      </w:r>
+    </w:p>
+    <w:p>
+      <w:pPr>
+        <w:spacing w:line="336" w:lineRule="auto" w:after="180"/>
+      </w:pPr>
+      <w:r>
+        <w:rPr>
+          <w:b w:val="0"/>
+        </w:rPr>
+        <w:t>These teacher notes contain solutions; do not reveal the independent case answer during modelling.</w:t>
       </w:r>
     </w:p>
     <w:tbl>
@@ -835,6 +1891,38 @@
         <w:trPr>
           <w:tblHeader/>
         </w:trPr>
+        <w:tc>
+          <w:tcPr>
+            <w:tcW w:type="dxa" w:w="3408"/>
+          </w:tcPr>
+          <w:p>
+            <w:r>
+              <w:t>Check</w:t>
+            </w:r>
+          </w:p>
+        </w:tc>
+        <w:tc>
+          <w:tcPr>
+            <w:tcW w:type="dxa" w:w="3408"/>
+          </w:tcPr>
+          <w:p>
+            <w:r>
+              <w:t>Question in the exhibition story</w:t>
+            </w:r>
+          </w:p>
+        </w:tc>
+        <w:tc>
+          <w:tcPr>
+            <w:tcW w:type="dxa" w:w="3408"/>
+          </w:tcPr>
+          <w:p>
+            <w:r>
+              <w:t>What it does not establish</w:t>
+            </w:r>
+          </w:p>
+        </w:tc>
+      </w:tr>
+      <w:tr>
         <w:tc>
           <w:tcPr>
             <w:tcW w:type="dxa" w:w="3408"/>
@@ -932,13 +2020,63 @@
       </w:tr>
     </w:tbl>
     <w:p>
-      <w:r>
-        <w:t>Suppose a current room record changes the exhibition to Room 8. The editor makes version B with Room 8, which is now factually supported. The old approval explicitly covered exactly A. The editor should hold publication and show B and the changed room record to the teacher. Publishing the now-outdated A just because it was approved would fail the factual check.</w:t>
-      </w:r>
-    </w:p>
-    <w:p>
-      <w:r>
-        <w:t>A useful review request makes the choice concrete: “The room record now says Room 8. Here is version B with only that change. May the editor post B on the classroom board today, once?” A request to review a specific change is easier to assess than an unexplained “Is this okay?” The teacher can approve, decline or request another change before anything is posted.</w:t>
+      <w:pPr>
+        <w:pStyle w:val="Heading3"/>
+      </w:pPr>
+      <w:r>
+        <w:t>Model the reasoning aloud · 6</w:t>
+      </w:r>
+    </w:p>
+    <w:p>
+      <w:pPr>
+        <w:spacing w:line="336" w:lineRule="auto" w:after="180"/>
+      </w:pPr>
+      <w:r>
+        <w:rPr>
+          <w:b w:val="0"/>
+        </w:rPr>
+        <w:t>Suppose a current room record changes the exhibition to Room 8. The editor makes version B with Room 8, which is now factually supported. The old approval explicitly covered exactly A.</w:t>
+      </w:r>
+    </w:p>
+    <w:p>
+      <w:pPr>
+        <w:spacing w:line="336" w:lineRule="auto" w:after="180"/>
+      </w:pPr>
+      <w:r>
+        <w:rPr>
+          <w:b w:val="0"/>
+        </w:rPr>
+        <w:t>The editor should hold publication and show B and the changed room record to the teacher. Publishing the now-outdated A just because it was approved would fail the factual check.</w:t>
+      </w:r>
+    </w:p>
+    <w:p>
+      <w:pPr>
+        <w:pStyle w:val="Heading3"/>
+      </w:pPr>
+      <w:r>
+        <w:t>Model the reasoning aloud · 7</w:t>
+      </w:r>
+    </w:p>
+    <w:p>
+      <w:pPr>
+        <w:spacing w:line="336" w:lineRule="auto" w:after="180"/>
+      </w:pPr>
+      <w:r>
+        <w:rPr>
+          <w:b w:val="0"/>
+        </w:rPr>
+        <w:t>A useful review request makes the choice concrete: “The room record now says Room 8. Here is version B with only that change.</w:t>
+      </w:r>
+    </w:p>
+    <w:p>
+      <w:pPr>
+        <w:spacing w:line="336" w:lineRule="auto" w:after="180"/>
+      </w:pPr>
+      <w:r>
+        <w:rPr>
+          <w:b w:val="0"/>
+        </w:rPr>
+        <w:t>May the editor post B on the classroom board today, once?” A request to review a specific change is easier to assess than an unexplained “Is this okay?” The teacher can approve, decline or request another change before anything is posted.</w:t>
       </w:r>
     </w:p>
     <w:tbl>
@@ -1044,7 +2182,13 @@
       </w:tr>
     </w:tbl>
     <w:p>
-      <w:r>
+      <w:pPr>
+        <w:spacing w:line="336" w:lineRule="auto" w:after="180"/>
+      </w:pPr>
+      <w:r>
+        <w:rPr>
+          <w:b w:val="0"/>
+        </w:rPr>
         <w:t>Use the diagram and verbal explanation together. Ask learners to match a sentence to a specific visual step; do not assign learners fixed visual or auditory learning styles.</w:t>
       </w:r>
     </w:p>
@@ -1057,7 +2201,13 @@
       </w:r>
     </w:p>
     <w:p>
-      <w:r>
+      <w:pPr>
+        <w:spacing w:line="336" w:lineRule="auto" w:after="180"/>
+      </w:pPr>
+      <w:r>
+        <w:rPr>
+          <w:b w:val="0"/>
+        </w:rPr>
         <w:t>A fictional teacher approves one checked classroom poster for internal display.</w:t>
       </w:r>
     </w:p>
@@ -1070,12 +2220,42 @@
       </w:r>
     </w:p>
     <w:p>
-      <w:r>
+      <w:pPr>
+        <w:pStyle w:val="Heading3"/>
+      </w:pPr>
+      <w:r>
+        <w:t>Supplied facts</w:t>
+      </w:r>
+    </w:p>
+    <w:p>
+      <w:pPr>
+        <w:spacing w:line="336" w:lineRule="auto" w:after="180"/>
+        <w:shd w:fill="F1F6FC"/>
+      </w:pPr>
+      <w:r>
+        <w:rPr>
+          <w:b w:val="0"/>
+        </w:rPr>
         <w:t>Approval: publish exactly poster P2 on the classroom noticeboard today, once.</w:t>
       </w:r>
     </w:p>
     <w:p>
-      <w:r>
+      <w:pPr>
+        <w:pStyle w:val="Heading3"/>
+      </w:pPr>
+      <w:r>
+        <w:t>Supplied facts</w:t>
+      </w:r>
+    </w:p>
+    <w:p>
+      <w:pPr>
+        <w:spacing w:line="336" w:lineRule="auto" w:after="180"/>
+        <w:shd w:fill="F1F6FC"/>
+      </w:pPr>
+      <w:r>
+        <w:rPr>
+          <w:b w:val="0"/>
+        </w:rPr>
         <w:t>Assistant proposes P2 there; P3 there after an edit; P2 on a public website.</w:t>
       </w:r>
     </w:p>
@@ -1261,43 +2441,166 @@
       </w:r>
     </w:p>
     <w:p>
-      <w:r>
-        <w:t>A general intention to help the class does not grant every action that might help. Check the version, destination and time explicitly. An edit may improve accuracy while still changing the approved artifact. The assistant should hold the changed poster for review rather than treating its own confidence as permission.</w:t>
-      </w:r>
-    </w:p>
-    <w:p>
       <w:pPr>
         <w:pStyle w:val="Heading3"/>
       </w:pPr>
       <w:r>
+        <w:t>Why the result follows</w:t>
+      </w:r>
+    </w:p>
+    <w:p>
+      <w:pPr>
+        <w:spacing w:line="336" w:lineRule="auto" w:after="180"/>
+        <w:shd w:fill="F1F6FC"/>
+      </w:pPr>
+      <w:r>
+        <w:rPr>
+          <w:b w:val="0"/>
+        </w:rPr>
+        <w:t>A general intention to help the class does not grant every action that might help. Check the version, destination and time explicitly. An edit may improve accuracy while still changing the approved artifact.</w:t>
+      </w:r>
+    </w:p>
+    <w:p>
+      <w:pPr>
+        <w:spacing w:line="336" w:lineRule="auto" w:after="180"/>
+        <w:shd w:fill="F1F6FC"/>
+      </w:pPr>
+      <w:r>
+        <w:rPr>
+          <w:b w:val="0"/>
+        </w:rPr>
+        <w:t xml:space="preserve">The assistant should hold the changed poster for review rather than treating its own confidence as </w:t>
+      </w:r>
+      <w:r>
+        <w:rPr>
+          <w:b/>
+        </w:rPr>
+        <w:t>permission</w:t>
+      </w:r>
+      <w:r>
+        <w:rPr>
+          <w:b w:val="0"/>
+        </w:rPr>
+        <w:t>.</w:t>
+      </w:r>
+    </w:p>
+    <w:p>
+      <w:pPr>
+        <w:pStyle w:val="Heading3"/>
+      </w:pPr>
+      <w:r>
         <w:t>What this example does not establish</w:t>
       </w:r>
     </w:p>
     <w:p>
-      <w:r>
-        <w:t>Permission does not prove content accuracy; factual checks and action authority are separate requirements.</w:t>
-      </w:r>
-    </w:p>
-    <w:p>
       <w:pPr>
         <w:pStyle w:val="Heading3"/>
       </w:pPr>
       <w:r>
+        <w:t>Keep the stated limit</w:t>
+      </w:r>
+    </w:p>
+    <w:p>
+      <w:pPr>
+        <w:spacing w:line="336" w:lineRule="auto" w:after="180"/>
+        <w:shd w:fill="FFF5E6"/>
+      </w:pPr>
+      <w:r>
+        <w:rPr>
+          <w:b/>
+        </w:rPr>
+        <w:t>Permission</w:t>
+      </w:r>
+      <w:r>
+        <w:rPr>
+          <w:b w:val="0"/>
+        </w:rPr>
+        <w:t xml:space="preserve"> does not prove content accuracy; factual checks and action </w:t>
+      </w:r>
+      <w:r>
+        <w:rPr>
+          <w:b/>
+        </w:rPr>
+        <w:t>authority</w:t>
+      </w:r>
+      <w:r>
+        <w:rPr>
+          <w:b w:val="0"/>
+        </w:rPr>
+        <w:t xml:space="preserve"> are separate requirements.</w:t>
+      </w:r>
+    </w:p>
+    <w:p>
+      <w:pPr>
+        <w:pStyle w:val="Heading3"/>
+      </w:pPr>
+      <w:r>
         <w:t>Change one thing in the pictured case</w:t>
       </w:r>
     </w:p>
     <w:p>
-      <w:r>
+      <w:pPr>
+        <w:pStyle w:val="Heading3"/>
+      </w:pPr>
+      <w:r>
+        <w:t>Change one thing</w:t>
+      </w:r>
+    </w:p>
+    <w:p>
+      <w:pPr>
+        <w:spacing w:line="336" w:lineRule="auto" w:after="180"/>
+        <w:shd w:fill="F5F1FB"/>
+      </w:pPr>
+      <w:r>
+        <w:rPr>
+          <w:b w:val="0"/>
+        </w:rPr>
         <w:t>Change: P2 has already been published once under this approval.</w:t>
       </w:r>
     </w:p>
     <w:p>
-      <w:r>
-        <w:t>Prediction: A second publication is not covered.</w:t>
-      </w:r>
-    </w:p>
-    <w:p>
-      <w:r>
+      <w:pPr>
+        <w:pStyle w:val="Heading3"/>
+      </w:pPr>
+      <w:r>
+        <w:t>Predicted result</w:t>
+      </w:r>
+    </w:p>
+    <w:p>
+      <w:pPr>
+        <w:spacing w:line="336" w:lineRule="auto" w:after="180"/>
+        <w:shd w:fill="F1F6FC"/>
+      </w:pPr>
+      <w:r>
+        <w:rPr>
+          <w:b/>
+        </w:rPr>
+        <w:t>Prediction</w:t>
+      </w:r>
+      <w:r>
+        <w:rPr>
+          <w:b w:val="0"/>
+        </w:rPr>
+        <w:t>: A second publication is not covered.</w:t>
+      </w:r>
+    </w:p>
+    <w:p>
+      <w:pPr>
+        <w:pStyle w:val="Heading3"/>
+      </w:pPr>
+      <w:r>
+        <w:t>Why the result follows</w:t>
+      </w:r>
+    </w:p>
+    <w:p>
+      <w:pPr>
+        <w:spacing w:line="336" w:lineRule="auto" w:after="180"/>
+        <w:shd w:fill="F1F6FC"/>
+      </w:pPr>
+      <w:r>
+        <w:rPr>
+          <w:b w:val="0"/>
+        </w:rPr>
         <w:t>Reason: The instruction allowed a single use, not repeated actions.</w:t>
       </w:r>
     </w:p>
@@ -1310,8 +2613,57 @@
       </w:r>
     </w:p>
     <w:p>
-      <w:r>
-        <w:t>Cover the result. Ask learners to name the inputs and predict the next step. Uncover one step, connect the icon to the actual procedure, and explain its evidence. Then change the supplied condition and compare. The picture is a representation; it does not document execution of a real AI model.</w:t>
+      <w:pPr>
+        <w:pStyle w:val="Heading3"/>
+      </w:pPr>
+      <w:r>
+        <w:t>Ask while showing the picture · 8</w:t>
+      </w:r>
+    </w:p>
+    <w:p>
+      <w:pPr>
+        <w:spacing w:line="336" w:lineRule="auto" w:after="180"/>
+      </w:pPr>
+      <w:r>
+        <w:rPr>
+          <w:b w:val="0"/>
+        </w:rPr>
+        <w:t xml:space="preserve">Cover the result. Ask learners to name the </w:t>
+      </w:r>
+      <w:r>
+        <w:rPr>
+          <w:b/>
+        </w:rPr>
+        <w:t>input</w:t>
+      </w:r>
+      <w:r>
+        <w:rPr>
+          <w:b w:val="0"/>
+        </w:rPr>
+        <w:t xml:space="preserve">s and predict the next step. Uncover one step, connect the icon to the actual procedure, and explain its </w:t>
+      </w:r>
+      <w:r>
+        <w:rPr>
+          <w:b/>
+        </w:rPr>
+        <w:t>evidence</w:t>
+      </w:r>
+      <w:r>
+        <w:rPr>
+          <w:b w:val="0"/>
+        </w:rPr>
+        <w:t>. Then change the supplied condition and compare.</w:t>
+      </w:r>
+    </w:p>
+    <w:p>
+      <w:pPr>
+        <w:spacing w:line="336" w:lineRule="auto" w:after="180"/>
+      </w:pPr>
+      <w:r>
+        <w:rPr>
+          <w:b w:val="0"/>
+        </w:rPr>
+        <w:t>The picture is a representation; it does not document execution of a real AI model.</w:t>
       </w:r>
     </w:p>
     <w:p>
@@ -1323,11 +2675,16 @@
       </w:r>
     </w:p>
     <w:p>
+      <w:r>
+        <w:t>Demonstrate Humans Set Boundaries, reduce support deliberately and check individual reasoning before discussing answers.</w:t>
+      </w:r>
+    </w:p>
+    <w:p>
       <w:pPr>
         <w:pStyle w:val="Heading3"/>
       </w:pPr>
       <w:r>
-        <w:t>Demonstrate and guide practice</w:t>
+        <w:t>Board sequence</w:t>
       </w:r>
     </w:p>
     <w:p>
@@ -1335,55 +2692,185 @@
         <w:pStyle w:val="Heading3"/>
       </w:pPr>
       <w:r>
-        <w:t>Board sequence</w:t>
-      </w:r>
-    </w:p>
-    <w:p>
-      <w:r>
+        <w:t>1. Put the facts on the board</w:t>
+      </w:r>
+    </w:p>
+    <w:p>
+      <w:pPr>
+        <w:spacing w:line="336" w:lineRule="auto" w:after="180"/>
+        <w:shd w:fill="F4F9FC"/>
+      </w:pPr>
+      <w:r>
+        <w:rPr>
+          <w:b w:val="0"/>
+        </w:rPr>
         <w:t>Write the given facts: An assistant may suggest object locations; a teacher must approve moving valuable equipment.</w:t>
       </w:r>
     </w:p>
     <w:p>
-      <w:r>
+      <w:pPr>
+        <w:pStyle w:val="Heading3"/>
+      </w:pPr>
+      <w:r>
+        <w:t>2. State the decision to explain</w:t>
+      </w:r>
+    </w:p>
+    <w:p>
+      <w:pPr>
+        <w:spacing w:line="336" w:lineRule="auto" w:after="180"/>
+        <w:shd w:fill="F5F1FB"/>
+      </w:pPr>
+      <w:r>
+        <w:rPr>
+          <w:b w:val="0"/>
+        </w:rPr>
         <w:t>Write the question to explain: What may happen without approval?</w:t>
       </w:r>
     </w:p>
     <w:p>
-      <w:r>
-        <w:t>Reveal after predictions: It may suggest a location within its role. Moving equipment requires actual teacher approval.</w:t>
-      </w:r>
-    </w:p>
-    <w:p>
-      <w:r>
-        <w:t>Keep for an independent attempt: A sorter marks a child's notebook throw away. Who should decide whether it is discarded? Name a boundary the system should enforce.</w:t>
-      </w:r>
-    </w:p>
-    <w:p>
       <w:pPr>
         <w:pStyle w:val="Heading3"/>
       </w:pPr>
       <w:r>
+        <w:t>3. Reveal the worked reasoning</w:t>
+      </w:r>
+    </w:p>
+    <w:p>
+      <w:pPr>
+        <w:spacing w:line="336" w:lineRule="auto" w:after="180"/>
+        <w:shd w:fill="F1F6FC"/>
+      </w:pPr>
+      <w:r>
+        <w:rPr>
+          <w:b w:val="0"/>
+        </w:rPr>
+        <w:t xml:space="preserve">Reveal after </w:t>
+      </w:r>
+      <w:r>
+        <w:rPr>
+          <w:b/>
+        </w:rPr>
+        <w:t>prediction</w:t>
+      </w:r>
+      <w:r>
+        <w:rPr>
+          <w:b w:val="0"/>
+        </w:rPr>
+        <w:t>s: It may suggest a location within its role. Moving equipment requires actual teacher approval.</w:t>
+      </w:r>
+    </w:p>
+    <w:p>
+      <w:pPr>
+        <w:pStyle w:val="Heading3"/>
+      </w:pPr>
+      <w:r>
+        <w:t>Hold back the independent task</w:t>
+      </w:r>
+    </w:p>
+    <w:p>
+      <w:pPr>
+        <w:spacing w:line="336" w:lineRule="auto" w:after="180"/>
+        <w:shd w:fill="FFF5E6"/>
+      </w:pPr>
+      <w:r>
+        <w:rPr>
+          <w:b w:val="0"/>
+        </w:rPr>
+        <w:t xml:space="preserve">Keep for an independent attempt: A sorter marks a child's notebook throw away. Who should decide whether it is discarded? Name a </w:t>
+      </w:r>
+      <w:r>
+        <w:rPr>
+          <w:b/>
+        </w:rPr>
+        <w:t>boundary</w:t>
+      </w:r>
+      <w:r>
+        <w:rPr>
+          <w:b w:val="0"/>
+        </w:rPr>
+        <w:t xml:space="preserve"> the system should enforce.</w:t>
+      </w:r>
+    </w:p>
+    <w:p>
+      <w:pPr>
+        <w:pStyle w:val="Heading3"/>
+      </w:pPr>
+      <w:r>
         <w:t>Classroom dialogue</w:t>
       </w:r>
     </w:p>
     <w:p>
-      <w:r>
+      <w:pPr>
+        <w:pStyle w:val="Heading3"/>
+      </w:pPr>
+      <w:r>
+        <w:t>Ask the class</w:t>
+      </w:r>
+    </w:p>
+    <w:p>
+      <w:pPr>
+        <w:spacing w:line="336" w:lineRule="auto" w:after="180"/>
+        <w:shd w:fill="F5F1FB"/>
+      </w:pPr>
+      <w:r>
+        <w:rPr>
+          <w:b w:val="0"/>
+        </w:rPr>
         <w:t>Ask: Which facts are given, and which would we have to assume? Learners mark relevant details before discussing answers.</w:t>
       </w:r>
     </w:p>
     <w:p>
-      <w:r>
+      <w:pPr>
+        <w:pStyle w:val="Heading3"/>
+      </w:pPr>
+      <w:r>
+        <w:t>Language to model</w:t>
+      </w:r>
+    </w:p>
+    <w:p>
+      <w:pPr>
+        <w:spacing w:line="336" w:lineRule="auto" w:after="180"/>
+        <w:shd w:fill="F1F6F8"/>
+      </w:pPr>
+      <w:r>
+        <w:rPr>
+          <w:b w:val="0"/>
+        </w:rPr>
         <w:t>Say: Predict first. Show the rule, information path or calculation that would produce the result. A correct guess is not yet an explanation.</w:t>
       </w:r>
     </w:p>
     <w:p>
-      <w:r>
+      <w:pPr>
+        <w:spacing w:line="336" w:lineRule="auto" w:after="180"/>
+      </w:pPr>
+      <w:r>
+        <w:rPr>
+          <w:b w:val="0"/>
+        </w:rPr>
         <w:t>Reveal reasoning one step at a time. Explain why a tempting alternative fails. Write units and denominators for arithmetic, trace conditions for decisions, and identify supporting sources for claims.</w:t>
       </w:r>
     </w:p>
     <w:p>
-      <w:r>
-        <w:t>In pairs, one learner solves while the other checks evidence; exchange roles. Remove the worked answer before independent assessment.</w:t>
+      <w:pPr>
+        <w:spacing w:line="336" w:lineRule="auto" w:after="180"/>
+      </w:pPr>
+      <w:r>
+        <w:rPr>
+          <w:b w:val="0"/>
+        </w:rPr>
+        <w:t xml:space="preserve">In pairs, one learner solves while the other checks </w:t>
+      </w:r>
+      <w:r>
+        <w:rPr>
+          <w:b/>
+        </w:rPr>
+        <w:t>evidence</w:t>
+      </w:r>
+      <w:r>
+        <w:rPr>
+          <w:b w:val="0"/>
+        </w:rPr>
+        <w:t>; exchange roles. Remove the worked answer before independent assessment.</w:t>
       </w:r>
     </w:p>
     <w:p>
@@ -1395,8 +2882,36 @@
       </w:r>
     </w:p>
     <w:p>
-      <w:r>
-        <w:t>The editor’s first unchanged A posting on the class board today is allowed. Public posting is excluded. A classmate is not the allowed editor. A second posting exceeds once. Correct facts do not expand actor, audience or quantity limits. Exit: no identical approval is needed again if B remains checked, the actor and destination match, it is still today and the one replacement remains unused. Public posting, a different version, actor or extra replacement is not covered.</w:t>
+      <w:pPr>
+        <w:spacing w:line="336" w:lineRule="auto" w:after="180"/>
+      </w:pPr>
+      <w:r>
+        <w:rPr>
+          <w:b w:val="0"/>
+        </w:rPr>
+        <w:t>The editor’s first unchanged A posting on the class board today is allowed. Public posting is excluded. A classmate is not the allowed editor. A second posting exceeds once.</w:t>
+      </w:r>
+    </w:p>
+    <w:p>
+      <w:pPr>
+        <w:spacing w:line="336" w:lineRule="auto" w:after="180"/>
+      </w:pPr>
+      <w:r>
+        <w:rPr>
+          <w:b w:val="0"/>
+        </w:rPr>
+        <w:t>Correct facts do not expand actor, audience or quantity limits. Exit: no identical approval is needed again if B remains checked, the actor and destination match, it is still today and the one replacement remains unused.</w:t>
+      </w:r>
+    </w:p>
+    <w:p>
+      <w:pPr>
+        <w:spacing w:line="336" w:lineRule="auto" w:after="180"/>
+      </w:pPr>
+      <w:r>
+        <w:rPr>
+          <w:b w:val="0"/>
+        </w:rPr>
+        <w:t>Public posting, a different version, actor or extra replacement is not covered.</w:t>
       </w:r>
     </w:p>
     <w:p>
@@ -1628,41 +3143,191 @@
       </w:r>
     </w:p>
     <w:p>
-      <w:r>
-        <w:t>Completion task: List the decision maker, allowed actor, version, destination, timing and number of postings in the original exhibition approval. Before any posting and with no changes to the facts or permission, explain whether the editor can carry out that exact action without asking again.</w:t>
-      </w:r>
-    </w:p>
-    <w:p>
-      <w:r>
-        <w:t>Teacher check: Teacher; class editor; exactly A; classroom noticeboard; today; once. Yes, after confirming those conditions still hold and the one posting has not been used. The explicit unchanged permission already covers the action.</w:t>
-      </w:r>
-    </w:p>
-    <w:p>
-      <w:r>
-        <w:t>Start by identifying the given inputs together. Leave the intermediate steps blank. If needed, model one step, then withdraw that help on the next step. Move to a full trace only when the partial trace is understood. For partners, alternate explainer and checker; collect a response from every learner before discussion.</w:t>
-      </w:r>
-    </w:p>
-    <w:p>
       <w:pPr>
         <w:pStyle w:val="Heading3"/>
       </w:pPr>
       <w:r>
+        <w:t>Completion practice</w:t>
+      </w:r>
+    </w:p>
+    <w:p>
+      <w:pPr>
+        <w:spacing w:line="336" w:lineRule="auto" w:after="180"/>
+        <w:shd w:fill="F5F1FB"/>
+      </w:pPr>
+      <w:r>
+        <w:rPr>
+          <w:b w:val="0"/>
+        </w:rPr>
+        <w:t>Completion task: List the decision maker, allowed actor, version, destination, timing and number of postings in the original exhibition approval.</w:t>
+      </w:r>
+    </w:p>
+    <w:p>
+      <w:pPr>
+        <w:spacing w:line="336" w:lineRule="auto" w:after="180"/>
+        <w:shd w:fill="F5F1FB"/>
+      </w:pPr>
+      <w:r>
+        <w:rPr>
+          <w:b w:val="0"/>
+        </w:rPr>
+        <w:t xml:space="preserve">Before any posting and with no changes to the facts or </w:t>
+      </w:r>
+      <w:r>
+        <w:rPr>
+          <w:b/>
+        </w:rPr>
+        <w:t>permission</w:t>
+      </w:r>
+      <w:r>
+        <w:rPr>
+          <w:b w:val="0"/>
+        </w:rPr>
+        <w:t>, explain whether the editor can carry out that exact action without asking again.</w:t>
+      </w:r>
+    </w:p>
+    <w:p>
+      <w:pPr>
+        <w:pStyle w:val="Heading3"/>
+      </w:pPr>
+      <w:r>
+        <w:t>Reasoning to listen for</w:t>
+      </w:r>
+    </w:p>
+    <w:p>
+      <w:pPr>
+        <w:spacing w:line="336" w:lineRule="auto" w:after="180"/>
+        <w:shd w:fill="F1F6FC"/>
+      </w:pPr>
+      <w:r>
+        <w:rPr>
+          <w:b w:val="0"/>
+        </w:rPr>
+        <w:t>Teacher check: Teacher; class editor; exactly A; classroom noticeboard; today; once. Yes, after confirming those conditions still hold and the one posting has not been used.</w:t>
+      </w:r>
+    </w:p>
+    <w:p>
+      <w:pPr>
+        <w:spacing w:line="336" w:lineRule="auto" w:after="180"/>
+        <w:shd w:fill="F1F6FC"/>
+      </w:pPr>
+      <w:r>
+        <w:rPr>
+          <w:b w:val="0"/>
+        </w:rPr>
+        <w:t xml:space="preserve">The explicit unchanged </w:t>
+      </w:r>
+      <w:r>
+        <w:rPr>
+          <w:b/>
+        </w:rPr>
+        <w:t>permission</w:t>
+      </w:r>
+      <w:r>
+        <w:rPr>
+          <w:b w:val="0"/>
+        </w:rPr>
+        <w:t xml:space="preserve"> already covers the action.</w:t>
+      </w:r>
+    </w:p>
+    <w:p>
+      <w:pPr>
+        <w:spacing w:line="336" w:lineRule="auto" w:after="180"/>
+      </w:pPr>
+      <w:r>
+        <w:rPr>
+          <w:b w:val="0"/>
+        </w:rPr>
+        <w:t xml:space="preserve">Start by identifying the given </w:t>
+      </w:r>
+      <w:r>
+        <w:rPr>
+          <w:b/>
+        </w:rPr>
+        <w:t>input</w:t>
+      </w:r>
+      <w:r>
+        <w:rPr>
+          <w:b w:val="0"/>
+        </w:rPr>
+        <w:t>s together. Leave the intermediate steps blank. If needed, model one step, then withdraw that help on the next step. Move to a full trace only when the partial trace is understood.</w:t>
+      </w:r>
+    </w:p>
+    <w:p>
+      <w:pPr>
+        <w:spacing w:line="336" w:lineRule="auto" w:after="180"/>
+      </w:pPr>
+      <w:r>
+        <w:rPr>
+          <w:b w:val="0"/>
+        </w:rPr>
+        <w:t>For partners, alternate explainer and checker; collect a response from every learner before discussion.</w:t>
+      </w:r>
+    </w:p>
+    <w:p>
+      <w:pPr>
+        <w:pStyle w:val="Heading3"/>
+      </w:pPr>
+      <w:r>
         <w:t>Individual reasoning check</w:t>
       </w:r>
     </w:p>
     <w:p>
-      <w:r>
-        <w:t>Use the worked case for Human authority and permission. Proposed explanation: “A working button grants permission”. Decide whether this explanation is supported. Point to the step or supplied fact that decides; explain your repair if needed.</w:t>
-      </w:r>
-    </w:p>
-    <w:p>
-      <w:r>
-        <w:t>Expected correction: Capability does not establish who may use it or for what purpose.</w:t>
-      </w:r>
-    </w:p>
-    <w:p>
-      <w:r>
-        <w:t>Collect explanations, not only yes/no votes. If a misunderstanding is common, re-model the relevant step for the class. If it affects a few learners, give a short targeted group explanation while others solve a more demanding variation.</w:t>
+      <w:pPr>
+        <w:spacing w:line="336" w:lineRule="auto" w:after="180"/>
+      </w:pPr>
+      <w:r>
+        <w:rPr>
+          <w:b w:val="0"/>
+        </w:rPr>
+        <w:t xml:space="preserve">Use the worked case for Human </w:t>
+      </w:r>
+      <w:r>
+        <w:rPr>
+          <w:b/>
+        </w:rPr>
+        <w:t>authority</w:t>
+      </w:r>
+      <w:r>
+        <w:rPr>
+          <w:b w:val="0"/>
+        </w:rPr>
+        <w:t xml:space="preserve"> and </w:t>
+      </w:r>
+      <w:r>
+        <w:rPr>
+          <w:b/>
+        </w:rPr>
+        <w:t>permission</w:t>
+      </w:r>
+      <w:r>
+        <w:rPr>
+          <w:b w:val="0"/>
+        </w:rPr>
+        <w:t xml:space="preserve">. Proposed explanation: “A working button grants </w:t>
+      </w:r>
+      <w:r>
+        <w:rPr>
+          <w:b/>
+        </w:rPr>
+        <w:t>permission</w:t>
+      </w:r>
+      <w:r>
+        <w:rPr>
+          <w:b w:val="0"/>
+        </w:rPr>
+        <w:t>”. Decide whether this explanation is supported.</w:t>
+      </w:r>
+    </w:p>
+    <w:p>
+      <w:pPr>
+        <w:spacing w:line="336" w:lineRule="auto" w:after="180"/>
+      </w:pPr>
+      <w:r>
+        <w:rPr>
+          <w:b w:val="0"/>
+        </w:rPr>
+        <w:t>Point to the step or supplied fact that decides; explain your repair if needed.</w:t>
       </w:r>
     </w:p>
     <w:p>
@@ -1670,11 +3335,72 @@
         <w:pStyle w:val="Heading3"/>
       </w:pPr>
       <w:r>
+        <w:t>Expected repair</w:t>
+      </w:r>
+    </w:p>
+    <w:p>
+      <w:pPr>
+        <w:spacing w:line="336" w:lineRule="auto" w:after="180"/>
+        <w:shd w:fill="F1F6FC"/>
+      </w:pPr>
+      <w:r>
+        <w:rPr>
+          <w:b w:val="0"/>
+        </w:rPr>
+        <w:t xml:space="preserve">Expected correction: </w:t>
+      </w:r>
+      <w:r>
+        <w:rPr>
+          <w:b/>
+        </w:rPr>
+        <w:t>Capability</w:t>
+      </w:r>
+      <w:r>
+        <w:rPr>
+          <w:b w:val="0"/>
+        </w:rPr>
+        <w:t xml:space="preserve"> does not establish who may use it or for what purpose.</w:t>
+      </w:r>
+    </w:p>
+    <w:p>
+      <w:pPr>
+        <w:spacing w:line="336" w:lineRule="auto" w:after="180"/>
+      </w:pPr>
+      <w:r>
+        <w:rPr>
+          <w:b w:val="0"/>
+        </w:rPr>
+        <w:t>Collect explanations, not only yes/no votes. If a misunderstanding is common, re-model the relevant step for the class.</w:t>
+      </w:r>
+    </w:p>
+    <w:p>
+      <w:pPr>
+        <w:spacing w:line="336" w:lineRule="auto" w:after="180"/>
+      </w:pPr>
+      <w:r>
+        <w:rPr>
+          <w:b w:val="0"/>
+        </w:rPr>
+        <w:t>If it affects a few learners, give a short targeted group explanation while others solve a more demanding variation.</w:t>
+      </w:r>
+    </w:p>
+    <w:p>
+      <w:pPr>
+        <w:pStyle w:val="Heading3"/>
+      </w:pPr>
+      <w:r>
         <w:t>Pictorial practice question</w:t>
       </w:r>
     </w:p>
     <w:p>
-      <w:r>
+      <w:pPr>
+        <w:spacing w:line="336" w:lineRule="auto" w:after="180"/>
+        <w:shd w:fill="F5F1FB"/>
+      </w:pPr>
+      <w:r>
+        <w:rPr>
+          <w:b w:val="0"/>
+        </w:rPr>
         <w:t>Which original proposal is authorised? Why do the other two need separate approval?</w:t>
       </w:r>
     </w:p>
@@ -1687,18 +3413,60 @@
       </w:r>
     </w:p>
     <w:p>
-      <w:r>
+      <w:pPr>
+        <w:spacing w:line="336" w:lineRule="auto" w:after="180"/>
+      </w:pPr>
+      <w:r>
+        <w:rPr>
+          <w:b w:val="0"/>
+        </w:rPr>
         <w:t>Only unchanged P2 on the specified noticeboard today, once. P3 changes version; public posting changes audience.</w:t>
       </w:r>
     </w:p>
     <w:p>
-      <w:r>
+      <w:pPr>
+        <w:spacing w:line="336" w:lineRule="auto" w:after="180"/>
+      </w:pPr>
+      <w:r>
+        <w:rPr>
+          <w:b w:val="0"/>
+        </w:rPr>
         <w:t>Changed-case reasoning: A second publication is not covered. The instruction allowed a single use, not repeated actions.</w:t>
       </w:r>
     </w:p>
     <w:p>
-      <w:r>
-        <w:t>Collect each learner’s explanation before discussion. Use the first missing connection between input, deciding step and result to choose support. This question is worked-case practice, not fresh mastery evidence.</w:t>
+      <w:pPr>
+        <w:spacing w:line="336" w:lineRule="auto" w:after="180"/>
+      </w:pPr>
+      <w:r>
+        <w:rPr>
+          <w:b w:val="0"/>
+        </w:rPr>
+        <w:t xml:space="preserve">Collect each learner’s explanation before discussion. Use the first missing connection between </w:t>
+      </w:r>
+      <w:r>
+        <w:rPr>
+          <w:b/>
+        </w:rPr>
+        <w:t>input</w:t>
+      </w:r>
+      <w:r>
+        <w:rPr>
+          <w:b w:val="0"/>
+        </w:rPr>
+        <w:t xml:space="preserve">, deciding step and result to choose support. This question is worked-case practice, not fresh mastery </w:t>
+      </w:r>
+      <w:r>
+        <w:rPr>
+          <w:b/>
+        </w:rPr>
+        <w:t>evidence</w:t>
+      </w:r>
+      <w:r>
+        <w:rPr>
+          <w:b w:val="0"/>
+        </w:rPr>
+        <w:t>.</w:t>
       </w:r>
     </w:p>
     <w:p>
@@ -1710,45 +3478,186 @@
       </w:r>
     </w:p>
     <w:p>
+      <w:r>
+        <w:t>Run the Humans Set Boundaries investigation and use the first unsupported step to choose a teaching response.</w:t>
+      </w:r>
+    </w:p>
+    <w:p>
+      <w:pPr>
+        <w:spacing w:line="336" w:lineRule="auto" w:after="180"/>
+      </w:pPr>
+      <w:r>
+        <w:rPr>
+          <w:b w:val="0"/>
+        </w:rPr>
+        <w:t xml:space="preserve">Predict first, test honestly, and explain what the </w:t>
+      </w:r>
+      <w:r>
+        <w:rPr>
+          <w:b/>
+        </w:rPr>
+        <w:t>evidence</w:t>
+      </w:r>
+      <w:r>
+        <w:rPr>
+          <w:b w:val="0"/>
+        </w:rPr>
+        <w:t xml:space="preserve"> means.</w:t>
+      </w:r>
+    </w:p>
+    <w:p>
       <w:pPr>
         <w:pStyle w:val="Heading3"/>
       </w:pPr>
       <w:r>
-        <w:t>Run the weekly evidence lab</w:t>
-      </w:r>
-    </w:p>
-    <w:p>
-      <w:r>
-        <w:t>Predict first, test honestly, and explain what the evidence means.</w:t>
-      </w:r>
-    </w:p>
-    <w:p>
-      <w:r>
-        <w:t>State your prediction before the result is known.</w:t>
-      </w:r>
-    </w:p>
-    <w:p>
-      <w:r>
-        <w:t>Complete the task: Add adult-review gates to a classroom helper.</w:t>
-      </w:r>
-    </w:p>
-    <w:p>
-      <w:r>
+        <w:t>1. Predict</w:t>
+      </w:r>
+    </w:p>
+    <w:p>
+      <w:pPr>
+        <w:spacing w:line="336" w:lineRule="auto" w:after="180"/>
+        <w:shd w:fill="F4F9FC"/>
+      </w:pPr>
+      <w:r>
+        <w:rPr>
+          <w:b w:val="0"/>
+        </w:rPr>
+        <w:t xml:space="preserve">State your </w:t>
+      </w:r>
+      <w:r>
+        <w:rPr>
+          <w:b/>
+        </w:rPr>
+        <w:t>prediction</w:t>
+      </w:r>
+      <w:r>
+        <w:rPr>
+          <w:b w:val="0"/>
+        </w:rPr>
+        <w:t xml:space="preserve"> before the result is known.</w:t>
+      </w:r>
+    </w:p>
+    <w:p>
+      <w:pPr>
+        <w:pStyle w:val="Heading3"/>
+      </w:pPr>
+      <w:r>
+        <w:t>2. Investigate</w:t>
+      </w:r>
+    </w:p>
+    <w:p>
+      <w:pPr>
+        <w:spacing w:line="336" w:lineRule="auto" w:after="180"/>
+        <w:shd w:fill="F4F9FC"/>
+      </w:pPr>
+      <w:r>
+        <w:rPr>
+          <w:b w:val="0"/>
+        </w:rPr>
+        <w:t>Complete the task: Add adult-</w:t>
+      </w:r>
+      <w:r>
+        <w:rPr>
+          <w:b/>
+        </w:rPr>
+        <w:t>review gate</w:t>
+      </w:r>
+      <w:r>
+        <w:rPr>
+          <w:b w:val="0"/>
+        </w:rPr>
+        <w:t>s to a classroom helper.</w:t>
+      </w:r>
+    </w:p>
+    <w:p>
+      <w:pPr>
+        <w:pStyle w:val="Heading3"/>
+      </w:pPr>
+      <w:r>
+        <w:t>3. Compare cases</w:t>
+      </w:r>
+    </w:p>
+    <w:p>
+      <w:pPr>
+        <w:spacing w:line="336" w:lineRule="auto" w:after="180"/>
+        <w:shd w:fill="F4F9FC"/>
+      </w:pPr>
+      <w:r>
+        <w:rPr>
+          <w:b w:val="0"/>
+        </w:rPr>
         <w:t>Keep a normal case and an edge case clearly separated.</w:t>
       </w:r>
     </w:p>
     <w:p>
-      <w:r>
-        <w:t>Record what happened—even when it does not match your prediction.</w:t>
-      </w:r>
-    </w:p>
-    <w:p>
-      <w:r>
+      <w:pPr>
+        <w:pStyle w:val="Heading3"/>
+      </w:pPr>
+      <w:r>
+        <w:t>4. Record honestly</w:t>
+      </w:r>
+    </w:p>
+    <w:p>
+      <w:pPr>
+        <w:spacing w:line="336" w:lineRule="auto" w:after="180"/>
+        <w:shd w:fill="F4F9FC"/>
+      </w:pPr>
+      <w:r>
+        <w:rPr>
+          <w:b w:val="0"/>
+        </w:rPr>
+        <w:t xml:space="preserve">Record what happened—even when it does not match your </w:t>
+      </w:r>
+      <w:r>
+        <w:rPr>
+          <w:b/>
+        </w:rPr>
+        <w:t>prediction</w:t>
+      </w:r>
+      <w:r>
+        <w:rPr>
+          <w:b w:val="0"/>
+        </w:rPr>
+        <w:t>.</w:t>
+      </w:r>
+    </w:p>
+    <w:p>
+      <w:pPr>
+        <w:pStyle w:val="Heading3"/>
+      </w:pPr>
+      <w:r>
+        <w:t>5. Explain and plan the next test</w:t>
+      </w:r>
+    </w:p>
+    <w:p>
+      <w:pPr>
+        <w:spacing w:line="336" w:lineRule="auto" w:after="180"/>
+        <w:shd w:fill="F4F9FC"/>
+      </w:pPr>
+      <w:r>
+        <w:rPr>
+          <w:b w:val="0"/>
+        </w:rPr>
         <w:t>Explain the result, one limitation, and the next useful test.</w:t>
       </w:r>
     </w:p>
     <w:p>
-      <w:r>
+      <w:pPr>
+        <w:pStyle w:val="Heading3"/>
+      </w:pPr>
+      <w:r>
+        <w:t>Use a fresh case after support</w:t>
+      </w:r>
+    </w:p>
+    <w:p>
+      <w:pPr>
+        <w:spacing w:line="336" w:lineRule="auto" w:after="180"/>
+        <w:shd w:fill="FFF5E6"/>
+      </w:pPr>
+      <w:r>
+        <w:rPr>
+          <w:b w:val="0"/>
+        </w:rPr>
         <w:t>INDEPENDENCE After support is removed, repeat the proof with a fresh case.</w:t>
       </w:r>
     </w:p>
@@ -1761,8 +3670,37 @@
       </w:r>
     </w:p>
     <w:p>
-      <w:r>
-        <w:t>Use the concrete case as the shared normal case and the independent question as a second case. Each pair creates a boundary or missing-information case and predicts its result before testing. Keep the expected result separate from an observed mistake.</w:t>
+      <w:pPr>
+        <w:spacing w:line="336" w:lineRule="auto" w:after="180"/>
+      </w:pPr>
+      <w:r>
+        <w:rPr>
+          <w:b w:val="0"/>
+        </w:rPr>
+        <w:t xml:space="preserve">Use the concrete case as the shared normal case and the independent question as a second case. Each pair creates a </w:t>
+      </w:r>
+      <w:r>
+        <w:rPr>
+          <w:b/>
+        </w:rPr>
+        <w:t>boundary</w:t>
+      </w:r>
+      <w:r>
+        <w:rPr>
+          <w:b w:val="0"/>
+        </w:rPr>
+        <w:t xml:space="preserve"> or missing-information case and predicts its result before testing.</w:t>
+      </w:r>
+    </w:p>
+    <w:p>
+      <w:pPr>
+        <w:spacing w:line="336" w:lineRule="auto" w:after="180"/>
+      </w:pPr>
+      <w:r>
+        <w:rPr>
+          <w:b w:val="0"/>
+        </w:rPr>
+        <w:t>Keep the expected result separate from an observed mistake.</w:t>
       </w:r>
     </w:p>
     <w:tbl>
@@ -1920,13 +3858,45 @@
       </w:r>
     </w:p>
     <w:p>
-      <w:r>
+      <w:pPr>
+        <w:pStyle w:val="Heading3"/>
+      </w:pPr>
+      <w:r>
+        <w:t>Find the unsupported claim</w:t>
+      </w:r>
+    </w:p>
+    <w:p>
+      <w:pPr>
+        <w:spacing w:line="336" w:lineRule="auto" w:after="180"/>
+        <w:shd w:fill="F5F1FB"/>
+      </w:pPr>
+      <w:r>
+        <w:rPr>
+          <w:b w:val="0"/>
+        </w:rPr>
         <w:t>CLAIM TO REPAIR Giving a system a task transfers all responsibility to it.</w:t>
       </w:r>
     </w:p>
     <w:p>
-      <w:r>
-        <w:t>For guessing, return to given facts and request a trace. For vocabulary without application, use one example and one non-example. For arithmetic errors, check the setup before the calculation. Finish with a different uncoached case before recording mastery.</w:t>
+      <w:pPr>
+        <w:spacing w:line="336" w:lineRule="auto" w:after="180"/>
+      </w:pPr>
+      <w:r>
+        <w:rPr>
+          <w:b w:val="0"/>
+        </w:rPr>
+        <w:t>For guessing, return to given facts and request a trace. For vocabulary without application, use one example and one non-example. For arithmetic errors, check the setup before the calculation.</w:t>
+      </w:r>
+    </w:p>
+    <w:p>
+      <w:pPr>
+        <w:spacing w:line="336" w:lineRule="auto" w:after="180"/>
+      </w:pPr>
+      <w:r>
+        <w:rPr>
+          <w:b w:val="0"/>
+        </w:rPr>
+        <w:t>Finish with a different uncoached case before recording mastery.</w:t>
       </w:r>
     </w:p>
     <w:p>
@@ -1938,23 +3908,95 @@
       </w:r>
     </w:p>
     <w:p>
-      <w:r>
-        <w:t>A working button grants permission: Capability does not establish who may use it or for what purpose.</w:t>
-      </w:r>
-    </w:p>
-    <w:p>
-      <w:r>
+      <w:pPr>
+        <w:spacing w:line="336" w:lineRule="auto" w:after="180"/>
+      </w:pPr>
+      <w:r>
+        <w:rPr>
+          <w:b w:val="0"/>
+        </w:rPr>
+        <w:t xml:space="preserve">A working button grants </w:t>
+      </w:r>
+      <w:r>
+        <w:rPr>
+          <w:b/>
+        </w:rPr>
+        <w:t>permission</w:t>
+      </w:r>
+      <w:r>
+        <w:rPr>
+          <w:b w:val="0"/>
+        </w:rPr>
+        <w:t xml:space="preserve">: </w:t>
+      </w:r>
+      <w:r>
+        <w:rPr>
+          <w:b/>
+        </w:rPr>
+        <w:t>Capability</w:t>
+      </w:r>
+      <w:r>
+        <w:rPr>
+          <w:b w:val="0"/>
+        </w:rPr>
+        <w:t xml:space="preserve"> does not establish who may use it or for what purpose.</w:t>
+      </w:r>
+    </w:p>
+    <w:p>
+      <w:pPr>
+        <w:spacing w:line="336" w:lineRule="auto" w:after="180"/>
+      </w:pPr>
+      <w:r>
+        <w:rPr>
+          <w:b w:val="0"/>
+        </w:rPr>
         <w:t>A correct answer can always be published: Check the approved actor, action and audience as well as accuracy.</w:t>
       </w:r>
     </w:p>
     <w:p>
-      <w:r>
-        <w:t>Always ask again even when nothing changed: Use an explicit, still-valid permission within its stated limits.</w:t>
-      </w:r>
-    </w:p>
-    <w:p>
-      <w:r>
-        <w:t>The draft can announce its own approval: Read the actual decision maker’s approval record.</w:t>
+      <w:pPr>
+        <w:spacing w:line="336" w:lineRule="auto" w:after="180"/>
+      </w:pPr>
+      <w:r>
+        <w:rPr>
+          <w:b w:val="0"/>
+        </w:rPr>
+        <w:t xml:space="preserve">Always ask again even when nothing changed: Use an explicit, still-valid </w:t>
+      </w:r>
+      <w:r>
+        <w:rPr>
+          <w:b/>
+        </w:rPr>
+        <w:t>permission</w:t>
+      </w:r>
+      <w:r>
+        <w:rPr>
+          <w:b w:val="0"/>
+        </w:rPr>
+        <w:t xml:space="preserve"> within its stated limits.</w:t>
+      </w:r>
+    </w:p>
+    <w:p>
+      <w:pPr>
+        <w:spacing w:line="336" w:lineRule="auto" w:after="180"/>
+      </w:pPr>
+      <w:r>
+        <w:rPr>
+          <w:b w:val="0"/>
+        </w:rPr>
+        <w:t xml:space="preserve">The draft can announce its own approval: Read the actual decision maker’s </w:t>
+      </w:r>
+      <w:r>
+        <w:rPr>
+          <w:b/>
+        </w:rPr>
+        <w:t>approval record</w:t>
+      </w:r>
+      <w:r>
+        <w:rPr>
+          <w:b w:val="0"/>
+        </w:rPr>
+        <w:t>.</w:t>
       </w:r>
     </w:p>
     <w:p>
@@ -2112,8 +4154,37 @@
       </w:tr>
     </w:tbl>
     <w:p>
-      <w:r>
-        <w:t>Offer an oral explanation, drawing, enlarged visual or fewer examples when that removes a reading/writing barrier. Keep the same reasoning goal. Stretch secure learners by changing a boundary or assumption and asking them to defend the effect, not simply by assigning more of the same questions.</w:t>
+      <w:pPr>
+        <w:spacing w:line="336" w:lineRule="auto" w:after="180"/>
+      </w:pPr>
+      <w:r>
+        <w:rPr>
+          <w:b w:val="0"/>
+        </w:rPr>
+        <w:t>Offer an oral explanation, drawing, enlarged visual or fewer examples when that removes a reading/writing barrier. Keep the same reasoning goal.</w:t>
+      </w:r>
+    </w:p>
+    <w:p>
+      <w:pPr>
+        <w:spacing w:line="336" w:lineRule="auto" w:after="180"/>
+      </w:pPr>
+      <w:r>
+        <w:rPr>
+          <w:b w:val="0"/>
+        </w:rPr>
+        <w:t xml:space="preserve">Stretch secure learners by changing a </w:t>
+      </w:r>
+      <w:r>
+        <w:rPr>
+          <w:b/>
+        </w:rPr>
+        <w:t>boundary</w:t>
+      </w:r>
+      <w:r>
+        <w:rPr>
+          <w:b w:val="0"/>
+        </w:rPr>
+        <w:t xml:space="preserve"> or assumption and asking them to defend the effect, not simply by assigning more of the same questions.</w:t>
       </w:r>
     </w:p>
     <w:p>
@@ -2125,11 +4196,16 @@
       </w:r>
     </w:p>
     <w:p>
+      <w:r>
+        <w:t>Use the Humans Set Boundaries questions, teacher keys and criteria after the relevant attempts. Previously discussed cases are practice; protect the separately selected independent task.</w:t>
+      </w:r>
+    </w:p>
+    <w:p>
       <w:pPr>
         <w:pStyle w:val="Heading3"/>
       </w:pPr>
       <w:r>
-        <w:t>Assess and explain the answers</w:t>
+        <w:t>Worked case answer</w:t>
       </w:r>
     </w:p>
     <w:p>
@@ -2137,11 +4213,18 @@
         <w:pStyle w:val="Heading3"/>
       </w:pPr>
       <w:r>
-        <w:t>Worked case answer</w:t>
-      </w:r>
-    </w:p>
-    <w:p>
-      <w:r>
+        <w:t>Teacher key · Worked case answer</w:t>
+      </w:r>
+    </w:p>
+    <w:p>
+      <w:pPr>
+        <w:spacing w:line="336" w:lineRule="auto" w:after="180"/>
+        <w:shd w:fill="F1F6FC"/>
+      </w:pPr>
+      <w:r>
+        <w:rPr>
+          <w:b w:val="0"/>
+        </w:rPr>
         <w:t>It may suggest a location within its role. Moving equipment requires actual teacher approval.</w:t>
       </w:r>
     </w:p>
@@ -2154,20 +4237,62 @@
       </w:r>
     </w:p>
     <w:p>
-      <w:r>
-        <w:t>A sorter marks a child's notebook throw away. Who should decide whether it is discarded? Name a boundary the system should enforce.</w:t>
-      </w:r>
-    </w:p>
-    <w:p>
       <w:pPr>
         <w:pStyle w:val="Heading3"/>
       </w:pPr>
       <w:r>
+        <w:t>Independent question · withhold the key</w:t>
+      </w:r>
+    </w:p>
+    <w:p>
+      <w:pPr>
+        <w:spacing w:line="336" w:lineRule="auto" w:after="180"/>
+        <w:shd w:fill="F5F1FB"/>
+      </w:pPr>
+      <w:r>
+        <w:rPr>
+          <w:b w:val="0"/>
+        </w:rPr>
+        <w:t xml:space="preserve">A sorter marks a child's notebook throw away. Who should decide whether it is discarded? Name a </w:t>
+      </w:r>
+      <w:r>
+        <w:rPr>
+          <w:b/>
+        </w:rPr>
+        <w:t>boundary</w:t>
+      </w:r>
+      <w:r>
+        <w:rPr>
+          <w:b w:val="0"/>
+        </w:rPr>
+        <w:t xml:space="preserve"> the system should enforce.</w:t>
+      </w:r>
+    </w:p>
+    <w:p>
+      <w:pPr>
+        <w:pStyle w:val="Heading3"/>
+      </w:pPr>
+      <w:r>
         <w:t>Expected independent answer</w:t>
       </w:r>
     </w:p>
     <w:p>
-      <w:r>
+      <w:pPr>
+        <w:pStyle w:val="Heading3"/>
+      </w:pPr>
+      <w:r>
+        <w:t>Teacher key · Expected independent answer</w:t>
+      </w:r>
+    </w:p>
+    <w:p>
+      <w:pPr>
+        <w:spacing w:line="336" w:lineRule="auto" w:after="180"/>
+        <w:shd w:fill="F1F6FC"/>
+      </w:pPr>
+      <w:r>
+        <w:rPr>
+          <w:b w:val="0"/>
+        </w:rPr>
         <w:t>A responsible person must review before discarding it. The sorter may suggest a category but should not destroy belongings automatically.</w:t>
       </w:r>
     </w:p>
@@ -2406,8 +4531,25 @@
       </w:tr>
     </w:tbl>
     <w:p>
-      <w:r>
-        <w:t>Use 6/8 as a classroom checkpoint, with 2 required for both Result and Reasoning. This is a proposed teaching rule, not a validated certification threshold. Do not count a coached answer as independent mastery; correct unsafe or unsupported claims regardless of total.</w:t>
+      <w:pPr>
+        <w:spacing w:line="336" w:lineRule="auto" w:after="180"/>
+      </w:pPr>
+      <w:r>
+        <w:rPr>
+          <w:b w:val="0"/>
+        </w:rPr>
+        <w:t>Use 6/8 as a classroom checkpoint, with 2 required for both Result and Reasoning. This is a proposed teaching rule, not a validated certification threshold.</w:t>
+      </w:r>
+    </w:p>
+    <w:p>
+      <w:pPr>
+        <w:spacing w:line="336" w:lineRule="auto" w:after="180"/>
+      </w:pPr>
+      <w:r>
+        <w:rPr>
+          <w:b w:val="0"/>
+        </w:rPr>
+        <w:t>Do not count a coached answer as independent mastery; correct unsafe or unsupported claims regardless of total.</w:t>
       </w:r>
     </w:p>
     <w:p>
@@ -2419,8 +4561,26 @@
       </w:r>
     </w:p>
     <w:p>
-      <w:r>
-        <w:t>Ask the learner to find the evidence that challenges this claim: “Giving a system a task transfers all responsibility to it.” Keep the first attempt and an uncoached retry separate.</w:t>
+      <w:pPr>
+        <w:spacing w:line="336" w:lineRule="auto" w:after="180"/>
+      </w:pPr>
+      <w:r>
+        <w:rPr>
+          <w:b w:val="0"/>
+        </w:rPr>
+        <w:t xml:space="preserve">Ask the learner to find the </w:t>
+      </w:r>
+      <w:r>
+        <w:rPr>
+          <w:b/>
+        </w:rPr>
+        <w:t>evidence</w:t>
+      </w:r>
+      <w:r>
+        <w:rPr>
+          <w:b w:val="0"/>
+        </w:rPr>
+        <w:t xml:space="preserve"> that challenges this claim: “Giving a system a task transfers all responsibility to it.” Keep the first attempt and an uncoached retry separate.</w:t>
       </w:r>
     </w:p>
     <w:p>
@@ -2432,15 +4592,66 @@
       </w:r>
     </w:p>
     <w:p>
-      <w:r>
-        <w:t>No clear send authorisation is established, and the assistant's current permission excludes sending. A teacher must explicitly authorise the send action, content and destination through an allowed workflow. Until then the draft remains a draft; a timeout is not permission.</w:t>
-      </w:r>
-    </w:p>
-    <w:p>
       <w:pPr>
         <w:pStyle w:val="Heading3"/>
       </w:pPr>
       <w:r>
+        <w:t>Teacher key · Original transfer answer</w:t>
+      </w:r>
+    </w:p>
+    <w:p>
+      <w:pPr>
+        <w:spacing w:line="336" w:lineRule="auto" w:after="180"/>
+        <w:shd w:fill="F1F6FC"/>
+      </w:pPr>
+      <w:r>
+        <w:rPr>
+          <w:b w:val="0"/>
+        </w:rPr>
+        <w:t xml:space="preserve">No clear send authorisation is established, and the assistant's current </w:t>
+      </w:r>
+      <w:r>
+        <w:rPr>
+          <w:b/>
+        </w:rPr>
+        <w:t>permission</w:t>
+      </w:r>
+      <w:r>
+        <w:rPr>
+          <w:b w:val="0"/>
+        </w:rPr>
+        <w:t xml:space="preserve"> excludes sending. A teacher must explicitly authorise the send action, content and destination through an allowed workflow.</w:t>
+      </w:r>
+    </w:p>
+    <w:p>
+      <w:pPr>
+        <w:spacing w:line="336" w:lineRule="auto" w:after="180"/>
+        <w:shd w:fill="F1F6FC"/>
+      </w:pPr>
+      <w:r>
+        <w:rPr>
+          <w:b w:val="0"/>
+        </w:rPr>
+        <w:t xml:space="preserve">Until then the draft remains a draft; a timeout is not </w:t>
+      </w:r>
+      <w:r>
+        <w:rPr>
+          <w:b/>
+        </w:rPr>
+        <w:t>permission</w:t>
+      </w:r>
+      <w:r>
+        <w:rPr>
+          <w:b w:val="0"/>
+        </w:rPr>
+        <w:t>.</w:t>
+      </w:r>
+    </w:p>
+    <w:p>
+      <w:pPr>
+        <w:pStyle w:val="Heading3"/>
+      </w:pPr>
+      <w:r>
         <w:t>Explanations for the additional workbook examples</w:t>
       </w:r>
     </w:p>
@@ -2453,111 +4664,579 @@
       </w:r>
     </w:p>
     <w:p>
-      <w:r>
-        <w:t>A tool offers a Public website button. The exhibition facts in A have been verified. The teacher’s approval covers the classroom board only. State what the button, the fact check and the approval each establish. Decide whether the editor may publish A publicly.</w:t>
-      </w:r>
-    </w:p>
-    <w:p>
-      <w:r>
-        <w:t>The button establishes a capability. The fact check establishes factual support for A at that time. The approval permits the specified classroom-board action within its limits. Public posting is outside that permission even though the button exists and A is factually checked.</w:t>
-      </w:r>
-    </w:p>
-    <w:p>
       <w:pPr>
         <w:pStyle w:val="Heading3"/>
       </w:pPr>
       <w:r>
+        <w:t>Workbook question · W1</w:t>
+      </w:r>
+    </w:p>
+    <w:p>
+      <w:pPr>
+        <w:spacing w:line="336" w:lineRule="auto" w:after="180"/>
+        <w:shd w:fill="F5F1FB"/>
+      </w:pPr>
+      <w:r>
+        <w:rPr>
+          <w:b w:val="0"/>
+        </w:rPr>
+        <w:t>A tool offers a Public website button. The exhibition facts in A have been verified. The teacher’s approval covers the classroom board only. State what the button, the fact check and the approval each establish.</w:t>
+      </w:r>
+    </w:p>
+    <w:p>
+      <w:pPr>
+        <w:spacing w:line="336" w:lineRule="auto" w:after="180"/>
+        <w:shd w:fill="F5F1FB"/>
+      </w:pPr>
+      <w:r>
+        <w:rPr>
+          <w:b w:val="0"/>
+        </w:rPr>
+        <w:t>Decide whether the editor may publish A publicly.</w:t>
+      </w:r>
+    </w:p>
+    <w:p>
+      <w:pPr>
+        <w:pStyle w:val="Heading3"/>
+      </w:pPr>
+      <w:r>
+        <w:t>Teacher reasoning · W1</w:t>
+      </w:r>
+    </w:p>
+    <w:p>
+      <w:pPr>
+        <w:spacing w:line="336" w:lineRule="auto" w:after="180"/>
+        <w:shd w:fill="F1F6FC"/>
+      </w:pPr>
+      <w:r>
+        <w:rPr>
+          <w:b w:val="0"/>
+        </w:rPr>
+        <w:t xml:space="preserve">The button establishes a </w:t>
+      </w:r>
+      <w:r>
+        <w:rPr>
+          <w:b/>
+        </w:rPr>
+        <w:t>capability</w:t>
+      </w:r>
+      <w:r>
+        <w:rPr>
+          <w:b w:val="0"/>
+        </w:rPr>
+        <w:t>. The fact check establishes factual support for A at that time. The approval permits the specified classroom-board action within its limits.</w:t>
+      </w:r>
+    </w:p>
+    <w:p>
+      <w:pPr>
+        <w:spacing w:line="336" w:lineRule="auto" w:after="180"/>
+        <w:shd w:fill="F1F6FC"/>
+      </w:pPr>
+      <w:r>
+        <w:rPr>
+          <w:b w:val="0"/>
+        </w:rPr>
+        <w:t xml:space="preserve">Public posting is outside that </w:t>
+      </w:r>
+      <w:r>
+        <w:rPr>
+          <w:b/>
+        </w:rPr>
+        <w:t>permission</w:t>
+      </w:r>
+      <w:r>
+        <w:rPr>
+          <w:b w:val="0"/>
+        </w:rPr>
+        <w:t xml:space="preserve"> even though the button exists and A is factually checked.</w:t>
+      </w:r>
+    </w:p>
+    <w:p>
+      <w:pPr>
+        <w:pStyle w:val="Heading3"/>
+      </w:pPr>
+      <w:r>
         <w:t>W2 Read an approval without enlarging it</w:t>
       </w:r>
     </w:p>
     <w:p>
-      <w:r>
-        <w:t>List the decision maker, allowed actor, version, destination, timing and number of postings in the original exhibition approval. Before any posting and with no changes to the facts or permission, explain whether the editor can carry out that exact action without asking again.</w:t>
-      </w:r>
-    </w:p>
-    <w:p>
-      <w:r>
-        <w:t>Teacher; class editor; exactly A; classroom noticeboard; today; once. Yes, after confirming those conditions still hold and the one posting has not been used. The explicit unchanged permission already covers the action.</w:t>
-      </w:r>
-    </w:p>
-    <w:p>
       <w:pPr>
         <w:pStyle w:val="Heading3"/>
       </w:pPr>
       <w:r>
+        <w:t>Workbook question · W2</w:t>
+      </w:r>
+    </w:p>
+    <w:p>
+      <w:pPr>
+        <w:spacing w:line="336" w:lineRule="auto" w:after="180"/>
+        <w:shd w:fill="F5F1FB"/>
+      </w:pPr>
+      <w:r>
+        <w:rPr>
+          <w:b w:val="0"/>
+        </w:rPr>
+        <w:t>List the decision maker, allowed actor, version, destination, timing and number of postings in the original exhibition approval.</w:t>
+      </w:r>
+    </w:p>
+    <w:p>
+      <w:pPr>
+        <w:spacing w:line="336" w:lineRule="auto" w:after="180"/>
+        <w:shd w:fill="F5F1FB"/>
+      </w:pPr>
+      <w:r>
+        <w:rPr>
+          <w:b w:val="0"/>
+        </w:rPr>
+        <w:t xml:space="preserve">Before any posting and with no changes to the facts or </w:t>
+      </w:r>
+      <w:r>
+        <w:rPr>
+          <w:b/>
+        </w:rPr>
+        <w:t>permission</w:t>
+      </w:r>
+      <w:r>
+        <w:rPr>
+          <w:b w:val="0"/>
+        </w:rPr>
+        <w:t>, explain whether the editor can carry out that exact action without asking again.</w:t>
+      </w:r>
+    </w:p>
+    <w:p>
+      <w:pPr>
+        <w:pStyle w:val="Heading3"/>
+      </w:pPr>
+      <w:r>
+        <w:t>Teacher reasoning · W2</w:t>
+      </w:r>
+    </w:p>
+    <w:p>
+      <w:pPr>
+        <w:spacing w:line="336" w:lineRule="auto" w:after="180"/>
+        <w:shd w:fill="F1F6FC"/>
+      </w:pPr>
+      <w:r>
+        <w:rPr>
+          <w:b w:val="0"/>
+        </w:rPr>
+        <w:t xml:space="preserve">Teacher; class editor; exactly A; classroom noticeboard; today; once. Yes, after confirming those conditions still hold and the one posting has not been used. The explicit unchanged </w:t>
+      </w:r>
+      <w:r>
+        <w:rPr>
+          <w:b/>
+        </w:rPr>
+        <w:t>permission</w:t>
+      </w:r>
+      <w:r>
+        <w:rPr>
+          <w:b w:val="0"/>
+        </w:rPr>
+        <w:t xml:space="preserve"> already covers the action.</w:t>
+      </w:r>
+    </w:p>
+    <w:p>
+      <w:pPr>
+        <w:pStyle w:val="Heading3"/>
+      </w:pPr>
+      <w:r>
         <w:t>W3 Prepare a reviewable change</w:t>
       </w:r>
     </w:p>
     <w:p>
-      <w:r>
-        <w:t>The room changes to Room 8 and the editor creates B. Explain why publishing old A and publishing unapproved B each fail a different check. Write a specific request for the teacher to review B, keeping the original destination and one-posting limit.</w:t>
-      </w:r>
-    </w:p>
-    <w:p>
-      <w:r>
-        <w:t>A now fails factual support because the room has changed. B has the supported room but is outside the exact-A approval. Show B and the updated source; ask whether the editor may post B on the classroom board today once. Do not infer public permission or approval from B’s correctness.</w:t>
-      </w:r>
-    </w:p>
-    <w:p>
       <w:pPr>
         <w:pStyle w:val="Heading3"/>
       </w:pPr>
       <w:r>
+        <w:t>Workbook question · W3</w:t>
+      </w:r>
+    </w:p>
+    <w:p>
+      <w:pPr>
+        <w:spacing w:line="336" w:lineRule="auto" w:after="180"/>
+        <w:shd w:fill="F5F1FB"/>
+      </w:pPr>
+      <w:r>
+        <w:rPr>
+          <w:b w:val="0"/>
+        </w:rPr>
+        <w:t>The room changes to Room 8 and the editor creates B. Explain why publishing old A and publishing unapproved B each fail a different check.</w:t>
+      </w:r>
+    </w:p>
+    <w:p>
+      <w:pPr>
+        <w:spacing w:line="336" w:lineRule="auto" w:after="180"/>
+        <w:shd w:fill="F5F1FB"/>
+      </w:pPr>
+      <w:r>
+        <w:rPr>
+          <w:b w:val="0"/>
+        </w:rPr>
+        <w:t>Write a specific request for the teacher to review B, keeping the original destination and one-posting limit.</w:t>
+      </w:r>
+    </w:p>
+    <w:p>
+      <w:pPr>
+        <w:pStyle w:val="Heading3"/>
+      </w:pPr>
+      <w:r>
+        <w:t>Teacher reasoning · W3</w:t>
+      </w:r>
+    </w:p>
+    <w:p>
+      <w:pPr>
+        <w:spacing w:line="336" w:lineRule="auto" w:after="180"/>
+        <w:shd w:fill="F1F6FC"/>
+      </w:pPr>
+      <w:r>
+        <w:rPr>
+          <w:b w:val="0"/>
+        </w:rPr>
+        <w:t>A now fails factual support because the room has changed. B has the supported room but is outside the exact-A approval. Show B and the updated source; ask whether the editor may post B on the classroom board today once.</w:t>
+      </w:r>
+    </w:p>
+    <w:p>
+      <w:pPr>
+        <w:spacing w:line="336" w:lineRule="auto" w:after="180"/>
+        <w:shd w:fill="F1F6FC"/>
+      </w:pPr>
+      <w:r>
+        <w:rPr>
+          <w:b w:val="0"/>
+        </w:rPr>
+        <w:t xml:space="preserve">Do not infer public </w:t>
+      </w:r>
+      <w:r>
+        <w:rPr>
+          <w:b/>
+        </w:rPr>
+        <w:t>permission</w:t>
+      </w:r>
+      <w:r>
+        <w:rPr>
+          <w:b w:val="0"/>
+        </w:rPr>
+        <w:t xml:space="preserve"> or approval from B’s correctness.</w:t>
+      </w:r>
+    </w:p>
+    <w:p>
+      <w:pPr>
+        <w:pStyle w:val="Heading3"/>
+      </w:pPr>
+      <w:r>
         <w:t>W4 Transfer the permission check to a new case</w:t>
       </w:r>
     </w:p>
     <w:p>
-      <w:r>
-        <w:t>In a fictional library, the librarian controls the internal shelf list. The librarian tells assistant Jo: “Replace the internal list with checked version L2 on Friday, once. Do not change the public catalogue.” It is Friday, L2 remains checked, and no replacement has occurred. A tool offers both destinations. Assess these proposals separately: Jo replaces the internal list with L2; Jo updates the public catalogue with L2; visitor Sam replaces the internal list with L2; Jo replaces the internal list with a changed L3. Identify the approval detail that settles each case.</w:t>
-      </w:r>
-    </w:p>
-    <w:p>
-      <w:r>
-        <w:t>Jo using L2 internally on Friday once is within scope and needs no duplicate approval. The public catalogue is explicitly excluded. Sam is not the approved actor. L3 is not the approved version. These last three actions are not covered; hold them and refer any proposed change to the librarian rather than treating available buttons or correct text as permission.</w:t>
-      </w:r>
-    </w:p>
-    <w:p>
       <w:pPr>
         <w:pStyle w:val="Heading3"/>
       </w:pPr>
       <w:r>
+        <w:t>Workbook question · W4</w:t>
+      </w:r>
+    </w:p>
+    <w:p>
+      <w:pPr>
+        <w:spacing w:line="336" w:lineRule="auto" w:after="180"/>
+        <w:shd w:fill="F5F1FB"/>
+      </w:pPr>
+      <w:r>
+        <w:rPr>
+          <w:b w:val="0"/>
+        </w:rPr>
+        <w:t>In a fictional library, the librarian controls the internal shelf list. The librarian tells assistant Jo: “Replace the internal list with checked version L2 on Friday, once.</w:t>
+      </w:r>
+    </w:p>
+    <w:p>
+      <w:pPr>
+        <w:spacing w:line="336" w:lineRule="auto" w:after="180"/>
+        <w:shd w:fill="F5F1FB"/>
+      </w:pPr>
+      <w:r>
+        <w:rPr>
+          <w:b w:val="0"/>
+        </w:rPr>
+        <w:t>Do not change the public catalogue.” It is Friday, L2 remains checked, and no replacement has occurred. A tool offers both destinations.</w:t>
+      </w:r>
+    </w:p>
+    <w:p>
+      <w:pPr>
+        <w:spacing w:line="336" w:lineRule="auto" w:after="180"/>
+        <w:shd w:fill="F5F1FB"/>
+      </w:pPr>
+      <w:r>
+        <w:rPr>
+          <w:b w:val="0"/>
+        </w:rPr>
+        <w:t>Assess these proposals separately: Jo replaces the internal list with L2; Jo updates the public catalogue with L2; visitor Sam replaces the internal list with L2; Jo replaces the internal list with a changed L3.</w:t>
+      </w:r>
+    </w:p>
+    <w:p>
+      <w:pPr>
+        <w:spacing w:line="336" w:lineRule="auto" w:after="180"/>
+        <w:shd w:fill="F5F1FB"/>
+      </w:pPr>
+      <w:r>
+        <w:rPr>
+          <w:b w:val="0"/>
+        </w:rPr>
+        <w:t>Identify the approval detail that settles each case.</w:t>
+      </w:r>
+    </w:p>
+    <w:p>
+      <w:pPr>
+        <w:pStyle w:val="Heading3"/>
+      </w:pPr>
+      <w:r>
+        <w:t>Teacher reasoning · W4</w:t>
+      </w:r>
+    </w:p>
+    <w:p>
+      <w:pPr>
+        <w:spacing w:line="336" w:lineRule="auto" w:after="180"/>
+        <w:shd w:fill="F1F6FC"/>
+      </w:pPr>
+      <w:r>
+        <w:rPr>
+          <w:b w:val="0"/>
+        </w:rPr>
+        <w:t xml:space="preserve">Jo using L2 internally on Friday once is within </w:t>
+      </w:r>
+      <w:r>
+        <w:rPr>
+          <w:b/>
+        </w:rPr>
+        <w:t>scope</w:t>
+      </w:r>
+      <w:r>
+        <w:rPr>
+          <w:b w:val="0"/>
+        </w:rPr>
+        <w:t xml:space="preserve"> and needs no duplicate approval. The public catalogue is explicitly excluded. Sam is not the approved actor. L3 is not the approved version.</w:t>
+      </w:r>
+    </w:p>
+    <w:p>
+      <w:pPr>
+        <w:spacing w:line="336" w:lineRule="auto" w:after="180"/>
+        <w:shd w:fill="F1F6FC"/>
+      </w:pPr>
+      <w:r>
+        <w:rPr>
+          <w:b w:val="0"/>
+        </w:rPr>
+        <w:t xml:space="preserve">These last three actions are not covered; hold them and refer any proposed change to the librarian rather than treating available buttons or correct text as </w:t>
+      </w:r>
+      <w:r>
+        <w:rPr>
+          <w:b/>
+        </w:rPr>
+        <w:t>permission</w:t>
+      </w:r>
+      <w:r>
+        <w:rPr>
+          <w:b w:val="0"/>
+        </w:rPr>
+        <w:t>.</w:t>
+      </w:r>
+    </w:p>
+    <w:p>
+      <w:pPr>
+        <w:pStyle w:val="Heading3"/>
+      </w:pPr>
+      <w:r>
         <w:t>W5 Avoid an accidental second action</w:t>
       </w:r>
     </w:p>
     <w:p>
-      <w:r>
-        <w:t>Jo attempts the permitted internal replacement, but the tool’s response does not show whether it succeeded. Explain why immediately repeating it is a poor choice under a once-only approval. What should Jo check? If Jo discovers a public change occurred instead, describe the first recovery steps.</w:t>
-      </w:r>
-    </w:p>
-    <w:p>
-      <w:r>
-        <w:t>A repeat might perform the limited action a second time. Inspect the internal list or its change record, or have the librarian confirm the outcome, before retrying. If the public catalogue changed, stop further changes, tell the librarian what happened and follow their directions for correction. Do not claim that reversal proves nobody saw the public change.</w:t>
-      </w:r>
-    </w:p>
-    <w:p>
       <w:pPr>
         <w:pStyle w:val="Heading3"/>
       </w:pPr>
       <w:r>
+        <w:t>Workbook question · W5</w:t>
+      </w:r>
+    </w:p>
+    <w:p>
+      <w:pPr>
+        <w:spacing w:line="336" w:lineRule="auto" w:after="180"/>
+        <w:shd w:fill="F5F1FB"/>
+      </w:pPr>
+      <w:r>
+        <w:rPr>
+          <w:b w:val="0"/>
+        </w:rPr>
+        <w:t>Jo attempts the permitted internal replacement, but the tool’s response does not show whether it succeeded. Explain why immediately repeating it is a poor choice under a once-only approval. What should Jo check?</w:t>
+      </w:r>
+    </w:p>
+    <w:p>
+      <w:pPr>
+        <w:spacing w:line="336" w:lineRule="auto" w:after="180"/>
+        <w:shd w:fill="F5F1FB"/>
+      </w:pPr>
+      <w:r>
+        <w:rPr>
+          <w:b w:val="0"/>
+        </w:rPr>
+        <w:t>If Jo discovers a public change occurred instead, describe the first recovery steps.</w:t>
+      </w:r>
+    </w:p>
+    <w:p>
+      <w:pPr>
+        <w:pStyle w:val="Heading3"/>
+      </w:pPr>
+      <w:r>
+        <w:t>Teacher reasoning · W5</w:t>
+      </w:r>
+    </w:p>
+    <w:p>
+      <w:pPr>
+        <w:spacing w:line="336" w:lineRule="auto" w:after="180"/>
+        <w:shd w:fill="F1F6FC"/>
+      </w:pPr>
+      <w:r>
+        <w:rPr>
+          <w:b w:val="0"/>
+        </w:rPr>
+        <w:t>A repeat might perform the limited action a second time. Inspect the internal list or its change record, or have the librarian confirm the outcome, before retrying.</w:t>
+      </w:r>
+    </w:p>
+    <w:p>
+      <w:pPr>
+        <w:spacing w:line="336" w:lineRule="auto" w:after="180"/>
+        <w:shd w:fill="F1F6FC"/>
+      </w:pPr>
+      <w:r>
+        <w:rPr>
+          <w:b w:val="0"/>
+        </w:rPr>
+        <w:t>If the public catalogue changed, stop further changes, tell the librarian what happened and follow their directions for correction. Do not claim that reversal proves nobody saw the public change.</w:t>
+      </w:r>
+    </w:p>
+    <w:p>
+      <w:pPr>
+        <w:pStyle w:val="Heading3"/>
+      </w:pPr>
+      <w:r>
         <w:t>Assess independent transfer</w:t>
       </w:r>
     </w:p>
     <w:p>
-      <w:r>
-        <w:t>Selected case: In a fictional library, the librarian controls the internal shelf list. The librarian tells assistant Jo: “Replace the internal list with checked version L2 on Friday, once. Do not change the public catalogue.” It is Friday, L2 remains checked, and no replacement has occurred. A tool offers both destinations. Assess these proposals separately: Jo replaces the internal list with L2; Jo updates the public catalogue with L2; visitor Sam replaces the internal list with L2; Jo replaces the internal list with a changed L3. Identify the approval detail that settles each case.</w:t>
-      </w:r>
-    </w:p>
-    <w:p>
       <w:pPr>
         <w:pStyle w:val="Heading3"/>
       </w:pPr>
       <w:r>
+        <w:t>Independent question · withhold the key</w:t>
+      </w:r>
+    </w:p>
+    <w:p>
+      <w:pPr>
+        <w:spacing w:line="336" w:lineRule="auto" w:after="180"/>
+        <w:shd w:fill="F5F1FB"/>
+      </w:pPr>
+      <w:r>
+        <w:rPr>
+          <w:b w:val="0"/>
+        </w:rPr>
+        <w:t>Selected case: In a fictional library, the librarian controls the internal shelf list. The librarian tells assistant Jo: “Replace the internal list with checked version L2 on Friday, once.</w:t>
+      </w:r>
+    </w:p>
+    <w:p>
+      <w:pPr>
+        <w:spacing w:line="336" w:lineRule="auto" w:after="180"/>
+        <w:shd w:fill="F5F1FB"/>
+      </w:pPr>
+      <w:r>
+        <w:rPr>
+          <w:b w:val="0"/>
+        </w:rPr>
+        <w:t>Do not change the public catalogue.” It is Friday, L2 remains checked, and no replacement has occurred. A tool offers both destinations.</w:t>
+      </w:r>
+    </w:p>
+    <w:p>
+      <w:pPr>
+        <w:spacing w:line="336" w:lineRule="auto" w:after="180"/>
+        <w:shd w:fill="F5F1FB"/>
+      </w:pPr>
+      <w:r>
+        <w:rPr>
+          <w:b w:val="0"/>
+        </w:rPr>
+        <w:t>Assess these proposals separately: Jo replaces the internal list with L2; Jo updates the public catalogue with L2; visitor Sam replaces the internal list with L2; Jo replaces the internal list with a changed L3.</w:t>
+      </w:r>
+    </w:p>
+    <w:p>
+      <w:pPr>
+        <w:spacing w:line="336" w:lineRule="auto" w:after="180"/>
+        <w:shd w:fill="F5F1FB"/>
+      </w:pPr>
+      <w:r>
+        <w:rPr>
+          <w:b w:val="0"/>
+        </w:rPr>
+        <w:t>Identify the approval detail that settles each case.</w:t>
+      </w:r>
+    </w:p>
+    <w:p>
+      <w:pPr>
+        <w:pStyle w:val="Heading3"/>
+      </w:pPr>
+      <w:r>
         <w:t>Selected case answer</w:t>
       </w:r>
     </w:p>
     <w:p>
-      <w:r>
-        <w:t>Jo using L2 internally on Friday once is within scope and needs no duplicate approval. The public catalogue is explicitly excluded. Sam is not the approved actor. L3 is not the approved version. These last three actions are not covered; hold them and refer any proposed change to the librarian rather than treating available buttons or correct text as permission.</w:t>
+      <w:pPr>
+        <w:pStyle w:val="Heading3"/>
+      </w:pPr>
+      <w:r>
+        <w:t>Teacher key · Selected case answer</w:t>
+      </w:r>
+    </w:p>
+    <w:p>
+      <w:pPr>
+        <w:spacing w:line="336" w:lineRule="auto" w:after="180"/>
+        <w:shd w:fill="F1F6FC"/>
+      </w:pPr>
+      <w:r>
+        <w:rPr>
+          <w:b w:val="0"/>
+        </w:rPr>
+        <w:t xml:space="preserve">Jo using L2 internally on Friday once is within </w:t>
+      </w:r>
+      <w:r>
+        <w:rPr>
+          <w:b/>
+        </w:rPr>
+        <w:t>scope</w:t>
+      </w:r>
+      <w:r>
+        <w:rPr>
+          <w:b w:val="0"/>
+        </w:rPr>
+        <w:t xml:space="preserve"> and needs no duplicate approval. The public catalogue is explicitly excluded. Sam is not the approved actor. L3 is not the approved version.</w:t>
+      </w:r>
+    </w:p>
+    <w:p>
+      <w:pPr>
+        <w:spacing w:line="336" w:lineRule="auto" w:after="180"/>
+        <w:shd w:fill="F1F6FC"/>
+      </w:pPr>
+      <w:r>
+        <w:rPr>
+          <w:b w:val="0"/>
+        </w:rPr>
+        <w:t xml:space="preserve">These last three actions are not covered; hold them and refer any proposed change to the librarian rather than treating available buttons or correct text as </w:t>
+      </w:r>
+      <w:r>
+        <w:rPr>
+          <w:b/>
+        </w:rPr>
+        <w:t>permission</w:t>
+      </w:r>
+      <w:r>
+        <w:rPr>
+          <w:b w:val="0"/>
+        </w:rPr>
+        <w:t>.</w:t>
       </w:r>
     </w:p>
     <w:tbl>
@@ -2663,21 +5342,77 @@
       </w:tr>
     </w:tbl>
     <w:p>
-      <w:r>
-        <w:t>Record each dimension as not yet, with support, or independent. Accept a valid alternative procedure with a defensible trace. Do not penalise an honestly recorded model failure if the learner correctly explains its evidence and limits.</w:t>
-      </w:r>
-    </w:p>
-    <w:p>
       <w:pPr>
         <w:pStyle w:val="Heading3"/>
       </w:pPr>
       <w:r>
+        <w:t>Teacher key · Selected case answer</w:t>
+      </w:r>
+    </w:p>
+    <w:p>
+      <w:pPr>
+        <w:spacing w:line="336" w:lineRule="auto" w:after="180"/>
+        <w:shd w:fill="F1F6FC"/>
+      </w:pPr>
+      <w:r>
+        <w:rPr>
+          <w:b w:val="0"/>
+        </w:rPr>
+        <w:t>Record each dimension as not yet, with support, or independent. Accept a valid alternative procedure with a defensible trace.</w:t>
+      </w:r>
+    </w:p>
+    <w:p>
+      <w:pPr>
+        <w:spacing w:line="336" w:lineRule="auto" w:after="180"/>
+        <w:shd w:fill="F1F6FC"/>
+      </w:pPr>
+      <w:r>
+        <w:rPr>
+          <w:b w:val="0"/>
+        </w:rPr>
+        <w:t xml:space="preserve">Do not penalise an honestly recorded model failure if the learner correctly explains its </w:t>
+      </w:r>
+      <w:r>
+        <w:rPr>
+          <w:b/>
+        </w:rPr>
+        <w:t>evidence</w:t>
+      </w:r>
+      <w:r>
+        <w:rPr>
+          <w:b w:val="0"/>
+        </w:rPr>
+        <w:t xml:space="preserve"> and limits.</w:t>
+      </w:r>
+    </w:p>
+    <w:p>
+      <w:pPr>
+        <w:pStyle w:val="Heading3"/>
+      </w:pPr>
+      <w:r>
         <w:t>Feedback that the learner uses</w:t>
       </w:r>
     </w:p>
     <w:p>
-      <w:r>
-        <w:t>Name the earliest unsupported step and give one action to repair it. Have the learner make that repair now and explain why. Then assess the relevant skill on a fresh, fully specified case. Confirm it was not previously practised with feedback; solve and check the new case before assigning it. A follow-up design prompt is a starting brief, not automatically an equivalent test.</w:t>
+      <w:pPr>
+        <w:spacing w:line="336" w:lineRule="auto" w:after="180"/>
+      </w:pPr>
+      <w:r>
+        <w:rPr>
+          <w:b w:val="0"/>
+        </w:rPr>
+        <w:t>Name the earliest unsupported step and give one action to repair it. Have the learner make that repair now and explain why. Then assess the relevant skill on a fresh, fully specified case.</w:t>
+      </w:r>
+    </w:p>
+    <w:p>
+      <w:pPr>
+        <w:spacing w:line="336" w:lineRule="auto" w:after="180"/>
+      </w:pPr>
+      <w:r>
+        <w:rPr>
+          <w:b w:val="0"/>
+        </w:rPr>
+        <w:t>Confirm it was not previously practised with feedback; solve and check the new case before assigning it. A follow-up design prompt is a starting brief, not automatically an equivalent test.</w:t>
       </w:r>
     </w:p>
     <w:p>
@@ -2689,11 +5424,74 @@
       </w:r>
     </w:p>
     <w:p>
+      <w:r>
+        <w:t>Connect Humans Set Boundaries to Helpful Classroom Sorter, adapt support and plan a later changed-case check.</w:t>
+      </w:r>
+    </w:p>
+    <w:p>
       <w:pPr>
         <w:pStyle w:val="Heading3"/>
       </w:pPr>
       <w:r>
-        <w:t>Connect and extend learning</w:t>
+        <w:t>Helpful Classroom Sorter</w:t>
+      </w:r>
+    </w:p>
+    <w:p>
+      <w:pPr>
+        <w:spacing w:line="336" w:lineRule="auto" w:after="180"/>
+      </w:pPr>
+      <w:r>
+        <w:rPr>
+          <w:b w:val="0"/>
+        </w:rPr>
+        <w:t xml:space="preserve">Complete the sorter's human-control map: </w:t>
+      </w:r>
+      <w:r>
+        <w:rPr>
+          <w:b/>
+        </w:rPr>
+        <w:t>permission</w:t>
+      </w:r>
+      <w:r>
+        <w:rPr>
+          <w:b w:val="0"/>
+        </w:rPr>
+        <w:t>s, review triggers, override, correction, and stop conditions.</w:t>
+      </w:r>
+    </w:p>
+    <w:p>
+      <w:pPr>
+        <w:spacing w:line="336" w:lineRule="auto" w:after="180"/>
+      </w:pPr>
+      <w:r>
+        <w:rPr>
+          <w:b w:val="0"/>
+        </w:rPr>
+        <w:t xml:space="preserve">Keep the decision, </w:t>
+      </w:r>
+      <w:r>
+        <w:rPr>
+          <w:b/>
+        </w:rPr>
+        <w:t>input</w:t>
+      </w:r>
+      <w:r>
+        <w:rPr>
+          <w:b w:val="0"/>
+        </w:rPr>
+        <w:t xml:space="preserve">, result, explanation and remaining limitation in the project </w:t>
+      </w:r>
+      <w:r>
+        <w:rPr>
+          <w:b/>
+        </w:rPr>
+        <w:t>evidence</w:t>
+      </w:r>
+      <w:r>
+        <w:rPr>
+          <w:b w:val="0"/>
+        </w:rPr>
+        <w:t xml:space="preserve"> record. Retrieve this record next week rather than restarting the project.</w:t>
       </w:r>
     </w:p>
     <w:p>
@@ -2701,17 +5499,54 @@
         <w:pStyle w:val="Heading3"/>
       </w:pPr>
       <w:r>
-        <w:t>Helpful Classroom Sorter</w:t>
-      </w:r>
-    </w:p>
-    <w:p>
-      <w:r>
-        <w:t>Complete the sorter's human-control map: permissions, review triggers, override, correction, and stop conditions.</w:t>
-      </w:r>
-    </w:p>
-    <w:p>
-      <w:r>
-        <w:t>Keep the decision, input, result, explanation and remaining limitation in the project evidence record. Retrieve this record next week rather than restarting the project.</w:t>
+        <w:t>Support and stretch</w:t>
+      </w:r>
+    </w:p>
+    <w:p>
+      <w:pPr>
+        <w:spacing w:line="336" w:lineRule="auto" w:after="180"/>
+      </w:pPr>
+      <w:r>
+        <w:rPr>
+          <w:b w:val="0"/>
+        </w:rPr>
+        <w:t xml:space="preserve">Use physical cards, spoken explanations and a three-stage drawing. Read aloud without giving the answer. Stretch: compare two </w:t>
+      </w:r>
+      <w:r>
+        <w:rPr>
+          <w:b/>
+        </w:rPr>
+        <w:t>mechanism</w:t>
+      </w:r>
+      <w:r>
+        <w:rPr>
+          <w:b w:val="0"/>
+        </w:rPr>
+        <w:t xml:space="preserve">s with the same visible </w:t>
+      </w:r>
+      <w:r>
+        <w:rPr>
+          <w:b/>
+        </w:rPr>
+        <w:t>output</w:t>
+      </w:r>
+      <w:r>
+        <w:rPr>
+          <w:b w:val="0"/>
+        </w:rPr>
+        <w:t xml:space="preserve"> and explain what </w:t>
+      </w:r>
+      <w:r>
+        <w:rPr>
+          <w:b/>
+        </w:rPr>
+        <w:t>evidence</w:t>
+      </w:r>
+      <w:r>
+        <w:rPr>
+          <w:b w:val="0"/>
+        </w:rPr>
+        <w:t xml:space="preserve"> distinguishes them.</w:t>
       </w:r>
     </w:p>
     <w:p>
@@ -2719,12 +5554,30 @@
         <w:pStyle w:val="Heading3"/>
       </w:pPr>
       <w:r>
-        <w:t>Support and stretch</w:t>
-      </w:r>
-    </w:p>
-    <w:p>
-      <w:r>
-        <w:t>Use physical cards, spoken explanations and a three-stage drawing. Read aloud without giving the answer. Stretch: compare two mechanisms with the same visible output and explain what evidence distinguishes them.</w:t>
+        <w:t>Exit reflection</w:t>
+      </w:r>
+    </w:p>
+    <w:p>
+      <w:pPr>
+        <w:spacing w:line="336" w:lineRule="auto" w:after="180"/>
+      </w:pPr>
+      <w:r>
+        <w:rPr>
+          <w:b w:val="0"/>
+        </w:rPr>
+        <w:t xml:space="preserve">Ask for one decision the learner can now justify and one situation requiring more </w:t>
+      </w:r>
+      <w:r>
+        <w:rPr>
+          <w:b/>
+        </w:rPr>
+        <w:t>evidence</w:t>
+      </w:r>
+      <w:r>
+        <w:rPr>
+          <w:b w:val="0"/>
+        </w:rPr>
+        <w:t xml:space="preserve"> or human review. Confidence ratings are separate from correct independent performance.</w:t>
       </w:r>
     </w:p>
     <w:p>
@@ -2732,12 +5585,30 @@
         <w:pStyle w:val="Heading3"/>
       </w:pPr>
       <w:r>
-        <w:t>Exit reflection</w:t>
-      </w:r>
-    </w:p>
-    <w:p>
-      <w:r>
-        <w:t>Ask for one decision the learner can now justify and one situation requiring more evidence or human review. Confidence ratings are separate from correct independent performance.</w:t>
+        <w:t>Bridge to the next week</w:t>
+      </w:r>
+    </w:p>
+    <w:p>
+      <w:pPr>
+        <w:spacing w:line="336" w:lineRule="auto" w:after="180"/>
+      </w:pPr>
+      <w:r>
+        <w:rPr>
+          <w:b w:val="0"/>
+        </w:rPr>
+        <w:t xml:space="preserve">Next: Week 29: Find a Real Problem. Retrieve today’s </w:t>
+      </w:r>
+      <w:r>
+        <w:rPr>
+          <w:b/>
+        </w:rPr>
+        <w:t>evidence</w:t>
+      </w:r>
+      <w:r>
+        <w:rPr>
+          <w:b w:val="0"/>
+        </w:rPr>
+        <w:t xml:space="preserve"> and identify what carries forward and what is new.</w:t>
       </w:r>
     </w:p>
     <w:p>
@@ -2745,12 +5616,85 @@
         <w:pStyle w:val="Heading3"/>
       </w:pPr>
       <w:r>
-        <w:t>Bridge to the next week</w:t>
-      </w:r>
-    </w:p>
-    <w:p>
-      <w:r>
-        <w:t>Next: Week 29: Find a Real Problem. Retrieve today’s evidence and identify what carries forward and what is new.</w:t>
+        <w:t>Support and fresh reassessment</w:t>
+      </w:r>
+    </w:p>
+    <w:p>
+      <w:pPr>
+        <w:spacing w:line="336" w:lineRule="auto" w:after="180"/>
+      </w:pPr>
+      <w:r>
+        <w:rPr>
+          <w:b w:val="0"/>
+        </w:rPr>
+        <w:t xml:space="preserve">Provide a frame with Who approved, Who acts, What version, Where, When and How many. Keep the </w:t>
+      </w:r>
+      <w:r>
+        <w:rPr>
+          <w:b/>
+        </w:rPr>
+        <w:t>permission</w:t>
+      </w:r>
+      <w:r>
+        <w:rPr>
+          <w:b w:val="0"/>
+        </w:rPr>
+        <w:t xml:space="preserve"> card visible while sorting proposals.</w:t>
+      </w:r>
+    </w:p>
+    <w:p>
+      <w:pPr>
+        <w:spacing w:line="336" w:lineRule="auto" w:after="180"/>
+      </w:pPr>
+      <w:r>
+        <w:rPr>
+          <w:b w:val="0"/>
+        </w:rPr>
+        <w:t>Extension: explain how an approval allowing a defined range of edits differs from an approval for one exact version, and give an edit inside and outside that range.</w:t>
+      </w:r>
+    </w:p>
+    <w:p>
+      <w:pPr>
+        <w:spacing w:line="336" w:lineRule="auto" w:after="180"/>
+      </w:pPr>
+      <w:r>
+        <w:rPr>
+          <w:b w:val="0"/>
+        </w:rPr>
+        <w:t>W4 requires one allowed action and three uncovered actions, justified by destination, actor and version respectively.</w:t>
+      </w:r>
+    </w:p>
+    <w:p>
+      <w:pPr>
+        <w:spacing w:line="336" w:lineRule="auto" w:after="180"/>
+      </w:pPr>
+      <w:r>
+        <w:rPr>
+          <w:b w:val="0"/>
+        </w:rPr>
+        <w:t>After support, give a new approval explicitly allowing Jo to replace either the internal list or the public catalogue with L2 on Friday, once total.</w:t>
+      </w:r>
+    </w:p>
+    <w:p>
+      <w:pPr>
+        <w:spacing w:line="336" w:lineRule="auto" w:after="180"/>
+      </w:pPr>
+      <w:r>
+        <w:rPr>
+          <w:b w:val="0"/>
+        </w:rPr>
+        <w:t>Ask whether a first public replacement is covered and whether a subsequent internal replacement is covered. Expected: first yes, subsequent no because the one total replacement has been used.</w:t>
+      </w:r>
+    </w:p>
+    <w:p>
+      <w:pPr>
+        <w:spacing w:line="336" w:lineRule="auto" w:after="180"/>
+      </w:pPr>
+      <w:r>
+        <w:rPr>
+          <w:b w:val="0"/>
+        </w:rPr>
+        <w:t>Week 29 uses these boundaries when choosing a problem worth solving for a small project.</w:t>
       </w:r>
     </w:p>
     <w:p>
@@ -2758,40 +5702,40 @@
         <w:pStyle w:val="Heading3"/>
       </w:pPr>
       <w:r>
-        <w:t>Support and fresh reassessment</w:t>
-      </w:r>
-    </w:p>
-    <w:p>
-      <w:r>
-        <w:t>Provide a frame with Who approved, Who acts, What version, Where, When and How many. Keep the permission card visible while sorting proposals. Extension: explain how an approval allowing a defined range of edits differs from an approval for one exact version, and give an edit inside and outside that range.</w:t>
-      </w:r>
-    </w:p>
-    <w:p>
-      <w:r>
-        <w:t>W4 requires one allowed action and three uncovered actions, justified by destination, actor and version respectively. After support, give a new approval explicitly allowing Jo to replace either the internal list or the public catalogue with L2 on Friday, once total. Ask whether a first public replacement is covered and whether a subsequent internal replacement is covered. Expected: first yes, subsequent no because the one total replacement has been used.</w:t>
-      </w:r>
-    </w:p>
-    <w:p>
-      <w:r>
-        <w:t>Week 29 uses these boundaries when choosing a problem worth solving for a small project.</w:t>
-      </w:r>
-    </w:p>
-    <w:p>
-      <w:pPr>
-        <w:pStyle w:val="Heading3"/>
-      </w:pPr>
-      <w:r>
         <w:t>Plan the delayed return</w:t>
       </w:r>
     </w:p>
     <w:p>
-      <w:r>
+      <w:pPr>
+        <w:spacing w:line="336" w:lineRule="auto" w:after="180"/>
+      </w:pPr>
+      <w:r>
+        <w:rPr>
+          <w:b w:val="0"/>
+        </w:rPr>
         <w:t>Suggested return points in this level: ai-1/29, ai-1/31, ai-1/34. Use actual classroom dates, adjusting for holidays and gaps. One, three and six teaching weeks are scheduling choices, not a claimed optimal spacing.</w:t>
       </w:r>
     </w:p>
     <w:p>
-      <w:r>
-        <w:t>At a delayed check, ask for the idea from memory and a changed application. Compare with the earlier independent response and record support used. For a new level, revisit the previous capstone before checking the new prerequisites.</w:t>
+      <w:pPr>
+        <w:spacing w:line="336" w:lineRule="auto" w:after="180"/>
+      </w:pPr>
+      <w:r>
+        <w:rPr>
+          <w:b w:val="0"/>
+        </w:rPr>
+        <w:t>At a delayed check, ask for the idea from memory and a changed application. Compare with the earlier independent response and record support used.</w:t>
+      </w:r>
+    </w:p>
+    <w:p>
+      <w:pPr>
+        <w:spacing w:line="336" w:lineRule="auto" w:after="180"/>
+      </w:pPr>
+      <w:r>
+        <w:rPr>
+          <w:b w:val="0"/>
+        </w:rPr>
+        <w:t>For a new level, revisit the previous capstone before checking the new prerequisites.</w:t>
       </w:r>
     </w:p>
     <w:tbl>
@@ -2951,8 +5895,26 @@
       </w:tr>
     </w:tbl>
     <w:p>
-      <w:r>
-        <w:t>Use the evidence to choose reteaching or the next step. A completed page, confidence rating or attractive project does not by itself demonstrate understanding.</w:t>
+      <w:pPr>
+        <w:spacing w:line="336" w:lineRule="auto" w:after="180"/>
+      </w:pPr>
+      <w:r>
+        <w:rPr>
+          <w:b w:val="0"/>
+        </w:rPr>
+        <w:t xml:space="preserve">Use the </w:t>
+      </w:r>
+      <w:r>
+        <w:rPr>
+          <w:b/>
+        </w:rPr>
+        <w:t>evidence</w:t>
+      </w:r>
+      <w:r>
+        <w:rPr>
+          <w:b w:val="0"/>
+        </w:rPr>
+        <w:t xml:space="preserve"> to choose reteaching or the next step. A completed page, confidence rating or attractive project does not by itself demonstrate understanding.</w:t>
       </w:r>
     </w:p>
     <w:p>
@@ -2964,7 +5926,13 @@
       </w:r>
     </w:p>
     <w:p>
-      <w:r>
+      <w:pPr>
+        <w:spacing w:line="336" w:lineRule="auto" w:after="180"/>
+      </w:pPr>
+      <w:r>
+        <w:rPr>
+          <w:b w:val="0"/>
+        </w:rPr>
         <w:t>Record sorter actions allowed automatically and actions requiring the classroom owner’s explicit review.</w:t>
       </w:r>
     </w:p>
@@ -2978,12 +5946,86 @@
     </w:p>
     <w:p>
       <w:r>
-        <w:t>Teaching target: Distinguish a system’s capability, the correctness of its output and permission to take an action</w:t>
-      </w:r>
-    </w:p>
-    <w:p>
-      <w:r>
-        <w:t>Prepare the labelled worked-case picture, the matching workbook, fictional input cards and a place for individual responses. No paid AI account is required for the paper reasoning activities.</w:t>
+        <w:t>Use this preparation summary alongside the detailed Humans Set Boundaries lesson; it is a checklist rather than a replacement for the full sequence.</w:t>
+      </w:r>
+    </w:p>
+    <w:p>
+      <w:pPr>
+        <w:pStyle w:val="Heading3"/>
+      </w:pPr>
+      <w:r>
+        <w:t>Teaching target</w:t>
+      </w:r>
+    </w:p>
+    <w:p>
+      <w:pPr>
+        <w:spacing w:line="336" w:lineRule="auto" w:after="180"/>
+        <w:shd w:fill="EDF7F3"/>
+      </w:pPr>
+      <w:r>
+        <w:rPr>
+          <w:b w:val="0"/>
+        </w:rPr>
+        <w:t xml:space="preserve">Teaching target: Distinguish a system’s </w:t>
+      </w:r>
+      <w:r>
+        <w:rPr>
+          <w:b/>
+        </w:rPr>
+        <w:t>capability</w:t>
+      </w:r>
+      <w:r>
+        <w:rPr>
+          <w:b w:val="0"/>
+        </w:rPr>
+        <w:t xml:space="preserve">, the correctness of its </w:t>
+      </w:r>
+      <w:r>
+        <w:rPr>
+          <w:b/>
+        </w:rPr>
+        <w:t>output</w:t>
+      </w:r>
+      <w:r>
+        <w:rPr>
+          <w:b w:val="0"/>
+        </w:rPr>
+        <w:t xml:space="preserve"> and </w:t>
+      </w:r>
+      <w:r>
+        <w:rPr>
+          <w:b/>
+        </w:rPr>
+        <w:t>permission</w:t>
+      </w:r>
+      <w:r>
+        <w:rPr>
+          <w:b w:val="0"/>
+        </w:rPr>
+        <w:t xml:space="preserve"> to take an action</w:t>
+      </w:r>
+    </w:p>
+    <w:p>
+      <w:pPr>
+        <w:spacing w:line="336" w:lineRule="auto" w:after="180"/>
+      </w:pPr>
+      <w:r>
+        <w:rPr>
+          <w:b w:val="0"/>
+        </w:rPr>
+        <w:t xml:space="preserve">Prepare the labelled worked-case picture, the matching workbook, fictional </w:t>
+      </w:r>
+      <w:r>
+        <w:rPr>
+          <w:b/>
+        </w:rPr>
+        <w:t>input</w:t>
+      </w:r>
+      <w:r>
+        <w:rPr>
+          <w:b w:val="0"/>
+        </w:rPr>
+        <w:t xml:space="preserve"> cards and a place for individual responses. No paid AI account is required for the paper reasoning activities.</w:t>
       </w:r>
     </w:p>
     <w:tbl>
@@ -3130,37 +6172,266 @@
       </w:tr>
     </w:tbl>
     <w:p>
-      <w:r>
-        <w:t>Before class, solve the supported practice: List the decision maker, allowed actor, version, destination, timing and number of postings in the original exhibition approval. Before any posting and with no changes to the facts or permission, explain whether the editor can carry out that exact action without asking again.</w:t>
-      </w:r>
-    </w:p>
-    <w:p>
-      <w:r>
-        <w:t>Reasoned practice answer: Teacher; class editor; exactly A; classroom noticeboard; today; once. Yes, after confirming those conditions still hold and the one posting has not been used. The explicit unchanged permission already covers the action.</w:t>
-      </w:r>
-    </w:p>
-    <w:p>
-      <w:r>
-        <w:t>Check every learner before discussion: Use the worked case for Human authority and permission. Proposed explanation: “A working button grants permission”. Decide whether this explanation is supported. Point to the step or supplied fact that decides; explain your repair if needed.</w:t>
-      </w:r>
-    </w:p>
-    <w:p>
-      <w:r>
-        <w:t>Misconception repair: Capability does not establish who may use it or for what purpose.</w:t>
-      </w:r>
-    </w:p>
-    <w:p>
-      <w:r>
-        <w:t>Support: read the exact case aloud, enlarge the labelled picture, supply input cards and model only the first deciding step. Accept a spoken explanation or drawing; retain the reasoning goal.</w:t>
-      </w:r>
-    </w:p>
-    <w:p>
-      <w:r>
-        <w:t>Extension: P2 has already been published once under this approval. Require a prediction and a reason before comparing. Expected result: A second publication is not covered. Reason: The instruction allowed a single use, not repeated actions.</w:t>
-      </w:r>
-    </w:p>
-    <w:p>
-      <w:r>
+      <w:pPr>
+        <w:spacing w:line="336" w:lineRule="auto" w:after="180"/>
+      </w:pPr>
+      <w:r>
+        <w:rPr>
+          <w:b w:val="0"/>
+        </w:rPr>
+        <w:t>Before class, solve the supported practice: List the decision maker, allowed actor, version, destination, timing and number of postings in the original exhibition approval.</w:t>
+      </w:r>
+    </w:p>
+    <w:p>
+      <w:pPr>
+        <w:spacing w:line="336" w:lineRule="auto" w:after="180"/>
+      </w:pPr>
+      <w:r>
+        <w:rPr>
+          <w:b w:val="0"/>
+        </w:rPr>
+        <w:t xml:space="preserve">Before any posting and with no changes to the facts or </w:t>
+      </w:r>
+      <w:r>
+        <w:rPr>
+          <w:b/>
+        </w:rPr>
+        <w:t>permission</w:t>
+      </w:r>
+      <w:r>
+        <w:rPr>
+          <w:b w:val="0"/>
+        </w:rPr>
+        <w:t>, explain whether the editor can carry out that exact action without asking again.</w:t>
+      </w:r>
+    </w:p>
+    <w:p>
+      <w:pPr>
+        <w:pStyle w:val="Heading3"/>
+      </w:pPr>
+      <w:r>
+        <w:t>Supported practice answer</w:t>
+      </w:r>
+    </w:p>
+    <w:p>
+      <w:pPr>
+        <w:spacing w:line="336" w:lineRule="auto" w:after="180"/>
+        <w:shd w:fill="F1F6FC"/>
+      </w:pPr>
+      <w:r>
+        <w:rPr>
+          <w:b w:val="0"/>
+        </w:rPr>
+        <w:t>Reasoned practice answer: Teacher; class editor; exactly A; classroom noticeboard; today; once. Yes, after confirming those conditions still hold and the one posting has not been used.</w:t>
+      </w:r>
+    </w:p>
+    <w:p>
+      <w:pPr>
+        <w:spacing w:line="336" w:lineRule="auto" w:after="180"/>
+        <w:shd w:fill="F1F6FC"/>
+      </w:pPr>
+      <w:r>
+        <w:rPr>
+          <w:b w:val="0"/>
+        </w:rPr>
+        <w:t xml:space="preserve">The explicit unchanged </w:t>
+      </w:r>
+      <w:r>
+        <w:rPr>
+          <w:b/>
+        </w:rPr>
+        <w:t>permission</w:t>
+      </w:r>
+      <w:r>
+        <w:rPr>
+          <w:b w:val="0"/>
+        </w:rPr>
+        <w:t xml:space="preserve"> already covers the action.</w:t>
+      </w:r>
+    </w:p>
+    <w:p>
+      <w:pPr>
+        <w:spacing w:line="336" w:lineRule="auto" w:after="180"/>
+      </w:pPr>
+      <w:r>
+        <w:rPr>
+          <w:b w:val="0"/>
+        </w:rPr>
+        <w:t xml:space="preserve">Check every learner before discussion: Use the worked case for Human </w:t>
+      </w:r>
+      <w:r>
+        <w:rPr>
+          <w:b/>
+        </w:rPr>
+        <w:t>authority</w:t>
+      </w:r>
+      <w:r>
+        <w:rPr>
+          <w:b w:val="0"/>
+        </w:rPr>
+        <w:t xml:space="preserve"> and </w:t>
+      </w:r>
+      <w:r>
+        <w:rPr>
+          <w:b/>
+        </w:rPr>
+        <w:t>permission</w:t>
+      </w:r>
+      <w:r>
+        <w:rPr>
+          <w:b w:val="0"/>
+        </w:rPr>
+        <w:t xml:space="preserve">. Proposed explanation: “A working button grants </w:t>
+      </w:r>
+      <w:r>
+        <w:rPr>
+          <w:b/>
+        </w:rPr>
+        <w:t>permission</w:t>
+      </w:r>
+      <w:r>
+        <w:rPr>
+          <w:b w:val="0"/>
+        </w:rPr>
+        <w:t>”. Decide whether this explanation is supported.</w:t>
+      </w:r>
+    </w:p>
+    <w:p>
+      <w:pPr>
+        <w:spacing w:line="336" w:lineRule="auto" w:after="180"/>
+      </w:pPr>
+      <w:r>
+        <w:rPr>
+          <w:b w:val="0"/>
+        </w:rPr>
+        <w:t>Point to the step or supplied fact that decides; explain your repair if needed.</w:t>
+      </w:r>
+    </w:p>
+    <w:p>
+      <w:pPr>
+        <w:pStyle w:val="Heading3"/>
+      </w:pPr>
+      <w:r>
+        <w:t>Repair the misconception</w:t>
+      </w:r>
+    </w:p>
+    <w:p>
+      <w:pPr>
+        <w:spacing w:line="336" w:lineRule="auto" w:after="180"/>
+        <w:shd w:fill="FFF5E6"/>
+      </w:pPr>
+      <w:r>
+        <w:rPr>
+          <w:b w:val="0"/>
+        </w:rPr>
+        <w:t xml:space="preserve">Misconception repair: </w:t>
+      </w:r>
+      <w:r>
+        <w:rPr>
+          <w:b/>
+        </w:rPr>
+        <w:t>Capability</w:t>
+      </w:r>
+      <w:r>
+        <w:rPr>
+          <w:b w:val="0"/>
+        </w:rPr>
+        <w:t xml:space="preserve"> does not establish who may use it or for what purpose.</w:t>
+      </w:r>
+    </w:p>
+    <w:p>
+      <w:pPr>
+        <w:pStyle w:val="Heading3"/>
+      </w:pPr>
+      <w:r>
+        <w:t>Support without giving away the answer</w:t>
+      </w:r>
+    </w:p>
+    <w:p>
+      <w:pPr>
+        <w:spacing w:line="336" w:lineRule="auto" w:after="180"/>
+        <w:shd w:fill="F1F6F8"/>
+      </w:pPr>
+      <w:r>
+        <w:rPr>
+          <w:b w:val="0"/>
+        </w:rPr>
+        <w:t xml:space="preserve">Support: read the exact case aloud, enlarge the labelled picture, supply </w:t>
+      </w:r>
+      <w:r>
+        <w:rPr>
+          <w:b/>
+        </w:rPr>
+        <w:t>input</w:t>
+      </w:r>
+      <w:r>
+        <w:rPr>
+          <w:b w:val="0"/>
+        </w:rPr>
+        <w:t xml:space="preserve"> cards and model only the first deciding step. Accept a spoken explanation or drawing; retain the reasoning goal.</w:t>
+      </w:r>
+    </w:p>
+    <w:p>
+      <w:pPr>
+        <w:pStyle w:val="Heading3"/>
+      </w:pPr>
+      <w:r>
+        <w:t>Extend the reasoning</w:t>
+      </w:r>
+    </w:p>
+    <w:p>
+      <w:pPr>
+        <w:spacing w:line="336" w:lineRule="auto" w:after="180"/>
+        <w:shd w:fill="F5F1FB"/>
+      </w:pPr>
+      <w:r>
+        <w:rPr>
+          <w:b w:val="0"/>
+        </w:rPr>
+        <w:t xml:space="preserve">Extension: P2 has already been published once under this approval. Require a </w:t>
+      </w:r>
+      <w:r>
+        <w:rPr>
+          <w:b/>
+        </w:rPr>
+        <w:t>prediction</w:t>
+      </w:r>
+      <w:r>
+        <w:rPr>
+          <w:b w:val="0"/>
+        </w:rPr>
+        <w:t xml:space="preserve"> and a reason before comparing. Expected result: A second publication is not covered.</w:t>
+      </w:r>
+    </w:p>
+    <w:p>
+      <w:pPr>
+        <w:spacing w:line="336" w:lineRule="auto" w:after="180"/>
+        <w:shd w:fill="F5F1FB"/>
+      </w:pPr>
+      <w:r>
+        <w:rPr>
+          <w:b w:val="0"/>
+        </w:rPr>
+        <w:t>Reason: The instruction allowed a single use, not repeated actions.</w:t>
+      </w:r>
+    </w:p>
+    <w:p>
+      <w:pPr>
+        <w:pStyle w:val="Heading3"/>
+      </w:pPr>
+      <w:r>
+        <w:t>Protect the independent attempt</w:t>
+      </w:r>
+    </w:p>
+    <w:p>
+      <w:pPr>
+        <w:spacing w:line="336" w:lineRule="auto" w:after="180"/>
+        <w:shd w:fill="FFF5E6"/>
+      </w:pPr>
+      <w:r>
+        <w:rPr>
+          <w:b w:val="0"/>
+        </w:rPr>
         <w:t>Independent assessment: withhold the reserved answer until the learner has attempted the new case. Record support separately from correctness.</w:t>
       </w:r>
     </w:p>
@@ -3349,13 +6620,58 @@
       </w:tr>
     </w:tbl>
     <w:p>
-      <w:r>
-        <w:t>Project checkpoint: Prepare the demonstration. Gather reproducible instructions, evidence, access checks and remaining limitations.</w:t>
-      </w:r>
-    </w:p>
-    <w:p>
-      <w:r>
-        <w:t>Use the weekly teacher answer for topic-specific reasoning. A saved progress tick is an activity record; judge mastery from the learner’s explanation and evidence.</w:t>
+      <w:pPr>
+        <w:pStyle w:val="Heading3"/>
+      </w:pPr>
+      <w:r>
+        <w:t>Project checkpoint</w:t>
+      </w:r>
+    </w:p>
+    <w:p>
+      <w:pPr>
+        <w:spacing w:line="336" w:lineRule="auto" w:after="180"/>
+        <w:shd w:fill="EDF7F3"/>
+      </w:pPr>
+      <w:r>
+        <w:rPr>
+          <w:b w:val="0"/>
+        </w:rPr>
+        <w:t xml:space="preserve">Project checkpoint: Prepare the demonstration. Gather reproducible instructions, </w:t>
+      </w:r>
+      <w:r>
+        <w:rPr>
+          <w:b/>
+        </w:rPr>
+        <w:t>evidence</w:t>
+      </w:r>
+      <w:r>
+        <w:rPr>
+          <w:b w:val="0"/>
+        </w:rPr>
+        <w:t>, access checks and remaining limitations.</w:t>
+      </w:r>
+    </w:p>
+    <w:p>
+      <w:pPr>
+        <w:spacing w:line="336" w:lineRule="auto" w:after="180"/>
+      </w:pPr>
+      <w:r>
+        <w:rPr>
+          <w:b w:val="0"/>
+        </w:rPr>
+        <w:t xml:space="preserve">Use the weekly teacher answer for topic-specific reasoning. A saved progress tick is an activity record; judge mastery from the learner’s explanation and </w:t>
+      </w:r>
+      <w:r>
+        <w:rPr>
+          <w:b/>
+        </w:rPr>
+        <w:t>evidence</w:t>
+      </w:r>
+      <w:r>
+        <w:rPr>
+          <w:b w:val="0"/>
+        </w:rPr>
+        <w:t>.</w:t>
       </w:r>
     </w:p>
     <w:p>
@@ -3368,27 +6684,961 @@
     </w:p>
     <w:p>
       <w:r>
-        <w:t>Use the two formative questions as supported practice, not as independent mastery scores. Discuss the deciding evidence rather than accepting a guessed selection.</w:t>
-      </w:r>
-    </w:p>
-    <w:p>
-      <w:r>
+        <w:t>Use feedback, earlier review and portfolios purposefully. Apply the coding routine only when this lesson has an executable lab.</w:t>
+      </w:r>
+    </w:p>
+    <w:p>
+      <w:pPr>
+        <w:spacing w:line="336" w:lineRule="auto" w:after="180"/>
+      </w:pPr>
+      <w:r>
+        <w:rPr>
+          <w:b w:val="0"/>
+        </w:rPr>
+        <w:t xml:space="preserve">Use the two formative questions as supported practice, not as independent mastery scores. Discuss the deciding </w:t>
+      </w:r>
+      <w:r>
+        <w:rPr>
+          <w:b/>
+        </w:rPr>
+        <w:t>evidence</w:t>
+      </w:r>
+      <w:r>
+        <w:rPr>
+          <w:b w:val="0"/>
+        </w:rPr>
+        <w:t xml:space="preserve"> rather than accepting a guessed selection.</w:t>
+      </w:r>
+    </w:p>
+    <w:p>
+      <w:pPr>
+        <w:spacing w:line="336" w:lineRule="auto" w:after="180"/>
+      </w:pPr>
+      <w:r>
+        <w:rPr>
+          <w:b w:val="0"/>
+        </w:rPr>
         <w:t>The feedback comes from the reviewed public worked case. Do not reveal the separately reserved independent teacher answer until the learner has attempted that case.</w:t>
       </w:r>
     </w:p>
     <w:p>
-      <w:r>
-        <w:t>Ask students to predict before running code. Preserve errors and actual outputs; collect a changed test and an explanation. The branch-boundary and indexing lessons deliberately include failure cases.</w:t>
-      </w:r>
-    </w:p>
-    <w:p>
-      <w:r>
+      <w:pPr>
+        <w:pStyle w:val="Heading3"/>
+      </w:pPr>
+      <w:r>
+        <w:t>For later coding lessons</w:t>
+      </w:r>
+    </w:p>
+    <w:p>
+      <w:r>
+        <w:t>This week has no code block. Use this routine when a later lesson includes an executable lab.</w:t>
+      </w:r>
+    </w:p>
+    <w:p>
+      <w:pPr>
+        <w:spacing w:line="336" w:lineRule="auto" w:after="180"/>
+        <w:shd w:fill="F1F6F8"/>
+      </w:pPr>
+      <w:r>
+        <w:rPr>
+          <w:b w:val="0"/>
+        </w:rPr>
+        <w:t xml:space="preserve">Ask students to predict before running code. Preserve errors and actual </w:t>
+      </w:r>
+      <w:r>
+        <w:rPr>
+          <w:b/>
+        </w:rPr>
+        <w:t>output</w:t>
+      </w:r>
+      <w:r>
+        <w:rPr>
+          <w:b w:val="0"/>
+        </w:rPr>
+        <w:t>s; collect a changed test and an explanation. The branch-</w:t>
+      </w:r>
+      <w:r>
+        <w:rPr>
+          <w:b/>
+        </w:rPr>
+        <w:t>boundary</w:t>
+      </w:r>
+      <w:r>
+        <w:rPr>
+          <w:b w:val="0"/>
+        </w:rPr>
+        <w:t xml:space="preserve"> and indexing lessons deliberately include failure cases.</w:t>
+      </w:r>
+    </w:p>
+    <w:p>
+      <w:pPr>
+        <w:spacing w:line="336" w:lineRule="auto" w:after="180"/>
+      </w:pPr>
+      <w:r>
+        <w:rPr>
+          <w:b w:val="0"/>
+        </w:rPr>
         <w:t>Use the earlier worked-explanation links to address a specific missing building block, then return to the current question. Adapt this suggestion after observing the learner; it is not an automatic diagnosis.</w:t>
       </w:r>
     </w:p>
     <w:p>
-      <w:r>
-        <w:t>Collect the completed-work portfolio as evidence. Record support separately from correctness, and assess explanation, trace/test and limitations. Progress ticks and quiz selections alone do not establish mastery.</w:t>
+      <w:pPr>
+        <w:spacing w:line="336" w:lineRule="auto" w:after="180"/>
+      </w:pPr>
+      <w:r>
+        <w:rPr>
+          <w:b w:val="0"/>
+        </w:rPr>
+        <w:t xml:space="preserve">Collect the completed-work portfolio as </w:t>
+      </w:r>
+      <w:r>
+        <w:rPr>
+          <w:b/>
+        </w:rPr>
+        <w:t>evidence</w:t>
+      </w:r>
+      <w:r>
+        <w:rPr>
+          <w:b w:val="0"/>
+        </w:rPr>
+        <w:t>. Record support separately from correctness, and assess explanation, trace/test and limitations. Progress ticks and quiz selections alone do not establish mastery.</w:t>
+      </w:r>
+    </w:p>
+    <w:p>
+      <w:pPr>
+        <w:pStyle w:val="Heading1"/>
+      </w:pPr>
+      <w:r>
+        <w:t>09. Visual concept journey</w:t>
+      </w:r>
+    </w:p>
+    <w:p>
+      <w:r>
+        <w:t>Show one Humans Set Boundaries graphic at a time, request a prediction and discuss its trace before the independent assessment.</w:t>
+      </w:r>
+    </w:p>
+    <w:p>
+      <w:pPr>
+        <w:spacing w:line="336" w:lineRule="auto" w:after="180"/>
+      </w:pPr>
+      <w:r>
+        <w:rPr>
+          <w:b w:val="0"/>
+        </w:rPr>
+        <w:t xml:space="preserve">Use one picture at a time. Hide a worked result before asking for a </w:t>
+      </w:r>
+      <w:r>
+        <w:rPr>
+          <w:b/>
+        </w:rPr>
+        <w:t>prediction</w:t>
+      </w:r>
+      <w:r>
+        <w:rPr>
+          <w:b w:val="0"/>
+        </w:rPr>
+        <w:t>, then reveal it for feedback. These are supported teaching cases; retain the separate independent assessment for a fresh first attempt.</w:t>
+      </w:r>
+    </w:p>
+    <w:p>
+      <w:pPr>
+        <w:pStyle w:val="Heading3"/>
+      </w:pPr>
+      <w:r>
+        <w:t>01. Humans Set Boundaries: the case</w:t>
+      </w:r>
+    </w:p>
+    <w:p>
+      <w:r>
+        <w:drawing>
+          <wp:inline xmlns:a="http://schemas.openxmlformats.org/drawingml/2006/main" xmlns:pic="http://schemas.openxmlformats.org/drawingml/2006/picture">
+            <wp:extent cx="5486400" cy="2834640"/>
+            <wp:docPr id="2" name="Picture 2" descr="A fictional teacher approves one checked classroom poster for internal display. Supplied facts: Approval: publish exactly poster P2 on the classroom noticeboard today, once. Assistant proposes P2 there; P3 there after an edit; P2 on a public website."/>
+            <wp:cNvGraphicFramePr>
+              <a:graphicFrameLocks noChangeAspect="1"/>
+            </wp:cNvGraphicFramePr>
+            <a:graphic>
+              <a:graphicData uri="http://schemas.openxmlformats.org/drawingml/2006/picture">
+                <pic:pic>
+                  <pic:nvPicPr>
+                    <pic:cNvPr id="0" name="academy-story-ai-1-28-01.png"/>
+                    <pic:cNvPicPr/>
+                  </pic:nvPicPr>
+                  <pic:blipFill>
+                    <a:blip r:embed="rId10"/>
+                    <a:stretch>
+                      <a:fillRect/>
+                    </a:stretch>
+                  </pic:blipFill>
+                  <pic:spPr>
+                    <a:xfrm>
+                      <a:off x="0" y="0"/>
+                      <a:ext cx="5486400" cy="2834640"/>
+                    </a:xfrm>
+                    <a:prstGeom prst="rect"/>
+                  </pic:spPr>
+                </pic:pic>
+              </a:graphicData>
+            </a:graphic>
+          </wp:inline>
+        </w:drawing>
+      </w:r>
+    </w:p>
+    <w:p>
+      <w:pPr>
+        <w:spacing w:line="336" w:lineRule="auto" w:after="180"/>
+      </w:pPr>
+      <w:r>
+        <w:rPr>
+          <w:b w:val="0"/>
+        </w:rPr>
+        <w:t>A fictional teacher approves one checked classroom poster for internal display. Supplied facts: Approval: publish exactly poster P2 on the classroom noticeboard today, once.</w:t>
+      </w:r>
+    </w:p>
+    <w:p>
+      <w:pPr>
+        <w:spacing w:line="336" w:lineRule="auto" w:after="180"/>
+      </w:pPr>
+      <w:r>
+        <w:rPr>
+          <w:b w:val="0"/>
+        </w:rPr>
+        <w:t>Assistant proposes P2 there; P3 there after an edit; P2 on a public website.</w:t>
+      </w:r>
+    </w:p>
+    <w:p>
+      <w:pPr>
+        <w:spacing w:line="336" w:lineRule="auto" w:after="180"/>
+        <w:shd w:fill="F5F1FB"/>
+      </w:pPr>
+      <w:r>
+        <w:rPr>
+          <w:b w:val="0"/>
+        </w:rPr>
+        <w:t>Point to the given fact that matters most. Explain why it matters.</w:t>
+      </w:r>
+    </w:p>
+    <w:p>
+      <w:pPr>
+        <w:pStyle w:val="Heading3"/>
+      </w:pPr>
+      <w:r>
+        <w:t>Discuss while showing the picture</w:t>
+      </w:r>
+    </w:p>
+    <w:p>
+      <w:pPr>
+        <w:spacing w:line="336" w:lineRule="auto" w:after="180"/>
+        <w:shd w:fill="F1F6F8"/>
+      </w:pPr>
+      <w:r>
+        <w:rPr>
+          <w:b w:val="0"/>
+        </w:rPr>
+        <w:t>Teacher prompt: Point to the given fact that matters most. Explain why it matters. Ask learners to describe one label or arrow in ordinary words. Use the adjacent transcript if the image is difficult to see.</w:t>
+      </w:r>
+    </w:p>
+    <w:p>
+      <w:pPr>
+        <w:pStyle w:val="Heading3"/>
+      </w:pPr>
+      <w:r>
+        <w:t>02. Follow the deciding steps</w:t>
+      </w:r>
+    </w:p>
+    <w:p>
+      <w:r>
+        <w:drawing>
+          <wp:inline xmlns:a="http://schemas.openxmlformats.org/drawingml/2006/main" xmlns:pic="http://schemas.openxmlformats.org/drawingml/2006/picture">
+            <wp:extent cx="5486400" cy="4005072"/>
+            <wp:docPr id="3" name="Picture 3" descr="Read authority: The teacher approved P2, one internal noticeboard and one publication. → Allowed action: Publishing unchanged P2 there today matches the approval. → Changed version: P3 requires new review; P2 approval does not automatically cover edits. → Changed audience: Public-web publication exceeds the approved destination."/>
+            <wp:cNvGraphicFramePr>
+              <a:graphicFrameLocks noChangeAspect="1"/>
+            </wp:cNvGraphicFramePr>
+            <a:graphic>
+              <a:graphicData uri="http://schemas.openxmlformats.org/drawingml/2006/picture">
+                <pic:pic>
+                  <pic:nvPicPr>
+                    <pic:cNvPr id="0" name="academy-story-ai-1-28-02.png"/>
+                    <pic:cNvPicPr/>
+                  </pic:nvPicPr>
+                  <pic:blipFill>
+                    <a:blip r:embed="rId11"/>
+                    <a:stretch>
+                      <a:fillRect/>
+                    </a:stretch>
+                  </pic:blipFill>
+                  <pic:spPr>
+                    <a:xfrm>
+                      <a:off x="0" y="0"/>
+                      <a:ext cx="5486400" cy="4005072"/>
+                    </a:xfrm>
+                    <a:prstGeom prst="rect"/>
+                  </pic:spPr>
+                </pic:pic>
+              </a:graphicData>
+            </a:graphic>
+          </wp:inline>
+        </w:drawing>
+      </w:r>
+    </w:p>
+    <w:p>
+      <w:pPr>
+        <w:spacing w:line="336" w:lineRule="auto" w:after="180"/>
+      </w:pPr>
+      <w:r>
+        <w:rPr>
+          <w:b w:val="0"/>
+        </w:rPr>
+        <w:t xml:space="preserve">Read </w:t>
+      </w:r>
+      <w:r>
+        <w:rPr>
+          <w:b/>
+        </w:rPr>
+        <w:t>authority</w:t>
+      </w:r>
+      <w:r>
+        <w:rPr>
+          <w:b w:val="0"/>
+        </w:rPr>
+        <w:t>: The teacher approved P2, one internal noticeboard and one publication. → Allowed action: Publishing unchanged P2 there today matches the approval. → Changed version: P3 requires new review; P2 approval does not automatically cover edits. → Changed audience: Public-web publication exceeds the approved destination.</w:t>
+      </w:r>
+    </w:p>
+    <w:p>
+      <w:pPr>
+        <w:spacing w:line="336" w:lineRule="auto" w:after="180"/>
+        <w:shd w:fill="F5F1FB"/>
+      </w:pPr>
+      <w:r>
+        <w:rPr>
+          <w:b w:val="0"/>
+        </w:rPr>
+        <w:t xml:space="preserve">Point to each numbered stage and explain which recorded </w:t>
+      </w:r>
+      <w:r>
+        <w:rPr>
+          <w:b/>
+        </w:rPr>
+        <w:t>input</w:t>
+      </w:r>
+      <w:r>
+        <w:rPr>
+          <w:b w:val="0"/>
+        </w:rPr>
+        <w:t xml:space="preserve"> it uses.</w:t>
+      </w:r>
+    </w:p>
+    <w:p>
+      <w:pPr>
+        <w:pStyle w:val="Heading3"/>
+      </w:pPr>
+      <w:r>
+        <w:t>Discuss while showing the picture</w:t>
+      </w:r>
+    </w:p>
+    <w:p>
+      <w:pPr>
+        <w:spacing w:line="336" w:lineRule="auto" w:after="180"/>
+        <w:shd w:fill="F1F6F8"/>
+      </w:pPr>
+      <w:r>
+        <w:rPr>
+          <w:b w:val="0"/>
+        </w:rPr>
+        <w:t xml:space="preserve">Teacher prompt: Point to each numbered stage and explain which recorded </w:t>
+      </w:r>
+      <w:r>
+        <w:rPr>
+          <w:b/>
+        </w:rPr>
+        <w:t>input</w:t>
+      </w:r>
+      <w:r>
+        <w:rPr>
+          <w:b w:val="0"/>
+        </w:rPr>
+        <w:t xml:space="preserve"> it uses. Ask learners to describe one label or arrow in ordinary words. Use the adjacent transcript if the image is difficult to see.</w:t>
+      </w:r>
+    </w:p>
+    <w:p>
+      <w:pPr>
+        <w:pStyle w:val="Heading3"/>
+      </w:pPr>
+      <w:r>
+        <w:t>03. Match the proposed action to its permission</w:t>
+      </w:r>
+    </w:p>
+    <w:p>
+      <w:r>
+        <w:drawing>
+          <wp:inline xmlns:a="http://schemas.openxmlformats.org/drawingml/2006/main" xmlns:pic="http://schemas.openxmlformats.org/drawingml/2006/picture">
+            <wp:extent cx="5486400" cy="2923032"/>
+            <wp:docPr id="4" name="Picture 4" descr="Match the proposed action to its permission. Version A on class board | Today, once, by editor | Within scope. Version A on public site | Public posting excluded | Outside scope. Changed version B | Only A was approved | Review changed version. Post A a second time | Once has been used | Outside scope"/>
+            <wp:cNvGraphicFramePr>
+              <a:graphicFrameLocks noChangeAspect="1"/>
+            </wp:cNvGraphicFramePr>
+            <a:graphic>
+              <a:graphicData uri="http://schemas.openxmlformats.org/drawingml/2006/picture">
+                <pic:pic>
+                  <pic:nvPicPr>
+                    <pic:cNvPr id="0" name="academy-story-ai-1-28-03.png"/>
+                    <pic:cNvPicPr/>
+                  </pic:nvPicPr>
+                  <pic:blipFill>
+                    <a:blip r:embed="rId12"/>
+                    <a:stretch>
+                      <a:fillRect/>
+                    </a:stretch>
+                  </pic:blipFill>
+                  <pic:spPr>
+                    <a:xfrm>
+                      <a:off x="0" y="0"/>
+                      <a:ext cx="5486400" cy="2923032"/>
+                    </a:xfrm>
+                    <a:prstGeom prst="rect"/>
+                  </pic:spPr>
+                </pic:pic>
+              </a:graphicData>
+            </a:graphic>
+          </wp:inline>
+        </w:drawing>
+      </w:r>
+    </w:p>
+    <w:p>
+      <w:pPr>
+        <w:spacing w:line="336" w:lineRule="auto" w:after="180"/>
+      </w:pPr>
+      <w:r>
+        <w:rPr>
+          <w:b w:val="0"/>
+        </w:rPr>
+        <w:t xml:space="preserve">Match the proposed action to its </w:t>
+      </w:r>
+      <w:r>
+        <w:rPr>
+          <w:b/>
+        </w:rPr>
+        <w:t>permission</w:t>
+      </w:r>
+      <w:r>
+        <w:rPr>
+          <w:b w:val="0"/>
+        </w:rPr>
+        <w:t xml:space="preserve">. Version A on class board | Today, once, by editor | Within </w:t>
+      </w:r>
+      <w:r>
+        <w:rPr>
+          <w:b/>
+        </w:rPr>
+        <w:t>scope</w:t>
+      </w:r>
+      <w:r>
+        <w:rPr>
+          <w:b w:val="0"/>
+        </w:rPr>
+        <w:t xml:space="preserve">. Version A on public site | Public posting excluded | Outside </w:t>
+      </w:r>
+      <w:r>
+        <w:rPr>
+          <w:b/>
+        </w:rPr>
+        <w:t>scope</w:t>
+      </w:r>
+      <w:r>
+        <w:rPr>
+          <w:b w:val="0"/>
+        </w:rPr>
+        <w:t>.</w:t>
+      </w:r>
+    </w:p>
+    <w:p>
+      <w:pPr>
+        <w:spacing w:line="336" w:lineRule="auto" w:after="180"/>
+      </w:pPr>
+      <w:r>
+        <w:rPr>
+          <w:b w:val="0"/>
+        </w:rPr>
+        <w:t xml:space="preserve">Changed version B | Only A was approved | Review changed version. Post A a second time | Once has been used | Outside </w:t>
+      </w:r>
+      <w:r>
+        <w:rPr>
+          <w:b/>
+        </w:rPr>
+        <w:t>scope</w:t>
+      </w:r>
+    </w:p>
+    <w:p>
+      <w:pPr>
+        <w:spacing w:line="336" w:lineRule="auto" w:after="180"/>
+        <w:shd w:fill="F5F1FB"/>
+      </w:pPr>
+      <w:r>
+        <w:rPr>
+          <w:b w:val="0"/>
+        </w:rPr>
+        <w:t>Read the labels and values. Explain the relationship the model shows.</w:t>
+      </w:r>
+    </w:p>
+    <w:p>
+      <w:pPr>
+        <w:pStyle w:val="Heading3"/>
+      </w:pPr>
+      <w:r>
+        <w:t>Discuss while showing the picture</w:t>
+      </w:r>
+    </w:p>
+    <w:p>
+      <w:pPr>
+        <w:spacing w:line="336" w:lineRule="auto" w:after="180"/>
+        <w:shd w:fill="F1F6F8"/>
+      </w:pPr>
+      <w:r>
+        <w:rPr>
+          <w:b w:val="0"/>
+        </w:rPr>
+        <w:t>Teacher prompt: Read the labels and values. Explain the relationship the model shows. Ask learners to describe one label or arrow in ordinary words. Use the adjacent transcript if the image is difficult to see.</w:t>
+      </w:r>
+    </w:p>
+    <w:p>
+      <w:pPr>
+        <w:pStyle w:val="Heading3"/>
+      </w:pPr>
+      <w:r>
+        <w:t>04. Change one thing. Trace what follows.</w:t>
+      </w:r>
+    </w:p>
+    <w:p>
+      <w:r>
+        <w:drawing>
+          <wp:inline xmlns:a="http://schemas.openxmlformats.org/drawingml/2006/main" xmlns:pic="http://schemas.openxmlformats.org/drawingml/2006/picture">
+            <wp:extent cx="5486400" cy="3026664"/>
+            <wp:docPr id="5" name="Picture 5" descr="Original case: Public-web publication exceeds the approved destination. Changed condition: P2 has already been published once under this approval. Expected result: A second publication is not covered. Reason: The instruction allowed a single use, not repeated actions."/>
+            <wp:cNvGraphicFramePr>
+              <a:graphicFrameLocks noChangeAspect="1"/>
+            </wp:cNvGraphicFramePr>
+            <a:graphic>
+              <a:graphicData uri="http://schemas.openxmlformats.org/drawingml/2006/picture">
+                <pic:pic>
+                  <pic:nvPicPr>
+                    <pic:cNvPr id="0" name="academy-story-ai-1-28-04.png"/>
+                    <pic:cNvPicPr/>
+                  </pic:nvPicPr>
+                  <pic:blipFill>
+                    <a:blip r:embed="rId13"/>
+                    <a:stretch>
+                      <a:fillRect/>
+                    </a:stretch>
+                  </pic:blipFill>
+                  <pic:spPr>
+                    <a:xfrm>
+                      <a:off x="0" y="0"/>
+                      <a:ext cx="5486400" cy="3026664"/>
+                    </a:xfrm>
+                    <a:prstGeom prst="rect"/>
+                  </pic:spPr>
+                </pic:pic>
+              </a:graphicData>
+            </a:graphic>
+          </wp:inline>
+        </w:drawing>
+      </w:r>
+    </w:p>
+    <w:p>
+      <w:pPr>
+        <w:spacing w:line="336" w:lineRule="auto" w:after="180"/>
+      </w:pPr>
+      <w:r>
+        <w:rPr>
+          <w:b w:val="0"/>
+        </w:rPr>
+        <w:t>Original case: Public-web publication exceeds the approved destination. Changed condition: P2 has already been published once under this approval. Expected result: A second publication is not covered.</w:t>
+      </w:r>
+    </w:p>
+    <w:p>
+      <w:pPr>
+        <w:spacing w:line="336" w:lineRule="auto" w:after="180"/>
+      </w:pPr>
+      <w:r>
+        <w:rPr>
+          <w:b w:val="0"/>
+        </w:rPr>
+        <w:t>Reason: The instruction allowed a single use, not repeated actions.</w:t>
+      </w:r>
+    </w:p>
+    <w:p>
+      <w:pPr>
+        <w:spacing w:line="336" w:lineRule="auto" w:after="180"/>
+        <w:shd w:fill="F5F1FB"/>
+      </w:pPr>
+      <w:r>
+        <w:rPr>
+          <w:b w:val="0"/>
+        </w:rPr>
+        <w:t>Predict before checking the worked changed-case result. Name what changed and what the supplied facts allow you to conclude.</w:t>
+      </w:r>
+    </w:p>
+    <w:p>
+      <w:pPr>
+        <w:pStyle w:val="Heading3"/>
+      </w:pPr>
+      <w:r>
+        <w:t>Discuss while showing the picture</w:t>
+      </w:r>
+    </w:p>
+    <w:p>
+      <w:pPr>
+        <w:spacing w:line="336" w:lineRule="auto" w:after="180"/>
+        <w:shd w:fill="F1F6F8"/>
+      </w:pPr>
+      <w:r>
+        <w:rPr>
+          <w:b w:val="0"/>
+        </w:rPr>
+        <w:t>Teacher prompt: Predict before checking the worked changed-case result. Name what changed and what the supplied facts allow you to conclude. Ask learners to describe one label or arrow in ordinary words.</w:t>
+      </w:r>
+    </w:p>
+    <w:p>
+      <w:pPr>
+        <w:spacing w:line="336" w:lineRule="auto" w:after="180"/>
+        <w:shd w:fill="F1F6F8"/>
+      </w:pPr>
+      <w:r>
+        <w:rPr>
+          <w:b w:val="0"/>
+        </w:rPr>
+        <w:t>Use the adjacent transcript if the image is difficult to see. Changed-case reasoning: The instruction allowed a single use, not repeated actions.</w:t>
+      </w:r>
+    </w:p>
+    <w:p>
+      <w:pPr>
+        <w:pStyle w:val="Heading3"/>
+      </w:pPr>
+      <w:r>
+        <w:t>05. Connect the explanation to its limit</w:t>
+      </w:r>
+    </w:p>
+    <w:p>
+      <w:r>
+        <w:drawing>
+          <wp:inline xmlns:a="http://schemas.openxmlformats.org/drawingml/2006/main" xmlns:pic="http://schemas.openxmlformats.org/drawingml/2006/picture">
+            <wp:extent cx="5486400" cy="2834640"/>
+            <wp:docPr id="6" name="Picture 6" descr="A general intention to help the class does not grant every action that might help. Check the version, destination and time explicitly. An edit may improve accuracy while still changing the approved artifact. The assistant should hold the changed poster for review rather than treating its own confidence as permission. Limit: Permission does not prove content accuracy; factual checks and action authority are separate requirements."/>
+            <wp:cNvGraphicFramePr>
+              <a:graphicFrameLocks noChangeAspect="1"/>
+            </wp:cNvGraphicFramePr>
+            <a:graphic>
+              <a:graphicData uri="http://schemas.openxmlformats.org/drawingml/2006/picture">
+                <pic:pic>
+                  <pic:nvPicPr>
+                    <pic:cNvPr id="0" name="academy-story-ai-1-28-05.png"/>
+                    <pic:cNvPicPr/>
+                  </pic:nvPicPr>
+                  <pic:blipFill>
+                    <a:blip r:embed="rId14"/>
+                    <a:stretch>
+                      <a:fillRect/>
+                    </a:stretch>
+                  </pic:blipFill>
+                  <pic:spPr>
+                    <a:xfrm>
+                      <a:off x="0" y="0"/>
+                      <a:ext cx="5486400" cy="2834640"/>
+                    </a:xfrm>
+                    <a:prstGeom prst="rect"/>
+                  </pic:spPr>
+                </pic:pic>
+              </a:graphicData>
+            </a:graphic>
+          </wp:inline>
+        </w:drawing>
+      </w:r>
+    </w:p>
+    <w:p>
+      <w:pPr>
+        <w:spacing w:line="336" w:lineRule="auto" w:after="180"/>
+      </w:pPr>
+      <w:r>
+        <w:rPr>
+          <w:b w:val="0"/>
+        </w:rPr>
+        <w:t>A general intention to help the class does not grant every action that might help. Check the version, destination and time explicitly. An edit may improve accuracy while still changing the approved artifact.</w:t>
+      </w:r>
+    </w:p>
+    <w:p>
+      <w:pPr>
+        <w:spacing w:line="336" w:lineRule="auto" w:after="180"/>
+      </w:pPr>
+      <w:r>
+        <w:rPr>
+          <w:b w:val="0"/>
+        </w:rPr>
+        <w:t xml:space="preserve">The assistant should hold the changed poster for review rather than treating its own confidence as </w:t>
+      </w:r>
+      <w:r>
+        <w:rPr>
+          <w:b/>
+        </w:rPr>
+        <w:t>permission</w:t>
+      </w:r>
+      <w:r>
+        <w:rPr>
+          <w:b w:val="0"/>
+        </w:rPr>
+        <w:t xml:space="preserve">. Limit: </w:t>
+      </w:r>
+      <w:r>
+        <w:rPr>
+          <w:b/>
+        </w:rPr>
+        <w:t>Permission</w:t>
+      </w:r>
+      <w:r>
+        <w:rPr>
+          <w:b w:val="0"/>
+        </w:rPr>
+        <w:t xml:space="preserve"> does not prove content accuracy; factual checks and action </w:t>
+      </w:r>
+      <w:r>
+        <w:rPr>
+          <w:b/>
+        </w:rPr>
+        <w:t>authority</w:t>
+      </w:r>
+      <w:r>
+        <w:rPr>
+          <w:b w:val="0"/>
+        </w:rPr>
+        <w:t xml:space="preserve"> are separate requirements.</w:t>
+      </w:r>
+    </w:p>
+    <w:p>
+      <w:pPr>
+        <w:spacing w:line="336" w:lineRule="auto" w:after="180"/>
+        <w:shd w:fill="F5F1FB"/>
+      </w:pPr>
+      <w:r>
+        <w:rPr>
+          <w:b w:val="0"/>
+        </w:rPr>
+        <w:t>Explain the case, then point to a limit on the claim.</w:t>
+      </w:r>
+    </w:p>
+    <w:p>
+      <w:pPr>
+        <w:pStyle w:val="Heading3"/>
+      </w:pPr>
+      <w:r>
+        <w:t>Discuss while showing the picture</w:t>
+      </w:r>
+    </w:p>
+    <w:p>
+      <w:pPr>
+        <w:spacing w:line="336" w:lineRule="auto" w:after="180"/>
+        <w:shd w:fill="F1F6F8"/>
+      </w:pPr>
+      <w:r>
+        <w:rPr>
+          <w:b w:val="0"/>
+        </w:rPr>
+        <w:t>Teacher prompt: Explain the case, then point to a limit on the claim. Ask learners to describe one label or arrow in ordinary words. Use the adjacent transcript if the image is difficult to see.</w:t>
+      </w:r>
+    </w:p>
+    <w:p>
+      <w:pPr>
+        <w:spacing w:line="336" w:lineRule="auto" w:after="180"/>
+        <w:shd w:fill="F1F6F8"/>
+      </w:pPr>
+      <w:r>
+        <w:rPr>
+          <w:b w:val="0"/>
+        </w:rPr>
+        <w:t xml:space="preserve">Keep the stated </w:t>
+      </w:r>
+      <w:r>
+        <w:rPr>
+          <w:b/>
+        </w:rPr>
+        <w:t>scope</w:t>
+      </w:r>
+      <w:r>
+        <w:rPr>
+          <w:b w:val="0"/>
+        </w:rPr>
+        <w:t xml:space="preserve">: </w:t>
+      </w:r>
+      <w:r>
+        <w:rPr>
+          <w:b/>
+        </w:rPr>
+        <w:t>Permission</w:t>
+      </w:r>
+      <w:r>
+        <w:rPr>
+          <w:b w:val="0"/>
+        </w:rPr>
+        <w:t xml:space="preserve"> does not prove content accuracy; factual checks and action </w:t>
+      </w:r>
+      <w:r>
+        <w:rPr>
+          <w:b/>
+        </w:rPr>
+        <w:t>authority</w:t>
+      </w:r>
+      <w:r>
+        <w:rPr>
+          <w:b w:val="0"/>
+        </w:rPr>
+        <w:t xml:space="preserve"> are separate requirements.</w:t>
+      </w:r>
+    </w:p>
+    <w:p>
+      <w:pPr>
+        <w:pStyle w:val="Heading3"/>
+      </w:pPr>
+      <w:r>
+        <w:t>06. Make the idea visible in your project</w:t>
+      </w:r>
+    </w:p>
+    <w:p>
+      <w:r>
+        <w:drawing>
+          <wp:inline xmlns:a="http://schemas.openxmlformats.org/drawingml/2006/main" xmlns:pic="http://schemas.openxmlformats.org/drawingml/2006/picture">
+            <wp:extent cx="5486400" cy="3380232"/>
+            <wp:docPr id="7" name="Picture 7" descr="Record sorter actions allowed automatically and actions requiring the classroom owner’s explicit review. Draw your input, deciding step, result and limit. Supported question: Which original proposal is authorised? Why do the other two need separate approval?"/>
+            <wp:cNvGraphicFramePr>
+              <a:graphicFrameLocks noChangeAspect="1"/>
+            </wp:cNvGraphicFramePr>
+            <a:graphic>
+              <a:graphicData uri="http://schemas.openxmlformats.org/drawingml/2006/picture">
+                <pic:pic>
+                  <pic:nvPicPr>
+                    <pic:cNvPr id="0" name="academy-story-ai-1-28-06.png"/>
+                    <pic:cNvPicPr/>
+                  </pic:nvPicPr>
+                  <pic:blipFill>
+                    <a:blip r:embed="rId15"/>
+                    <a:stretch>
+                      <a:fillRect/>
+                    </a:stretch>
+                  </pic:blipFill>
+                  <pic:spPr>
+                    <a:xfrm>
+                      <a:off x="0" y="0"/>
+                      <a:ext cx="5486400" cy="3380232"/>
+                    </a:xfrm>
+                    <a:prstGeom prst="rect"/>
+                  </pic:spPr>
+                </pic:pic>
+              </a:graphicData>
+            </a:graphic>
+          </wp:inline>
+        </w:drawing>
+      </w:r>
+    </w:p>
+    <w:p>
+      <w:pPr>
+        <w:spacing w:line="336" w:lineRule="auto" w:after="180"/>
+        <w:shd w:fill="F5F1FB"/>
+      </w:pPr>
+      <w:r>
+        <w:rPr>
+          <w:b w:val="0"/>
+        </w:rPr>
+        <w:t xml:space="preserve">Record sorter actions allowed automatically and actions requiring the classroom owner’s explicit review. Draw your </w:t>
+      </w:r>
+      <w:r>
+        <w:rPr>
+          <w:b/>
+        </w:rPr>
+        <w:t>input</w:t>
+      </w:r>
+      <w:r>
+        <w:rPr>
+          <w:b w:val="0"/>
+        </w:rPr>
+        <w:t>, deciding step, result and limit. Supported question: Which original proposal is authorised?</w:t>
+      </w:r>
+    </w:p>
+    <w:p>
+      <w:pPr>
+        <w:spacing w:line="336" w:lineRule="auto" w:after="180"/>
+        <w:shd w:fill="F5F1FB"/>
+      </w:pPr>
+      <w:r>
+        <w:rPr>
+          <w:b w:val="0"/>
+        </w:rPr>
+        <w:t>Why do the other two need separate approval?</w:t>
+      </w:r>
+    </w:p>
+    <w:p>
+      <w:pPr>
+        <w:spacing w:line="336" w:lineRule="auto" w:after="180"/>
+        <w:shd w:fill="F5F1FB"/>
+      </w:pPr>
+      <w:r>
+        <w:rPr>
+          <w:b w:val="0"/>
+        </w:rPr>
+        <w:t xml:space="preserve">Draw your project trace and justify the deciding step using </w:t>
+      </w:r>
+      <w:r>
+        <w:rPr>
+          <w:b/>
+        </w:rPr>
+        <w:t>evidence</w:t>
+      </w:r>
+      <w:r>
+        <w:rPr>
+          <w:b w:val="0"/>
+        </w:rPr>
+        <w:t>.</w:t>
+      </w:r>
+    </w:p>
+    <w:p>
+      <w:pPr>
+        <w:pStyle w:val="Heading3"/>
+      </w:pPr>
+      <w:r>
+        <w:t>Discuss while showing the picture</w:t>
+      </w:r>
+    </w:p>
+    <w:p>
+      <w:pPr>
+        <w:spacing w:line="336" w:lineRule="auto" w:after="180"/>
+        <w:shd w:fill="F1F6F8"/>
+      </w:pPr>
+      <w:r>
+        <w:rPr>
+          <w:b w:val="0"/>
+        </w:rPr>
+        <w:t xml:space="preserve">Teacher prompt: Draw your project trace and justify the deciding step using </w:t>
+      </w:r>
+      <w:r>
+        <w:rPr>
+          <w:b/>
+        </w:rPr>
+        <w:t>evidence</w:t>
+      </w:r>
+      <w:r>
+        <w:rPr>
+          <w:b w:val="0"/>
+        </w:rPr>
+        <w:t>. Ask learners to describe one label or arrow in ordinary words. Use the adjacent transcript if the image is difficult to see.</w:t>
+      </w:r>
+    </w:p>
+    <w:p>
+      <w:pPr>
+        <w:spacing w:line="336" w:lineRule="auto" w:after="180"/>
+        <w:shd w:fill="F1F6F8"/>
+      </w:pPr>
+      <w:r>
+        <w:rPr>
+          <w:b w:val="0"/>
+        </w:rPr>
+        <w:t>Supported practice key: Only unchanged P2 on the specified noticeboard today, once. P3 changes version; public posting changes audience.</w:t>
       </w:r>
     </w:p>
     <w:sectPr>

--- a/downloads/teacher/ai-1-week-28.docx
+++ b/downloads/teacher/ai-1-week-28.docx
@@ -161,7 +161,7 @@
           </w:tcPr>
           <w:p>
             <w:r>
-              <w:t>Sections 1–6; record the brief recall in the workbook.</w:t>
+              <w:t>Use Your mission, Notice the evidence, See how it works, Compare the cases, Words that unlock the idea and Follow a worked example; record the brief recall in the workbook.</w:t>
             </w:r>
           </w:p>
         </w:tc>
@@ -193,7 +193,7 @@
           </w:tcPr>
           <w:p>
             <w:r>
-              <w:t>Sections 7–10; use the matching workbook W2 and misconception check.</w:t>
+              <w:t>Use Find and repair a mistake, Practise together, Run the investigation and Build your understanding; use the matching workbook W2 and misconception check.</w:t>
             </w:r>
           </w:p>
         </w:tc>
@@ -225,7 +225,7 @@
           </w:tcPr>
           <w:p>
             <w:r>
-              <w:t>Sections 9 and 11–14. Give extra time to finish the full task set; use Section 15 when the week includes a coding lab.</w:t>
+              <w:t>Use Run the investigation, Connect your project, Show what you know, Study a complete case and Try a new case independently. Allow extra time for the full task set. Use a coding lab only when this week actually provides one; Your lesson route is the planning section.</w:t>
             </w:r>
           </w:p>
         </w:tc>
@@ -6101,7 +6101,7 @@
           </w:tcPr>
           <w:p>
             <w:r>
-              <w:t>Sections 1–6; record the brief recall in the workbook.</w:t>
+              <w:t>Use Your mission, Notice the evidence, See how it works, Compare the cases, Words that unlock the idea and Follow a worked example; record the brief recall in the workbook.</w:t>
             </w:r>
           </w:p>
         </w:tc>
@@ -6133,7 +6133,7 @@
           </w:tcPr>
           <w:p>
             <w:r>
-              <w:t>Sections 7–10; use the matching workbook W2 and misconception check.</w:t>
+              <w:t>Use Find and repair a mistake, Practise together, Run the investigation and Build your understanding; use the matching workbook W2 and misconception check.</w:t>
             </w:r>
           </w:p>
         </w:tc>
@@ -6165,7 +6165,7 @@
           </w:tcPr>
           <w:p>
             <w:r>
-              <w:t>Sections 9 and 11–14. Give extra time to finish the full task set; use Section 15 when the week includes a coding lab.</w:t>
+              <w:t>Use Run the investigation, Connect your project, Show what you know, Study a complete case and Try a new case independently. Allow extra time for the full task set. Use a coding lab only when this week actually provides one; Your lesson route is the planning section.</w:t>
             </w:r>
           </w:p>
         </w:tc>

--- a/downloads/teacher/ai-1-week-28.docx
+++ b/downloads/teacher/ai-1-week-28.docx
@@ -25,20 +25,38 @@
         <w:pStyle w:val="Heading1"/>
       </w:pPr>
       <w:r>
-        <w:t>01. Humans Set Boundaries</w:t>
-      </w:r>
-    </w:p>
-    <w:p>
-      <w:r>
-        <w:t>Prepare Humans Set Boundaries: check the target, prerequisites, resources and adaptable teaching schedule.</w:t>
-      </w:r>
-    </w:p>
-    <w:p>
-      <w:pPr>
-        <w:pStyle w:val="Heading3"/>
-      </w:pPr>
-      <w:r>
-        <w:t>Teach the learning cycle</w:t>
+        <w:t>Teach permission as a concrete, usable boundary.</w:t>
+      </w:r>
+    </w:p>
+    <w:p>
+      <w:r>
+        <w:t>Model the exhibition and P2 cases, provide review evidence and reserve Jo’s library task for independent transfer.</w:t>
+      </w:r>
+    </w:p>
+    <w:p>
+      <w:r>
+        <w:t>Look for the deciding approval detail and a reviewer who can act on evidence.</w:t>
+      </w:r>
+    </w:p>
+    <w:p>
+      <w:pPr>
+        <w:pStyle w:val="Heading1"/>
+      </w:pPr>
+      <w:r>
+        <w:t>01. Prepare this connected week</w:t>
+      </w:r>
+    </w:p>
+    <w:p>
+      <w:r>
+        <w:t>Use one main plan and keep practice separate from the independent first attempt.</w:t>
+      </w:r>
+    </w:p>
+    <w:p>
+      <w:pPr>
+        <w:pStyle w:val="Heading2"/>
+      </w:pPr>
+      <w:r>
+        <w:t>Learning goal and precision</w:t>
       </w:r>
     </w:p>
     <w:p>
@@ -86,6 +104,135 @@
           <w:b w:val="0"/>
         </w:rPr>
         <w:t xml:space="preserve"> to take an action</w:t>
+      </w:r>
+    </w:p>
+    <w:p>
+      <w:pPr>
+        <w:spacing w:line="336" w:lineRule="auto" w:after="180"/>
+      </w:pPr>
+      <w:r>
+        <w:rPr>
+          <w:b w:val="0"/>
+        </w:rPr>
+        <w:t xml:space="preserve">Use the explicit rules of these fictional classroom and library scenarios. Keep </w:t>
+      </w:r>
+      <w:r>
+        <w:rPr>
+          <w:b/>
+        </w:rPr>
+        <w:t>capability</w:t>
+      </w:r>
+      <w:r>
+        <w:rPr>
+          <w:b w:val="0"/>
+        </w:rPr>
+        <w:t xml:space="preserve">, factual support and </w:t>
+      </w:r>
+      <w:r>
+        <w:rPr>
+          <w:b/>
+        </w:rPr>
+        <w:t>authority</w:t>
+      </w:r>
+      <w:r>
+        <w:rPr>
+          <w:b w:val="0"/>
+        </w:rPr>
+        <w:t xml:space="preserve"> distinct.</w:t>
+      </w:r>
+    </w:p>
+    <w:p>
+      <w:pPr>
+        <w:spacing w:line="336" w:lineRule="auto" w:after="180"/>
+      </w:pPr>
+      <w:r>
+        <w:rPr>
+          <w:b w:val="0"/>
+        </w:rPr>
+        <w:t xml:space="preserve">Learners should proceed within an existing clear </w:t>
+      </w:r>
+      <w:r>
+        <w:rPr>
+          <w:b/>
+        </w:rPr>
+        <w:t>permission</w:t>
+      </w:r>
+      <w:r>
+        <w:rPr>
+          <w:b w:val="0"/>
+        </w:rPr>
+        <w:t xml:space="preserve"> and pause only when the proposed action is outside it or a necessary condition is unresolved. All publication and replacement actions are represented on paper.</w:t>
+      </w:r>
+    </w:p>
+    <w:p>
+      <w:pPr>
+        <w:spacing w:line="336" w:lineRule="auto" w:after="180"/>
+      </w:pPr>
+      <w:r>
+        <w:rPr>
+          <w:b w:val="0"/>
+        </w:rPr>
+        <w:t xml:space="preserve">By the end, I can match </w:t>
+      </w:r>
+      <w:r>
+        <w:rPr>
+          <w:b/>
+        </w:rPr>
+        <w:t>permission</w:t>
+      </w:r>
+      <w:r>
+        <w:rPr>
+          <w:b w:val="0"/>
+        </w:rPr>
+        <w:t xml:space="preserve"> to a specific action, object and version.</w:t>
+      </w:r>
+    </w:p>
+    <w:p>
+      <w:pPr>
+        <w:pStyle w:val="Heading2"/>
+      </w:pPr>
+      <w:r>
+        <w:t>What to prepare</w:t>
+      </w:r>
+    </w:p>
+    <w:p>
+      <w:pPr>
+        <w:pStyle w:val="ListBullet"/>
+      </w:pPr>
+      <w:r>
+        <w:t>Use the supplied scenario, student illustrations and blank paper. For numeric work, offer counters or a calculator after learners show the setup. Fictional records are supplied; personal data and paid accounts are unnecessary.</w:t>
+      </w:r>
+    </w:p>
+    <w:p>
+      <w:pPr>
+        <w:pStyle w:val="ListBullet"/>
+      </w:pPr>
+      <w:r>
+        <w:t>Paper cards labelled A, B, L2 and L3</w:t>
+      </w:r>
+    </w:p>
+    <w:p>
+      <w:pPr>
+        <w:pStyle w:val="ListBullet"/>
+      </w:pPr>
+      <w:r>
+        <w:t>Destination cards for class board, public website, internal list and public catalogue</w:t>
+      </w:r>
+    </w:p>
+    <w:p>
+      <w:pPr>
+        <w:pStyle w:val="ListBullet"/>
+      </w:pPr>
+      <w:r>
+        <w:t>The two fictional approval statements printed from the lesson and W4</w:t>
+      </w:r>
+    </w:p>
+    <w:p>
+      <w:pPr>
+        <w:pStyle w:val="Heading2"/>
+      </w:pPr>
+      <w:r>
+        <w:t>Main teaching plan</w:t>
       </w:r>
     </w:p>
     <w:tbl>
@@ -267,9 +414,230 @@
     </w:p>
     <w:p>
       <w:pPr>
+        <w:pStyle w:val="Heading2"/>
+      </w:pPr>
+      <w:r>
+        <w:t>Opening retrieval and readiness</w:t>
+      </w:r>
+    </w:p>
+    <w:p>
+      <w:pPr>
+        <w:spacing w:line="336" w:lineRule="auto" w:after="180"/>
+      </w:pPr>
+      <w:r>
+        <w:rPr>
+          <w:b w:val="0"/>
+        </w:rPr>
+        <w:t xml:space="preserve">Without opening the old lesson, explain one key idea from Verify Important </w:t>
+      </w:r>
+      <w:r>
+        <w:rPr>
+          <w:b/>
+        </w:rPr>
+        <w:t>Output</w:t>
+      </w:r>
+      <w:r>
+        <w:rPr>
+          <w:b w:val="0"/>
+        </w:rPr>
+        <w:t>s. Give an example and a mistake that the idea helps you avoid.</w:t>
+      </w:r>
+    </w:p>
+    <w:p>
+      <w:pPr>
+        <w:spacing w:line="336" w:lineRule="auto" w:after="180"/>
+      </w:pPr>
+      <w:r>
+        <w:rPr>
+          <w:b w:val="0"/>
+        </w:rPr>
+        <w:t xml:space="preserve">Look for: Separate an answer into claims and connect each claim to relevant </w:t>
+      </w:r>
+      <w:r>
+        <w:rPr>
+          <w:b/>
+        </w:rPr>
+        <w:t>evidence</w:t>
+      </w:r>
+    </w:p>
+    <w:p>
+      <w:pPr>
+        <w:spacing w:line="336" w:lineRule="auto" w:after="180"/>
+      </w:pPr>
+      <w:r>
+        <w:rPr>
+          <w:b w:val="0"/>
+        </w:rPr>
+        <w:t>Reference example, not the only acceptable wording: A directly stated fact is four rolls, 2 m per roll or twelve 50 cm pieces.</w:t>
+      </w:r>
+    </w:p>
+    <w:p>
+      <w:pPr>
+        <w:spacing w:line="336" w:lineRule="auto" w:after="180"/>
+      </w:pPr>
+      <w:r>
+        <w:rPr>
+          <w:b w:val="0"/>
+        </w:rPr>
+        <w:t xml:space="preserve">A derived quantity is 8 m starting length, 6 m used or 2 m remaining, supported by the relevant calculation from R. R contains no enjoyment </w:t>
+      </w:r>
+      <w:r>
+        <w:rPr>
+          <w:b/>
+        </w:rPr>
+        <w:t>evidence</w:t>
+      </w:r>
+      <w:r>
+        <w:rPr>
+          <w:b w:val="0"/>
+        </w:rPr>
+        <w:t>, so citing it does not support everyone enjoying the activity.</w:t>
+      </w:r>
+    </w:p>
+    <w:p>
+      <w:pPr>
+        <w:spacing w:line="336" w:lineRule="auto" w:after="180"/>
+      </w:pPr>
+      <w:r>
+        <w:rPr>
+          <w:b w:val="0"/>
+        </w:rPr>
+        <w:t>Without opening the old lesson, explain one key idea from Generate, Retrieve, or Calculate?. Give an example and a mistake that the idea helps you avoid.</w:t>
+      </w:r>
+    </w:p>
+    <w:p>
+      <w:pPr>
+        <w:spacing w:line="336" w:lineRule="auto" w:after="180"/>
+      </w:pPr>
+      <w:r>
+        <w:rPr>
+          <w:b w:val="0"/>
+        </w:rPr>
+        <w:t xml:space="preserve">Look for: Distinguish retrieving a record, calculating from </w:t>
+      </w:r>
+      <w:r>
+        <w:rPr>
+          <w:b/>
+        </w:rPr>
+        <w:t>input</w:t>
+      </w:r>
+      <w:r>
+        <w:rPr>
+          <w:b w:val="0"/>
+        </w:rPr>
+        <w:t>s and generating wording</w:t>
+      </w:r>
+    </w:p>
+    <w:p>
+      <w:pPr>
+        <w:spacing w:line="336" w:lineRule="auto" w:after="180"/>
+      </w:pPr>
+      <w:r>
+        <w:rPr>
+          <w:b w:val="0"/>
+        </w:rPr>
+        <w:t xml:space="preserve">Reference example, not the only acceptable wording: Room: retrieval, checked against the right source N2 and event. Remaining places: calculation, checked as 6 × 4 − 3 = 21 with correct </w:t>
+      </w:r>
+      <w:r>
+        <w:rPr>
+          <w:b/>
+        </w:rPr>
+        <w:t>input</w:t>
+      </w:r>
+      <w:r>
+        <w:rPr>
+          <w:b w:val="0"/>
+        </w:rPr>
+        <w:t>s.</w:t>
+      </w:r>
+    </w:p>
+    <w:p>
+      <w:pPr>
+        <w:spacing w:line="336" w:lineRule="auto" w:after="180"/>
+      </w:pPr>
+      <w:r>
+        <w:rPr>
+          <w:b w:val="0"/>
+        </w:rPr>
+        <w:t>Title: generation, checked for the requested style and unsupported factual details. An application can combine them; the labels describe operations rather than exclusive types of application.</w:t>
+      </w:r>
+    </w:p>
+    <w:p>
+      <w:pPr>
+        <w:spacing w:line="336" w:lineRule="auto" w:after="180"/>
+      </w:pPr>
+      <w:r>
+        <w:rPr>
+          <w:b w:val="0"/>
+        </w:rPr>
+        <w:t>Without opening the old lesson, explain one key idea from Missing and Unbalanced Examples. Give an example and a mistake that the idea helps you avoid.</w:t>
+      </w:r>
+    </w:p>
+    <w:p>
+      <w:pPr>
+        <w:spacing w:line="336" w:lineRule="auto" w:after="180"/>
+      </w:pPr>
+      <w:r>
+        <w:rPr>
+          <w:b w:val="0"/>
+        </w:rPr>
+        <w:t>Look for: Name the target collection, selection list and cases actually assessed</w:t>
+      </w:r>
+    </w:p>
+    <w:p>
+      <w:pPr>
+        <w:spacing w:line="336" w:lineRule="auto" w:after="180"/>
+      </w:pPr>
+      <w:r>
+        <w:rPr>
+          <w:b w:val="0"/>
+        </w:rPr>
+        <w:t>Reference example, not the only acceptable wording: The target is all 24 specified cards across four conditions. The sample is the 6 bright-circle cards. Dim circles, bright squares and dim squares are absent.</w:t>
+      </w:r>
+    </w:p>
+    <w:p>
+      <w:pPr>
+        <w:spacing w:line="336" w:lineRule="auto" w:after="180"/>
+      </w:pPr>
+      <w:r>
+        <w:rPr>
+          <w:b w:val="0"/>
+        </w:rPr>
+        <w:t>A frame containing only bright-circle IDs excludes every other condition, regardless of how randomly IDs are drawn from it.</w:t>
+      </w:r>
+    </w:p>
+    <w:p>
+      <w:pPr>
+        <w:spacing w:line="336" w:lineRule="auto" w:after="180"/>
+      </w:pPr>
+      <w:r>
+        <w:rPr>
+          <w:b w:val="0"/>
+        </w:rPr>
+        <w:t>No. The checks establish factual support, not who may publish the announcement, where, or which version has been approved.</w:t>
+      </w:r>
+    </w:p>
+    <w:p>
+      <w:pPr>
+        <w:pStyle w:val="Heading2"/>
+      </w:pPr>
+      <w:r>
+        <w:t>Earlier wording, alternatives and picture transcripts · reference / check after trying</w:t>
+      </w:r>
+    </w:p>
+    <w:p>
+      <w:pPr>
         <w:pStyle w:val="Heading3"/>
       </w:pPr>
       <w:r>
+        <w:t>Teach the learning cycle</w:t>
+      </w:r>
+    </w:p>
+    <w:p>
+      <w:pPr>
+        <w:pStyle w:val="Heading3"/>
+      </w:pPr>
+      <w:r>
         <w:t>Retrieval answer guidance</w:t>
       </w:r>
     </w:p>
@@ -283,80 +651,6 @@
     </w:p>
     <w:p>
       <w:pPr>
-        <w:spacing w:line="336" w:lineRule="auto" w:after="180"/>
-      </w:pPr>
-      <w:r>
-        <w:rPr>
-          <w:b w:val="0"/>
-        </w:rPr>
-        <w:t xml:space="preserve">Without opening the old lesson, explain one key idea from Verify Important </w:t>
-      </w:r>
-      <w:r>
-        <w:rPr>
-          <w:b/>
-        </w:rPr>
-        <w:t>Output</w:t>
-      </w:r>
-      <w:r>
-        <w:rPr>
-          <w:b w:val="0"/>
-        </w:rPr>
-        <w:t>s. Give an example and a mistake that the idea helps you avoid.</w:t>
-      </w:r>
-    </w:p>
-    <w:p>
-      <w:pPr>
-        <w:spacing w:line="336" w:lineRule="auto" w:after="180"/>
-      </w:pPr>
-      <w:r>
-        <w:rPr>
-          <w:b w:val="0"/>
-        </w:rPr>
-        <w:t xml:space="preserve">Look for: Separate an answer into claims and connect each claim to relevant </w:t>
-      </w:r>
-      <w:r>
-        <w:rPr>
-          <w:b/>
-        </w:rPr>
-        <w:t>evidence</w:t>
-      </w:r>
-    </w:p>
-    <w:p>
-      <w:pPr>
-        <w:spacing w:line="336" w:lineRule="auto" w:after="180"/>
-      </w:pPr>
-      <w:r>
-        <w:rPr>
-          <w:b w:val="0"/>
-        </w:rPr>
-        <w:t>Reference example, not the only acceptable wording: A directly stated fact is four rolls, 2 m per roll or twelve 50 cm pieces.</w:t>
-      </w:r>
-    </w:p>
-    <w:p>
-      <w:pPr>
-        <w:spacing w:line="336" w:lineRule="auto" w:after="180"/>
-      </w:pPr>
-      <w:r>
-        <w:rPr>
-          <w:b w:val="0"/>
-        </w:rPr>
-        <w:t xml:space="preserve">A derived quantity is 8 m starting length, 6 m used or 2 m remaining, supported by the relevant calculation from R. R contains no enjoyment </w:t>
-      </w:r>
-      <w:r>
-        <w:rPr>
-          <w:b/>
-        </w:rPr>
-        <w:t>evidence</w:t>
-      </w:r>
-      <w:r>
-        <w:rPr>
-          <w:b w:val="0"/>
-        </w:rPr>
-        <w:t>, so citing it does not support everyone enjoying the activity.</w:t>
-      </w:r>
-    </w:p>
-    <w:p>
-      <w:pPr>
         <w:pStyle w:val="Heading3"/>
       </w:pPr>
       <w:r>
@@ -365,122 +659,10 @@
     </w:p>
     <w:p>
       <w:pPr>
-        <w:spacing w:line="336" w:lineRule="auto" w:after="180"/>
-      </w:pPr>
-      <w:r>
-        <w:rPr>
-          <w:b w:val="0"/>
-        </w:rPr>
-        <w:t>Without opening the old lesson, explain one key idea from Generate, Retrieve, or Calculate?. Give an example and a mistake that the idea helps you avoid.</w:t>
-      </w:r>
-    </w:p>
-    <w:p>
-      <w:pPr>
-        <w:spacing w:line="336" w:lineRule="auto" w:after="180"/>
-      </w:pPr>
-      <w:r>
-        <w:rPr>
-          <w:b w:val="0"/>
-        </w:rPr>
-        <w:t xml:space="preserve">Look for: Distinguish retrieving a record, calculating from </w:t>
-      </w:r>
-      <w:r>
-        <w:rPr>
-          <w:b/>
-        </w:rPr>
-        <w:t>input</w:t>
-      </w:r>
-      <w:r>
-        <w:rPr>
-          <w:b w:val="0"/>
-        </w:rPr>
-        <w:t>s and generating wording</w:t>
-      </w:r>
-    </w:p>
-    <w:p>
-      <w:pPr>
-        <w:spacing w:line="336" w:lineRule="auto" w:after="180"/>
-      </w:pPr>
-      <w:r>
-        <w:rPr>
-          <w:b w:val="0"/>
-        </w:rPr>
-        <w:t xml:space="preserve">Reference example, not the only acceptable wording: Room: retrieval, checked against the right source N2 and event. Remaining places: calculation, checked as 6 × 4 − 3 = 21 with correct </w:t>
-      </w:r>
-      <w:r>
-        <w:rPr>
-          <w:b/>
-        </w:rPr>
-        <w:t>input</w:t>
-      </w:r>
-      <w:r>
-        <w:rPr>
-          <w:b w:val="0"/>
-        </w:rPr>
-        <w:t>s.</w:t>
-      </w:r>
-    </w:p>
-    <w:p>
-      <w:pPr>
-        <w:spacing w:line="336" w:lineRule="auto" w:after="180"/>
-      </w:pPr>
-      <w:r>
-        <w:rPr>
-          <w:b w:val="0"/>
-        </w:rPr>
-        <w:t>Title: generation, checked for the requested style and unsupported factual details. An application can combine them; the labels describe operations rather than exclusive types of application.</w:t>
-      </w:r>
-    </w:p>
-    <w:p>
-      <w:pPr>
         <w:pStyle w:val="Heading3"/>
       </w:pPr>
       <w:r>
         <w:t>Missing and Unbalanced Examples</w:t>
-      </w:r>
-    </w:p>
-    <w:p>
-      <w:pPr>
-        <w:spacing w:line="336" w:lineRule="auto" w:after="180"/>
-      </w:pPr>
-      <w:r>
-        <w:rPr>
-          <w:b w:val="0"/>
-        </w:rPr>
-        <w:t>Without opening the old lesson, explain one key idea from Missing and Unbalanced Examples. Give an example and a mistake that the idea helps you avoid.</w:t>
-      </w:r>
-    </w:p>
-    <w:p>
-      <w:pPr>
-        <w:spacing w:line="336" w:lineRule="auto" w:after="180"/>
-      </w:pPr>
-      <w:r>
-        <w:rPr>
-          <w:b w:val="0"/>
-        </w:rPr>
-        <w:t>Look for: Name the target collection, selection list and cases actually assessed</w:t>
-      </w:r>
-    </w:p>
-    <w:p>
-      <w:pPr>
-        <w:spacing w:line="336" w:lineRule="auto" w:after="180"/>
-      </w:pPr>
-      <w:r>
-        <w:rPr>
-          <w:b w:val="0"/>
-        </w:rPr>
-        <w:t>Reference example, not the only acceptable wording: The target is all 24 specified cards across four conditions. The sample is the 6 bright-circle cards. Dim circles, bright squares and dim squares are absent.</w:t>
-      </w:r>
-    </w:p>
-    <w:p>
-      <w:pPr>
-        <w:spacing w:line="336" w:lineRule="auto" w:after="180"/>
-      </w:pPr>
-      <w:r>
-        <w:rPr>
-          <w:b w:val="0"/>
-        </w:rPr>
-        <w:t>A frame containing only bright-circle IDs excludes every other condition, regardless of how randomly IDs are drawn from it.</w:t>
       </w:r>
     </w:p>
     <w:p>
@@ -700,6 +882,11 @@
       </w:r>
     </w:p>
     <w:p>
+      <w:r>
+        <w:t>This compact option is not the full-week schedule. Use the main teaching cycle and allow extra sessions for the investigation, independent work and project.</w:t>
+      </w:r>
+    </w:p>
+    <w:p>
       <w:pPr>
         <w:spacing w:line="336" w:lineRule="auto" w:after="180"/>
       </w:pPr>
@@ -707,7 +894,7 @@
         <w:rPr>
           <w:b w:val="0"/>
         </w:rPr>
-        <w:t>Use the supplied scenario, student illustrations and blank paper. For numeric work, offer counters or a calculator after learners show the setup. Fictional records are supplied; personal data and paid accounts are unnecessary.</w:t>
+        <w:t>Allow 80 minutes: recall 8; explanation 12; worked demonstration 15; guided practice 20; independent assessment 15; project and reflection 10. Extend the lab into a second session when needed.</w:t>
       </w:r>
     </w:p>
     <w:p>
@@ -715,24 +902,592 @@
         <w:pStyle w:val="Heading3"/>
       </w:pPr>
       <w:r>
-        <w:t>Alternative compact allocation</w:t>
-      </w:r>
-    </w:p>
-    <w:p>
-      <w:r>
-        <w:t>This compact option is not the full-week schedule. Use the main teaching cycle and allow extra sessions for the investigation, independent work and project.</w:t>
+        <w:t>Preparation for the connected explanation</w:t>
+      </w:r>
+    </w:p>
+    <w:p>
+      <w:pPr>
+        <w:pStyle w:val="Heading3"/>
+      </w:pPr>
+      <w:r>
+        <w:t>Readiness answer</w:t>
+      </w:r>
+    </w:p>
+    <w:p>
+      <w:pPr>
+        <w:pStyle w:val="Heading3"/>
+      </w:pPr>
+      <w:r>
+        <w:t>End goal for the pictorial case</w:t>
       </w:r>
     </w:p>
     <w:p>
       <w:pPr>
         <w:spacing w:line="336" w:lineRule="auto" w:after="180"/>
-        <w:shd w:fill="F1F6F8"/>
-      </w:pPr>
-      <w:r>
-        <w:rPr>
-          <w:b w:val="0"/>
-        </w:rPr>
-        <w:t>Allow 80 minutes: recall 8; explanation 12; worked demonstration 15; guided practice 20; independent assessment 15; project and reflection 10. Extend the lab into a second session when needed.</w:t>
+      </w:pPr>
+      <w:r>
+        <w:rPr>
+          <w:b w:val="0"/>
+        </w:rPr>
+        <w:t>This added worked case illustrates the week’s main idea. Retain all original and connected topics; schedule its practice within the teaching cycle.</w:t>
+      </w:r>
+    </w:p>
+    <w:p>
+      <w:pPr>
+        <w:pStyle w:val="Heading1"/>
+      </w:pPr>
+      <w:r>
+        <w:t>02. Teach usable permissions and meaningful human control</w:t>
+      </w:r>
+    </w:p>
+    <w:p>
+      <w:r>
+        <w:t>Model action matching, changed facts and review requests before independent transfer.</w:t>
+      </w:r>
+    </w:p>
+    <w:p>
+      <w:pPr>
+        <w:pStyle w:val="Heading2"/>
+      </w:pPr>
+      <w:r>
+        <w:t>Separate capability, correctness and permission</w:t>
+      </w:r>
+    </w:p>
+    <w:p>
+      <w:pPr>
+        <w:spacing w:line="336" w:lineRule="auto" w:after="180"/>
+      </w:pPr>
+      <w:r>
+        <w:rPr>
+          <w:b w:val="0"/>
+        </w:rPr>
+        <w:t>A tool might be able to publish a message even when its user is only allowed to prepare a draft. A message might also contain correct facts but still be intended for a private group.</w:t>
+      </w:r>
+    </w:p>
+    <w:p>
+      <w:pPr>
+        <w:spacing w:line="336" w:lineRule="auto" w:after="180"/>
+      </w:pPr>
+      <w:r>
+        <w:rPr>
+          <w:b w:val="0"/>
+        </w:rPr>
+        <w:t xml:space="preserve">Ask three separate questions: can the system do this, is the proposed result correct, and is this particular action allowed? </w:t>
+      </w:r>
+      <w:r>
+        <w:rPr>
+          <w:b/>
+        </w:rPr>
+        <w:t>Evidence</w:t>
+      </w:r>
+      <w:r>
+        <w:rPr>
+          <w:b w:val="0"/>
+        </w:rPr>
+        <w:t xml:space="preserve"> for one question does not automatically answer the others.</w:t>
+      </w:r>
+    </w:p>
+    <w:p>
+      <w:pPr>
+        <w:spacing w:line="336" w:lineRule="auto" w:after="180"/>
+      </w:pPr>
+      <w:r>
+        <w:rPr>
+          <w:b w:val="0"/>
+        </w:rPr>
+        <w:t>Use this fictional paper exercise. A class is preparing an announcement about a model bridge exhibition.</w:t>
+      </w:r>
+    </w:p>
+    <w:p>
+      <w:pPr>
+        <w:spacing w:line="336" w:lineRule="auto" w:after="180"/>
+      </w:pPr>
+      <w:r>
+        <w:rPr>
+          <w:b w:val="0"/>
+        </w:rPr>
+        <w:t>Version A says “Model bridge exhibition, Thursday, Room 6.” The teacher has checked those facts and is responsible for the class noticeboard.</w:t>
+      </w:r>
+    </w:p>
+    <w:p>
+      <w:pPr>
+        <w:spacing w:line="336" w:lineRule="auto" w:after="180"/>
+      </w:pPr>
+      <w:r>
+        <w:rPr>
+          <w:b w:val="0"/>
+        </w:rPr>
+        <w:t>The teacher tells the class editor: “You may put exactly version A on our classroom noticeboard today, once. Do not post it online.” The editor has not yet posted it.</w:t>
+      </w:r>
+    </w:p>
+    <w:p>
+      <w:pPr>
+        <w:spacing w:line="336" w:lineRule="auto" w:after="180"/>
+      </w:pPr>
+      <w:r>
+        <w:rPr>
+          <w:b w:val="0"/>
+        </w:rPr>
+        <w:t xml:space="preserve">In the story, the editor’s tool has buttons for Save draft, Class noticeboard and Public website. Having a button shows a possible </w:t>
+      </w:r>
+      <w:r>
+        <w:rPr>
+          <w:b/>
+        </w:rPr>
+        <w:t>capability</w:t>
+      </w:r>
+      <w:r>
+        <w:rPr>
+          <w:b w:val="0"/>
+        </w:rPr>
+        <w:t xml:space="preserve">. It does not change the teacher’s stated </w:t>
+      </w:r>
+      <w:r>
+        <w:rPr>
+          <w:b/>
+        </w:rPr>
+        <w:t>permission</w:t>
+      </w:r>
+      <w:r>
+        <w:rPr>
+          <w:b w:val="0"/>
+        </w:rPr>
+        <w:t>.</w:t>
+      </w:r>
+    </w:p>
+    <w:p>
+      <w:pPr>
+        <w:spacing w:line="336" w:lineRule="auto" w:after="180"/>
+      </w:pPr>
+      <w:r>
+        <w:rPr>
+          <w:b w:val="0"/>
+        </w:rPr>
+        <w:t>In this lesson, represent actions with paper cards; do not send messages or change a real noticeboard or website.</w:t>
+      </w:r>
+    </w:p>
+    <w:p>
+      <w:pPr>
+        <w:pStyle w:val="Heading2"/>
+      </w:pPr>
+      <w:r>
+        <w:t>Read the approval without enlarging it</w:t>
+      </w:r>
+    </w:p>
+    <w:p>
+      <w:pPr>
+        <w:spacing w:line="336" w:lineRule="auto" w:after="180"/>
+      </w:pPr>
+      <w:r>
+        <w:rPr>
+          <w:b w:val="0"/>
+        </w:rPr>
+        <w:t xml:space="preserve">An </w:t>
+      </w:r>
+      <w:r>
+        <w:rPr>
+          <w:b/>
+        </w:rPr>
+        <w:t>approval record</w:t>
+      </w:r>
+      <w:r>
+        <w:rPr>
+          <w:b w:val="0"/>
+        </w:rPr>
+        <w:t xml:space="preserve"> should identify the decision maker, the person or system allowed to act, the action, its audience or destination, and any version, time or quantity limit. These details make a </w:t>
+      </w:r>
+      <w:r>
+        <w:rPr>
+          <w:b/>
+        </w:rPr>
+        <w:t>permission</w:t>
+      </w:r>
+      <w:r>
+        <w:rPr>
+          <w:b w:val="0"/>
+        </w:rPr>
+        <w:t xml:space="preserve"> usable.</w:t>
+      </w:r>
+    </w:p>
+    <w:p>
+      <w:pPr>
+        <w:spacing w:line="336" w:lineRule="auto" w:after="180"/>
+      </w:pPr>
+      <w:r>
+        <w:rPr>
+          <w:b w:val="0"/>
+        </w:rPr>
+        <w:t>“Looks good” could mean the wording is clear; without context it may not mean “publish this publicly”. If the intended action is unclear, clarify that action with the person responsible.</w:t>
+      </w:r>
+    </w:p>
+    <w:p>
+      <w:pPr>
+        <w:spacing w:line="336" w:lineRule="auto" w:after="180"/>
+      </w:pPr>
+      <w:r>
+        <w:rPr>
+          <w:b w:val="0"/>
+        </w:rPr>
+        <w:t xml:space="preserve">Here, the teacher has already approved the editor’s one posting of A on the class board today. Once the editor verifies that these conditions still hold, repeatedly requesting the same </w:t>
+      </w:r>
+      <w:r>
+        <w:rPr>
+          <w:b/>
+        </w:rPr>
+        <w:t>permission</w:t>
+      </w:r>
+      <w:r>
+        <w:rPr>
+          <w:b w:val="0"/>
+        </w:rPr>
+        <w:t xml:space="preserve"> adds no new information.</w:t>
+      </w:r>
+    </w:p>
+    <w:p>
+      <w:pPr>
+        <w:spacing w:line="336" w:lineRule="auto" w:after="180"/>
+      </w:pPr>
+      <w:r>
+        <w:rPr>
+          <w:b w:val="0"/>
+        </w:rPr>
+        <w:t xml:space="preserve">But a classmate saying “Post it everywhere” does not expand the teacher’s approval: the classmate has no </w:t>
+      </w:r>
+      <w:r>
+        <w:rPr>
+          <w:b/>
+        </w:rPr>
+        <w:t>authority</w:t>
+      </w:r>
+      <w:r>
+        <w:rPr>
+          <w:b w:val="0"/>
+        </w:rPr>
+        <w:t xml:space="preserve"> over publication in this story.</w:t>
+      </w:r>
+    </w:p>
+    <w:p>
+      <w:pPr>
+        <w:pStyle w:val="Heading2"/>
+      </w:pPr>
+      <w:r>
+        <w:t>Model factual and permission checks separately</w:t>
+      </w:r>
+    </w:p>
+    <w:tbl>
+      <w:tblPr>
+        <w:tblStyle w:val="LightShading-Accent1"/>
+        <w:tblW w:type="auto" w:w="0"/>
+        <w:tblLook w:firstColumn="1" w:firstRow="1" w:lastColumn="0" w:lastRow="0" w:noHBand="0" w:noVBand="1" w:val="04A0"/>
+      </w:tblPr>
+      <w:tblGrid>
+        <w:gridCol w:w="3408"/>
+        <w:gridCol w:w="3408"/>
+        <w:gridCol w:w="3408"/>
+      </w:tblGrid>
+      <w:tr>
+        <w:trPr>
+          <w:tblHeader/>
+        </w:trPr>
+        <w:tc>
+          <w:tcPr>
+            <w:tcW w:type="dxa" w:w="3408"/>
+          </w:tcPr>
+          <w:p>
+            <w:r>
+              <w:t>Check</w:t>
+            </w:r>
+          </w:p>
+        </w:tc>
+        <w:tc>
+          <w:tcPr>
+            <w:tcW w:type="dxa" w:w="3408"/>
+          </w:tcPr>
+          <w:p>
+            <w:r>
+              <w:t>Question in the exhibition story</w:t>
+            </w:r>
+          </w:p>
+        </w:tc>
+        <w:tc>
+          <w:tcPr>
+            <w:tcW w:type="dxa" w:w="3408"/>
+          </w:tcPr>
+          <w:p>
+            <w:r>
+              <w:t>What it does not establish</w:t>
+            </w:r>
+          </w:p>
+        </w:tc>
+      </w:tr>
+      <w:tr>
+        <w:tc>
+          <w:tcPr>
+            <w:tcW w:type="dxa" w:w="3408"/>
+          </w:tcPr>
+          <w:p>
+            <w:r>
+              <w:t>Factual support</w:t>
+            </w:r>
+          </w:p>
+        </w:tc>
+        <w:tc>
+          <w:tcPr>
+            <w:tcW w:type="dxa" w:w="3408"/>
+          </w:tcPr>
+          <w:p>
+            <w:r>
+              <w:t>Do Thursday and Room 6 match the source?</w:t>
+            </w:r>
+          </w:p>
+        </w:tc>
+        <w:tc>
+          <w:tcPr>
+            <w:tcW w:type="dxa" w:w="3408"/>
+          </w:tcPr>
+          <w:p>
+            <w:r>
+              <w:t>Permission to publish anywhere</w:t>
+            </w:r>
+          </w:p>
+        </w:tc>
+      </w:tr>
+      <w:tr>
+        <w:tc>
+          <w:tcPr>
+            <w:tcW w:type="dxa" w:w="3408"/>
+          </w:tcPr>
+          <w:p>
+            <w:r>
+              <w:t>Scope of approval</w:t>
+            </w:r>
+          </w:p>
+        </w:tc>
+        <w:tc>
+          <w:tcPr>
+            <w:tcW w:type="dxa" w:w="3408"/>
+          </w:tcPr>
+          <w:p>
+            <w:r>
+              <w:t>Does this action match the teacher’s limits?</w:t>
+            </w:r>
+          </w:p>
+        </w:tc>
+        <w:tc>
+          <w:tcPr>
+            <w:tcW w:type="dxa" w:w="3408"/>
+          </w:tcPr>
+          <w:p>
+            <w:r>
+              <w:t>That every statement is correct</w:t>
+            </w:r>
+          </w:p>
+        </w:tc>
+      </w:tr>
+      <w:tr>
+        <w:tc>
+          <w:tcPr>
+            <w:tcW w:type="dxa" w:w="3408"/>
+          </w:tcPr>
+          <w:p>
+            <w:r>
+              <w:t>Available capability</w:t>
+            </w:r>
+          </w:p>
+        </w:tc>
+        <w:tc>
+          <w:tcPr>
+            <w:tcW w:type="dxa" w:w="3408"/>
+          </w:tcPr>
+          <w:p>
+            <w:r>
+              <w:t>Does the tool offer this action?</w:t>
+            </w:r>
+          </w:p>
+        </w:tc>
+        <w:tc>
+          <w:tcPr>
+            <w:tcW w:type="dxa" w:w="3408"/>
+          </w:tcPr>
+          <w:p>
+            <w:r>
+              <w:t>Authority to use that action</w:t>
+            </w:r>
+          </w:p>
+        </w:tc>
+      </w:tr>
+    </w:tbl>
+    <w:p>
+      <w:pPr>
+        <w:spacing w:line="336" w:lineRule="auto" w:after="180"/>
+      </w:pPr>
+      <w:r>
+        <w:rPr>
+          <w:b w:val="0"/>
+        </w:rPr>
+        <w:t>Suppose a current room record changes the exhibition to Room 8. The editor makes version B with Room 8, which is now factually supported. The old approval explicitly covered exactly A.</w:t>
+      </w:r>
+    </w:p>
+    <w:p>
+      <w:pPr>
+        <w:spacing w:line="336" w:lineRule="auto" w:after="180"/>
+      </w:pPr>
+      <w:r>
+        <w:rPr>
+          <w:b w:val="0"/>
+        </w:rPr>
+        <w:t>The editor should hold publication and show B and the changed room record to the teacher. Publishing the now-outdated A just because it was approved would fail the factual check.</w:t>
+      </w:r>
+    </w:p>
+    <w:p>
+      <w:pPr>
+        <w:spacing w:line="336" w:lineRule="auto" w:after="180"/>
+      </w:pPr>
+      <w:r>
+        <w:rPr>
+          <w:b w:val="0"/>
+        </w:rPr>
+        <w:t>A useful review request makes the choice concrete: “The room record now says Room 8. Here is version B with only that change.</w:t>
+      </w:r>
+    </w:p>
+    <w:p>
+      <w:pPr>
+        <w:spacing w:line="336" w:lineRule="auto" w:after="180"/>
+      </w:pPr>
+      <w:r>
+        <w:rPr>
+          <w:b w:val="0"/>
+        </w:rPr>
+        <w:t>May the editor post B on the classroom board today, once?” A request to review a specific change is easier to assess than an unexplained “Is this okay?” The teacher can approve, decline or request another change before anything is posted.</w:t>
+      </w:r>
+    </w:p>
+    <w:p>
+      <w:pPr>
+        <w:pStyle w:val="Heading2"/>
+      </w:pPr>
+      <w:r>
+        <w:t>Introduce the distinct P2 poster permission</w:t>
+      </w:r>
+    </w:p>
+    <w:p>
+      <w:pPr>
+        <w:spacing w:line="336" w:lineRule="auto" w:after="180"/>
+      </w:pPr>
+      <w:r>
+        <w:rPr>
+          <w:b w:val="0"/>
+        </w:rPr>
+        <w:t>A fictional teacher approves one checked classroom poster for internal display.</w:t>
+      </w:r>
+    </w:p>
+    <w:p>
+      <w:pPr>
+        <w:spacing w:line="336" w:lineRule="auto" w:after="180"/>
+      </w:pPr>
+      <w:r>
+        <w:rPr>
+          <w:b w:val="0"/>
+        </w:rPr>
+        <w:t>Approval: publish exactly poster P2 on the classroom noticeboard today, once.</w:t>
+      </w:r>
+    </w:p>
+    <w:p>
+      <w:pPr>
+        <w:spacing w:line="336" w:lineRule="auto" w:after="180"/>
+      </w:pPr>
+      <w:r>
+        <w:rPr>
+          <w:b w:val="0"/>
+        </w:rPr>
+        <w:t>Assistant proposes P2 there; P3 there after an edit; P2 on a public website.</w:t>
+      </w:r>
+    </w:p>
+    <w:p>
+      <w:pPr>
+        <w:pStyle w:val="Heading2"/>
+      </w:pPr>
+      <w:r>
+        <w:t>Return to exhibition versions A and B</w:t>
+      </w:r>
+    </w:p>
+    <w:p>
+      <w:r>
+        <w:drawing>
+          <wp:inline xmlns:a="http://schemas.openxmlformats.org/drawingml/2006/main" xmlns:pic="http://schemas.openxmlformats.org/drawingml/2006/picture">
+            <wp:extent cx="5486400" cy="2923032"/>
+            <wp:docPr id="1" name="Picture 1" descr="Match the proposed action to its permission. Version A on class board | Today, once, by editor | Within scope. Version A on public site | Public posting excluded | Outside scope. Changed version B | Only A was approved | Review changed version. Post A a second time | Once has been used | Outside scope"/>
+            <wp:cNvGraphicFramePr>
+              <a:graphicFrameLocks noChangeAspect="1"/>
+            </wp:cNvGraphicFramePr>
+            <a:graphic>
+              <a:graphicData uri="http://schemas.openxmlformats.org/drawingml/2006/picture">
+                <pic:pic>
+                  <pic:nvPicPr>
+                    <pic:cNvPr id="0" name="academy-story-ai-1-28-03.png"/>
+                    <pic:cNvPicPr/>
+                  </pic:nvPicPr>
+                  <pic:blipFill>
+                    <a:blip r:embed="rId9"/>
+                    <a:stretch>
+                      <a:fillRect/>
+                    </a:stretch>
+                  </pic:blipFill>
+                  <pic:spPr>
+                    <a:xfrm>
+                      <a:off x="0" y="0"/>
+                      <a:ext cx="5486400" cy="2923032"/>
+                    </a:xfrm>
+                    <a:prstGeom prst="rect"/>
+                  </pic:spPr>
+                </pic:pic>
+              </a:graphicData>
+            </a:graphic>
+          </wp:inline>
+        </w:drawing>
+      </w:r>
+    </w:p>
+    <w:p>
+      <w:pPr>
+        <w:pStyle w:val="Heading2"/>
+      </w:pPr>
+      <w:r>
+        <w:t>Trace the P2 proposals</w:t>
+      </w:r>
+    </w:p>
+    <w:p>
+      <w:r>
+        <w:drawing>
+          <wp:inline xmlns:a="http://schemas.openxmlformats.org/drawingml/2006/main" xmlns:pic="http://schemas.openxmlformats.org/drawingml/2006/picture">
+            <wp:extent cx="5486400" cy="4005072"/>
+            <wp:docPr id="2" name="Picture 2" descr="Read authority: The teacher approved P2, one internal noticeboard and one publication. → Allowed action: Publishing unchanged P2 there today matches the approval. → Changed version: P3 requires new review; P2 approval does not automatically cover edits. → Changed audience: Public-web publication exceeds the approved destination."/>
+            <wp:cNvGraphicFramePr>
+              <a:graphicFrameLocks noChangeAspect="1"/>
+            </wp:cNvGraphicFramePr>
+            <a:graphic>
+              <a:graphicData uri="http://schemas.openxmlformats.org/drawingml/2006/picture">
+                <pic:pic>
+                  <pic:nvPicPr>
+                    <pic:cNvPr id="0" name="academy-story-ai-1-28-02.png"/>
+                    <pic:cNvPicPr/>
+                  </pic:nvPicPr>
+                  <pic:blipFill>
+                    <a:blip r:embed="rId10"/>
+                    <a:stretch>
+                      <a:fillRect/>
+                    </a:stretch>
+                  </pic:blipFill>
+                  <pic:spPr>
+                    <a:xfrm>
+                      <a:off x="0" y="0"/>
+                      <a:ext cx="5486400" cy="4005072"/>
+                    </a:xfrm>
+                    <a:prstGeom prst="rect"/>
+                  </pic:spPr>
+                </pic:pic>
+              </a:graphicData>
+            </a:graphic>
+          </wp:inline>
+        </w:drawing>
       </w:r>
     </w:p>
     <w:p>
@@ -740,7 +1495,136 @@
         <w:pStyle w:val="Heading3"/>
       </w:pPr>
       <w:r>
-        <w:t>Preparation for the connected explanation</w:t>
+        <w:t>Read the picture one step at a time</w:t>
+      </w:r>
+    </w:p>
+    <w:tbl>
+      <w:tblPr>
+        <w:tblStyle w:val="LightShading-Accent1"/>
+        <w:tblW w:type="auto" w:w="0"/>
+        <w:tblLook w:firstColumn="1" w:firstRow="1" w:lastColumn="0" w:lastRow="0" w:noHBand="0" w:noVBand="1" w:val="04A0"/>
+      </w:tblPr>
+      <w:tblGrid>
+        <w:gridCol w:w="5112"/>
+        <w:gridCol w:w="5112"/>
+      </w:tblGrid>
+      <w:tr>
+        <w:trPr>
+          <w:tblHeader/>
+        </w:trPr>
+        <w:tc>
+          <w:tcPr>
+            <w:tcW w:type="dxa" w:w="5112"/>
+          </w:tcPr>
+          <w:p>
+            <w:r>
+              <w:t>Step</w:t>
+            </w:r>
+          </w:p>
+        </w:tc>
+        <w:tc>
+          <w:tcPr>
+            <w:tcW w:type="dxa" w:w="5112"/>
+          </w:tcPr>
+          <w:p>
+            <w:r>
+              <w:t>What happens and why</w:t>
+            </w:r>
+          </w:p>
+        </w:tc>
+      </w:tr>
+      <w:tr>
+        <w:tc>
+          <w:tcPr>
+            <w:tcW w:type="dxa" w:w="5112"/>
+          </w:tcPr>
+          <w:p>
+            <w:r>
+              <w:t>1. Read authority</w:t>
+            </w:r>
+          </w:p>
+        </w:tc>
+        <w:tc>
+          <w:tcPr>
+            <w:tcW w:type="dxa" w:w="5112"/>
+          </w:tcPr>
+          <w:p>
+            <w:r>
+              <w:t>The teacher approved P2, one internal noticeboard and one publication.</w:t>
+            </w:r>
+          </w:p>
+        </w:tc>
+      </w:tr>
+      <w:tr>
+        <w:tc>
+          <w:tcPr>
+            <w:tcW w:type="dxa" w:w="5112"/>
+          </w:tcPr>
+          <w:p>
+            <w:r>
+              <w:t>2. Allowed action</w:t>
+            </w:r>
+          </w:p>
+        </w:tc>
+        <w:tc>
+          <w:tcPr>
+            <w:tcW w:type="dxa" w:w="5112"/>
+          </w:tcPr>
+          <w:p>
+            <w:r>
+              <w:t>Publishing unchanged P2 there today matches the approval.</w:t>
+            </w:r>
+          </w:p>
+        </w:tc>
+      </w:tr>
+      <w:tr>
+        <w:tc>
+          <w:tcPr>
+            <w:tcW w:type="dxa" w:w="5112"/>
+          </w:tcPr>
+          <w:p>
+            <w:r>
+              <w:t>3. Changed version</w:t>
+            </w:r>
+          </w:p>
+        </w:tc>
+        <w:tc>
+          <w:tcPr>
+            <w:tcW w:type="dxa" w:w="5112"/>
+          </w:tcPr>
+          <w:p>
+            <w:r>
+              <w:t>P3 requires new review; P2 approval does not automatically cover edits.</w:t>
+            </w:r>
+          </w:p>
+        </w:tc>
+      </w:tr>
+      <w:tr>
+        <w:tc>
+          <w:tcPr>
+            <w:tcW w:type="dxa" w:w="5112"/>
+          </w:tcPr>
+          <w:p>
+            <w:r>
+              <w:t>4. Changed audience</w:t>
+            </w:r>
+          </w:p>
+        </w:tc>
+        <w:tc>
+          <w:tcPr>
+            <w:tcW w:type="dxa" w:w="5112"/>
+          </w:tcPr>
+          <w:p>
+            <w:r>
+              <w:t>Public-web publication exceeds the approved destination.</w:t>
+            </w:r>
+          </w:p>
+        </w:tc>
+      </w:tr>
+    </w:tbl>
+    <w:p>
+      <w:r>
+        <w:t>Match each pictured step to the supplied facts. This is a worked teaching case, not an independent assessment.</w:t>
       </w:r>
     </w:p>
     <w:p>
@@ -751,31 +1635,75 @@
         <w:rPr>
           <w:b w:val="0"/>
         </w:rPr>
-        <w:t xml:space="preserve">Use the explicit rules of these fictional classroom and library scenarios. Keep </w:t>
+        <w:t>A general intention to help the class does not grant every action that might help. Check the version, destination and time explicitly. An edit may improve accuracy while still changing the approved artifact.</w:t>
+      </w:r>
+    </w:p>
+    <w:p>
+      <w:pPr>
+        <w:spacing w:line="336" w:lineRule="auto" w:after="180"/>
+      </w:pPr>
+      <w:r>
+        <w:rPr>
+          <w:b w:val="0"/>
+        </w:rPr>
+        <w:t xml:space="preserve">The assistant should hold the changed poster for review rather than treating its own confidence as </w:t>
       </w:r>
       <w:r>
         <w:rPr>
           <w:b/>
         </w:rPr>
-        <w:t>capability</w:t>
-      </w:r>
-      <w:r>
-        <w:rPr>
-          <w:b w:val="0"/>
-        </w:rPr>
-        <w:t xml:space="preserve">, factual support and </w:t>
-      </w:r>
+        <w:t>permission</w:t>
+      </w:r>
+      <w:r>
+        <w:rPr>
+          <w:b w:val="0"/>
+        </w:rPr>
+        <w:t>.</w:t>
+      </w:r>
+    </w:p>
+    <w:p>
+      <w:pPr>
+        <w:pStyle w:val="Heading2"/>
+      </w:pPr>
+      <w:r>
+        <w:t>Keep correctness separate from authority</w:t>
+      </w:r>
+    </w:p>
+    <w:p>
+      <w:pPr>
+        <w:spacing w:line="336" w:lineRule="auto" w:after="180"/>
+      </w:pPr>
       <w:r>
         <w:rPr>
           <w:b/>
         </w:rPr>
+        <w:t>Permission</w:t>
+      </w:r>
+      <w:r>
+        <w:rPr>
+          <w:b w:val="0"/>
+        </w:rPr>
+        <w:t xml:space="preserve"> does not prove content accuracy; factual checks and action </w:t>
+      </w:r>
+      <w:r>
+        <w:rPr>
+          <w:b/>
+        </w:rPr>
         <w:t>authority</w:t>
       </w:r>
       <w:r>
         <w:rPr>
           <w:b w:val="0"/>
         </w:rPr>
-        <w:t xml:space="preserve"> distinct.</w:t>
+        <w:t xml:space="preserve"> are separate requirements.</w:t>
+      </w:r>
+    </w:p>
+    <w:p>
+      <w:pPr>
+        <w:pStyle w:val="Heading2"/>
+      </w:pPr>
+      <w:r>
+        <w:t>Use up the single posting</w:t>
       </w:r>
     </w:p>
     <w:p>
@@ -786,27 +1714,24 @@
         <w:rPr>
           <w:b w:val="0"/>
         </w:rPr>
-        <w:t xml:space="preserve">Learners should proceed within an existing clear </w:t>
-      </w:r>
+        <w:t>Change: P2 has already been published once under this approval.</w:t>
+      </w:r>
+    </w:p>
+    <w:p>
+      <w:pPr>
+        <w:spacing w:line="336" w:lineRule="auto" w:after="180"/>
+      </w:pPr>
       <w:r>
         <w:rPr>
           <w:b/>
         </w:rPr>
-        <w:t>permission</w:t>
-      </w:r>
-      <w:r>
-        <w:rPr>
-          <w:b w:val="0"/>
-        </w:rPr>
-        <w:t xml:space="preserve"> and pause only when the proposed action is outside it or a necessary condition is unresolved. All publication and replacement actions are represented on paper.</w:t>
-      </w:r>
-    </w:p>
-    <w:p>
-      <w:pPr>
-        <w:pStyle w:val="Heading3"/>
-      </w:pPr>
-      <w:r>
-        <w:t>Readiness answer</w:t>
+        <w:t>Prediction</w:t>
+      </w:r>
+      <w:r>
+        <w:rPr>
+          <w:b w:val="0"/>
+        </w:rPr>
+        <w:t>: A second publication is not covered.</w:t>
       </w:r>
     </w:p>
     <w:p>
@@ -817,7 +1742,15 @@
         <w:rPr>
           <w:b w:val="0"/>
         </w:rPr>
-        <w:t>No. The checks establish factual support, not who may publish the announcement, where, or which version has been approved.</w:t>
+        <w:t>Reason: The instruction allowed a single use, not repeated actions.</w:t>
+      </w:r>
+    </w:p>
+    <w:p>
+      <w:pPr>
+        <w:pStyle w:val="Heading2"/>
+      </w:pPr>
+      <w:r>
+        <w:t>Elicit predictions from the pictures</w:t>
       </w:r>
     </w:p>
     <w:p>
@@ -828,7 +1761,7 @@
         <w:rPr>
           <w:b w:val="0"/>
         </w:rPr>
-        <w:t>Paper cards labelled A, B, L2 and L3</w:t>
+        <w:t>Use the diagram and verbal explanation together. Ask learners to match a sentence to a specific visual step; do not assign learners fixed visual or auditory learning styles.</w:t>
       </w:r>
     </w:p>
     <w:p>
@@ -839,7 +1772,31 @@
         <w:rPr>
           <w:b w:val="0"/>
         </w:rPr>
-        <w:t>Destination cards for class board, public website, internal list and public catalogue</w:t>
+        <w:t xml:space="preserve">Cover the result. Ask learners to name the </w:t>
+      </w:r>
+      <w:r>
+        <w:rPr>
+          <w:b/>
+        </w:rPr>
+        <w:t>input</w:t>
+      </w:r>
+      <w:r>
+        <w:rPr>
+          <w:b w:val="0"/>
+        </w:rPr>
+        <w:t xml:space="preserve">s and predict the next step. Uncover one step, connect the icon to the actual procedure, and explain its </w:t>
+      </w:r>
+      <w:r>
+        <w:rPr>
+          <w:b/>
+        </w:rPr>
+        <w:t>evidence</w:t>
+      </w:r>
+      <w:r>
+        <w:rPr>
+          <w:b w:val="0"/>
+        </w:rPr>
+        <w:t>. Then change the supplied condition and compare.</w:t>
       </w:r>
     </w:p>
     <w:p>
@@ -850,15 +1807,15 @@
         <w:rPr>
           <w:b w:val="0"/>
         </w:rPr>
-        <w:t>The two fictional approval statements printed from the lesson and W4</w:t>
-      </w:r>
-    </w:p>
-    <w:p>
-      <w:pPr>
-        <w:pStyle w:val="Heading3"/>
-      </w:pPr>
-      <w:r>
-        <w:t>End goal for the pictorial case</w:t>
+        <w:t>The picture is a representation; it does not document execution of a real AI model.</w:t>
+      </w:r>
+    </w:p>
+    <w:p>
+      <w:pPr>
+        <w:pStyle w:val="Heading2"/>
+      </w:pPr>
+      <w:r>
+        <w:t>Earlier wording, alternatives and picture transcripts · reference / check after trying</w:t>
       </w:r>
     </w:p>
     <w:p>
@@ -869,43 +1826,7 @@
         <w:rPr>
           <w:b w:val="0"/>
         </w:rPr>
-        <w:t xml:space="preserve">By the end, I can match </w:t>
-      </w:r>
-      <w:r>
-        <w:rPr>
-          <w:b/>
-        </w:rPr>
-        <w:t>permission</w:t>
-      </w:r>
-      <w:r>
-        <w:rPr>
-          <w:b w:val="0"/>
-        </w:rPr>
-        <w:t xml:space="preserve"> to a specific action, object and version.</w:t>
-      </w:r>
-    </w:p>
-    <w:p>
-      <w:pPr>
-        <w:spacing w:line="336" w:lineRule="auto" w:after="180"/>
-      </w:pPr>
-      <w:r>
-        <w:rPr>
-          <w:b w:val="0"/>
-        </w:rPr>
-        <w:t>This added worked case illustrates the week’s main idea. Retain all original and connected topics; schedule its practice within the teaching cycle.</w:t>
-      </w:r>
-    </w:p>
-    <w:p>
-      <w:pPr>
-        <w:pStyle w:val="Heading1"/>
-      </w:pPr>
-      <w:r>
-        <w:t>02. Explain the mechanism</w:t>
-      </w:r>
-    </w:p>
-    <w:p>
-      <w:r>
-        <w:t>Model Humans Set Boundaries using the supplied case, labelled mechanism and reasoning. Make the scope of each conclusion explicit.</w:t>
+        <w:t>Explain the mechanism</w:t>
       </w:r>
     </w:p>
     <w:p>
@@ -1017,46 +1938,301 @@
     </w:p>
     <w:p>
       <w:pPr>
+        <w:spacing w:line="336" w:lineRule="auto" w:after="180"/>
+      </w:pPr>
+      <w:r>
+        <w:rPr>
+          <w:b w:val="0"/>
+        </w:rPr>
+        <w:t xml:space="preserve">CORE IDEA People decide goals, </w:t>
+      </w:r>
+      <w:r>
+        <w:rPr>
+          <w:b/>
+        </w:rPr>
+        <w:t>permission</w:t>
+      </w:r>
+      <w:r>
+        <w:rPr>
+          <w:b w:val="0"/>
+        </w:rPr>
+        <w:t xml:space="preserve">s, review points, and </w:t>
+      </w:r>
+      <w:r>
+        <w:rPr>
+          <w:b/>
+        </w:rPr>
+        <w:t>consequence</w:t>
+      </w:r>
+      <w:r>
+        <w:rPr>
+          <w:b w:val="0"/>
+        </w:rPr>
+        <w:t>s.</w:t>
+      </w:r>
+    </w:p>
+    <w:p>
+      <w:pPr>
+        <w:spacing w:line="336" w:lineRule="auto" w:after="180"/>
+      </w:pPr>
+      <w:r>
+        <w:rPr>
+          <w:b w:val="0"/>
+        </w:rPr>
+        <w:t xml:space="preserve">UNDER THE HOOD Governance surrounds the model: people define </w:t>
+      </w:r>
+      <w:r>
+        <w:rPr>
+          <w:b/>
+        </w:rPr>
+        <w:t>scope</w:t>
+      </w:r>
+      <w:r>
+        <w:rPr>
+          <w:b w:val="0"/>
+        </w:rPr>
+        <w:t>, access, thresholds, logging, escalation, and accountability.</w:t>
+      </w:r>
+    </w:p>
+    <w:p>
+      <w:pPr>
+        <w:spacing w:line="336" w:lineRule="auto" w:after="180"/>
+      </w:pPr>
+      <w:r>
+        <w:rPr>
+          <w:b w:val="0"/>
+        </w:rPr>
+        <w:t xml:space="preserve">Human oversight is meaningful only when reviewers have </w:t>
+      </w:r>
+      <w:r>
+        <w:rPr>
+          <w:b/>
+        </w:rPr>
+        <w:t>authority</w:t>
+      </w:r>
+      <w:r>
+        <w:rPr>
+          <w:b w:val="0"/>
+        </w:rPr>
+        <w:t>, information, time, and a safe way to override.</w:t>
+      </w:r>
+    </w:p>
+    <w:p>
+      <w:pPr>
+        <w:spacing w:line="336" w:lineRule="auto" w:after="180"/>
+      </w:pPr>
+      <w:r>
+        <w:rPr>
+          <w:b w:val="0"/>
+        </w:rPr>
+        <w:t>Draw a fresh example with all three stages:</w:t>
+      </w:r>
+    </w:p>
+    <w:p>
+      <w:pPr>
+        <w:spacing w:line="336" w:lineRule="auto" w:after="180"/>
+      </w:pPr>
+      <w:r>
+        <w:rPr>
+          <w:b w:val="0"/>
+        </w:rPr>
+        <w:t xml:space="preserve">Every step connects a claim to observable </w:t>
+      </w:r>
+      <w:r>
+        <w:rPr>
+          <w:b/>
+        </w:rPr>
+        <w:t>evidence</w:t>
+      </w:r>
+      <w:r>
+        <w:rPr>
+          <w:b w:val="0"/>
+        </w:rPr>
+        <w:t>.</w:t>
+      </w:r>
+    </w:p>
+    <w:p>
+      <w:pPr>
+        <w:spacing w:line="336" w:lineRule="auto" w:after="180"/>
+      </w:pPr>
+      <w:r>
+        <w:rPr>
+          <w:b w:val="0"/>
+        </w:rPr>
+        <w:t>CASE A classroom helper may suggest a bin, but people decide what data it may use, when an adult reviews, and what happens after a mistake.</w:t>
+      </w:r>
+    </w:p>
+    <w:p>
+      <w:pPr>
+        <w:spacing w:line="336" w:lineRule="auto" w:after="180"/>
+      </w:pPr>
+      <w:r>
+        <w:rPr>
+          <w:b w:val="0"/>
+        </w:rPr>
+        <w:t xml:space="preserve">STEP 1 — OBSERVE human-defined goal, </w:t>
+      </w:r>
+      <w:r>
+        <w:rPr>
+          <w:b/>
+        </w:rPr>
+        <w:t>permission</w:t>
+      </w:r>
+      <w:r>
+        <w:rPr>
+          <w:b w:val="0"/>
+        </w:rPr>
+        <w:t xml:space="preserve">s, and system </w:t>
+      </w:r>
+      <w:r>
+        <w:rPr>
+          <w:b/>
+        </w:rPr>
+        <w:t>output</w:t>
+      </w:r>
+    </w:p>
+    <w:p>
+      <w:pPr>
+        <w:spacing w:line="336" w:lineRule="auto" w:after="180"/>
+      </w:pPr>
+      <w:r>
+        <w:rPr>
+          <w:b w:val="0"/>
+        </w:rPr>
+        <w:t>STEP 2 — TRACE apply review and escalation gates</w:t>
+      </w:r>
+    </w:p>
+    <w:p>
+      <w:pPr>
+        <w:spacing w:line="336" w:lineRule="auto" w:after="180"/>
+      </w:pPr>
+      <w:r>
+        <w:rPr>
+          <w:b w:val="0"/>
+        </w:rPr>
+        <w:t>STEP 3 — CONCLUDE approved action, revision, or refusal</w:t>
+      </w:r>
+    </w:p>
+    <w:p>
+      <w:pPr>
+        <w:spacing w:line="336" w:lineRule="auto" w:after="180"/>
+      </w:pPr>
+      <w:r>
+        <w:rPr>
+          <w:b w:val="0"/>
+        </w:rPr>
+        <w:t xml:space="preserve">MODEL REASONING Mark where data enters, where the system predicts, where a person reviews, and who may act. Give reviewers the </w:t>
+      </w:r>
+      <w:r>
+        <w:rPr>
+          <w:b/>
+        </w:rPr>
+        <w:t>evidence</w:t>
+      </w:r>
+      <w:r>
+        <w:rPr>
+          <w:b w:val="0"/>
+        </w:rPr>
+        <w:t xml:space="preserve"> and power to correct or stop the </w:t>
+      </w:r>
+      <w:r>
+        <w:rPr>
+          <w:b/>
+        </w:rPr>
+        <w:t>process</w:t>
+      </w:r>
+      <w:r>
+        <w:rPr>
+          <w:b w:val="0"/>
+        </w:rPr>
+        <w:t>.</w:t>
+      </w:r>
+    </w:p>
+    <w:p>
+      <w:pPr>
+        <w:spacing w:line="336" w:lineRule="auto" w:after="180"/>
+      </w:pPr>
+      <w:r>
+        <w:rPr>
+          <w:b w:val="0"/>
+        </w:rPr>
+        <w:t>High-</w:t>
+      </w:r>
+      <w:r>
+        <w:rPr>
+          <w:b/>
+        </w:rPr>
+        <w:t>consequence</w:t>
+      </w:r>
+      <w:r>
+        <w:rPr>
+          <w:b w:val="0"/>
+        </w:rPr>
+        <w:t xml:space="preserve"> cases should not pass automatically.</w:t>
+      </w:r>
+    </w:p>
+    <w:p>
+      <w:pPr>
+        <w:spacing w:line="336" w:lineRule="auto" w:after="180"/>
+      </w:pPr>
+      <w:r>
+        <w:rPr>
+          <w:b w:val="0"/>
+        </w:rPr>
+        <w:t>DO NOT OVERCLAIM A human in the room is not meaningful oversight if the person cannot understand or change the outcome.</w:t>
+      </w:r>
+    </w:p>
+    <w:p>
+      <w:pPr>
+        <w:spacing w:line="336" w:lineRule="auto" w:after="180"/>
+      </w:pPr>
+      <w:r>
+        <w:rPr>
+          <w:b w:val="0"/>
+        </w:rPr>
+        <w:t xml:space="preserve">What new </w:t>
+      </w:r>
+      <w:r>
+        <w:rPr>
+          <w:b/>
+        </w:rPr>
+        <w:t>evidence</w:t>
+      </w:r>
+      <w:r>
+        <w:rPr>
+          <w:b w:val="0"/>
+        </w:rPr>
+        <w:t xml:space="preserve"> could change this answer?</w:t>
+      </w:r>
+    </w:p>
+    <w:p>
+      <w:pPr>
         <w:pStyle w:val="Heading3"/>
       </w:pPr>
       <w:r>
-        <w:t>Key idea</w:t>
+        <w:t>Concrete teaching case</w:t>
       </w:r>
     </w:p>
     <w:p>
       <w:pPr>
         <w:spacing w:line="336" w:lineRule="auto" w:after="180"/>
-        <w:shd w:fill="EDF7F3"/>
-      </w:pPr>
-      <w:r>
-        <w:rPr>
-          <w:b w:val="0"/>
-        </w:rPr>
-        <w:t xml:space="preserve">CORE IDEA People decide goals, </w:t>
-      </w:r>
-      <w:r>
-        <w:rPr>
-          <w:b/>
-        </w:rPr>
-        <w:t>permission</w:t>
-      </w:r>
-      <w:r>
-        <w:rPr>
-          <w:b w:val="0"/>
-        </w:rPr>
-        <w:t xml:space="preserve">s, review points, and </w:t>
-      </w:r>
-      <w:r>
-        <w:rPr>
-          <w:b/>
-        </w:rPr>
-        <w:t>consequence</w:t>
-      </w:r>
-      <w:r>
-        <w:rPr>
-          <w:b w:val="0"/>
-        </w:rPr>
-        <w:t>s.</w:t>
+      </w:pPr>
+      <w:r>
+        <w:rPr>
+          <w:b w:val="0"/>
+        </w:rPr>
+        <w:t>An assistant may suggest object locations; a teacher must approve moving valuable equipment.</w:t>
+      </w:r>
+    </w:p>
+    <w:p>
+      <w:pPr>
+        <w:spacing w:line="336" w:lineRule="auto" w:after="180"/>
+      </w:pPr>
+      <w:r>
+        <w:rPr>
+          <w:b w:val="0"/>
+        </w:rPr>
+        <w:t>What may happen without approval?</w:t>
       </w:r>
     </w:p>
     <w:p>
@@ -1064,89 +2240,18 @@
         <w:pStyle w:val="Heading3"/>
       </w:pPr>
       <w:r>
-        <w:t>How the mechanism works</w:t>
+        <w:t>Exact explanation to model</w:t>
       </w:r>
     </w:p>
     <w:p>
       <w:pPr>
         <w:spacing w:line="336" w:lineRule="auto" w:after="180"/>
-        <w:shd w:fill="F1F6F8"/>
-      </w:pPr>
-      <w:r>
-        <w:rPr>
-          <w:b w:val="0"/>
-        </w:rPr>
-        <w:t xml:space="preserve">UNDER THE HOOD Governance surrounds the model: people define </w:t>
-      </w:r>
-      <w:r>
-        <w:rPr>
-          <w:b/>
-        </w:rPr>
-        <w:t>scope</w:t>
-      </w:r>
-      <w:r>
-        <w:rPr>
-          <w:b w:val="0"/>
-        </w:rPr>
-        <w:t>, access, thresholds, logging, escalation, and accountability.</w:t>
-      </w:r>
-    </w:p>
-    <w:p>
-      <w:pPr>
-        <w:spacing w:line="336" w:lineRule="auto" w:after="180"/>
-        <w:shd w:fill="F1F6F8"/>
-      </w:pPr>
-      <w:r>
-        <w:rPr>
-          <w:b w:val="0"/>
-        </w:rPr>
-        <w:t xml:space="preserve">Human oversight is meaningful only when reviewers have </w:t>
-      </w:r>
-      <w:r>
-        <w:rPr>
-          <w:b/>
-        </w:rPr>
-        <w:t>authority</w:t>
-      </w:r>
-      <w:r>
-        <w:rPr>
-          <w:b w:val="0"/>
-        </w:rPr>
-        <w:t>, information, time, and a safe way to override.</w:t>
-      </w:r>
-    </w:p>
-    <w:p>
-      <w:pPr>
-        <w:spacing w:line="336" w:lineRule="auto" w:after="180"/>
-      </w:pPr>
-      <w:r>
-        <w:rPr>
-          <w:b w:val="0"/>
-        </w:rPr>
-        <w:t>Draw a fresh example with all three stages:</w:t>
-      </w:r>
-    </w:p>
-    <w:p>
-      <w:pPr>
-        <w:spacing w:line="336" w:lineRule="auto" w:after="180"/>
-      </w:pPr>
-      <w:r>
-        <w:rPr>
-          <w:b w:val="0"/>
-        </w:rPr>
-        <w:t xml:space="preserve">Every step connects a claim to observable </w:t>
-      </w:r>
-      <w:r>
-        <w:rPr>
-          <w:b/>
-        </w:rPr>
-        <w:t>evidence</w:t>
-      </w:r>
-      <w:r>
-        <w:rPr>
-          <w:b w:val="0"/>
-        </w:rPr>
-        <w:t>.</w:t>
+      </w:pPr>
+      <w:r>
+        <w:rPr>
+          <w:b w:val="0"/>
+        </w:rPr>
+        <w:t>It may suggest a location within its role. Moving equipment requires actual teacher approval.</w:t>
       </w:r>
     </w:p>
     <w:p>
@@ -1154,530 +2259,7 @@
         <w:pStyle w:val="Heading3"/>
       </w:pPr>
       <w:r>
-        <w:t>The case to investigate</w:t>
-      </w:r>
-    </w:p>
-    <w:p>
-      <w:pPr>
-        <w:spacing w:line="336" w:lineRule="auto" w:after="180"/>
-        <w:shd w:fill="F1F6FC"/>
-      </w:pPr>
-      <w:r>
-        <w:rPr>
-          <w:b w:val="0"/>
-        </w:rPr>
-        <w:t>CASE A classroom helper may suggest a bin, but people decide what data it may use, when an adult reviews, and what happens after a mistake.</w:t>
-      </w:r>
-    </w:p>
-    <w:p>
-      <w:pPr>
-        <w:pStyle w:val="Heading3"/>
-      </w:pPr>
-      <w:r>
-        <w:t>Step 1</w:t>
-      </w:r>
-    </w:p>
-    <w:p>
-      <w:pPr>
-        <w:spacing w:line="336" w:lineRule="auto" w:after="180"/>
-        <w:shd w:fill="F4F9FC"/>
-      </w:pPr>
-      <w:r>
-        <w:rPr>
-          <w:b w:val="0"/>
-        </w:rPr>
-        <w:t xml:space="preserve">STEP 1 — OBSERVE human-defined goal, </w:t>
-      </w:r>
-      <w:r>
-        <w:rPr>
-          <w:b/>
-        </w:rPr>
-        <w:t>permission</w:t>
-      </w:r>
-      <w:r>
-        <w:rPr>
-          <w:b w:val="0"/>
-        </w:rPr>
-        <w:t xml:space="preserve">s, and system </w:t>
-      </w:r>
-      <w:r>
-        <w:rPr>
-          <w:b/>
-        </w:rPr>
-        <w:t>output</w:t>
-      </w:r>
-    </w:p>
-    <w:p>
-      <w:pPr>
-        <w:pStyle w:val="Heading3"/>
-      </w:pPr>
-      <w:r>
-        <w:t>Step 2</w:t>
-      </w:r>
-    </w:p>
-    <w:p>
-      <w:pPr>
-        <w:spacing w:line="336" w:lineRule="auto" w:after="180"/>
-        <w:shd w:fill="F4F9FC"/>
-      </w:pPr>
-      <w:r>
-        <w:rPr>
-          <w:b w:val="0"/>
-        </w:rPr>
-        <w:t>STEP 2 — TRACE apply review and escalation gates</w:t>
-      </w:r>
-    </w:p>
-    <w:p>
-      <w:pPr>
-        <w:pStyle w:val="Heading3"/>
-      </w:pPr>
-      <w:r>
-        <w:t>Step 3</w:t>
-      </w:r>
-    </w:p>
-    <w:p>
-      <w:pPr>
-        <w:spacing w:line="336" w:lineRule="auto" w:after="180"/>
-        <w:shd w:fill="F4F9FC"/>
-      </w:pPr>
-      <w:r>
-        <w:rPr>
-          <w:b w:val="0"/>
-        </w:rPr>
-        <w:t>STEP 3 — CONCLUDE approved action, revision, or refusal</w:t>
-      </w:r>
-    </w:p>
-    <w:p>
-      <w:pPr>
-        <w:pStyle w:val="Heading3"/>
-      </w:pPr>
-      <w:r>
-        <w:t>Model answer</w:t>
-      </w:r>
-    </w:p>
-    <w:p>
-      <w:pPr>
-        <w:spacing w:line="336" w:lineRule="auto" w:after="180"/>
-        <w:shd w:fill="F1F6FC"/>
-      </w:pPr>
-      <w:r>
-        <w:rPr>
-          <w:b w:val="0"/>
-        </w:rPr>
-        <w:t xml:space="preserve">MODEL REASONING Mark where data enters, where the system predicts, where a person reviews, and who may act. Give reviewers the </w:t>
-      </w:r>
-      <w:r>
-        <w:rPr>
-          <w:b/>
-        </w:rPr>
-        <w:t>evidence</w:t>
-      </w:r>
-      <w:r>
-        <w:rPr>
-          <w:b w:val="0"/>
-        </w:rPr>
-        <w:t xml:space="preserve"> and power to correct or stop the </w:t>
-      </w:r>
-      <w:r>
-        <w:rPr>
-          <w:b/>
-        </w:rPr>
-        <w:t>process</w:t>
-      </w:r>
-      <w:r>
-        <w:rPr>
-          <w:b w:val="0"/>
-        </w:rPr>
-        <w:t>.</w:t>
-      </w:r>
-    </w:p>
-    <w:p>
-      <w:pPr>
-        <w:spacing w:line="336" w:lineRule="auto" w:after="180"/>
-        <w:shd w:fill="F1F6FC"/>
-      </w:pPr>
-      <w:r>
-        <w:rPr>
-          <w:b w:val="0"/>
-        </w:rPr>
-        <w:t>High-</w:t>
-      </w:r>
-      <w:r>
-        <w:rPr>
-          <w:b/>
-        </w:rPr>
-        <w:t>consequence</w:t>
-      </w:r>
-      <w:r>
-        <w:rPr>
-          <w:b w:val="0"/>
-        </w:rPr>
-        <w:t xml:space="preserve"> cases should not pass automatically.</w:t>
-      </w:r>
-    </w:p>
-    <w:p>
-      <w:pPr>
-        <w:pStyle w:val="Heading3"/>
-      </w:pPr>
-      <w:r>
-        <w:t>A claim to avoid</w:t>
-      </w:r>
-    </w:p>
-    <w:p>
-      <w:pPr>
-        <w:spacing w:line="336" w:lineRule="auto" w:after="180"/>
-        <w:shd w:fill="FFF5E6"/>
-      </w:pPr>
-      <w:r>
-        <w:rPr>
-          <w:b w:val="0"/>
-        </w:rPr>
-        <w:t>DO NOT OVERCLAIM A human in the room is not meaningful oversight if the person cannot understand or change the outcome.</w:t>
-      </w:r>
-    </w:p>
-    <w:p>
-      <w:pPr>
-        <w:spacing w:line="336" w:lineRule="auto" w:after="180"/>
-        <w:shd w:fill="F5F1FB"/>
-      </w:pPr>
-      <w:r>
-        <w:rPr>
-          <w:b w:val="0"/>
-        </w:rPr>
-        <w:t xml:space="preserve">What new </w:t>
-      </w:r>
-      <w:r>
-        <w:rPr>
-          <w:b/>
-        </w:rPr>
-        <w:t>evidence</w:t>
-      </w:r>
-      <w:r>
-        <w:rPr>
-          <w:b w:val="0"/>
-        </w:rPr>
-        <w:t xml:space="preserve"> could change this answer?</w:t>
-      </w:r>
-    </w:p>
-    <w:p>
-      <w:pPr>
-        <w:pStyle w:val="Heading3"/>
-      </w:pPr>
-      <w:r>
-        <w:t>Concrete teaching case</w:t>
-      </w:r>
-    </w:p>
-    <w:p>
-      <w:pPr>
-        <w:pStyle w:val="Heading3"/>
-      </w:pPr>
-      <w:r>
-        <w:t>The teaching case</w:t>
-      </w:r>
-    </w:p>
-    <w:p>
-      <w:pPr>
-        <w:spacing w:line="336" w:lineRule="auto" w:after="180"/>
-        <w:shd w:fill="F1F6FC"/>
-      </w:pPr>
-      <w:r>
-        <w:rPr>
-          <w:b w:val="0"/>
-        </w:rPr>
-        <w:t>An assistant may suggest object locations; a teacher must approve moving valuable equipment.</w:t>
-      </w:r>
-    </w:p>
-    <w:p>
-      <w:pPr>
-        <w:spacing w:line="336" w:lineRule="auto" w:after="180"/>
-        <w:shd w:fill="F5F1FB"/>
-      </w:pPr>
-      <w:r>
-        <w:rPr>
-          <w:b w:val="0"/>
-        </w:rPr>
-        <w:t>What may happen without approval?</w:t>
-      </w:r>
-    </w:p>
-    <w:p>
-      <w:pPr>
-        <w:pStyle w:val="Heading3"/>
-      </w:pPr>
-      <w:r>
-        <w:t>Exact explanation to model</w:t>
-      </w:r>
-    </w:p>
-    <w:p>
-      <w:pPr>
-        <w:pStyle w:val="Heading3"/>
-      </w:pPr>
-      <w:r>
-        <w:t>Why the result follows</w:t>
-      </w:r>
-    </w:p>
-    <w:p>
-      <w:pPr>
-        <w:spacing w:line="336" w:lineRule="auto" w:after="180"/>
-        <w:shd w:fill="F1F6FC"/>
-      </w:pPr>
-      <w:r>
-        <w:rPr>
-          <w:b w:val="0"/>
-        </w:rPr>
-        <w:t>It may suggest a location within its role. Moving equipment requires actual teacher approval.</w:t>
-      </w:r>
-    </w:p>
-    <w:p>
-      <w:pPr>
-        <w:pStyle w:val="Heading3"/>
-      </w:pPr>
-      <w:r>
         <w:t>Explain the added worked example</w:t>
-      </w:r>
-    </w:p>
-    <w:p>
-      <w:pPr>
-        <w:pStyle w:val="Heading3"/>
-      </w:pPr>
-      <w:r>
-        <w:t>Explain the added worked example · 1</w:t>
-      </w:r>
-    </w:p>
-    <w:p>
-      <w:pPr>
-        <w:spacing w:line="336" w:lineRule="auto" w:after="180"/>
-      </w:pPr>
-      <w:r>
-        <w:rPr>
-          <w:b w:val="0"/>
-        </w:rPr>
-        <w:t>A tool might be able to publish a message even when its user is only allowed to prepare a draft. A message might also contain correct facts but still be intended for a private group.</w:t>
-      </w:r>
-    </w:p>
-    <w:p>
-      <w:pPr>
-        <w:spacing w:line="336" w:lineRule="auto" w:after="180"/>
-      </w:pPr>
-      <w:r>
-        <w:rPr>
-          <w:b w:val="0"/>
-        </w:rPr>
-        <w:t xml:space="preserve">Ask three separate questions: can the system do this, is the proposed result correct, and is this particular action allowed? </w:t>
-      </w:r>
-      <w:r>
-        <w:rPr>
-          <w:b/>
-        </w:rPr>
-        <w:t>Evidence</w:t>
-      </w:r>
-      <w:r>
-        <w:rPr>
-          <w:b w:val="0"/>
-        </w:rPr>
-        <w:t xml:space="preserve"> for one question does not automatically answer the others.</w:t>
-      </w:r>
-    </w:p>
-    <w:p>
-      <w:pPr>
-        <w:pStyle w:val="Heading3"/>
-      </w:pPr>
-      <w:r>
-        <w:t>Explain the added worked example · 2</w:t>
-      </w:r>
-    </w:p>
-    <w:p>
-      <w:pPr>
-        <w:spacing w:line="336" w:lineRule="auto" w:after="180"/>
-      </w:pPr>
-      <w:r>
-        <w:rPr>
-          <w:b w:val="0"/>
-        </w:rPr>
-        <w:t>Use this fictional paper exercise. A class is preparing an announcement about a model bridge exhibition.</w:t>
-      </w:r>
-    </w:p>
-    <w:p>
-      <w:pPr>
-        <w:spacing w:line="336" w:lineRule="auto" w:after="180"/>
-      </w:pPr>
-      <w:r>
-        <w:rPr>
-          <w:b w:val="0"/>
-        </w:rPr>
-        <w:t>Version A says “Model bridge exhibition, Thursday, Room 6.” The teacher has checked those facts and is responsible for the class noticeboard.</w:t>
-      </w:r>
-    </w:p>
-    <w:p>
-      <w:pPr>
-        <w:spacing w:line="336" w:lineRule="auto" w:after="180"/>
-      </w:pPr>
-      <w:r>
-        <w:rPr>
-          <w:b w:val="0"/>
-        </w:rPr>
-        <w:t>The teacher tells the class editor: “You may put exactly version A on our classroom noticeboard today, once. Do not post it online.” The editor has not yet posted it.</w:t>
-      </w:r>
-    </w:p>
-    <w:p>
-      <w:pPr>
-        <w:pStyle w:val="Heading3"/>
-      </w:pPr>
-      <w:r>
-        <w:t>Explain the added worked example · 3</w:t>
-      </w:r>
-    </w:p>
-    <w:p>
-      <w:pPr>
-        <w:spacing w:line="336" w:lineRule="auto" w:after="180"/>
-      </w:pPr>
-      <w:r>
-        <w:rPr>
-          <w:b w:val="0"/>
-        </w:rPr>
-        <w:t xml:space="preserve">In the story, the editor’s tool has buttons for Save draft, Class noticeboard and Public website. Having a button shows a possible </w:t>
-      </w:r>
-      <w:r>
-        <w:rPr>
-          <w:b/>
-        </w:rPr>
-        <w:t>capability</w:t>
-      </w:r>
-      <w:r>
-        <w:rPr>
-          <w:b w:val="0"/>
-        </w:rPr>
-        <w:t xml:space="preserve">. It does not change the teacher’s stated </w:t>
-      </w:r>
-      <w:r>
-        <w:rPr>
-          <w:b/>
-        </w:rPr>
-        <w:t>permission</w:t>
-      </w:r>
-      <w:r>
-        <w:rPr>
-          <w:b w:val="0"/>
-        </w:rPr>
-        <w:t>.</w:t>
-      </w:r>
-    </w:p>
-    <w:p>
-      <w:pPr>
-        <w:spacing w:line="336" w:lineRule="auto" w:after="180"/>
-      </w:pPr>
-      <w:r>
-        <w:rPr>
-          <w:b w:val="0"/>
-        </w:rPr>
-        <w:t>In this lesson, represent actions with paper cards; do not send messages or change a real noticeboard or website.</w:t>
-      </w:r>
-    </w:p>
-    <w:p>
-      <w:pPr>
-        <w:pStyle w:val="Heading3"/>
-      </w:pPr>
-      <w:r>
-        <w:t>Explain the added worked example · 4</w:t>
-      </w:r>
-    </w:p>
-    <w:p>
-      <w:pPr>
-        <w:spacing w:line="336" w:lineRule="auto" w:after="180"/>
-      </w:pPr>
-      <w:r>
-        <w:rPr>
-          <w:b w:val="0"/>
-        </w:rPr>
-        <w:t xml:space="preserve">An </w:t>
-      </w:r>
-      <w:r>
-        <w:rPr>
-          <w:b/>
-        </w:rPr>
-        <w:t>approval record</w:t>
-      </w:r>
-      <w:r>
-        <w:rPr>
-          <w:b w:val="0"/>
-        </w:rPr>
-        <w:t xml:space="preserve"> should identify the decision maker, the person or system allowed to act, the action, its audience or destination, and any version, time or quantity limit. These details make a </w:t>
-      </w:r>
-      <w:r>
-        <w:rPr>
-          <w:b/>
-        </w:rPr>
-        <w:t>permission</w:t>
-      </w:r>
-      <w:r>
-        <w:rPr>
-          <w:b w:val="0"/>
-        </w:rPr>
-        <w:t xml:space="preserve"> usable.</w:t>
-      </w:r>
-    </w:p>
-    <w:p>
-      <w:pPr>
-        <w:spacing w:line="336" w:lineRule="auto" w:after="180"/>
-      </w:pPr>
-      <w:r>
-        <w:rPr>
-          <w:b w:val="0"/>
-        </w:rPr>
-        <w:t>“Looks good” could mean the wording is clear; without context it may not mean “publish this publicly”. If the intended action is unclear, clarify that action with the person responsible.</w:t>
-      </w:r>
-    </w:p>
-    <w:p>
-      <w:pPr>
-        <w:pStyle w:val="Heading3"/>
-      </w:pPr>
-      <w:r>
-        <w:t>Explain the added worked example · 5</w:t>
-      </w:r>
-    </w:p>
-    <w:p>
-      <w:pPr>
-        <w:spacing w:line="336" w:lineRule="auto" w:after="180"/>
-      </w:pPr>
-      <w:r>
-        <w:rPr>
-          <w:b w:val="0"/>
-        </w:rPr>
-        <w:t xml:space="preserve">Here, the teacher has already approved the editor’s one posting of A on the class board today. Once the editor verifies that these conditions still hold, repeatedly requesting the same </w:t>
-      </w:r>
-      <w:r>
-        <w:rPr>
-          <w:b/>
-        </w:rPr>
-        <w:t>permission</w:t>
-      </w:r>
-      <w:r>
-        <w:rPr>
-          <w:b w:val="0"/>
-        </w:rPr>
-        <w:t xml:space="preserve"> adds no new information.</w:t>
-      </w:r>
-    </w:p>
-    <w:p>
-      <w:pPr>
-        <w:spacing w:line="336" w:lineRule="auto" w:after="180"/>
-      </w:pPr>
-      <w:r>
-        <w:rPr>
-          <w:b w:val="0"/>
-        </w:rPr>
-        <w:t xml:space="preserve">But a classmate saying “Post it everywhere” does not expand the teacher’s approval: the classmate has no </w:t>
-      </w:r>
-      <w:r>
-        <w:rPr>
-          <w:b/>
-        </w:rPr>
-        <w:t>authority</w:t>
-      </w:r>
-      <w:r>
-        <w:rPr>
-          <w:b w:val="0"/>
-        </w:rPr>
-        <w:t xml:space="preserve"> over publication in this story.</w:t>
       </w:r>
     </w:p>
     <w:p>
@@ -1883,209 +2465,6 @@
         <w:tblLook w:firstColumn="1" w:firstRow="1" w:lastColumn="0" w:lastRow="0" w:noHBand="0" w:noVBand="1" w:val="04A0"/>
       </w:tblPr>
       <w:tblGrid>
-        <w:gridCol w:w="3408"/>
-        <w:gridCol w:w="3408"/>
-        <w:gridCol w:w="3408"/>
-      </w:tblGrid>
-      <w:tr>
-        <w:trPr>
-          <w:tblHeader/>
-        </w:trPr>
-        <w:tc>
-          <w:tcPr>
-            <w:tcW w:type="dxa" w:w="3408"/>
-          </w:tcPr>
-          <w:p>
-            <w:r>
-              <w:t>Check</w:t>
-            </w:r>
-          </w:p>
-        </w:tc>
-        <w:tc>
-          <w:tcPr>
-            <w:tcW w:type="dxa" w:w="3408"/>
-          </w:tcPr>
-          <w:p>
-            <w:r>
-              <w:t>Question in the exhibition story</w:t>
-            </w:r>
-          </w:p>
-        </w:tc>
-        <w:tc>
-          <w:tcPr>
-            <w:tcW w:type="dxa" w:w="3408"/>
-          </w:tcPr>
-          <w:p>
-            <w:r>
-              <w:t>What it does not establish</w:t>
-            </w:r>
-          </w:p>
-        </w:tc>
-      </w:tr>
-      <w:tr>
-        <w:tc>
-          <w:tcPr>
-            <w:tcW w:type="dxa" w:w="3408"/>
-          </w:tcPr>
-          <w:p>
-            <w:r>
-              <w:t>Factual support</w:t>
-            </w:r>
-          </w:p>
-        </w:tc>
-        <w:tc>
-          <w:tcPr>
-            <w:tcW w:type="dxa" w:w="3408"/>
-          </w:tcPr>
-          <w:p>
-            <w:r>
-              <w:t>Do Thursday and Room 6 match the source?</w:t>
-            </w:r>
-          </w:p>
-        </w:tc>
-        <w:tc>
-          <w:tcPr>
-            <w:tcW w:type="dxa" w:w="3408"/>
-          </w:tcPr>
-          <w:p>
-            <w:r>
-              <w:t>Permission to publish anywhere</w:t>
-            </w:r>
-          </w:p>
-        </w:tc>
-      </w:tr>
-      <w:tr>
-        <w:tc>
-          <w:tcPr>
-            <w:tcW w:type="dxa" w:w="3408"/>
-          </w:tcPr>
-          <w:p>
-            <w:r>
-              <w:t>Scope of approval</w:t>
-            </w:r>
-          </w:p>
-        </w:tc>
-        <w:tc>
-          <w:tcPr>
-            <w:tcW w:type="dxa" w:w="3408"/>
-          </w:tcPr>
-          <w:p>
-            <w:r>
-              <w:t>Does this action match the teacher’s limits?</w:t>
-            </w:r>
-          </w:p>
-        </w:tc>
-        <w:tc>
-          <w:tcPr>
-            <w:tcW w:type="dxa" w:w="3408"/>
-          </w:tcPr>
-          <w:p>
-            <w:r>
-              <w:t>That every statement is correct</w:t>
-            </w:r>
-          </w:p>
-        </w:tc>
-      </w:tr>
-      <w:tr>
-        <w:tc>
-          <w:tcPr>
-            <w:tcW w:type="dxa" w:w="3408"/>
-          </w:tcPr>
-          <w:p>
-            <w:r>
-              <w:t>Available capability</w:t>
-            </w:r>
-          </w:p>
-        </w:tc>
-        <w:tc>
-          <w:tcPr>
-            <w:tcW w:type="dxa" w:w="3408"/>
-          </w:tcPr>
-          <w:p>
-            <w:r>
-              <w:t>Does the tool offer this action?</w:t>
-            </w:r>
-          </w:p>
-        </w:tc>
-        <w:tc>
-          <w:tcPr>
-            <w:tcW w:type="dxa" w:w="3408"/>
-          </w:tcPr>
-          <w:p>
-            <w:r>
-              <w:t>Authority to use that action</w:t>
-            </w:r>
-          </w:p>
-        </w:tc>
-      </w:tr>
-    </w:tbl>
-    <w:p>
-      <w:pPr>
-        <w:pStyle w:val="Heading3"/>
-      </w:pPr>
-      <w:r>
-        <w:t>Model the reasoning aloud · 6</w:t>
-      </w:r>
-    </w:p>
-    <w:p>
-      <w:pPr>
-        <w:spacing w:line="336" w:lineRule="auto" w:after="180"/>
-      </w:pPr>
-      <w:r>
-        <w:rPr>
-          <w:b w:val="0"/>
-        </w:rPr>
-        <w:t>Suppose a current room record changes the exhibition to Room 8. The editor makes version B with Room 8, which is now factually supported. The old approval explicitly covered exactly A.</w:t>
-      </w:r>
-    </w:p>
-    <w:p>
-      <w:pPr>
-        <w:spacing w:line="336" w:lineRule="auto" w:after="180"/>
-      </w:pPr>
-      <w:r>
-        <w:rPr>
-          <w:b w:val="0"/>
-        </w:rPr>
-        <w:t>The editor should hold publication and show B and the changed room record to the teacher. Publishing the now-outdated A just because it was approved would fail the factual check.</w:t>
-      </w:r>
-    </w:p>
-    <w:p>
-      <w:pPr>
-        <w:pStyle w:val="Heading3"/>
-      </w:pPr>
-      <w:r>
-        <w:t>Model the reasoning aloud · 7</w:t>
-      </w:r>
-    </w:p>
-    <w:p>
-      <w:pPr>
-        <w:spacing w:line="336" w:lineRule="auto" w:after="180"/>
-      </w:pPr>
-      <w:r>
-        <w:rPr>
-          <w:b w:val="0"/>
-        </w:rPr>
-        <w:t>A useful review request makes the choice concrete: “The room record now says Room 8. Here is version B with only that change.</w:t>
-      </w:r>
-    </w:p>
-    <w:p>
-      <w:pPr>
-        <w:spacing w:line="336" w:lineRule="auto" w:after="180"/>
-      </w:pPr>
-      <w:r>
-        <w:rPr>
-          <w:b w:val="0"/>
-        </w:rPr>
-        <w:t>May the editor post B on the classroom board today, once?” A request to review a specific change is easier to assess than an unexplained “Is this okay?” The teacher can approve, decline or request another change before anything is posted.</w:t>
-      </w:r>
-    </w:p>
-    <w:tbl>
-      <w:tblPr>
-        <w:tblStyle w:val="LightShading-Accent1"/>
-        <w:tblW w:type="auto" w:w="0"/>
-        <w:tblLook w:firstColumn="1" w:firstRow="1" w:lastColumn="0" w:lastRow="0" w:noHBand="0" w:noVBand="1" w:val="04A0"/>
-      </w:tblPr>
-      <w:tblGrid>
         <w:gridCol w:w="5112"/>
         <w:gridCol w:w="5112"/>
       </w:tblGrid>
@@ -2183,17 +2562,6 @@
     </w:tbl>
     <w:p>
       <w:pPr>
-        <w:spacing w:line="336" w:lineRule="auto" w:after="180"/>
-      </w:pPr>
-      <w:r>
-        <w:rPr>
-          <w:b w:val="0"/>
-        </w:rPr>
-        <w:t>Use the diagram and verbal explanation together. Ask learners to match a sentence to a specific visual step; do not assign learners fixed visual or auditory learning styles.</w:t>
-      </w:r>
-    </w:p>
-    <w:p>
-      <w:pPr>
         <w:pStyle w:val="Heading3"/>
       </w:pPr>
       <w:r>
@@ -2202,61 +2570,10 @@
     </w:p>
     <w:p>
       <w:pPr>
-        <w:spacing w:line="336" w:lineRule="auto" w:after="180"/>
-      </w:pPr>
-      <w:r>
-        <w:rPr>
-          <w:b w:val="0"/>
-        </w:rPr>
-        <w:t>A fictional teacher approves one checked classroom poster for internal display.</w:t>
-      </w:r>
-    </w:p>
-    <w:p>
-      <w:pPr>
         <w:pStyle w:val="Heading3"/>
       </w:pPr>
       <w:r>
         <w:t>The facts we will use</w:t>
-      </w:r>
-    </w:p>
-    <w:p>
-      <w:pPr>
-        <w:pStyle w:val="Heading3"/>
-      </w:pPr>
-      <w:r>
-        <w:t>Supplied facts</w:t>
-      </w:r>
-    </w:p>
-    <w:p>
-      <w:pPr>
-        <w:spacing w:line="336" w:lineRule="auto" w:after="180"/>
-        <w:shd w:fill="F1F6FC"/>
-      </w:pPr>
-      <w:r>
-        <w:rPr>
-          <w:b w:val="0"/>
-        </w:rPr>
-        <w:t>Approval: publish exactly poster P2 on the classroom noticeboard today, once.</w:t>
-      </w:r>
-    </w:p>
-    <w:p>
-      <w:pPr>
-        <w:pStyle w:val="Heading3"/>
-      </w:pPr>
-      <w:r>
-        <w:t>Supplied facts</w:t>
-      </w:r>
-    </w:p>
-    <w:p>
-      <w:pPr>
-        <w:spacing w:line="336" w:lineRule="auto" w:after="180"/>
-        <w:shd w:fill="F1F6FC"/>
-      </w:pPr>
-      <w:r>
-        <w:rPr>
-          <w:b w:val="0"/>
-        </w:rPr>
-        <w:t>Assistant proposes P2 there; P3 there after an edit; P2 on a public website.</w:t>
       </w:r>
     </w:p>
     <w:p>
@@ -2264,7 +2581,7 @@
         <w:drawing>
           <wp:inline xmlns:a="http://schemas.openxmlformats.org/drawingml/2006/main" xmlns:pic="http://schemas.openxmlformats.org/drawingml/2006/picture">
             <wp:extent cx="5276995" cy="5943599"/>
-            <wp:docPr id="1" name="Picture 1" descr="Humans Set Boundaries. Read authority: The teacher approved P2, one internal noticeboard and one publication.. Allowed action: Publishing unchanged P2 there today matches the approval.. Changed version: P3 requires new review; P2 approval does not automatically cover edits.. Changed audience: Public-web publication exceeds the approved destination."/>
+            <wp:docPr id="3" name="Picture 3" descr="Humans Set Boundaries. Read authority: The teacher approved P2, one internal noticeboard and one publication.. Allowed action: Publishing unchanged P2 there today matches the approval.. Changed version: P3 requires new review; P2 approval does not automatically cover edits.. Changed audience: Public-web publication exceeds the approved destination."/>
             <wp:cNvGraphicFramePr>
               <a:graphicFrameLocks noChangeAspect="1"/>
             </wp:cNvGraphicFramePr>
@@ -2276,7 +2593,7 @@
                     <pic:cNvPicPr/>
                   </pic:nvPicPr>
                   <pic:blipFill>
-                    <a:blip r:embed="rId9"/>
+                    <a:blip r:embed="rId11"/>
                     <a:stretch>
                       <a:fillRect/>
                     </a:stretch>
@@ -2300,136 +2617,7 @@
         <w:pStyle w:val="Heading3"/>
       </w:pPr>
       <w:r>
-        <w:t>Read the picture one step at a time</w:t>
-      </w:r>
-    </w:p>
-    <w:tbl>
-      <w:tblPr>
-        <w:tblStyle w:val="LightShading-Accent1"/>
-        <w:tblW w:type="auto" w:w="0"/>
-        <w:tblLook w:firstColumn="1" w:firstRow="1" w:lastColumn="0" w:lastRow="0" w:noHBand="0" w:noVBand="1" w:val="04A0"/>
-      </w:tblPr>
-      <w:tblGrid>
-        <w:gridCol w:w="5112"/>
-        <w:gridCol w:w="5112"/>
-      </w:tblGrid>
-      <w:tr>
-        <w:trPr>
-          <w:tblHeader/>
-        </w:trPr>
-        <w:tc>
-          <w:tcPr>
-            <w:tcW w:type="dxa" w:w="5112"/>
-          </w:tcPr>
-          <w:p>
-            <w:r>
-              <w:t>Step</w:t>
-            </w:r>
-          </w:p>
-        </w:tc>
-        <w:tc>
-          <w:tcPr>
-            <w:tcW w:type="dxa" w:w="5112"/>
-          </w:tcPr>
-          <w:p>
-            <w:r>
-              <w:t>What happens and why</w:t>
-            </w:r>
-          </w:p>
-        </w:tc>
-      </w:tr>
-      <w:tr>
-        <w:tc>
-          <w:tcPr>
-            <w:tcW w:type="dxa" w:w="5112"/>
-          </w:tcPr>
-          <w:p>
-            <w:r>
-              <w:t>1. Read authority</w:t>
-            </w:r>
-          </w:p>
-        </w:tc>
-        <w:tc>
-          <w:tcPr>
-            <w:tcW w:type="dxa" w:w="5112"/>
-          </w:tcPr>
-          <w:p>
-            <w:r>
-              <w:t>The teacher approved P2, one internal noticeboard and one publication.</w:t>
-            </w:r>
-          </w:p>
-        </w:tc>
-      </w:tr>
-      <w:tr>
-        <w:tc>
-          <w:tcPr>
-            <w:tcW w:type="dxa" w:w="5112"/>
-          </w:tcPr>
-          <w:p>
-            <w:r>
-              <w:t>2. Allowed action</w:t>
-            </w:r>
-          </w:p>
-        </w:tc>
-        <w:tc>
-          <w:tcPr>
-            <w:tcW w:type="dxa" w:w="5112"/>
-          </w:tcPr>
-          <w:p>
-            <w:r>
-              <w:t>Publishing unchanged P2 there today matches the approval.</w:t>
-            </w:r>
-          </w:p>
-        </w:tc>
-      </w:tr>
-      <w:tr>
-        <w:tc>
-          <w:tcPr>
-            <w:tcW w:type="dxa" w:w="5112"/>
-          </w:tcPr>
-          <w:p>
-            <w:r>
-              <w:t>3. Changed version</w:t>
-            </w:r>
-          </w:p>
-        </w:tc>
-        <w:tc>
-          <w:tcPr>
-            <w:tcW w:type="dxa" w:w="5112"/>
-          </w:tcPr>
-          <w:p>
-            <w:r>
-              <w:t>P3 requires new review; P2 approval does not automatically cover edits.</w:t>
-            </w:r>
-          </w:p>
-        </w:tc>
-      </w:tr>
-      <w:tr>
-        <w:tc>
-          <w:tcPr>
-            <w:tcW w:type="dxa" w:w="5112"/>
-          </w:tcPr>
-          <w:p>
-            <w:r>
-              <w:t>4. Changed audience</w:t>
-            </w:r>
-          </w:p>
-        </w:tc>
-        <w:tc>
-          <w:tcPr>
-            <w:tcW w:type="dxa" w:w="5112"/>
-          </w:tcPr>
-          <w:p>
-            <w:r>
-              <w:t>Public-web publication exceeds the approved destination.</w:t>
-            </w:r>
-          </w:p>
-        </w:tc>
-      </w:tr>
-    </w:tbl>
-    <w:p>
-      <w:r>
-        <w:t>Match each pictured step to the supplied facts. This is a worked teaching case, not an independent assessment.</w:t>
+        <w:t>Why this result follows</w:t>
       </w:r>
     </w:p>
     <w:p>
@@ -2437,7 +2625,7 @@
         <w:pStyle w:val="Heading3"/>
       </w:pPr>
       <w:r>
-        <w:t>Why this result follows</w:t>
+        <w:t>What this example does not establish</w:t>
       </w:r>
     </w:p>
     <w:p>
@@ -2445,31 +2633,58 @@
         <w:pStyle w:val="Heading3"/>
       </w:pPr>
       <w:r>
-        <w:t>Why the result follows</w:t>
+        <w:t>Change one thing in the pictured case</w:t>
+      </w:r>
+    </w:p>
+    <w:p>
+      <w:pPr>
+        <w:pStyle w:val="Heading3"/>
+      </w:pPr>
+      <w:r>
+        <w:t>Ask while showing the picture</w:t>
+      </w:r>
+    </w:p>
+    <w:p>
+      <w:pPr>
+        <w:pStyle w:val="Heading1"/>
+      </w:pPr>
+      <w:r>
+        <w:t>03. Guide the reasoning, then remove help</w:t>
+      </w:r>
+    </w:p>
+    <w:p>
+      <w:r>
+        <w:t>Collect a response from each learner before discussing the worked key.</w:t>
+      </w:r>
+    </w:p>
+    <w:p>
+      <w:pPr>
+        <w:pStyle w:val="Heading2"/>
+      </w:pPr>
+      <w:r>
+        <w:t>Prompt before revealing</w:t>
       </w:r>
     </w:p>
     <w:p>
       <w:pPr>
         <w:spacing w:line="336" w:lineRule="auto" w:after="180"/>
-        <w:shd w:fill="F1F6FC"/>
-      </w:pPr>
-      <w:r>
-        <w:rPr>
-          <w:b w:val="0"/>
-        </w:rPr>
-        <w:t>A general intention to help the class does not grant every action that might help. Check the version, destination and time explicitly. An edit may improve accuracy while still changing the approved artifact.</w:t>
+      </w:pPr>
+      <w:r>
+        <w:rPr>
+          <w:b w:val="0"/>
+        </w:rPr>
+        <w:t>Completion task: List the decision maker, allowed actor, version, destination, timing and number of postings in the original exhibition approval.</w:t>
       </w:r>
     </w:p>
     <w:p>
       <w:pPr>
         <w:spacing w:line="336" w:lineRule="auto" w:after="180"/>
-        <w:shd w:fill="F1F6FC"/>
-      </w:pPr>
-      <w:r>
-        <w:rPr>
-          <w:b w:val="0"/>
-        </w:rPr>
-        <w:t xml:space="preserve">The assistant should hold the changed poster for review rather than treating its own confidence as </w:t>
+      </w:pPr>
+      <w:r>
+        <w:rPr>
+          <w:b w:val="0"/>
+        </w:rPr>
+        <w:t xml:space="preserve">Before any posting and with no changes to the facts or </w:t>
       </w:r>
       <w:r>
         <w:rPr>
@@ -2481,15 +2696,385 @@
         <w:rPr>
           <w:b w:val="0"/>
         </w:rPr>
+        <w:t>, explain whether the editor can carry out that exact action without asking again.</w:t>
+      </w:r>
+    </w:p>
+    <w:p>
+      <w:pPr>
+        <w:pStyle w:val="Heading2"/>
+      </w:pPr>
+      <w:r>
+        <w:t>Expected reasoning and fading help</w:t>
+      </w:r>
+    </w:p>
+    <w:p>
+      <w:pPr>
+        <w:spacing w:line="336" w:lineRule="auto" w:after="180"/>
+      </w:pPr>
+      <w:r>
+        <w:rPr>
+          <w:b w:val="0"/>
+        </w:rPr>
+        <w:t>Teacher check: Teacher; class editor; exactly A; classroom noticeboard; today; once. Yes, after confirming those conditions still hold and the one posting has not been used.</w:t>
+      </w:r>
+    </w:p>
+    <w:p>
+      <w:pPr>
+        <w:spacing w:line="336" w:lineRule="auto" w:after="180"/>
+      </w:pPr>
+      <w:r>
+        <w:rPr>
+          <w:b w:val="0"/>
+        </w:rPr>
+        <w:t xml:space="preserve">The explicit unchanged </w:t>
+      </w:r>
+      <w:r>
+        <w:rPr>
+          <w:b/>
+        </w:rPr>
+        <w:t>permission</w:t>
+      </w:r>
+      <w:r>
+        <w:rPr>
+          <w:b w:val="0"/>
+        </w:rPr>
+        <w:t xml:space="preserve"> already covers the action.</w:t>
+      </w:r>
+    </w:p>
+    <w:p>
+      <w:pPr>
+        <w:spacing w:line="336" w:lineRule="auto" w:after="180"/>
+      </w:pPr>
+      <w:r>
+        <w:rPr>
+          <w:b w:val="0"/>
+        </w:rPr>
+        <w:t xml:space="preserve">Start by identifying the given </w:t>
+      </w:r>
+      <w:r>
+        <w:rPr>
+          <w:b/>
+        </w:rPr>
+        <w:t>input</w:t>
+      </w:r>
+      <w:r>
+        <w:rPr>
+          <w:b w:val="0"/>
+        </w:rPr>
+        <w:t>s together. Leave the intermediate steps blank. If needed, model one step, then withdraw that help on the next step. Move to a full trace only when the partial trace is understood.</w:t>
+      </w:r>
+    </w:p>
+    <w:p>
+      <w:pPr>
+        <w:spacing w:line="336" w:lineRule="auto" w:after="180"/>
+      </w:pPr>
+      <w:r>
+        <w:rPr>
+          <w:b w:val="0"/>
+        </w:rPr>
+        <w:t>For partners, alternate explainer and checker; collect a response from every learner before discussion.</w:t>
+      </w:r>
+    </w:p>
+    <w:p>
+      <w:pPr>
+        <w:pStyle w:val="Heading2"/>
+      </w:pPr>
+      <w:r>
+        <w:t>Check the misconception before discussion</w:t>
+      </w:r>
+    </w:p>
+    <w:p>
+      <w:pPr>
+        <w:spacing w:line="336" w:lineRule="auto" w:after="180"/>
+      </w:pPr>
+      <w:r>
+        <w:rPr>
+          <w:b w:val="0"/>
+        </w:rPr>
+        <w:t xml:space="preserve">Use the worked case for Human </w:t>
+      </w:r>
+      <w:r>
+        <w:rPr>
+          <w:b/>
+        </w:rPr>
+        <w:t>authority</w:t>
+      </w:r>
+      <w:r>
+        <w:rPr>
+          <w:b w:val="0"/>
+        </w:rPr>
+        <w:t xml:space="preserve"> and </w:t>
+      </w:r>
+      <w:r>
+        <w:rPr>
+          <w:b/>
+        </w:rPr>
+        <w:t>permission</w:t>
+      </w:r>
+      <w:r>
+        <w:rPr>
+          <w:b w:val="0"/>
+        </w:rPr>
+        <w:t xml:space="preserve">. Proposed explanation: “A working button grants </w:t>
+      </w:r>
+      <w:r>
+        <w:rPr>
+          <w:b/>
+        </w:rPr>
+        <w:t>permission</w:t>
+      </w:r>
+      <w:r>
+        <w:rPr>
+          <w:b w:val="0"/>
+        </w:rPr>
+        <w:t>”. Decide whether this explanation is supported.</w:t>
+      </w:r>
+    </w:p>
+    <w:p>
+      <w:pPr>
+        <w:spacing w:line="336" w:lineRule="auto" w:after="180"/>
+      </w:pPr>
+      <w:r>
+        <w:rPr>
+          <w:b w:val="0"/>
+        </w:rPr>
+        <w:t>Point to the step or supplied fact that decides; explain your repair if needed.</w:t>
+      </w:r>
+    </w:p>
+    <w:p>
+      <w:pPr>
+        <w:spacing w:line="336" w:lineRule="auto" w:after="180"/>
+      </w:pPr>
+      <w:r>
+        <w:rPr>
+          <w:b w:val="0"/>
+        </w:rPr>
+        <w:t xml:space="preserve">Expected correction: </w:t>
+      </w:r>
+      <w:r>
+        <w:rPr>
+          <w:b/>
+        </w:rPr>
+        <w:t>Capability</w:t>
+      </w:r>
+      <w:r>
+        <w:rPr>
+          <w:b w:val="0"/>
+        </w:rPr>
+        <w:t xml:space="preserve"> does not establish who may use it or for what purpose.</w:t>
+      </w:r>
+    </w:p>
+    <w:p>
+      <w:pPr>
+        <w:spacing w:line="336" w:lineRule="auto" w:after="180"/>
+      </w:pPr>
+      <w:r>
+        <w:rPr>
+          <w:b w:val="0"/>
+        </w:rPr>
+        <w:t>Collect explanations, not only yes/no votes. If a misunderstanding is common, re-model the relevant step for the class.</w:t>
+      </w:r>
+    </w:p>
+    <w:p>
+      <w:pPr>
+        <w:spacing w:line="336" w:lineRule="auto" w:after="180"/>
+      </w:pPr>
+      <w:r>
+        <w:rPr>
+          <w:b w:val="0"/>
+        </w:rPr>
+        <w:t>If it affects a few learners, give a short targeted group explanation while others solve a more demanding variation.</w:t>
+      </w:r>
+    </w:p>
+    <w:p>
+      <w:pPr>
+        <w:pStyle w:val="Heading2"/>
+      </w:pPr>
+      <w:r>
+        <w:t>Use the pictorial check</w:t>
+      </w:r>
+    </w:p>
+    <w:p>
+      <w:pPr>
+        <w:spacing w:line="336" w:lineRule="auto" w:after="180"/>
+      </w:pPr>
+      <w:r>
+        <w:rPr>
+          <w:b w:val="0"/>
+        </w:rPr>
+        <w:t>Which original proposal is authorised? Why do the other two need separate approval?</w:t>
+      </w:r>
+    </w:p>
+    <w:p>
+      <w:pPr>
+        <w:spacing w:line="336" w:lineRule="auto" w:after="180"/>
+      </w:pPr>
+      <w:r>
+        <w:rPr>
+          <w:b w:val="0"/>
+        </w:rPr>
+        <w:t>Only unchanged P2 on the specified noticeboard today, once. P3 changes version; public posting changes audience.</w:t>
+      </w:r>
+    </w:p>
+    <w:p>
+      <w:pPr>
+        <w:spacing w:line="336" w:lineRule="auto" w:after="180"/>
+      </w:pPr>
+      <w:r>
+        <w:rPr>
+          <w:b w:val="0"/>
+        </w:rPr>
+        <w:t>Changed-case reasoning: A second publication is not covered. The instruction allowed a single use, not repeated actions.</w:t>
+      </w:r>
+    </w:p>
+    <w:p>
+      <w:pPr>
+        <w:spacing w:line="336" w:lineRule="auto" w:after="180"/>
+      </w:pPr>
+      <w:r>
+        <w:rPr>
+          <w:b w:val="0"/>
+        </w:rPr>
+        <w:t xml:space="preserve">Collect each learner’s explanation before discussion. Use the first missing connection between </w:t>
+      </w:r>
+      <w:r>
+        <w:rPr>
+          <w:b/>
+        </w:rPr>
+        <w:t>input</w:t>
+      </w:r>
+      <w:r>
+        <w:rPr>
+          <w:b w:val="0"/>
+        </w:rPr>
+        <w:t xml:space="preserve">, deciding step and result to choose support. This question is worked-case practice, not fresh mastery </w:t>
+      </w:r>
+      <w:r>
+        <w:rPr>
+          <w:b/>
+        </w:rPr>
+        <w:t>evidence</w:t>
+      </w:r>
+      <w:r>
+        <w:rPr>
+          <w:b w:val="0"/>
+        </w:rPr>
         <w:t>.</w:t>
       </w:r>
     </w:p>
     <w:p>
       <w:pPr>
+        <w:pStyle w:val="Heading2"/>
+      </w:pPr>
+      <w:r>
+        <w:t>Keep each learner explaining</w:t>
+      </w:r>
+    </w:p>
+    <w:p>
+      <w:pPr>
+        <w:pStyle w:val="ListBullet"/>
+      </w:pPr>
+      <w:r>
+        <w:t>Ask: Which facts are given, and which would we have to assume? Learners mark relevant details before discussing answers.</w:t>
+      </w:r>
+    </w:p>
+    <w:p>
+      <w:pPr>
+        <w:pStyle w:val="ListBullet"/>
+      </w:pPr>
+      <w:r>
+        <w:t>Say: Predict first. Show the rule, information path or calculation that would produce the result. A correct guess is not yet an explanation.</w:t>
+      </w:r>
+    </w:p>
+    <w:p>
+      <w:pPr>
+        <w:pStyle w:val="ListBullet"/>
+      </w:pPr>
+      <w:r>
+        <w:t>In pairs, one learner solves while the other checks evidence; exchange roles. Remove the worked answer before independent assessment.</w:t>
+      </w:r>
+    </w:p>
+    <w:p>
+      <w:pPr>
+        <w:pStyle w:val="Heading2"/>
+      </w:pPr>
+      <w:r>
+        <w:t>Earlier wording, alternatives and picture transcripts · reference / check after trying</w:t>
+      </w:r>
+    </w:p>
+    <w:p>
+      <w:pPr>
+        <w:spacing w:line="336" w:lineRule="auto" w:after="180"/>
+      </w:pPr>
+      <w:r>
+        <w:rPr>
+          <w:b w:val="0"/>
+        </w:rPr>
+        <w:t>Demonstrate and guide practice</w:t>
+      </w:r>
+    </w:p>
+    <w:p>
+      <w:pPr>
         <w:pStyle w:val="Heading3"/>
       </w:pPr>
       <w:r>
-        <w:t>What this example does not establish</w:t>
+        <w:t>Board sequence</w:t>
+      </w:r>
+    </w:p>
+    <w:p>
+      <w:pPr>
+        <w:spacing w:line="336" w:lineRule="auto" w:after="180"/>
+      </w:pPr>
+      <w:r>
+        <w:rPr>
+          <w:b w:val="0"/>
+        </w:rPr>
+        <w:t>Write the given facts: An assistant may suggest object locations; a teacher must approve moving valuable equipment.</w:t>
+      </w:r>
+    </w:p>
+    <w:p>
+      <w:pPr>
+        <w:spacing w:line="336" w:lineRule="auto" w:after="180"/>
+      </w:pPr>
+      <w:r>
+        <w:rPr>
+          <w:b w:val="0"/>
+        </w:rPr>
+        <w:t>Write the question to explain: What may happen without approval?</w:t>
+      </w:r>
+    </w:p>
+    <w:p>
+      <w:pPr>
+        <w:spacing w:line="336" w:lineRule="auto" w:after="180"/>
+      </w:pPr>
+      <w:r>
+        <w:rPr>
+          <w:b w:val="0"/>
+        </w:rPr>
+        <w:t xml:space="preserve">Reveal after </w:t>
+      </w:r>
+      <w:r>
+        <w:rPr>
+          <w:b/>
+        </w:rPr>
+        <w:t>prediction</w:t>
+      </w:r>
+      <w:r>
+        <w:rPr>
+          <w:b w:val="0"/>
+        </w:rPr>
+        <w:t>s: It may suggest a location within its role. Moving equipment requires actual teacher approval.</w:t>
+      </w:r>
+    </w:p>
+    <w:p>
+      <w:pPr>
+        <w:spacing w:line="336" w:lineRule="auto" w:after="180"/>
+      </w:pPr>
+      <w:r>
+        <w:rPr>
+          <w:b w:val="0"/>
+        </w:rPr>
+        <w:t>Use the earlier changed question as optional later practice. Reserve Transfer the permission check to a new case for the first independent attempt before hints or feedback.</w:t>
       </w:r>
     </w:p>
     <w:p>
@@ -2497,380 +3082,18 @@
         <w:pStyle w:val="Heading3"/>
       </w:pPr>
       <w:r>
-        <w:t>Keep the stated limit</w:t>
+        <w:t>Classroom dialogue</w:t>
       </w:r>
     </w:p>
     <w:p>
       <w:pPr>
         <w:spacing w:line="336" w:lineRule="auto" w:after="180"/>
-        <w:shd w:fill="FFF5E6"/>
-      </w:pPr>
-      <w:r>
-        <w:rPr>
-          <w:b/>
-        </w:rPr>
-        <w:t>Permission</w:t>
-      </w:r>
-      <w:r>
-        <w:rPr>
-          <w:b w:val="0"/>
-        </w:rPr>
-        <w:t xml:space="preserve"> does not prove content accuracy; factual checks and action </w:t>
-      </w:r>
-      <w:r>
-        <w:rPr>
-          <w:b/>
-        </w:rPr>
-        <w:t>authority</w:t>
-      </w:r>
-      <w:r>
-        <w:rPr>
-          <w:b w:val="0"/>
-        </w:rPr>
-        <w:t xml:space="preserve"> are separate requirements.</w:t>
-      </w:r>
-    </w:p>
-    <w:p>
-      <w:pPr>
-        <w:pStyle w:val="Heading3"/>
-      </w:pPr>
-      <w:r>
-        <w:t>Change one thing in the pictured case</w:t>
-      </w:r>
-    </w:p>
-    <w:p>
-      <w:pPr>
-        <w:pStyle w:val="Heading3"/>
-      </w:pPr>
-      <w:r>
-        <w:t>Change one thing</w:t>
-      </w:r>
-    </w:p>
-    <w:p>
-      <w:pPr>
-        <w:spacing w:line="336" w:lineRule="auto" w:after="180"/>
-        <w:shd w:fill="F5F1FB"/>
-      </w:pPr>
-      <w:r>
-        <w:rPr>
-          <w:b w:val="0"/>
-        </w:rPr>
-        <w:t>Change: P2 has already been published once under this approval.</w:t>
-      </w:r>
-    </w:p>
-    <w:p>
-      <w:pPr>
-        <w:pStyle w:val="Heading3"/>
-      </w:pPr>
-      <w:r>
-        <w:t>Predicted result</w:t>
-      </w:r>
-    </w:p>
-    <w:p>
-      <w:pPr>
-        <w:spacing w:line="336" w:lineRule="auto" w:after="180"/>
-        <w:shd w:fill="F1F6FC"/>
-      </w:pPr>
-      <w:r>
-        <w:rPr>
-          <w:b/>
-        </w:rPr>
-        <w:t>Prediction</w:t>
-      </w:r>
-      <w:r>
-        <w:rPr>
-          <w:b w:val="0"/>
-        </w:rPr>
-        <w:t>: A second publication is not covered.</w:t>
-      </w:r>
-    </w:p>
-    <w:p>
-      <w:pPr>
-        <w:pStyle w:val="Heading3"/>
-      </w:pPr>
-      <w:r>
-        <w:t>Why the result follows</w:t>
-      </w:r>
-    </w:p>
-    <w:p>
-      <w:pPr>
-        <w:spacing w:line="336" w:lineRule="auto" w:after="180"/>
-        <w:shd w:fill="F1F6FC"/>
-      </w:pPr>
-      <w:r>
-        <w:rPr>
-          <w:b w:val="0"/>
-        </w:rPr>
-        <w:t>Reason: The instruction allowed a single use, not repeated actions.</w:t>
-      </w:r>
-    </w:p>
-    <w:p>
-      <w:pPr>
-        <w:pStyle w:val="Heading3"/>
-      </w:pPr>
-      <w:r>
-        <w:t>Ask while showing the picture</w:t>
-      </w:r>
-    </w:p>
-    <w:p>
-      <w:pPr>
-        <w:pStyle w:val="Heading3"/>
-      </w:pPr>
-      <w:r>
-        <w:t>Ask while showing the picture · 8</w:t>
-      </w:r>
-    </w:p>
-    <w:p>
-      <w:pPr>
-        <w:spacing w:line="336" w:lineRule="auto" w:after="180"/>
-      </w:pPr>
-      <w:r>
-        <w:rPr>
-          <w:b w:val="0"/>
-        </w:rPr>
-        <w:t xml:space="preserve">Cover the result. Ask learners to name the </w:t>
-      </w:r>
-      <w:r>
-        <w:rPr>
-          <w:b/>
-        </w:rPr>
-        <w:t>input</w:t>
-      </w:r>
-      <w:r>
-        <w:rPr>
-          <w:b w:val="0"/>
-        </w:rPr>
-        <w:t xml:space="preserve">s and predict the next step. Uncover one step, connect the icon to the actual procedure, and explain its </w:t>
-      </w:r>
-      <w:r>
-        <w:rPr>
-          <w:b/>
-        </w:rPr>
-        <w:t>evidence</w:t>
-      </w:r>
-      <w:r>
-        <w:rPr>
-          <w:b w:val="0"/>
-        </w:rPr>
-        <w:t>. Then change the supplied condition and compare.</w:t>
-      </w:r>
-    </w:p>
-    <w:p>
-      <w:pPr>
-        <w:spacing w:line="336" w:lineRule="auto" w:after="180"/>
-      </w:pPr>
-      <w:r>
-        <w:rPr>
-          <w:b w:val="0"/>
-        </w:rPr>
-        <w:t>The picture is a representation; it does not document execution of a real AI model.</w:t>
-      </w:r>
-    </w:p>
-    <w:p>
-      <w:pPr>
-        <w:pStyle w:val="Heading1"/>
-      </w:pPr>
-      <w:r>
-        <w:t>03. Demonstrate and guide practice</w:t>
-      </w:r>
-    </w:p>
-    <w:p>
-      <w:r>
-        <w:t>Demonstrate Humans Set Boundaries, reduce support deliberately and check individual reasoning before discussing answers.</w:t>
-      </w:r>
-    </w:p>
-    <w:p>
-      <w:pPr>
-        <w:pStyle w:val="Heading3"/>
-      </w:pPr>
-      <w:r>
-        <w:t>Board sequence</w:t>
-      </w:r>
-    </w:p>
-    <w:p>
-      <w:pPr>
-        <w:pStyle w:val="Heading3"/>
-      </w:pPr>
-      <w:r>
-        <w:t>1. Put the facts on the board</w:t>
-      </w:r>
-    </w:p>
-    <w:p>
-      <w:pPr>
-        <w:spacing w:line="336" w:lineRule="auto" w:after="180"/>
-        <w:shd w:fill="F4F9FC"/>
-      </w:pPr>
-      <w:r>
-        <w:rPr>
-          <w:b w:val="0"/>
-        </w:rPr>
-        <w:t>Write the given facts: An assistant may suggest object locations; a teacher must approve moving valuable equipment.</w:t>
-      </w:r>
-    </w:p>
-    <w:p>
-      <w:pPr>
-        <w:pStyle w:val="Heading3"/>
-      </w:pPr>
-      <w:r>
-        <w:t>2. State the decision to explain</w:t>
-      </w:r>
-    </w:p>
-    <w:p>
-      <w:pPr>
-        <w:spacing w:line="336" w:lineRule="auto" w:after="180"/>
-        <w:shd w:fill="F5F1FB"/>
-      </w:pPr>
-      <w:r>
-        <w:rPr>
-          <w:b w:val="0"/>
-        </w:rPr>
-        <w:t>Write the question to explain: What may happen without approval?</w:t>
-      </w:r>
-    </w:p>
-    <w:p>
-      <w:pPr>
-        <w:pStyle w:val="Heading3"/>
-      </w:pPr>
-      <w:r>
-        <w:t>3. Reveal the worked reasoning</w:t>
-      </w:r>
-    </w:p>
-    <w:p>
-      <w:pPr>
-        <w:spacing w:line="336" w:lineRule="auto" w:after="180"/>
-        <w:shd w:fill="F1F6FC"/>
-      </w:pPr>
-      <w:r>
-        <w:rPr>
-          <w:b w:val="0"/>
-        </w:rPr>
-        <w:t xml:space="preserve">Reveal after </w:t>
-      </w:r>
-      <w:r>
-        <w:rPr>
-          <w:b/>
-        </w:rPr>
-        <w:t>prediction</w:t>
-      </w:r>
-      <w:r>
-        <w:rPr>
-          <w:b w:val="0"/>
-        </w:rPr>
-        <w:t>s: It may suggest a location within its role. Moving equipment requires actual teacher approval.</w:t>
-      </w:r>
-    </w:p>
-    <w:p>
-      <w:pPr>
-        <w:pStyle w:val="Heading3"/>
-      </w:pPr>
-      <w:r>
-        <w:t>Hold back the independent task</w:t>
-      </w:r>
-    </w:p>
-    <w:p>
-      <w:pPr>
-        <w:spacing w:line="336" w:lineRule="auto" w:after="180"/>
-        <w:shd w:fill="FFF5E6"/>
-      </w:pPr>
-      <w:r>
-        <w:rPr>
-          <w:b w:val="0"/>
-        </w:rPr>
-        <w:t xml:space="preserve">Keep for an independent attempt: A sorter marks a child's notebook throw away. Who should decide whether it is discarded? Name a </w:t>
-      </w:r>
-      <w:r>
-        <w:rPr>
-          <w:b/>
-        </w:rPr>
-        <w:t>boundary</w:t>
-      </w:r>
-      <w:r>
-        <w:rPr>
-          <w:b w:val="0"/>
-        </w:rPr>
-        <w:t xml:space="preserve"> the system should enforce.</w:t>
-      </w:r>
-    </w:p>
-    <w:p>
-      <w:pPr>
-        <w:pStyle w:val="Heading3"/>
-      </w:pPr>
-      <w:r>
-        <w:t>Classroom dialogue</w:t>
-      </w:r>
-    </w:p>
-    <w:p>
-      <w:pPr>
-        <w:pStyle w:val="Heading3"/>
-      </w:pPr>
-      <w:r>
-        <w:t>Ask the class</w:t>
-      </w:r>
-    </w:p>
-    <w:p>
-      <w:pPr>
-        <w:spacing w:line="336" w:lineRule="auto" w:after="180"/>
-        <w:shd w:fill="F5F1FB"/>
-      </w:pPr>
-      <w:r>
-        <w:rPr>
-          <w:b w:val="0"/>
-        </w:rPr>
-        <w:t>Ask: Which facts are given, and which would we have to assume? Learners mark relevant details before discussing answers.</w:t>
-      </w:r>
-    </w:p>
-    <w:p>
-      <w:pPr>
-        <w:pStyle w:val="Heading3"/>
-      </w:pPr>
-      <w:r>
-        <w:t>Language to model</w:t>
-      </w:r>
-    </w:p>
-    <w:p>
-      <w:pPr>
-        <w:spacing w:line="336" w:lineRule="auto" w:after="180"/>
-        <w:shd w:fill="F1F6F8"/>
-      </w:pPr>
-      <w:r>
-        <w:rPr>
-          <w:b w:val="0"/>
-        </w:rPr>
-        <w:t>Say: Predict first. Show the rule, information path or calculation that would produce the result. A correct guess is not yet an explanation.</w:t>
-      </w:r>
-    </w:p>
-    <w:p>
-      <w:pPr>
-        <w:spacing w:line="336" w:lineRule="auto" w:after="180"/>
       </w:pPr>
       <w:r>
         <w:rPr>
           <w:b w:val="0"/>
         </w:rPr>
         <w:t>Reveal reasoning one step at a time. Explain why a tempting alternative fails. Write units and denominators for arithmetic, trace conditions for decisions, and identify supporting sources for claims.</w:t>
-      </w:r>
-    </w:p>
-    <w:p>
-      <w:pPr>
-        <w:spacing w:line="336" w:lineRule="auto" w:after="180"/>
-      </w:pPr>
-      <w:r>
-        <w:rPr>
-          <w:b w:val="0"/>
-        </w:rPr>
-        <w:t xml:space="preserve">In pairs, one learner solves while the other checks </w:t>
-      </w:r>
-      <w:r>
-        <w:rPr>
-          <w:b/>
-        </w:rPr>
-        <w:t>evidence</w:t>
-      </w:r>
-      <w:r>
-        <w:rPr>
-          <w:b w:val="0"/>
-        </w:rPr>
-        <w:t>; exchange roles. Remove the worked answer before independent assessment.</w:t>
       </w:r>
     </w:p>
     <w:p>
@@ -3147,560 +3370,103 @@
         <w:pStyle w:val="Heading3"/>
       </w:pPr>
       <w:r>
-        <w:t>Completion practice</w:t>
+        <w:t>Individual reasoning check</w:t>
+      </w:r>
+    </w:p>
+    <w:p>
+      <w:pPr>
+        <w:pStyle w:val="Heading3"/>
+      </w:pPr>
+      <w:r>
+        <w:t>Pictorial practice question</w:t>
+      </w:r>
+    </w:p>
+    <w:p>
+      <w:pPr>
+        <w:pStyle w:val="Heading3"/>
+      </w:pPr>
+      <w:r>
+        <w:t>Reasoned teacher answer</w:t>
+      </w:r>
+    </w:p>
+    <w:p>
+      <w:pPr>
+        <w:pStyle w:val="Heading1"/>
+      </w:pPr>
+      <w:r>
+        <w:t>04. Run the supplied investigation</w:t>
+      </w:r>
+    </w:p>
+    <w:p>
+      <w:r>
+        <w:t>Keep expected results, observed paper traces and remaining limits distinguishable.</w:t>
+      </w:r>
+    </w:p>
+    <w:p>
+      <w:pPr>
+        <w:pStyle w:val="Heading2"/>
+      </w:pPr>
+      <w:r>
+        <w:t>Supplied materials and answer guidance</w:t>
       </w:r>
     </w:p>
     <w:p>
       <w:pPr>
         <w:spacing w:line="336" w:lineRule="auto" w:after="180"/>
-        <w:shd w:fill="F5F1FB"/>
-      </w:pPr>
-      <w:r>
-        <w:rPr>
-          <w:b w:val="0"/>
-        </w:rPr>
-        <w:t>Completion task: List the decision maker, allowed actor, version, destination, timing and number of postings in the original exhibition approval.</w:t>
-      </w:r>
-    </w:p>
-    <w:p>
-      <w:pPr>
-        <w:spacing w:line="336" w:lineRule="auto" w:after="180"/>
-        <w:shd w:fill="F5F1FB"/>
-      </w:pPr>
-      <w:r>
-        <w:rPr>
-          <w:b w:val="0"/>
-        </w:rPr>
-        <w:t xml:space="preserve">Before any posting and with no changes to the facts or </w:t>
-      </w:r>
-      <w:r>
-        <w:rPr>
-          <w:b/>
-        </w:rPr>
-        <w:t>permission</w:t>
-      </w:r>
-      <w:r>
-        <w:rPr>
-          <w:b w:val="0"/>
-        </w:rPr>
-        <w:t>, explain whether the editor can carry out that exact action without asking again.</w:t>
-      </w:r>
-    </w:p>
-    <w:p>
-      <w:pPr>
-        <w:pStyle w:val="Heading3"/>
-      </w:pPr>
-      <w:r>
-        <w:t>Reasoning to listen for</w:t>
-      </w:r>
-    </w:p>
-    <w:p>
-      <w:pPr>
-        <w:spacing w:line="336" w:lineRule="auto" w:after="180"/>
-        <w:shd w:fill="F1F6FC"/>
-      </w:pPr>
-      <w:r>
-        <w:rPr>
-          <w:b w:val="0"/>
-        </w:rPr>
-        <w:t>Teacher check: Teacher; class editor; exactly A; classroom noticeboard; today; once. Yes, after confirming those conditions still hold and the one posting has not been used.</w:t>
-      </w:r>
-    </w:p>
-    <w:p>
-      <w:pPr>
-        <w:spacing w:line="336" w:lineRule="auto" w:after="180"/>
-        <w:shd w:fill="F1F6FC"/>
-      </w:pPr>
-      <w:r>
-        <w:rPr>
-          <w:b w:val="0"/>
-        </w:rPr>
-        <w:t xml:space="preserve">The explicit unchanged </w:t>
-      </w:r>
-      <w:r>
-        <w:rPr>
-          <w:b/>
-        </w:rPr>
-        <w:t>permission</w:t>
-      </w:r>
-      <w:r>
-        <w:rPr>
-          <w:b w:val="0"/>
-        </w:rPr>
-        <w:t xml:space="preserve"> already covers the action.</w:t>
-      </w:r>
-    </w:p>
-    <w:p>
-      <w:pPr>
-        <w:spacing w:line="336" w:lineRule="auto" w:after="180"/>
-      </w:pPr>
-      <w:r>
-        <w:rPr>
-          <w:b w:val="0"/>
-        </w:rPr>
-        <w:t xml:space="preserve">Start by identifying the given </w:t>
-      </w:r>
-      <w:r>
-        <w:rPr>
-          <w:b/>
-        </w:rPr>
-        <w:t>input</w:t>
-      </w:r>
-      <w:r>
-        <w:rPr>
-          <w:b w:val="0"/>
-        </w:rPr>
-        <w:t>s together. Leave the intermediate steps blank. If needed, model one step, then withdraw that help on the next step. Move to a full trace only when the partial trace is understood.</w:t>
-      </w:r>
-    </w:p>
-    <w:p>
-      <w:pPr>
-        <w:spacing w:line="336" w:lineRule="auto" w:after="180"/>
-      </w:pPr>
-      <w:r>
-        <w:rPr>
-          <w:b w:val="0"/>
-        </w:rPr>
-        <w:t>For partners, alternate explainer and checker; collect a response from every learner before discussion.</w:t>
-      </w:r>
-    </w:p>
-    <w:p>
-      <w:pPr>
-        <w:pStyle w:val="Heading3"/>
-      </w:pPr>
-      <w:r>
-        <w:t>Individual reasoning check</w:t>
-      </w:r>
-    </w:p>
-    <w:p>
-      <w:pPr>
-        <w:spacing w:line="336" w:lineRule="auto" w:after="180"/>
-      </w:pPr>
-      <w:r>
-        <w:rPr>
-          <w:b w:val="0"/>
-        </w:rPr>
-        <w:t xml:space="preserve">Use the worked case for Human </w:t>
-      </w:r>
-      <w:r>
-        <w:rPr>
-          <w:b/>
-        </w:rPr>
-        <w:t>authority</w:t>
-      </w:r>
-      <w:r>
-        <w:rPr>
-          <w:b w:val="0"/>
-        </w:rPr>
-        <w:t xml:space="preserve"> and </w:t>
-      </w:r>
-      <w:r>
-        <w:rPr>
-          <w:b/>
-        </w:rPr>
-        <w:t>permission</w:t>
-      </w:r>
-      <w:r>
-        <w:rPr>
-          <w:b w:val="0"/>
-        </w:rPr>
-        <w:t xml:space="preserve">. Proposed explanation: “A working button grants </w:t>
-      </w:r>
-      <w:r>
-        <w:rPr>
-          <w:b/>
-        </w:rPr>
-        <w:t>permission</w:t>
-      </w:r>
-      <w:r>
-        <w:rPr>
-          <w:b w:val="0"/>
-        </w:rPr>
-        <w:t>”. Decide whether this explanation is supported.</w:t>
-      </w:r>
-    </w:p>
-    <w:p>
-      <w:pPr>
-        <w:spacing w:line="336" w:lineRule="auto" w:after="180"/>
-      </w:pPr>
-      <w:r>
-        <w:rPr>
-          <w:b w:val="0"/>
-        </w:rPr>
-        <w:t>Point to the step or supplied fact that decides; explain your repair if needed.</w:t>
-      </w:r>
-    </w:p>
-    <w:p>
-      <w:pPr>
-        <w:pStyle w:val="Heading3"/>
-      </w:pPr>
-      <w:r>
-        <w:t>Expected repair</w:t>
-      </w:r>
-    </w:p>
-    <w:p>
-      <w:pPr>
-        <w:spacing w:line="336" w:lineRule="auto" w:after="180"/>
-        <w:shd w:fill="F1F6FC"/>
-      </w:pPr>
-      <w:r>
-        <w:rPr>
-          <w:b w:val="0"/>
-        </w:rPr>
-        <w:t xml:space="preserve">Expected correction: </w:t>
-      </w:r>
-      <w:r>
-        <w:rPr>
-          <w:b/>
-        </w:rPr>
-        <w:t>Capability</w:t>
-      </w:r>
-      <w:r>
-        <w:rPr>
-          <w:b w:val="0"/>
-        </w:rPr>
-        <w:t xml:space="preserve"> does not establish who may use it or for what purpose.</w:t>
-      </w:r>
-    </w:p>
-    <w:p>
-      <w:pPr>
-        <w:spacing w:line="336" w:lineRule="auto" w:after="180"/>
-      </w:pPr>
-      <w:r>
-        <w:rPr>
-          <w:b w:val="0"/>
-        </w:rPr>
-        <w:t>Collect explanations, not only yes/no votes. If a misunderstanding is common, re-model the relevant step for the class.</w:t>
-      </w:r>
-    </w:p>
-    <w:p>
-      <w:pPr>
-        <w:spacing w:line="336" w:lineRule="auto" w:after="180"/>
-      </w:pPr>
-      <w:r>
-        <w:rPr>
-          <w:b w:val="0"/>
-        </w:rPr>
-        <w:t>If it affects a few learners, give a short targeted group explanation while others solve a more demanding variation.</w:t>
-      </w:r>
-    </w:p>
-    <w:p>
-      <w:pPr>
-        <w:pStyle w:val="Heading3"/>
-      </w:pPr>
-      <w:r>
-        <w:t>Pictorial practice question</w:t>
-      </w:r>
-    </w:p>
-    <w:p>
-      <w:pPr>
-        <w:spacing w:line="336" w:lineRule="auto" w:after="180"/>
-        <w:shd w:fill="F5F1FB"/>
-      </w:pPr>
-      <w:r>
-        <w:rPr>
-          <w:b w:val="0"/>
-        </w:rPr>
-        <w:t>Which original proposal is authorised? Why do the other two need separate approval?</w:t>
-      </w:r>
-    </w:p>
-    <w:p>
-      <w:pPr>
-        <w:pStyle w:val="Heading3"/>
-      </w:pPr>
-      <w:r>
-        <w:t>Reasoned teacher answer</w:t>
-      </w:r>
-    </w:p>
-    <w:p>
-      <w:pPr>
-        <w:spacing w:line="336" w:lineRule="auto" w:after="180"/>
-      </w:pPr>
-      <w:r>
-        <w:rPr>
-          <w:b w:val="0"/>
-        </w:rPr>
-        <w:t>Only unchanged P2 on the specified noticeboard today, once. P3 changes version; public posting changes audience.</w:t>
-      </w:r>
-    </w:p>
-    <w:p>
-      <w:pPr>
-        <w:spacing w:line="336" w:lineRule="auto" w:after="180"/>
-      </w:pPr>
-      <w:r>
-        <w:rPr>
-          <w:b w:val="0"/>
-        </w:rPr>
-        <w:t>Changed-case reasoning: A second publication is not covered. The instruction allowed a single use, not repeated actions.</w:t>
-      </w:r>
-    </w:p>
-    <w:p>
-      <w:pPr>
-        <w:spacing w:line="336" w:lineRule="auto" w:after="180"/>
-      </w:pPr>
-      <w:r>
-        <w:rPr>
-          <w:b w:val="0"/>
-        </w:rPr>
-        <w:t xml:space="preserve">Collect each learner’s explanation before discussion. Use the first missing connection between </w:t>
-      </w:r>
-      <w:r>
-        <w:rPr>
-          <w:b/>
-        </w:rPr>
-        <w:t>input</w:t>
-      </w:r>
-      <w:r>
-        <w:rPr>
-          <w:b w:val="0"/>
-        </w:rPr>
-        <w:t xml:space="preserve">, deciding step and result to choose support. This question is worked-case practice, not fresh mastery </w:t>
-      </w:r>
-      <w:r>
-        <w:rPr>
-          <w:b/>
-        </w:rPr>
-        <w:t>evidence</w:t>
-      </w:r>
-      <w:r>
-        <w:rPr>
-          <w:b w:val="0"/>
-        </w:rPr>
-        <w:t>.</w:t>
-      </w:r>
-    </w:p>
-    <w:p>
-      <w:pPr>
-        <w:pStyle w:val="Heading1"/>
-      </w:pPr>
-      <w:r>
-        <w:t>04. Run the weekly evidence lab</w:t>
-      </w:r>
-    </w:p>
-    <w:p>
-      <w:r>
-        <w:t>Run the Humans Set Boundaries investigation and use the first unsupported step to choose a teaching response.</w:t>
-      </w:r>
-    </w:p>
-    <w:p>
-      <w:pPr>
-        <w:spacing w:line="336" w:lineRule="auto" w:after="180"/>
-      </w:pPr>
-      <w:r>
-        <w:rPr>
-          <w:b w:val="0"/>
-        </w:rPr>
-        <w:t xml:space="preserve">Predict first, test honestly, and explain what the </w:t>
-      </w:r>
-      <w:r>
-        <w:rPr>
-          <w:b/>
-        </w:rPr>
-        <w:t>evidence</w:t>
-      </w:r>
-      <w:r>
-        <w:rPr>
-          <w:b w:val="0"/>
-        </w:rPr>
-        <w:t xml:space="preserve"> means.</w:t>
-      </w:r>
-    </w:p>
-    <w:p>
-      <w:pPr>
-        <w:pStyle w:val="Heading3"/>
-      </w:pPr>
-      <w:r>
-        <w:t>1. Predict</w:t>
-      </w:r>
-    </w:p>
-    <w:p>
-      <w:pPr>
-        <w:spacing w:line="336" w:lineRule="auto" w:after="180"/>
-        <w:shd w:fill="F4F9FC"/>
-      </w:pPr>
-      <w:r>
-        <w:rPr>
-          <w:b w:val="0"/>
-        </w:rPr>
-        <w:t xml:space="preserve">State your </w:t>
-      </w:r>
-      <w:r>
-        <w:rPr>
-          <w:b/>
-        </w:rPr>
-        <w:t>prediction</w:t>
-      </w:r>
-      <w:r>
-        <w:rPr>
-          <w:b w:val="0"/>
-        </w:rPr>
-        <w:t xml:space="preserve"> before the result is known.</w:t>
-      </w:r>
-    </w:p>
-    <w:p>
-      <w:pPr>
-        <w:pStyle w:val="Heading3"/>
-      </w:pPr>
-      <w:r>
-        <w:t>2. Investigate</w:t>
-      </w:r>
-    </w:p>
-    <w:p>
-      <w:pPr>
-        <w:spacing w:line="336" w:lineRule="auto" w:after="180"/>
-        <w:shd w:fill="F4F9FC"/>
-      </w:pPr>
-      <w:r>
-        <w:rPr>
-          <w:b w:val="0"/>
-        </w:rPr>
-        <w:t>Complete the task: Add adult-</w:t>
-      </w:r>
-      <w:r>
-        <w:rPr>
-          <w:b/>
-        </w:rPr>
-        <w:t>review gate</w:t>
-      </w:r>
-      <w:r>
-        <w:rPr>
-          <w:b w:val="0"/>
-        </w:rPr>
-        <w:t>s to a classroom helper.</w:t>
-      </w:r>
-    </w:p>
-    <w:p>
-      <w:pPr>
-        <w:pStyle w:val="Heading3"/>
-      </w:pPr>
-      <w:r>
-        <w:t>3. Compare cases</w:t>
-      </w:r>
-    </w:p>
-    <w:p>
-      <w:pPr>
-        <w:spacing w:line="336" w:lineRule="auto" w:after="180"/>
-        <w:shd w:fill="F4F9FC"/>
-      </w:pPr>
-      <w:r>
-        <w:rPr>
-          <w:b w:val="0"/>
-        </w:rPr>
+      </w:pPr>
+      <w:r>
+        <w:rPr>
+          <w:b w:val="0"/>
+        </w:rPr>
+        <w:t>For the paper helper map, a storage-bin suggestion for S1 is within the fictional role, provided it uses the supplied evidence. Movement and disposal remain outside that permission. S2 is a named notebook, outside the unowned-scrap task; do not identify its owner, discard it or collect the name. Refer the out-of-scope case to the teacher. S3 has unknown material and triggers the stated review gate: show the missing information and ask the teacher. The reviewer must see the input and suggestion and be able to override or stop. Keep all action cards hypothetical. Reserve Transfer the permission check to a new case for an independent first attempt.</w:t>
+      </w:r>
+    </w:p>
+    <w:p>
+      <w:pPr>
+        <w:pStyle w:val="Heading2"/>
+      </w:pPr>
+      <w:r>
+        <w:t>Run and record</w:t>
+      </w:r>
+    </w:p>
+    <w:p>
+      <w:pPr>
+        <w:pStyle w:val="ListNumber"/>
+      </w:pPr>
+      <w:r>
+        <w:t>Complete the task: Add adult-review gates to a classroom helper.</w:t>
+      </w:r>
+    </w:p>
+    <w:p>
+      <w:pPr>
+        <w:pStyle w:val="ListNumber"/>
+      </w:pPr>
+      <w:r>
         <w:t>Keep a normal case and an edge case clearly separated.</w:t>
       </w:r>
     </w:p>
     <w:p>
       <w:pPr>
-        <w:pStyle w:val="Heading3"/>
-      </w:pPr>
-      <w:r>
-        <w:t>4. Record honestly</w:t>
-      </w:r>
-    </w:p>
-    <w:p>
-      <w:pPr>
-        <w:spacing w:line="336" w:lineRule="auto" w:after="180"/>
-        <w:shd w:fill="F4F9FC"/>
-      </w:pPr>
-      <w:r>
-        <w:rPr>
-          <w:b w:val="0"/>
-        </w:rPr>
-        <w:t xml:space="preserve">Record what happened—even when it does not match your </w:t>
-      </w:r>
-      <w:r>
-        <w:rPr>
-          <w:b/>
-        </w:rPr>
-        <w:t>prediction</w:t>
-      </w:r>
-      <w:r>
-        <w:rPr>
-          <w:b w:val="0"/>
-        </w:rPr>
-        <w:t>.</w:t>
-      </w:r>
-    </w:p>
-    <w:p>
-      <w:pPr>
-        <w:pStyle w:val="Heading3"/>
-      </w:pPr>
-      <w:r>
-        <w:t>5. Explain and plan the next test</w:t>
-      </w:r>
-    </w:p>
-    <w:p>
-      <w:pPr>
-        <w:spacing w:line="336" w:lineRule="auto" w:after="180"/>
-        <w:shd w:fill="F4F9FC"/>
-      </w:pPr>
-      <w:r>
-        <w:rPr>
-          <w:b w:val="0"/>
-        </w:rPr>
+        <w:pStyle w:val="ListNumber"/>
+      </w:pPr>
+      <w:r>
+        <w:t>Record what happened—even when it does not match your prediction.</w:t>
+      </w:r>
+    </w:p>
+    <w:p>
+      <w:pPr>
+        <w:pStyle w:val="ListNumber"/>
+      </w:pPr>
+      <w:r>
         <w:t>Explain the result, one limitation, and the next useful test.</w:t>
       </w:r>
     </w:p>
     <w:p>
       <w:pPr>
-        <w:pStyle w:val="Heading3"/>
-      </w:pPr>
-      <w:r>
-        <w:t>Use a fresh case after support</w:t>
-      </w:r>
-    </w:p>
-    <w:p>
-      <w:pPr>
-        <w:spacing w:line="336" w:lineRule="auto" w:after="180"/>
-        <w:shd w:fill="FFF5E6"/>
-      </w:pPr>
-      <w:r>
-        <w:rPr>
-          <w:b w:val="0"/>
-        </w:rPr>
-        <w:t>INDEPENDENCE After support is removed, repeat the proof with a fresh case.</w:t>
-      </w:r>
-    </w:p>
-    <w:p>
-      <w:pPr>
-        <w:pStyle w:val="Heading3"/>
-      </w:pPr>
-      <w:r>
-        <w:t>Make the lab runnable</w:t>
-      </w:r>
-    </w:p>
-    <w:p>
-      <w:pPr>
-        <w:spacing w:line="336" w:lineRule="auto" w:after="180"/>
-      </w:pPr>
-      <w:r>
-        <w:rPr>
-          <w:b w:val="0"/>
-        </w:rPr>
-        <w:t xml:space="preserve">Use the concrete case as the shared normal case and the independent question as a second case. Each pair creates a </w:t>
-      </w:r>
-      <w:r>
-        <w:rPr>
-          <w:b/>
-        </w:rPr>
-        <w:t>boundary</w:t>
-      </w:r>
-      <w:r>
-        <w:rPr>
-          <w:b w:val="0"/>
-        </w:rPr>
-        <w:t xml:space="preserve"> or missing-information case and predicts its result before testing.</w:t>
-      </w:r>
-    </w:p>
-    <w:p>
-      <w:pPr>
-        <w:spacing w:line="336" w:lineRule="auto" w:after="180"/>
-      </w:pPr>
-      <w:r>
-        <w:rPr>
-          <w:b w:val="0"/>
-        </w:rPr>
-        <w:t>Keep the expected result separate from an observed mistake.</w:t>
+        <w:pStyle w:val="Heading2"/>
+      </w:pPr>
+      <w:r>
+        <w:t>Keep an inspectable record</w:t>
       </w:r>
     </w:p>
     <w:tbl>
@@ -3851,30 +3617,45 @@
     </w:tbl>
     <w:p>
       <w:pPr>
-        <w:pStyle w:val="Heading3"/>
-      </w:pPr>
-      <w:r>
-        <w:t>Diagnose and reteach</w:t>
-      </w:r>
-    </w:p>
-    <w:p>
-      <w:pPr>
-        <w:pStyle w:val="Heading3"/>
-      </w:pPr>
-      <w:r>
-        <w:t>Find the unsupported claim</w:t>
+        <w:pStyle w:val="Heading2"/>
+      </w:pPr>
+      <w:r>
+        <w:t>Diagnose the first misunderstanding</w:t>
       </w:r>
     </w:p>
     <w:p>
       <w:pPr>
         <w:spacing w:line="336" w:lineRule="auto" w:after="180"/>
-        <w:shd w:fill="F5F1FB"/>
-      </w:pPr>
-      <w:r>
-        <w:rPr>
-          <w:b w:val="0"/>
-        </w:rPr>
-        <w:t>CLAIM TO REPAIR Giving a system a task transfers all responsibility to it.</w:t>
+      </w:pPr>
+      <w:r>
+        <w:rPr>
+          <w:b w:val="0"/>
+        </w:rPr>
+        <w:t xml:space="preserve">A working button grants </w:t>
+      </w:r>
+      <w:r>
+        <w:rPr>
+          <w:b/>
+        </w:rPr>
+        <w:t>permission</w:t>
+      </w:r>
+      <w:r>
+        <w:rPr>
+          <w:b w:val="0"/>
+        </w:rPr>
+        <w:t xml:space="preserve">: </w:t>
+      </w:r>
+      <w:r>
+        <w:rPr>
+          <w:b/>
+        </w:rPr>
+        <w:t>Capability</w:t>
+      </w:r>
+      <w:r>
+        <w:rPr>
+          <w:b w:val="0"/>
+        </w:rPr>
+        <w:t xml:space="preserve"> does not establish who may use it or for what purpose.</w:t>
       </w:r>
     </w:p>
     <w:p>
@@ -3885,7 +3666,7 @@
         <w:rPr>
           <w:b w:val="0"/>
         </w:rPr>
-        <w:t>For guessing, return to given facts and request a trace. For vocabulary without application, use one example and one non-example. For arithmetic errors, check the setup before the calculation.</w:t>
+        <w:t>A correct answer can always be published: Check the approved actor, action and audience as well as accuracy.</w:t>
       </w:r>
     </w:p>
     <w:p>
@@ -3896,26 +3677,7 @@
         <w:rPr>
           <w:b w:val="0"/>
         </w:rPr>
-        <w:t>Finish with a different uncoached case before recording mastery.</w:t>
-      </w:r>
-    </w:p>
-    <w:p>
-      <w:pPr>
-        <w:pStyle w:val="Heading3"/>
-      </w:pPr>
-      <w:r>
-        <w:t>Address these additional misconceptions</w:t>
-      </w:r>
-    </w:p>
-    <w:p>
-      <w:pPr>
-        <w:spacing w:line="336" w:lineRule="auto" w:after="180"/>
-      </w:pPr>
-      <w:r>
-        <w:rPr>
-          <w:b w:val="0"/>
-        </w:rPr>
-        <w:t xml:space="preserve">A working button grants </w:t>
+        <w:t xml:space="preserve">Always ask again even when nothing changed: Use an explicit, still-valid </w:t>
       </w:r>
       <w:r>
         <w:rPr>
@@ -3927,76 +3689,15 @@
         <w:rPr>
           <w:b w:val="0"/>
         </w:rPr>
-        <w:t xml:space="preserve">: </w:t>
-      </w:r>
-      <w:r>
-        <w:rPr>
-          <w:b/>
-        </w:rPr>
-        <w:t>Capability</w:t>
-      </w:r>
-      <w:r>
-        <w:rPr>
-          <w:b w:val="0"/>
-        </w:rPr>
-        <w:t xml:space="preserve"> does not establish who may use it or for what purpose.</w:t>
-      </w:r>
-    </w:p>
-    <w:p>
-      <w:pPr>
-        <w:spacing w:line="336" w:lineRule="auto" w:after="180"/>
-      </w:pPr>
-      <w:r>
-        <w:rPr>
-          <w:b w:val="0"/>
-        </w:rPr>
-        <w:t>A correct answer can always be published: Check the approved actor, action and audience as well as accuracy.</w:t>
-      </w:r>
-    </w:p>
-    <w:p>
-      <w:pPr>
-        <w:spacing w:line="336" w:lineRule="auto" w:after="180"/>
-      </w:pPr>
-      <w:r>
-        <w:rPr>
-          <w:b w:val="0"/>
-        </w:rPr>
-        <w:t xml:space="preserve">Always ask again even when nothing changed: Use an explicit, still-valid </w:t>
-      </w:r>
-      <w:r>
-        <w:rPr>
-          <w:b/>
-        </w:rPr>
-        <w:t>permission</w:t>
-      </w:r>
-      <w:r>
-        <w:rPr>
-          <w:b w:val="0"/>
-        </w:rPr>
         <w:t xml:space="preserve"> within its stated limits.</w:t>
       </w:r>
     </w:p>
     <w:p>
       <w:pPr>
-        <w:spacing w:line="336" w:lineRule="auto" w:after="180"/>
-      </w:pPr>
-      <w:r>
-        <w:rPr>
-          <w:b w:val="0"/>
-        </w:rPr>
-        <w:t xml:space="preserve">The draft can announce its own approval: Read the actual decision maker’s </w:t>
-      </w:r>
-      <w:r>
-        <w:rPr>
-          <w:b/>
-        </w:rPr>
-        <w:t>approval record</w:t>
-      </w:r>
-      <w:r>
-        <w:rPr>
-          <w:b w:val="0"/>
-        </w:rPr>
-        <w:t>.</w:t>
+        <w:pStyle w:val="Heading2"/>
+      </w:pPr>
+      <w:r>
+        <w:t>Choose support from the response</w:t>
       </w:r>
     </w:p>
     <w:p>
@@ -4155,12 +3856,179 @@
     </w:tbl>
     <w:p>
       <w:pPr>
+        <w:pStyle w:val="Heading2"/>
+      </w:pPr>
+      <w:r>
+        <w:t>Earlier wording, alternatives and picture transcripts · reference / check after trying</w:t>
+      </w:r>
+    </w:p>
+    <w:p>
+      <w:pPr>
         <w:spacing w:line="336" w:lineRule="auto" w:after="180"/>
       </w:pPr>
       <w:r>
         <w:rPr>
           <w:b w:val="0"/>
         </w:rPr>
+        <w:t>Run the weekly evidence lab</w:t>
+      </w:r>
+    </w:p>
+    <w:p>
+      <w:pPr>
+        <w:spacing w:line="336" w:lineRule="auto" w:after="180"/>
+      </w:pPr>
+      <w:r>
+        <w:rPr>
+          <w:b w:val="0"/>
+        </w:rPr>
+        <w:t xml:space="preserve">Predict first, test honestly, and explain what the </w:t>
+      </w:r>
+      <w:r>
+        <w:rPr>
+          <w:b/>
+        </w:rPr>
+        <w:t>evidence</w:t>
+      </w:r>
+      <w:r>
+        <w:rPr>
+          <w:b w:val="0"/>
+        </w:rPr>
+        <w:t xml:space="preserve"> means.</w:t>
+      </w:r>
+    </w:p>
+    <w:p>
+      <w:pPr>
+        <w:spacing w:line="336" w:lineRule="auto" w:after="180"/>
+      </w:pPr>
+      <w:r>
+        <w:rPr>
+          <w:b w:val="0"/>
+        </w:rPr>
+        <w:t xml:space="preserve">State your </w:t>
+      </w:r>
+      <w:r>
+        <w:rPr>
+          <w:b/>
+        </w:rPr>
+        <w:t>prediction</w:t>
+      </w:r>
+      <w:r>
+        <w:rPr>
+          <w:b w:val="0"/>
+        </w:rPr>
+        <w:t xml:space="preserve"> before the result is known.</w:t>
+      </w:r>
+    </w:p>
+    <w:p>
+      <w:pPr>
+        <w:spacing w:line="336" w:lineRule="auto" w:after="180"/>
+      </w:pPr>
+      <w:r>
+        <w:rPr>
+          <w:b w:val="0"/>
+        </w:rPr>
+        <w:t>INDEPENDENCE After support is removed, repeat the proof with a fresh case.</w:t>
+      </w:r>
+    </w:p>
+    <w:p>
+      <w:pPr>
+        <w:pStyle w:val="Heading3"/>
+      </w:pPr>
+      <w:r>
+        <w:t>Make the lab runnable</w:t>
+      </w:r>
+    </w:p>
+    <w:p>
+      <w:pPr>
+        <w:spacing w:line="336" w:lineRule="auto" w:after="180"/>
+      </w:pPr>
+      <w:r>
+        <w:rPr>
+          <w:b w:val="0"/>
+        </w:rPr>
+        <w:t>Use the supplied investigation for shared practice. Keep predictions and observed paper-trace results separate. Reserve Transfer the permission check to a new case for the individual first attempt before feedback; do not use the reserved case as a paired lab task.</w:t>
+      </w:r>
+    </w:p>
+    <w:p>
+      <w:pPr>
+        <w:pStyle w:val="Heading3"/>
+      </w:pPr>
+      <w:r>
+        <w:t>Diagnose and reteach</w:t>
+      </w:r>
+    </w:p>
+    <w:p>
+      <w:pPr>
+        <w:spacing w:line="336" w:lineRule="auto" w:after="180"/>
+      </w:pPr>
+      <w:r>
+        <w:rPr>
+          <w:b w:val="0"/>
+        </w:rPr>
+        <w:t>CLAIM TO REPAIR Giving a system a task transfers all responsibility to it.</w:t>
+      </w:r>
+    </w:p>
+    <w:p>
+      <w:pPr>
+        <w:spacing w:line="336" w:lineRule="auto" w:after="180"/>
+      </w:pPr>
+      <w:r>
+        <w:rPr>
+          <w:b w:val="0"/>
+        </w:rPr>
+        <w:t>For guessing, return to given facts and request a trace. For vocabulary without application, use one example and one non-example. For arithmetic errors, check the setup before the calculation.</w:t>
+      </w:r>
+    </w:p>
+    <w:p>
+      <w:pPr>
+        <w:spacing w:line="336" w:lineRule="auto" w:after="180"/>
+      </w:pPr>
+      <w:r>
+        <w:rPr>
+          <w:b w:val="0"/>
+        </w:rPr>
+        <w:t>Finish with a different uncoached case before recording mastery.</w:t>
+      </w:r>
+    </w:p>
+    <w:p>
+      <w:pPr>
+        <w:pStyle w:val="Heading3"/>
+      </w:pPr>
+      <w:r>
+        <w:t>Address these additional misconceptions</w:t>
+      </w:r>
+    </w:p>
+    <w:p>
+      <w:pPr>
+        <w:spacing w:line="336" w:lineRule="auto" w:after="180"/>
+      </w:pPr>
+      <w:r>
+        <w:rPr>
+          <w:b w:val="0"/>
+        </w:rPr>
+        <w:t xml:space="preserve">The draft can announce its own approval: Read the actual decision maker’s </w:t>
+      </w:r>
+      <w:r>
+        <w:rPr>
+          <w:b/>
+        </w:rPr>
+        <w:t>approval record</w:t>
+      </w:r>
+      <w:r>
+        <w:rPr>
+          <w:b w:val="0"/>
+        </w:rPr>
+        <w:t>.</w:t>
+      </w:r>
+    </w:p>
+    <w:p>
+      <w:pPr>
+        <w:spacing w:line="336" w:lineRule="auto" w:after="180"/>
+      </w:pPr>
+      <w:r>
+        <w:rPr>
+          <w:b w:val="0"/>
+        </w:rPr>
         <w:t>Offer an oral explanation, drawing, enlarged visual or fewer examples when that removes a reading/writing barrier. Keep the same reasoning goal.</w:t>
       </w:r>
     </w:p>
@@ -4192,12 +4060,560 @@
         <w:pStyle w:val="Heading1"/>
       </w:pPr>
       <w:r>
-        <w:t>05. Assess and explain the answers</w:t>
-      </w:r>
-    </w:p>
-    <w:p>
-      <w:r>
-        <w:t>Use the Humans Set Boundaries questions, teacher keys and criteria after the relevant attempts. Previously discussed cases are practice; protect the separately selected independent task.</w:t>
+        <w:t>05. Assess the selected new case</w:t>
+      </w:r>
+    </w:p>
+    <w:p>
+      <w:r>
+        <w:t>Keep this key until after the first attempt; accept valid alternatives with defensible reasoning.</w:t>
+      </w:r>
+    </w:p>
+    <w:p>
+      <w:pPr>
+        <w:pStyle w:val="Heading2"/>
+      </w:pPr>
+      <w:r>
+        <w:t>Selected independent question and key</w:t>
+      </w:r>
+    </w:p>
+    <w:p>
+      <w:pPr>
+        <w:spacing w:line="336" w:lineRule="auto" w:after="180"/>
+      </w:pPr>
+      <w:r>
+        <w:rPr>
+          <w:b w:val="0"/>
+        </w:rPr>
+        <w:t>Selected case: In a fictional library, the librarian controls the internal shelf list. The librarian tells assistant Jo: “Replace the internal list with checked version L2 on Friday, once.</w:t>
+      </w:r>
+    </w:p>
+    <w:p>
+      <w:pPr>
+        <w:spacing w:line="336" w:lineRule="auto" w:after="180"/>
+      </w:pPr>
+      <w:r>
+        <w:rPr>
+          <w:b w:val="0"/>
+        </w:rPr>
+        <w:t>Do not change the public catalogue.” It is Friday, L2 remains checked, and no replacement has occurred. A tool offers both destinations.</w:t>
+      </w:r>
+    </w:p>
+    <w:p>
+      <w:pPr>
+        <w:spacing w:line="336" w:lineRule="auto" w:after="180"/>
+      </w:pPr>
+      <w:r>
+        <w:rPr>
+          <w:b w:val="0"/>
+        </w:rPr>
+        <w:t>Assess these proposals separately: Jo replaces the internal list with L2; Jo updates the public catalogue with L2; visitor Sam replaces the internal list with L2; Jo replaces the internal list with a changed L3.</w:t>
+      </w:r>
+    </w:p>
+    <w:p>
+      <w:pPr>
+        <w:spacing w:line="336" w:lineRule="auto" w:after="180"/>
+      </w:pPr>
+      <w:r>
+        <w:rPr>
+          <w:b w:val="0"/>
+        </w:rPr>
+        <w:t>Identify the approval detail that settles each case.</w:t>
+      </w:r>
+    </w:p>
+    <w:p>
+      <w:pPr>
+        <w:spacing w:line="336" w:lineRule="auto" w:after="180"/>
+      </w:pPr>
+      <w:r>
+        <w:rPr>
+          <w:b w:val="0"/>
+        </w:rPr>
+        <w:t xml:space="preserve">Jo using L2 internally on Friday once is within </w:t>
+      </w:r>
+      <w:r>
+        <w:rPr>
+          <w:b/>
+        </w:rPr>
+        <w:t>scope</w:t>
+      </w:r>
+      <w:r>
+        <w:rPr>
+          <w:b w:val="0"/>
+        </w:rPr>
+        <w:t xml:space="preserve"> and needs no duplicate approval. The public catalogue is explicitly excluded. Sam is not the approved actor. L3 is not the approved version.</w:t>
+      </w:r>
+    </w:p>
+    <w:p>
+      <w:pPr>
+        <w:spacing w:line="336" w:lineRule="auto" w:after="180"/>
+      </w:pPr>
+      <w:r>
+        <w:rPr>
+          <w:b w:val="0"/>
+        </w:rPr>
+        <w:t xml:space="preserve">These last three actions are not covered; hold them and refer any proposed change to the librarian rather than treating available buttons or correct text as </w:t>
+      </w:r>
+      <w:r>
+        <w:rPr>
+          <w:b/>
+        </w:rPr>
+        <w:t>permission</w:t>
+      </w:r>
+      <w:r>
+        <w:rPr>
+          <w:b w:val="0"/>
+        </w:rPr>
+        <w:t>.</w:t>
+      </w:r>
+    </w:p>
+    <w:p>
+      <w:pPr>
+        <w:pStyle w:val="Heading2"/>
+      </w:pPr>
+      <w:r>
+        <w:t>Judge explanation, trace and limits</w:t>
+      </w:r>
+    </w:p>
+    <w:tbl>
+      <w:tblPr>
+        <w:tblStyle w:val="LightShading-Accent1"/>
+        <w:tblW w:type="auto" w:w="0"/>
+        <w:tblLook w:firstColumn="1" w:firstRow="1" w:lastColumn="0" w:lastRow="0" w:noHBand="0" w:noVBand="1" w:val="04A0"/>
+      </w:tblPr>
+      <w:tblGrid>
+        <w:gridCol w:w="5112"/>
+        <w:gridCol w:w="5112"/>
+      </w:tblGrid>
+      <w:tr>
+        <w:trPr>
+          <w:tblHeader/>
+        </w:trPr>
+        <w:tc>
+          <w:tcPr>
+            <w:tcW w:type="dxa" w:w="5112"/>
+          </w:tcPr>
+          <w:p>
+            <w:r>
+              <w:t>Dimension</w:t>
+            </w:r>
+          </w:p>
+        </w:tc>
+        <w:tc>
+          <w:tcPr>
+            <w:tcW w:type="dxa" w:w="5112"/>
+          </w:tcPr>
+          <w:p>
+            <w:r>
+              <w:t>Evidence required</w:t>
+            </w:r>
+          </w:p>
+        </w:tc>
+      </w:tr>
+      <w:tr>
+        <w:tc>
+          <w:tcPr>
+            <w:tcW w:type="dxa" w:w="5112"/>
+          </w:tcPr>
+          <w:p>
+            <w:r>
+              <w:t>Explanation</w:t>
+            </w:r>
+          </w:p>
+        </w:tc>
+        <w:tc>
+          <w:tcPr>
+            <w:tcW w:type="dxa" w:w="5112"/>
+          </w:tcPr>
+          <w:p>
+            <w:r>
+              <w:t>Names the applicable idea or procedure and ties it to the supplied facts.</w:t>
+            </w:r>
+          </w:p>
+        </w:tc>
+      </w:tr>
+      <w:tr>
+        <w:tc>
+          <w:tcPr>
+            <w:tcW w:type="dxa" w:w="5112"/>
+          </w:tcPr>
+          <w:p>
+            <w:r>
+              <w:t>Trace and result</w:t>
+            </w:r>
+          </w:p>
+        </w:tc>
+        <w:tc>
+          <w:tcPr>
+            <w:tcW w:type="dxa" w:w="5112"/>
+          </w:tcPr>
+          <w:p>
+            <w:r>
+              <w:t>Preserves the given inputs and shows the relevant intermediate steps; distinguishes a prediction from an observed execution.</w:t>
+            </w:r>
+          </w:p>
+        </w:tc>
+      </w:tr>
+      <w:tr>
+        <w:tc>
+          <w:tcPr>
+            <w:tcW w:type="dxa" w:w="5112"/>
+          </w:tcPr>
+          <w:p>
+            <w:r>
+              <w:t>Limits</w:t>
+            </w:r>
+          </w:p>
+        </w:tc>
+        <w:tc>
+          <w:tcPr>
+            <w:tcW w:type="dxa" w:w="5112"/>
+          </w:tcPr>
+          <w:p>
+            <w:r>
+              <w:t>States the assumptions, missing evidence or conditions under which the result would change.</w:t>
+            </w:r>
+          </w:p>
+        </w:tc>
+      </w:tr>
+    </w:tbl>
+    <w:p>
+      <w:pPr>
+        <w:spacing w:line="336" w:lineRule="auto" w:after="180"/>
+      </w:pPr>
+      <w:r>
+        <w:rPr>
+          <w:b w:val="0"/>
+        </w:rPr>
+        <w:t>Record each dimension as not yet, with support, or independent. Accept a valid alternative procedure with a defensible trace.</w:t>
+      </w:r>
+    </w:p>
+    <w:p>
+      <w:pPr>
+        <w:spacing w:line="336" w:lineRule="auto" w:after="180"/>
+      </w:pPr>
+      <w:r>
+        <w:rPr>
+          <w:b w:val="0"/>
+        </w:rPr>
+        <w:t xml:space="preserve">Do not penalise an honestly recorded model failure if the learner correctly explains its </w:t>
+      </w:r>
+      <w:r>
+        <w:rPr>
+          <w:b/>
+        </w:rPr>
+        <w:t>evidence</w:t>
+      </w:r>
+      <w:r>
+        <w:rPr>
+          <w:b w:val="0"/>
+        </w:rPr>
+        <w:t xml:space="preserve"> and limits.</w:t>
+      </w:r>
+    </w:p>
+    <w:p>
+      <w:pPr>
+        <w:pStyle w:val="Heading2"/>
+      </w:pPr>
+      <w:r>
+        <w:t>Give one usable repair action</w:t>
+      </w:r>
+    </w:p>
+    <w:p>
+      <w:pPr>
+        <w:spacing w:line="336" w:lineRule="auto" w:after="180"/>
+      </w:pPr>
+      <w:r>
+        <w:rPr>
+          <w:b w:val="0"/>
+        </w:rPr>
+        <w:t>Name the earliest unsupported step and give one action to repair it. Have the learner make that repair now and explain why. Then assess the relevant skill on a fresh, fully specified case.</w:t>
+      </w:r>
+    </w:p>
+    <w:p>
+      <w:pPr>
+        <w:spacing w:line="336" w:lineRule="auto" w:after="180"/>
+      </w:pPr>
+      <w:r>
+        <w:rPr>
+          <w:b w:val="0"/>
+        </w:rPr>
+        <w:t>Confirm it was not previously practised with feedback; solve and check the new case before assigning it. A follow-up design prompt is a starting brief, not automatically an equivalent test.</w:t>
+      </w:r>
+    </w:p>
+    <w:p>
+      <w:pPr>
+        <w:pStyle w:val="Heading2"/>
+      </w:pPr>
+      <w:r>
+        <w:t>W1 Separate three kinds of evidence</w:t>
+      </w:r>
+    </w:p>
+    <w:p>
+      <w:pPr>
+        <w:spacing w:line="336" w:lineRule="auto" w:after="180"/>
+      </w:pPr>
+      <w:r>
+        <w:rPr>
+          <w:b w:val="0"/>
+        </w:rPr>
+        <w:t>A tool offers a Public website button. The exhibition facts in A have been verified. The teacher’s approval covers the classroom board only. State what the button, the fact check and the approval each establish.</w:t>
+      </w:r>
+    </w:p>
+    <w:p>
+      <w:pPr>
+        <w:spacing w:line="336" w:lineRule="auto" w:after="180"/>
+      </w:pPr>
+      <w:r>
+        <w:rPr>
+          <w:b w:val="0"/>
+        </w:rPr>
+        <w:t>Decide whether the editor may publish A publicly.</w:t>
+      </w:r>
+    </w:p>
+    <w:p>
+      <w:pPr>
+        <w:spacing w:line="336" w:lineRule="auto" w:after="180"/>
+      </w:pPr>
+      <w:r>
+        <w:rPr>
+          <w:b w:val="0"/>
+        </w:rPr>
+        <w:t xml:space="preserve">The button establishes a </w:t>
+      </w:r>
+      <w:r>
+        <w:rPr>
+          <w:b/>
+        </w:rPr>
+        <w:t>capability</w:t>
+      </w:r>
+      <w:r>
+        <w:rPr>
+          <w:b w:val="0"/>
+        </w:rPr>
+        <w:t>. The fact check establishes factual support for A at that time. The approval permits the specified classroom-board action within its limits.</w:t>
+      </w:r>
+    </w:p>
+    <w:p>
+      <w:pPr>
+        <w:spacing w:line="336" w:lineRule="auto" w:after="180"/>
+      </w:pPr>
+      <w:r>
+        <w:rPr>
+          <w:b w:val="0"/>
+        </w:rPr>
+        <w:t xml:space="preserve">Public posting is outside that </w:t>
+      </w:r>
+      <w:r>
+        <w:rPr>
+          <w:b/>
+        </w:rPr>
+        <w:t>permission</w:t>
+      </w:r>
+      <w:r>
+        <w:rPr>
+          <w:b w:val="0"/>
+        </w:rPr>
+        <w:t xml:space="preserve"> even though the button exists and A is factually checked.</w:t>
+      </w:r>
+    </w:p>
+    <w:p>
+      <w:pPr>
+        <w:pStyle w:val="Heading2"/>
+      </w:pPr>
+      <w:r>
+        <w:t>W2 Read an approval without enlarging it</w:t>
+      </w:r>
+    </w:p>
+    <w:p>
+      <w:pPr>
+        <w:spacing w:line="336" w:lineRule="auto" w:after="180"/>
+      </w:pPr>
+      <w:r>
+        <w:rPr>
+          <w:b w:val="0"/>
+        </w:rPr>
+        <w:t>List the decision maker, allowed actor, version, destination, timing and number of postings in the original exhibition approval.</w:t>
+      </w:r>
+    </w:p>
+    <w:p>
+      <w:pPr>
+        <w:spacing w:line="336" w:lineRule="auto" w:after="180"/>
+      </w:pPr>
+      <w:r>
+        <w:rPr>
+          <w:b w:val="0"/>
+        </w:rPr>
+        <w:t xml:space="preserve">Before any posting and with no changes to the facts or </w:t>
+      </w:r>
+      <w:r>
+        <w:rPr>
+          <w:b/>
+        </w:rPr>
+        <w:t>permission</w:t>
+      </w:r>
+      <w:r>
+        <w:rPr>
+          <w:b w:val="0"/>
+        </w:rPr>
+        <w:t>, explain whether the editor can carry out that exact action without asking again.</w:t>
+      </w:r>
+    </w:p>
+    <w:p>
+      <w:pPr>
+        <w:spacing w:line="336" w:lineRule="auto" w:after="180"/>
+      </w:pPr>
+      <w:r>
+        <w:rPr>
+          <w:b w:val="0"/>
+        </w:rPr>
+        <w:t xml:space="preserve">Teacher; class editor; exactly A; classroom noticeboard; today; once. Yes, after confirming those conditions still hold and the one posting has not been used. The explicit unchanged </w:t>
+      </w:r>
+      <w:r>
+        <w:rPr>
+          <w:b/>
+        </w:rPr>
+        <w:t>permission</w:t>
+      </w:r>
+      <w:r>
+        <w:rPr>
+          <w:b w:val="0"/>
+        </w:rPr>
+        <w:t xml:space="preserve"> already covers the action.</w:t>
+      </w:r>
+    </w:p>
+    <w:p>
+      <w:pPr>
+        <w:pStyle w:val="Heading2"/>
+      </w:pPr>
+      <w:r>
+        <w:t>W3 Prepare a reviewable change</w:t>
+      </w:r>
+    </w:p>
+    <w:p>
+      <w:pPr>
+        <w:spacing w:line="336" w:lineRule="auto" w:after="180"/>
+      </w:pPr>
+      <w:r>
+        <w:rPr>
+          <w:b w:val="0"/>
+        </w:rPr>
+        <w:t>The room changes to Room 8 and the editor creates B. Explain why publishing old A and publishing unapproved B each fail a different check.</w:t>
+      </w:r>
+    </w:p>
+    <w:p>
+      <w:pPr>
+        <w:spacing w:line="336" w:lineRule="auto" w:after="180"/>
+      </w:pPr>
+      <w:r>
+        <w:rPr>
+          <w:b w:val="0"/>
+        </w:rPr>
+        <w:t>Write a specific request for the teacher to review B, keeping the original destination and one-posting limit.</w:t>
+      </w:r>
+    </w:p>
+    <w:p>
+      <w:pPr>
+        <w:spacing w:line="336" w:lineRule="auto" w:after="180"/>
+      </w:pPr>
+      <w:r>
+        <w:rPr>
+          <w:b w:val="0"/>
+        </w:rPr>
+        <w:t>A now fails factual support because the room has changed. B has the supported room but is outside the exact-A approval. Show B and the updated source; ask whether the editor may post B on the classroom board today once.</w:t>
+      </w:r>
+    </w:p>
+    <w:p>
+      <w:pPr>
+        <w:spacing w:line="336" w:lineRule="auto" w:after="180"/>
+      </w:pPr>
+      <w:r>
+        <w:rPr>
+          <w:b w:val="0"/>
+        </w:rPr>
+        <w:t xml:space="preserve">Do not infer public </w:t>
+      </w:r>
+      <w:r>
+        <w:rPr>
+          <w:b/>
+        </w:rPr>
+        <w:t>permission</w:t>
+      </w:r>
+      <w:r>
+        <w:rPr>
+          <w:b w:val="0"/>
+        </w:rPr>
+        <w:t xml:space="preserve"> or approval from B’s correctness.</w:t>
+      </w:r>
+    </w:p>
+    <w:p>
+      <w:pPr>
+        <w:pStyle w:val="Heading2"/>
+      </w:pPr>
+      <w:r>
+        <w:t>W5 Avoid an accidental second action</w:t>
+      </w:r>
+    </w:p>
+    <w:p>
+      <w:pPr>
+        <w:spacing w:line="336" w:lineRule="auto" w:after="180"/>
+      </w:pPr>
+      <w:r>
+        <w:rPr>
+          <w:b w:val="0"/>
+        </w:rPr>
+        <w:t>Jo attempts the permitted internal replacement, but the tool’s response does not show whether it succeeded. Explain why immediately repeating it is a poor choice under a once-only approval. What should Jo check?</w:t>
+      </w:r>
+    </w:p>
+    <w:p>
+      <w:pPr>
+        <w:spacing w:line="336" w:lineRule="auto" w:after="180"/>
+      </w:pPr>
+      <w:r>
+        <w:rPr>
+          <w:b w:val="0"/>
+        </w:rPr>
+        <w:t>If Jo discovers a public change occurred instead, describe the first recovery steps.</w:t>
+      </w:r>
+    </w:p>
+    <w:p>
+      <w:pPr>
+        <w:spacing w:line="336" w:lineRule="auto" w:after="180"/>
+      </w:pPr>
+      <w:r>
+        <w:rPr>
+          <w:b w:val="0"/>
+        </w:rPr>
+        <w:t>A repeat might perform the limited action a second time. Inspect the internal list or its change record, or have the librarian confirm the outcome, before retrying.</w:t>
+      </w:r>
+    </w:p>
+    <w:p>
+      <w:pPr>
+        <w:spacing w:line="336" w:lineRule="auto" w:after="180"/>
+      </w:pPr>
+      <w:r>
+        <w:rPr>
+          <w:b w:val="0"/>
+        </w:rPr>
+        <w:t>If the public catalogue changed, stop further changes, tell the librarian what happened and follow their directions for correction. Do not claim that reversal proves nobody saw the public change.</w:t>
+      </w:r>
+    </w:p>
+    <w:p>
+      <w:pPr>
+        <w:pStyle w:val="Heading2"/>
+      </w:pPr>
+      <w:r>
+        <w:t>Earlier wording, alternatives and picture transcripts · reference / check after trying</w:t>
+      </w:r>
+    </w:p>
+    <w:p>
+      <w:pPr>
+        <w:spacing w:line="336" w:lineRule="auto" w:after="180"/>
+      </w:pPr>
+      <w:r>
+        <w:rPr>
+          <w:b w:val="0"/>
+        </w:rPr>
+        <w:t>Assess and explain the answers</w:t>
       </w:r>
     </w:p>
     <w:p>
@@ -4210,22 +4626,44 @@
     </w:p>
     <w:p>
       <w:pPr>
+        <w:spacing w:line="336" w:lineRule="auto" w:after="180"/>
+      </w:pPr>
+      <w:r>
+        <w:rPr>
+          <w:b w:val="0"/>
+        </w:rPr>
+        <w:t>It may suggest a location within its role. Moving equipment requires actual teacher approval.</w:t>
+      </w:r>
+    </w:p>
+    <w:p>
+      <w:pPr>
         <w:pStyle w:val="Heading3"/>
       </w:pPr>
       <w:r>
-        <w:t>Teacher key · Worked case answer</w:t>
+        <w:t>Additional transfer practice question</w:t>
       </w:r>
     </w:p>
     <w:p>
       <w:pPr>
         <w:spacing w:line="336" w:lineRule="auto" w:after="180"/>
-        <w:shd w:fill="F1F6FC"/>
-      </w:pPr>
-      <w:r>
-        <w:rPr>
-          <w:b w:val="0"/>
-        </w:rPr>
-        <w:t>It may suggest a location within its role. Moving equipment requires actual teacher approval.</w:t>
+      </w:pPr>
+      <w:r>
+        <w:rPr>
+          <w:b w:val="0"/>
+        </w:rPr>
+        <w:t xml:space="preserve">A sorter marks a child's notebook throw away. Who should decide whether it is discarded? Name a </w:t>
+      </w:r>
+      <w:r>
+        <w:rPr>
+          <w:b/>
+        </w:rPr>
+        <w:t>boundary</w:t>
+      </w:r>
+      <w:r>
+        <w:rPr>
+          <w:b w:val="0"/>
+        </w:rPr>
+        <w:t xml:space="preserve"> the system should enforce.</w:t>
       </w:r>
     </w:p>
     <w:p>
@@ -4233,61 +4671,12 @@
         <w:pStyle w:val="Heading3"/>
       </w:pPr>
       <w:r>
-        <w:t>Independent question</w:t>
-      </w:r>
-    </w:p>
-    <w:p>
-      <w:pPr>
-        <w:pStyle w:val="Heading3"/>
-      </w:pPr>
-      <w:r>
-        <w:t>Independent question · withhold the key</w:t>
+        <w:t>Reasoned practice answer</w:t>
       </w:r>
     </w:p>
     <w:p>
       <w:pPr>
         <w:spacing w:line="336" w:lineRule="auto" w:after="180"/>
-        <w:shd w:fill="F5F1FB"/>
-      </w:pPr>
-      <w:r>
-        <w:rPr>
-          <w:b w:val="0"/>
-        </w:rPr>
-        <w:t xml:space="preserve">A sorter marks a child's notebook throw away. Who should decide whether it is discarded? Name a </w:t>
-      </w:r>
-      <w:r>
-        <w:rPr>
-          <w:b/>
-        </w:rPr>
-        <w:t>boundary</w:t>
-      </w:r>
-      <w:r>
-        <w:rPr>
-          <w:b w:val="0"/>
-        </w:rPr>
-        <w:t xml:space="preserve"> the system should enforce.</w:t>
-      </w:r>
-    </w:p>
-    <w:p>
-      <w:pPr>
-        <w:pStyle w:val="Heading3"/>
-      </w:pPr>
-      <w:r>
-        <w:t>Expected independent answer</w:t>
-      </w:r>
-    </w:p>
-    <w:p>
-      <w:pPr>
-        <w:pStyle w:val="Heading3"/>
-      </w:pPr>
-      <w:r>
-        <w:t>Teacher key · Expected independent answer</w:t>
-      </w:r>
-    </w:p>
-    <w:p>
-      <w:pPr>
-        <w:spacing w:line="336" w:lineRule="auto" w:after="180"/>
-        <w:shd w:fill="F1F6FC"/>
       </w:pPr>
       <w:r>
         <w:rPr>
@@ -4593,46 +4982,242 @@
     </w:p>
     <w:p>
       <w:pPr>
+        <w:spacing w:line="336" w:lineRule="auto" w:after="180"/>
+      </w:pPr>
+      <w:r>
+        <w:rPr>
+          <w:b w:val="0"/>
+        </w:rPr>
+        <w:t xml:space="preserve">No clear send authorisation is established, and the assistant's current </w:t>
+      </w:r>
+      <w:r>
+        <w:rPr>
+          <w:b/>
+        </w:rPr>
+        <w:t>permission</w:t>
+      </w:r>
+      <w:r>
+        <w:rPr>
+          <w:b w:val="0"/>
+        </w:rPr>
+        <w:t xml:space="preserve"> excludes sending. A teacher must explicitly authorise the send action, content and destination through an allowed workflow.</w:t>
+      </w:r>
+    </w:p>
+    <w:p>
+      <w:pPr>
+        <w:spacing w:line="336" w:lineRule="auto" w:after="180"/>
+      </w:pPr>
+      <w:r>
+        <w:rPr>
+          <w:b w:val="0"/>
+        </w:rPr>
+        <w:t xml:space="preserve">Until then the draft remains a draft; a timeout is not </w:t>
+      </w:r>
+      <w:r>
+        <w:rPr>
+          <w:b/>
+        </w:rPr>
+        <w:t>permission</w:t>
+      </w:r>
+      <w:r>
+        <w:rPr>
+          <w:b w:val="0"/>
+        </w:rPr>
+        <w:t>.</w:t>
+      </w:r>
+    </w:p>
+    <w:p>
+      <w:pPr>
         <w:pStyle w:val="Heading3"/>
       </w:pPr>
       <w:r>
-        <w:t>Teacher key · Original transfer answer</w:t>
+        <w:t>Explanations for the additional workbook examples</w:t>
+      </w:r>
+    </w:p>
+    <w:p>
+      <w:pPr>
+        <w:pStyle w:val="Heading3"/>
+      </w:pPr>
+      <w:r>
+        <w:t>W1 Separate three kinds of evidence</w:t>
+      </w:r>
+    </w:p>
+    <w:p>
+      <w:pPr>
+        <w:pStyle w:val="Heading3"/>
+      </w:pPr>
+      <w:r>
+        <w:t>W2 Read an approval without enlarging it</w:t>
+      </w:r>
+    </w:p>
+    <w:p>
+      <w:pPr>
+        <w:pStyle w:val="Heading3"/>
+      </w:pPr>
+      <w:r>
+        <w:t>W3 Prepare a reviewable change</w:t>
+      </w:r>
+    </w:p>
+    <w:p>
+      <w:pPr>
+        <w:pStyle w:val="Heading3"/>
+      </w:pPr>
+      <w:r>
+        <w:t>W4 Transfer the permission check to a new case</w:t>
       </w:r>
     </w:p>
     <w:p>
       <w:pPr>
         <w:spacing w:line="336" w:lineRule="auto" w:after="180"/>
-        <w:shd w:fill="F1F6FC"/>
-      </w:pPr>
-      <w:r>
-        <w:rPr>
-          <w:b w:val="0"/>
-        </w:rPr>
-        <w:t xml:space="preserve">No clear send authorisation is established, and the assistant's current </w:t>
+      </w:pPr>
+      <w:r>
+        <w:rPr>
+          <w:b w:val="0"/>
+        </w:rPr>
+        <w:t>In a fictional library, the librarian controls the internal shelf list. The librarian tells assistant Jo: “Replace the internal list with checked version L2 on Friday, once.</w:t>
+      </w:r>
+    </w:p>
+    <w:p>
+      <w:pPr>
+        <w:spacing w:line="336" w:lineRule="auto" w:after="180"/>
+      </w:pPr>
+      <w:r>
+        <w:rPr>
+          <w:b w:val="0"/>
+        </w:rPr>
+        <w:t>Do not change the public catalogue.” It is Friday, L2 remains checked, and no replacement has occurred. A tool offers both destinations.</w:t>
+      </w:r>
+    </w:p>
+    <w:p>
+      <w:pPr>
+        <w:spacing w:line="336" w:lineRule="auto" w:after="180"/>
+      </w:pPr>
+      <w:r>
+        <w:rPr>
+          <w:b w:val="0"/>
+        </w:rPr>
+        <w:t>Assess these proposals separately: Jo replaces the internal list with L2; Jo updates the public catalogue with L2; visitor Sam replaces the internal list with L2; Jo replaces the internal list with a changed L3.</w:t>
+      </w:r>
+    </w:p>
+    <w:p>
+      <w:pPr>
+        <w:spacing w:line="336" w:lineRule="auto" w:after="180"/>
+      </w:pPr>
+      <w:r>
+        <w:rPr>
+          <w:b w:val="0"/>
+        </w:rPr>
+        <w:t>Identify the approval detail that settles each case.</w:t>
+      </w:r>
+    </w:p>
+    <w:p>
+      <w:pPr>
+        <w:spacing w:line="336" w:lineRule="auto" w:after="180"/>
+      </w:pPr>
+      <w:r>
+        <w:rPr>
+          <w:b w:val="0"/>
+        </w:rPr>
+        <w:t xml:space="preserve">Jo using L2 internally on Friday once is within </w:t>
       </w:r>
       <w:r>
         <w:rPr>
           <w:b/>
         </w:rPr>
+        <w:t>scope</w:t>
+      </w:r>
+      <w:r>
+        <w:rPr>
+          <w:b w:val="0"/>
+        </w:rPr>
+        <w:t xml:space="preserve"> and needs no duplicate approval. The public catalogue is explicitly excluded. Sam is not the approved actor. L3 is not the approved version.</w:t>
+      </w:r>
+    </w:p>
+    <w:p>
+      <w:pPr>
+        <w:spacing w:line="336" w:lineRule="auto" w:after="180"/>
+      </w:pPr>
+      <w:r>
+        <w:rPr>
+          <w:b w:val="0"/>
+        </w:rPr>
+        <w:t xml:space="preserve">These last three actions are not covered; hold them and refer any proposed change to the librarian rather than treating available buttons or correct text as </w:t>
+      </w:r>
+      <w:r>
+        <w:rPr>
+          <w:b/>
+        </w:rPr>
         <w:t>permission</w:t>
       </w:r>
       <w:r>
         <w:rPr>
           <w:b w:val="0"/>
         </w:rPr>
-        <w:t xml:space="preserve"> excludes sending. A teacher must explicitly authorise the send action, content and destination through an allowed workflow.</w:t>
+        <w:t>.</w:t>
+      </w:r>
+    </w:p>
+    <w:p>
+      <w:pPr>
+        <w:pStyle w:val="Heading3"/>
+      </w:pPr>
+      <w:r>
+        <w:t>W5 Avoid an accidental second action</w:t>
+      </w:r>
+    </w:p>
+    <w:p>
+      <w:pPr>
+        <w:pStyle w:val="Heading3"/>
+      </w:pPr>
+      <w:r>
+        <w:t>Assess independent transfer</w:t>
+      </w:r>
+    </w:p>
+    <w:p>
+      <w:pPr>
+        <w:pStyle w:val="Heading3"/>
+      </w:pPr>
+      <w:r>
+        <w:t>Selected case answer</w:t>
+      </w:r>
+    </w:p>
+    <w:p>
+      <w:pPr>
+        <w:pStyle w:val="Heading3"/>
+      </w:pPr>
+      <w:r>
+        <w:t>Feedback that the learner uses</w:t>
+      </w:r>
+    </w:p>
+    <w:p>
+      <w:pPr>
+        <w:pStyle w:val="Heading1"/>
+      </w:pPr>
+      <w:r>
+        <w:t>06. Connect, adapt and return</w:t>
+      </w:r>
+    </w:p>
+    <w:p>
+      <w:r>
+        <w:t>Retain the project evidence and revisit the reasoning on a changed case.</w:t>
+      </w:r>
+    </w:p>
+    <w:p>
+      <w:pPr>
+        <w:pStyle w:val="Heading2"/>
+      </w:pPr>
+      <w:r>
+        <w:t>Project evidence to keep</w:t>
       </w:r>
     </w:p>
     <w:p>
       <w:pPr>
         <w:spacing w:line="336" w:lineRule="auto" w:after="180"/>
-        <w:shd w:fill="F1F6FC"/>
-      </w:pPr>
-      <w:r>
-        <w:rPr>
-          <w:b w:val="0"/>
-        </w:rPr>
-        <w:t xml:space="preserve">Until then the draft remains a draft; a timeout is not </w:t>
+      </w:pPr>
+      <w:r>
+        <w:rPr>
+          <w:b w:val="0"/>
+        </w:rPr>
+        <w:t xml:space="preserve">Complete the sorter's human-control map: </w:t>
       </w:r>
       <w:r>
         <w:rPr>
@@ -4644,99 +5229,119 @@
         <w:rPr>
           <w:b w:val="0"/>
         </w:rPr>
-        <w:t>.</w:t>
-      </w:r>
-    </w:p>
-    <w:p>
-      <w:pPr>
-        <w:pStyle w:val="Heading3"/>
-      </w:pPr>
-      <w:r>
-        <w:t>Explanations for the additional workbook examples</w:t>
-      </w:r>
-    </w:p>
-    <w:p>
-      <w:pPr>
-        <w:pStyle w:val="Heading3"/>
-      </w:pPr>
-      <w:r>
-        <w:t>W1 Separate three kinds of evidence</w:t>
-      </w:r>
-    </w:p>
-    <w:p>
-      <w:pPr>
-        <w:pStyle w:val="Heading3"/>
-      </w:pPr>
-      <w:r>
-        <w:t>Workbook question · W1</w:t>
+        <w:t>s, review triggers, override, correction, and stop conditions.</w:t>
       </w:r>
     </w:p>
     <w:p>
       <w:pPr>
         <w:spacing w:line="336" w:lineRule="auto" w:after="180"/>
-        <w:shd w:fill="F5F1FB"/>
-      </w:pPr>
-      <w:r>
-        <w:rPr>
-          <w:b w:val="0"/>
-        </w:rPr>
-        <w:t>A tool offers a Public website button. The exhibition facts in A have been verified. The teacher’s approval covers the classroom board only. State what the button, the fact check and the approval each establish.</w:t>
+      </w:pPr>
+      <w:r>
+        <w:rPr>
+          <w:b w:val="0"/>
+        </w:rPr>
+        <w:t xml:space="preserve">Keep the decision, </w:t>
+      </w:r>
+      <w:r>
+        <w:rPr>
+          <w:b/>
+        </w:rPr>
+        <w:t>input</w:t>
+      </w:r>
+      <w:r>
+        <w:rPr>
+          <w:b w:val="0"/>
+        </w:rPr>
+        <w:t xml:space="preserve">, result, explanation and remaining limitation in the project </w:t>
+      </w:r>
+      <w:r>
+        <w:rPr>
+          <w:b/>
+        </w:rPr>
+        <w:t>evidence</w:t>
+      </w:r>
+      <w:r>
+        <w:rPr>
+          <w:b w:val="0"/>
+        </w:rPr>
+        <w:t xml:space="preserve"> record. Retrieve this record next week rather than restarting the project.</w:t>
       </w:r>
     </w:p>
     <w:p>
       <w:pPr>
         <w:spacing w:line="336" w:lineRule="auto" w:after="180"/>
-        <w:shd w:fill="F5F1FB"/>
-      </w:pPr>
-      <w:r>
-        <w:rPr>
-          <w:b w:val="0"/>
-        </w:rPr>
-        <w:t>Decide whether the editor may publish A publicly.</w:t>
-      </w:r>
-    </w:p>
-    <w:p>
-      <w:pPr>
-        <w:pStyle w:val="Heading3"/>
-      </w:pPr>
-      <w:r>
-        <w:t>Teacher reasoning · W1</w:t>
+      </w:pPr>
+      <w:r>
+        <w:rPr>
+          <w:b w:val="0"/>
+        </w:rPr>
+        <w:t>Record sorter actions allowed automatically and actions requiring the classroom owner’s explicit review.</w:t>
+      </w:r>
+    </w:p>
+    <w:p>
+      <w:pPr>
+        <w:pStyle w:val="Heading2"/>
+      </w:pPr>
+      <w:r>
+        <w:t>Support while preserving the reasoning goal</w:t>
       </w:r>
     </w:p>
     <w:p>
       <w:pPr>
         <w:spacing w:line="336" w:lineRule="auto" w:after="180"/>
-        <w:shd w:fill="F1F6FC"/>
-      </w:pPr>
-      <w:r>
-        <w:rPr>
-          <w:b w:val="0"/>
-        </w:rPr>
-        <w:t xml:space="preserve">The button establishes a </w:t>
+      </w:pPr>
+      <w:r>
+        <w:rPr>
+          <w:b w:val="0"/>
+        </w:rPr>
+        <w:t xml:space="preserve">Use physical cards, spoken explanations and a three-stage drawing. Read aloud without giving the answer. Stretch: compare two </w:t>
       </w:r>
       <w:r>
         <w:rPr>
           <w:b/>
         </w:rPr>
-        <w:t>capability</w:t>
-      </w:r>
-      <w:r>
-        <w:rPr>
-          <w:b w:val="0"/>
-        </w:rPr>
-        <w:t>. The fact check establishes factual support for A at that time. The approval permits the specified classroom-board action within its limits.</w:t>
+        <w:t>mechanism</w:t>
+      </w:r>
+      <w:r>
+        <w:rPr>
+          <w:b w:val="0"/>
+        </w:rPr>
+        <w:t xml:space="preserve">s with the same visible </w:t>
+      </w:r>
+      <w:r>
+        <w:rPr>
+          <w:b/>
+        </w:rPr>
+        <w:t>output</w:t>
+      </w:r>
+      <w:r>
+        <w:rPr>
+          <w:b w:val="0"/>
+        </w:rPr>
+        <w:t xml:space="preserve"> and explain what </w:t>
+      </w:r>
+      <w:r>
+        <w:rPr>
+          <w:b/>
+        </w:rPr>
+        <w:t>evidence</w:t>
+      </w:r>
+      <w:r>
+        <w:rPr>
+          <w:b w:val="0"/>
+        </w:rPr>
+        <w:t xml:space="preserve"> distinguishes them.</w:t>
       </w:r>
     </w:p>
     <w:p>
       <w:pPr>
         <w:spacing w:line="336" w:lineRule="auto" w:after="180"/>
-        <w:shd w:fill="F1F6FC"/>
-      </w:pPr>
-      <w:r>
-        <w:rPr>
-          <w:b w:val="0"/>
-        </w:rPr>
-        <w:t xml:space="preserve">Public posting is outside that </w:t>
+      </w:pPr>
+      <w:r>
+        <w:rPr>
+          <w:b w:val="0"/>
+        </w:rPr>
+        <w:t xml:space="preserve">Provide a frame with Who approved, Who acts, What version, Where, When and How many. Keep the </w:t>
       </w:r>
       <w:r>
         <w:rPr>
@@ -4748,936 +5353,45 @@
         <w:rPr>
           <w:b w:val="0"/>
         </w:rPr>
-        <w:t xml:space="preserve"> even though the button exists and A is factually checked.</w:t>
-      </w:r>
-    </w:p>
-    <w:p>
-      <w:pPr>
-        <w:pStyle w:val="Heading3"/>
-      </w:pPr>
-      <w:r>
-        <w:t>W2 Read an approval without enlarging it</w:t>
-      </w:r>
-    </w:p>
-    <w:p>
-      <w:pPr>
-        <w:pStyle w:val="Heading3"/>
-      </w:pPr>
-      <w:r>
-        <w:t>Workbook question · W2</w:t>
+        <w:t xml:space="preserve"> card visible while sorting proposals.</w:t>
       </w:r>
     </w:p>
     <w:p>
       <w:pPr>
         <w:spacing w:line="336" w:lineRule="auto" w:after="180"/>
-        <w:shd w:fill="F5F1FB"/>
-      </w:pPr>
-      <w:r>
-        <w:rPr>
-          <w:b w:val="0"/>
-        </w:rPr>
-        <w:t>List the decision maker, allowed actor, version, destination, timing and number of postings in the original exhibition approval.</w:t>
+      </w:pPr>
+      <w:r>
+        <w:rPr>
+          <w:b w:val="0"/>
+        </w:rPr>
+        <w:t>Extension: explain how an approval allowing a defined range of edits differs from an approval for one exact version, and give an edit inside and outside that range.</w:t>
       </w:r>
     </w:p>
     <w:p>
       <w:pPr>
         <w:spacing w:line="336" w:lineRule="auto" w:after="180"/>
-        <w:shd w:fill="F5F1FB"/>
-      </w:pPr>
-      <w:r>
-        <w:rPr>
-          <w:b w:val="0"/>
-        </w:rPr>
-        <w:t xml:space="preserve">Before any posting and with no changes to the facts or </w:t>
-      </w:r>
-      <w:r>
-        <w:rPr>
-          <w:b/>
-        </w:rPr>
-        <w:t>permission</w:t>
-      </w:r>
-      <w:r>
-        <w:rPr>
-          <w:b w:val="0"/>
-        </w:rPr>
-        <w:t>, explain whether the editor can carry out that exact action without asking again.</w:t>
-      </w:r>
-    </w:p>
-    <w:p>
-      <w:pPr>
-        <w:pStyle w:val="Heading3"/>
-      </w:pPr>
-      <w:r>
-        <w:t>Teacher reasoning · W2</w:t>
+      </w:pPr>
+      <w:r>
+        <w:rPr>
+          <w:b w:val="0"/>
+        </w:rPr>
+        <w:t>W4 requires one allowed action and three uncovered actions, justified by destination, actor and version respectively.</w:t>
       </w:r>
     </w:p>
     <w:p>
       <w:pPr>
         <w:spacing w:line="336" w:lineRule="auto" w:after="180"/>
-        <w:shd w:fill="F1F6FC"/>
-      </w:pPr>
-      <w:r>
-        <w:rPr>
-          <w:b w:val="0"/>
-        </w:rPr>
-        <w:t xml:space="preserve">Teacher; class editor; exactly A; classroom noticeboard; today; once. Yes, after confirming those conditions still hold and the one posting has not been used. The explicit unchanged </w:t>
-      </w:r>
-      <w:r>
-        <w:rPr>
-          <w:b/>
-        </w:rPr>
-        <w:t>permission</w:t>
-      </w:r>
-      <w:r>
-        <w:rPr>
-          <w:b w:val="0"/>
-        </w:rPr>
-        <w:t xml:space="preserve"> already covers the action.</w:t>
-      </w:r>
-    </w:p>
-    <w:p>
-      <w:pPr>
-        <w:pStyle w:val="Heading3"/>
-      </w:pPr>
-      <w:r>
-        <w:t>W3 Prepare a reviewable change</w:t>
-      </w:r>
-    </w:p>
-    <w:p>
-      <w:pPr>
-        <w:pStyle w:val="Heading3"/>
-      </w:pPr>
-      <w:r>
-        <w:t>Workbook question · W3</w:t>
+      </w:pPr>
+      <w:r>
+        <w:rPr>
+          <w:b w:val="0"/>
+        </w:rPr>
+        <w:t>After support, give a new approval explicitly allowing Jo to replace either the internal list or the public catalogue with L2 on Friday, once total.</w:t>
       </w:r>
     </w:p>
     <w:p>
       <w:pPr>
         <w:spacing w:line="336" w:lineRule="auto" w:after="180"/>
-        <w:shd w:fill="F5F1FB"/>
-      </w:pPr>
-      <w:r>
-        <w:rPr>
-          <w:b w:val="0"/>
-        </w:rPr>
-        <w:t>The room changes to Room 8 and the editor creates B. Explain why publishing old A and publishing unapproved B each fail a different check.</w:t>
-      </w:r>
-    </w:p>
-    <w:p>
-      <w:pPr>
-        <w:spacing w:line="336" w:lineRule="auto" w:after="180"/>
-        <w:shd w:fill="F5F1FB"/>
-      </w:pPr>
-      <w:r>
-        <w:rPr>
-          <w:b w:val="0"/>
-        </w:rPr>
-        <w:t>Write a specific request for the teacher to review B, keeping the original destination and one-posting limit.</w:t>
-      </w:r>
-    </w:p>
-    <w:p>
-      <w:pPr>
-        <w:pStyle w:val="Heading3"/>
-      </w:pPr>
-      <w:r>
-        <w:t>Teacher reasoning · W3</w:t>
-      </w:r>
-    </w:p>
-    <w:p>
-      <w:pPr>
-        <w:spacing w:line="336" w:lineRule="auto" w:after="180"/>
-        <w:shd w:fill="F1F6FC"/>
-      </w:pPr>
-      <w:r>
-        <w:rPr>
-          <w:b w:val="0"/>
-        </w:rPr>
-        <w:t>A now fails factual support because the room has changed. B has the supported room but is outside the exact-A approval. Show B and the updated source; ask whether the editor may post B on the classroom board today once.</w:t>
-      </w:r>
-    </w:p>
-    <w:p>
-      <w:pPr>
-        <w:spacing w:line="336" w:lineRule="auto" w:after="180"/>
-        <w:shd w:fill="F1F6FC"/>
-      </w:pPr>
-      <w:r>
-        <w:rPr>
-          <w:b w:val="0"/>
-        </w:rPr>
-        <w:t xml:space="preserve">Do not infer public </w:t>
-      </w:r>
-      <w:r>
-        <w:rPr>
-          <w:b/>
-        </w:rPr>
-        <w:t>permission</w:t>
-      </w:r>
-      <w:r>
-        <w:rPr>
-          <w:b w:val="0"/>
-        </w:rPr>
-        <w:t xml:space="preserve"> or approval from B’s correctness.</w:t>
-      </w:r>
-    </w:p>
-    <w:p>
-      <w:pPr>
-        <w:pStyle w:val="Heading3"/>
-      </w:pPr>
-      <w:r>
-        <w:t>W4 Transfer the permission check to a new case</w:t>
-      </w:r>
-    </w:p>
-    <w:p>
-      <w:pPr>
-        <w:pStyle w:val="Heading3"/>
-      </w:pPr>
-      <w:r>
-        <w:t>Workbook question · W4</w:t>
-      </w:r>
-    </w:p>
-    <w:p>
-      <w:pPr>
-        <w:spacing w:line="336" w:lineRule="auto" w:after="180"/>
-        <w:shd w:fill="F5F1FB"/>
-      </w:pPr>
-      <w:r>
-        <w:rPr>
-          <w:b w:val="0"/>
-        </w:rPr>
-        <w:t>In a fictional library, the librarian controls the internal shelf list. The librarian tells assistant Jo: “Replace the internal list with checked version L2 on Friday, once.</w:t>
-      </w:r>
-    </w:p>
-    <w:p>
-      <w:pPr>
-        <w:spacing w:line="336" w:lineRule="auto" w:after="180"/>
-        <w:shd w:fill="F5F1FB"/>
-      </w:pPr>
-      <w:r>
-        <w:rPr>
-          <w:b w:val="0"/>
-        </w:rPr>
-        <w:t>Do not change the public catalogue.” It is Friday, L2 remains checked, and no replacement has occurred. A tool offers both destinations.</w:t>
-      </w:r>
-    </w:p>
-    <w:p>
-      <w:pPr>
-        <w:spacing w:line="336" w:lineRule="auto" w:after="180"/>
-        <w:shd w:fill="F5F1FB"/>
-      </w:pPr>
-      <w:r>
-        <w:rPr>
-          <w:b w:val="0"/>
-        </w:rPr>
-        <w:t>Assess these proposals separately: Jo replaces the internal list with L2; Jo updates the public catalogue with L2; visitor Sam replaces the internal list with L2; Jo replaces the internal list with a changed L3.</w:t>
-      </w:r>
-    </w:p>
-    <w:p>
-      <w:pPr>
-        <w:spacing w:line="336" w:lineRule="auto" w:after="180"/>
-        <w:shd w:fill="F5F1FB"/>
-      </w:pPr>
-      <w:r>
-        <w:rPr>
-          <w:b w:val="0"/>
-        </w:rPr>
-        <w:t>Identify the approval detail that settles each case.</w:t>
-      </w:r>
-    </w:p>
-    <w:p>
-      <w:pPr>
-        <w:pStyle w:val="Heading3"/>
-      </w:pPr>
-      <w:r>
-        <w:t>Teacher reasoning · W4</w:t>
-      </w:r>
-    </w:p>
-    <w:p>
-      <w:pPr>
-        <w:spacing w:line="336" w:lineRule="auto" w:after="180"/>
-        <w:shd w:fill="F1F6FC"/>
-      </w:pPr>
-      <w:r>
-        <w:rPr>
-          <w:b w:val="0"/>
-        </w:rPr>
-        <w:t xml:space="preserve">Jo using L2 internally on Friday once is within </w:t>
-      </w:r>
-      <w:r>
-        <w:rPr>
-          <w:b/>
-        </w:rPr>
-        <w:t>scope</w:t>
-      </w:r>
-      <w:r>
-        <w:rPr>
-          <w:b w:val="0"/>
-        </w:rPr>
-        <w:t xml:space="preserve"> and needs no duplicate approval. The public catalogue is explicitly excluded. Sam is not the approved actor. L3 is not the approved version.</w:t>
-      </w:r>
-    </w:p>
-    <w:p>
-      <w:pPr>
-        <w:spacing w:line="336" w:lineRule="auto" w:after="180"/>
-        <w:shd w:fill="F1F6FC"/>
-      </w:pPr>
-      <w:r>
-        <w:rPr>
-          <w:b w:val="0"/>
-        </w:rPr>
-        <w:t xml:space="preserve">These last three actions are not covered; hold them and refer any proposed change to the librarian rather than treating available buttons or correct text as </w:t>
-      </w:r>
-      <w:r>
-        <w:rPr>
-          <w:b/>
-        </w:rPr>
-        <w:t>permission</w:t>
-      </w:r>
-      <w:r>
-        <w:rPr>
-          <w:b w:val="0"/>
-        </w:rPr>
-        <w:t>.</w:t>
-      </w:r>
-    </w:p>
-    <w:p>
-      <w:pPr>
-        <w:pStyle w:val="Heading3"/>
-      </w:pPr>
-      <w:r>
-        <w:t>W5 Avoid an accidental second action</w:t>
-      </w:r>
-    </w:p>
-    <w:p>
-      <w:pPr>
-        <w:pStyle w:val="Heading3"/>
-      </w:pPr>
-      <w:r>
-        <w:t>Workbook question · W5</w:t>
-      </w:r>
-    </w:p>
-    <w:p>
-      <w:pPr>
-        <w:spacing w:line="336" w:lineRule="auto" w:after="180"/>
-        <w:shd w:fill="F5F1FB"/>
-      </w:pPr>
-      <w:r>
-        <w:rPr>
-          <w:b w:val="0"/>
-        </w:rPr>
-        <w:t>Jo attempts the permitted internal replacement, but the tool’s response does not show whether it succeeded. Explain why immediately repeating it is a poor choice under a once-only approval. What should Jo check?</w:t>
-      </w:r>
-    </w:p>
-    <w:p>
-      <w:pPr>
-        <w:spacing w:line="336" w:lineRule="auto" w:after="180"/>
-        <w:shd w:fill="F5F1FB"/>
-      </w:pPr>
-      <w:r>
-        <w:rPr>
-          <w:b w:val="0"/>
-        </w:rPr>
-        <w:t>If Jo discovers a public change occurred instead, describe the first recovery steps.</w:t>
-      </w:r>
-    </w:p>
-    <w:p>
-      <w:pPr>
-        <w:pStyle w:val="Heading3"/>
-      </w:pPr>
-      <w:r>
-        <w:t>Teacher reasoning · W5</w:t>
-      </w:r>
-    </w:p>
-    <w:p>
-      <w:pPr>
-        <w:spacing w:line="336" w:lineRule="auto" w:after="180"/>
-        <w:shd w:fill="F1F6FC"/>
-      </w:pPr>
-      <w:r>
-        <w:rPr>
-          <w:b w:val="0"/>
-        </w:rPr>
-        <w:t>A repeat might perform the limited action a second time. Inspect the internal list or its change record, or have the librarian confirm the outcome, before retrying.</w:t>
-      </w:r>
-    </w:p>
-    <w:p>
-      <w:pPr>
-        <w:spacing w:line="336" w:lineRule="auto" w:after="180"/>
-        <w:shd w:fill="F1F6FC"/>
-      </w:pPr>
-      <w:r>
-        <w:rPr>
-          <w:b w:val="0"/>
-        </w:rPr>
-        <w:t>If the public catalogue changed, stop further changes, tell the librarian what happened and follow their directions for correction. Do not claim that reversal proves nobody saw the public change.</w:t>
-      </w:r>
-    </w:p>
-    <w:p>
-      <w:pPr>
-        <w:pStyle w:val="Heading3"/>
-      </w:pPr>
-      <w:r>
-        <w:t>Assess independent transfer</w:t>
-      </w:r>
-    </w:p>
-    <w:p>
-      <w:pPr>
-        <w:pStyle w:val="Heading3"/>
-      </w:pPr>
-      <w:r>
-        <w:t>Independent question · withhold the key</w:t>
-      </w:r>
-    </w:p>
-    <w:p>
-      <w:pPr>
-        <w:spacing w:line="336" w:lineRule="auto" w:after="180"/>
-        <w:shd w:fill="F5F1FB"/>
-      </w:pPr>
-      <w:r>
-        <w:rPr>
-          <w:b w:val="0"/>
-        </w:rPr>
-        <w:t>Selected case: In a fictional library, the librarian controls the internal shelf list. The librarian tells assistant Jo: “Replace the internal list with checked version L2 on Friday, once.</w:t>
-      </w:r>
-    </w:p>
-    <w:p>
-      <w:pPr>
-        <w:spacing w:line="336" w:lineRule="auto" w:after="180"/>
-        <w:shd w:fill="F5F1FB"/>
-      </w:pPr>
-      <w:r>
-        <w:rPr>
-          <w:b w:val="0"/>
-        </w:rPr>
-        <w:t>Do not change the public catalogue.” It is Friday, L2 remains checked, and no replacement has occurred. A tool offers both destinations.</w:t>
-      </w:r>
-    </w:p>
-    <w:p>
-      <w:pPr>
-        <w:spacing w:line="336" w:lineRule="auto" w:after="180"/>
-        <w:shd w:fill="F5F1FB"/>
-      </w:pPr>
-      <w:r>
-        <w:rPr>
-          <w:b w:val="0"/>
-        </w:rPr>
-        <w:t>Assess these proposals separately: Jo replaces the internal list with L2; Jo updates the public catalogue with L2; visitor Sam replaces the internal list with L2; Jo replaces the internal list with a changed L3.</w:t>
-      </w:r>
-    </w:p>
-    <w:p>
-      <w:pPr>
-        <w:spacing w:line="336" w:lineRule="auto" w:after="180"/>
-        <w:shd w:fill="F5F1FB"/>
-      </w:pPr>
-      <w:r>
-        <w:rPr>
-          <w:b w:val="0"/>
-        </w:rPr>
-        <w:t>Identify the approval detail that settles each case.</w:t>
-      </w:r>
-    </w:p>
-    <w:p>
-      <w:pPr>
-        <w:pStyle w:val="Heading3"/>
-      </w:pPr>
-      <w:r>
-        <w:t>Selected case answer</w:t>
-      </w:r>
-    </w:p>
-    <w:p>
-      <w:pPr>
-        <w:pStyle w:val="Heading3"/>
-      </w:pPr>
-      <w:r>
-        <w:t>Teacher key · Selected case answer</w:t>
-      </w:r>
-    </w:p>
-    <w:p>
-      <w:pPr>
-        <w:spacing w:line="336" w:lineRule="auto" w:after="180"/>
-        <w:shd w:fill="F1F6FC"/>
-      </w:pPr>
-      <w:r>
-        <w:rPr>
-          <w:b w:val="0"/>
-        </w:rPr>
-        <w:t xml:space="preserve">Jo using L2 internally on Friday once is within </w:t>
-      </w:r>
-      <w:r>
-        <w:rPr>
-          <w:b/>
-        </w:rPr>
-        <w:t>scope</w:t>
-      </w:r>
-      <w:r>
-        <w:rPr>
-          <w:b w:val="0"/>
-        </w:rPr>
-        <w:t xml:space="preserve"> and needs no duplicate approval. The public catalogue is explicitly excluded. Sam is not the approved actor. L3 is not the approved version.</w:t>
-      </w:r>
-    </w:p>
-    <w:p>
-      <w:pPr>
-        <w:spacing w:line="336" w:lineRule="auto" w:after="180"/>
-        <w:shd w:fill="F1F6FC"/>
-      </w:pPr>
-      <w:r>
-        <w:rPr>
-          <w:b w:val="0"/>
-        </w:rPr>
-        <w:t xml:space="preserve">These last three actions are not covered; hold them and refer any proposed change to the librarian rather than treating available buttons or correct text as </w:t>
-      </w:r>
-      <w:r>
-        <w:rPr>
-          <w:b/>
-        </w:rPr>
-        <w:t>permission</w:t>
-      </w:r>
-      <w:r>
-        <w:rPr>
-          <w:b w:val="0"/>
-        </w:rPr>
-        <w:t>.</w:t>
-      </w:r>
-    </w:p>
-    <w:tbl>
-      <w:tblPr>
-        <w:tblStyle w:val="LightShading-Accent1"/>
-        <w:tblW w:type="auto" w:w="0"/>
-        <w:tblLook w:firstColumn="1" w:firstRow="1" w:lastColumn="0" w:lastRow="0" w:noHBand="0" w:noVBand="1" w:val="04A0"/>
-      </w:tblPr>
-      <w:tblGrid>
-        <w:gridCol w:w="5112"/>
-        <w:gridCol w:w="5112"/>
-      </w:tblGrid>
-      <w:tr>
-        <w:trPr>
-          <w:tblHeader/>
-        </w:trPr>
-        <w:tc>
-          <w:tcPr>
-            <w:tcW w:type="dxa" w:w="5112"/>
-          </w:tcPr>
-          <w:p>
-            <w:r>
-              <w:t>Dimension</w:t>
-            </w:r>
-          </w:p>
-        </w:tc>
-        <w:tc>
-          <w:tcPr>
-            <w:tcW w:type="dxa" w:w="5112"/>
-          </w:tcPr>
-          <w:p>
-            <w:r>
-              <w:t>Evidence required</w:t>
-            </w:r>
-          </w:p>
-        </w:tc>
-      </w:tr>
-      <w:tr>
-        <w:tc>
-          <w:tcPr>
-            <w:tcW w:type="dxa" w:w="5112"/>
-          </w:tcPr>
-          <w:p>
-            <w:r>
-              <w:t>Explanation</w:t>
-            </w:r>
-          </w:p>
-        </w:tc>
-        <w:tc>
-          <w:tcPr>
-            <w:tcW w:type="dxa" w:w="5112"/>
-          </w:tcPr>
-          <w:p>
-            <w:r>
-              <w:t>Names the applicable idea or procedure and ties it to the supplied facts.</w:t>
-            </w:r>
-          </w:p>
-        </w:tc>
-      </w:tr>
-      <w:tr>
-        <w:tc>
-          <w:tcPr>
-            <w:tcW w:type="dxa" w:w="5112"/>
-          </w:tcPr>
-          <w:p>
-            <w:r>
-              <w:t>Trace and result</w:t>
-            </w:r>
-          </w:p>
-        </w:tc>
-        <w:tc>
-          <w:tcPr>
-            <w:tcW w:type="dxa" w:w="5112"/>
-          </w:tcPr>
-          <w:p>
-            <w:r>
-              <w:t>Preserves the given inputs and shows the relevant intermediate steps; distinguishes a prediction from an observed execution.</w:t>
-            </w:r>
-          </w:p>
-        </w:tc>
-      </w:tr>
-      <w:tr>
-        <w:tc>
-          <w:tcPr>
-            <w:tcW w:type="dxa" w:w="5112"/>
-          </w:tcPr>
-          <w:p>
-            <w:r>
-              <w:t>Limits</w:t>
-            </w:r>
-          </w:p>
-        </w:tc>
-        <w:tc>
-          <w:tcPr>
-            <w:tcW w:type="dxa" w:w="5112"/>
-          </w:tcPr>
-          <w:p>
-            <w:r>
-              <w:t>States the assumptions, missing evidence or conditions under which the result would change.</w:t>
-            </w:r>
-          </w:p>
-        </w:tc>
-      </w:tr>
-    </w:tbl>
-    <w:p>
-      <w:pPr>
-        <w:pStyle w:val="Heading3"/>
-      </w:pPr>
-      <w:r>
-        <w:t>Teacher key · Selected case answer</w:t>
-      </w:r>
-    </w:p>
-    <w:p>
-      <w:pPr>
-        <w:spacing w:line="336" w:lineRule="auto" w:after="180"/>
-        <w:shd w:fill="F1F6FC"/>
-      </w:pPr>
-      <w:r>
-        <w:rPr>
-          <w:b w:val="0"/>
-        </w:rPr>
-        <w:t>Record each dimension as not yet, with support, or independent. Accept a valid alternative procedure with a defensible trace.</w:t>
-      </w:r>
-    </w:p>
-    <w:p>
-      <w:pPr>
-        <w:spacing w:line="336" w:lineRule="auto" w:after="180"/>
-        <w:shd w:fill="F1F6FC"/>
-      </w:pPr>
-      <w:r>
-        <w:rPr>
-          <w:b w:val="0"/>
-        </w:rPr>
-        <w:t xml:space="preserve">Do not penalise an honestly recorded model failure if the learner correctly explains its </w:t>
-      </w:r>
-      <w:r>
-        <w:rPr>
-          <w:b/>
-        </w:rPr>
-        <w:t>evidence</w:t>
-      </w:r>
-      <w:r>
-        <w:rPr>
-          <w:b w:val="0"/>
-        </w:rPr>
-        <w:t xml:space="preserve"> and limits.</w:t>
-      </w:r>
-    </w:p>
-    <w:p>
-      <w:pPr>
-        <w:pStyle w:val="Heading3"/>
-      </w:pPr>
-      <w:r>
-        <w:t>Feedback that the learner uses</w:t>
-      </w:r>
-    </w:p>
-    <w:p>
-      <w:pPr>
-        <w:spacing w:line="336" w:lineRule="auto" w:after="180"/>
-      </w:pPr>
-      <w:r>
-        <w:rPr>
-          <w:b w:val="0"/>
-        </w:rPr>
-        <w:t>Name the earliest unsupported step and give one action to repair it. Have the learner make that repair now and explain why. Then assess the relevant skill on a fresh, fully specified case.</w:t>
-      </w:r>
-    </w:p>
-    <w:p>
-      <w:pPr>
-        <w:spacing w:line="336" w:lineRule="auto" w:after="180"/>
-      </w:pPr>
-      <w:r>
-        <w:rPr>
-          <w:b w:val="0"/>
-        </w:rPr>
-        <w:t>Confirm it was not previously practised with feedback; solve and check the new case before assigning it. A follow-up design prompt is a starting brief, not automatically an equivalent test.</w:t>
-      </w:r>
-    </w:p>
-    <w:p>
-      <w:pPr>
-        <w:pStyle w:val="Heading1"/>
-      </w:pPr>
-      <w:r>
-        <w:t>06. Connect and extend learning</w:t>
-      </w:r>
-    </w:p>
-    <w:p>
-      <w:r>
-        <w:t>Connect Humans Set Boundaries to Helpful Classroom Sorter, adapt support and plan a later changed-case check.</w:t>
-      </w:r>
-    </w:p>
-    <w:p>
-      <w:pPr>
-        <w:pStyle w:val="Heading3"/>
-      </w:pPr>
-      <w:r>
-        <w:t>Helpful Classroom Sorter</w:t>
-      </w:r>
-    </w:p>
-    <w:p>
-      <w:pPr>
-        <w:spacing w:line="336" w:lineRule="auto" w:after="180"/>
-      </w:pPr>
-      <w:r>
-        <w:rPr>
-          <w:b w:val="0"/>
-        </w:rPr>
-        <w:t xml:space="preserve">Complete the sorter's human-control map: </w:t>
-      </w:r>
-      <w:r>
-        <w:rPr>
-          <w:b/>
-        </w:rPr>
-        <w:t>permission</w:t>
-      </w:r>
-      <w:r>
-        <w:rPr>
-          <w:b w:val="0"/>
-        </w:rPr>
-        <w:t>s, review triggers, override, correction, and stop conditions.</w:t>
-      </w:r>
-    </w:p>
-    <w:p>
-      <w:pPr>
-        <w:spacing w:line="336" w:lineRule="auto" w:after="180"/>
-      </w:pPr>
-      <w:r>
-        <w:rPr>
-          <w:b w:val="0"/>
-        </w:rPr>
-        <w:t xml:space="preserve">Keep the decision, </w:t>
-      </w:r>
-      <w:r>
-        <w:rPr>
-          <w:b/>
-        </w:rPr>
-        <w:t>input</w:t>
-      </w:r>
-      <w:r>
-        <w:rPr>
-          <w:b w:val="0"/>
-        </w:rPr>
-        <w:t xml:space="preserve">, result, explanation and remaining limitation in the project </w:t>
-      </w:r>
-      <w:r>
-        <w:rPr>
-          <w:b/>
-        </w:rPr>
-        <w:t>evidence</w:t>
-      </w:r>
-      <w:r>
-        <w:rPr>
-          <w:b w:val="0"/>
-        </w:rPr>
-        <w:t xml:space="preserve"> record. Retrieve this record next week rather than restarting the project.</w:t>
-      </w:r>
-    </w:p>
-    <w:p>
-      <w:pPr>
-        <w:pStyle w:val="Heading3"/>
-      </w:pPr>
-      <w:r>
-        <w:t>Support and stretch</w:t>
-      </w:r>
-    </w:p>
-    <w:p>
-      <w:pPr>
-        <w:spacing w:line="336" w:lineRule="auto" w:after="180"/>
-      </w:pPr>
-      <w:r>
-        <w:rPr>
-          <w:b w:val="0"/>
-        </w:rPr>
-        <w:t xml:space="preserve">Use physical cards, spoken explanations and a three-stage drawing. Read aloud without giving the answer. Stretch: compare two </w:t>
-      </w:r>
-      <w:r>
-        <w:rPr>
-          <w:b/>
-        </w:rPr>
-        <w:t>mechanism</w:t>
-      </w:r>
-      <w:r>
-        <w:rPr>
-          <w:b w:val="0"/>
-        </w:rPr>
-        <w:t xml:space="preserve">s with the same visible </w:t>
-      </w:r>
-      <w:r>
-        <w:rPr>
-          <w:b/>
-        </w:rPr>
-        <w:t>output</w:t>
-      </w:r>
-      <w:r>
-        <w:rPr>
-          <w:b w:val="0"/>
-        </w:rPr>
-        <w:t xml:space="preserve"> and explain what </w:t>
-      </w:r>
-      <w:r>
-        <w:rPr>
-          <w:b/>
-        </w:rPr>
-        <w:t>evidence</w:t>
-      </w:r>
-      <w:r>
-        <w:rPr>
-          <w:b w:val="0"/>
-        </w:rPr>
-        <w:t xml:space="preserve"> distinguishes them.</w:t>
-      </w:r>
-    </w:p>
-    <w:p>
-      <w:pPr>
-        <w:pStyle w:val="Heading3"/>
-      </w:pPr>
-      <w:r>
-        <w:t>Exit reflection</w:t>
-      </w:r>
-    </w:p>
-    <w:p>
-      <w:pPr>
-        <w:spacing w:line="336" w:lineRule="auto" w:after="180"/>
-      </w:pPr>
-      <w:r>
-        <w:rPr>
-          <w:b w:val="0"/>
-        </w:rPr>
-        <w:t xml:space="preserve">Ask for one decision the learner can now justify and one situation requiring more </w:t>
-      </w:r>
-      <w:r>
-        <w:rPr>
-          <w:b/>
-        </w:rPr>
-        <w:t>evidence</w:t>
-      </w:r>
-      <w:r>
-        <w:rPr>
-          <w:b w:val="0"/>
-        </w:rPr>
-        <w:t xml:space="preserve"> or human review. Confidence ratings are separate from correct independent performance.</w:t>
-      </w:r>
-    </w:p>
-    <w:p>
-      <w:pPr>
-        <w:pStyle w:val="Heading3"/>
-      </w:pPr>
-      <w:r>
-        <w:t>Bridge to the next week</w:t>
-      </w:r>
-    </w:p>
-    <w:p>
-      <w:pPr>
-        <w:spacing w:line="336" w:lineRule="auto" w:after="180"/>
-      </w:pPr>
-      <w:r>
-        <w:rPr>
-          <w:b w:val="0"/>
-        </w:rPr>
-        <w:t xml:space="preserve">Next: Week 29: Find a Real Problem. Retrieve today’s </w:t>
-      </w:r>
-      <w:r>
-        <w:rPr>
-          <w:b/>
-        </w:rPr>
-        <w:t>evidence</w:t>
-      </w:r>
-      <w:r>
-        <w:rPr>
-          <w:b w:val="0"/>
-        </w:rPr>
-        <w:t xml:space="preserve"> and identify what carries forward and what is new.</w:t>
-      </w:r>
-    </w:p>
-    <w:p>
-      <w:pPr>
-        <w:pStyle w:val="Heading3"/>
-      </w:pPr>
-      <w:r>
-        <w:t>Support and fresh reassessment</w:t>
-      </w:r>
-    </w:p>
-    <w:p>
-      <w:pPr>
-        <w:spacing w:line="336" w:lineRule="auto" w:after="180"/>
-      </w:pPr>
-      <w:r>
-        <w:rPr>
-          <w:b w:val="0"/>
-        </w:rPr>
-        <w:t xml:space="preserve">Provide a frame with Who approved, Who acts, What version, Where, When and How many. Keep the </w:t>
-      </w:r>
-      <w:r>
-        <w:rPr>
-          <w:b/>
-        </w:rPr>
-        <w:t>permission</w:t>
-      </w:r>
-      <w:r>
-        <w:rPr>
-          <w:b w:val="0"/>
-        </w:rPr>
-        <w:t xml:space="preserve"> card visible while sorting proposals.</w:t>
-      </w:r>
-    </w:p>
-    <w:p>
-      <w:pPr>
-        <w:spacing w:line="336" w:lineRule="auto" w:after="180"/>
-      </w:pPr>
-      <w:r>
-        <w:rPr>
-          <w:b w:val="0"/>
-        </w:rPr>
-        <w:t>Extension: explain how an approval allowing a defined range of edits differs from an approval for one exact version, and give an edit inside and outside that range.</w:t>
-      </w:r>
-    </w:p>
-    <w:p>
-      <w:pPr>
-        <w:spacing w:line="336" w:lineRule="auto" w:after="180"/>
-      </w:pPr>
-      <w:r>
-        <w:rPr>
-          <w:b w:val="0"/>
-        </w:rPr>
-        <w:t>W4 requires one allowed action and three uncovered actions, justified by destination, actor and version respectively.</w:t>
-      </w:r>
-    </w:p>
-    <w:p>
-      <w:pPr>
-        <w:spacing w:line="336" w:lineRule="auto" w:after="180"/>
-      </w:pPr>
-      <w:r>
-        <w:rPr>
-          <w:b w:val="0"/>
-        </w:rPr>
-        <w:t>After support, give a new approval explicitly allowing Jo to replace either the internal list or the public catalogue with L2 on Friday, once total.</w:t>
-      </w:r>
-    </w:p>
-    <w:p>
-      <w:pPr>
-        <w:spacing w:line="336" w:lineRule="auto" w:after="180"/>
       </w:pPr>
       <w:r>
         <w:rPr>
@@ -5688,21 +5402,10 @@
     </w:p>
     <w:p>
       <w:pPr>
-        <w:spacing w:line="336" w:lineRule="auto" w:after="180"/>
-      </w:pPr>
-      <w:r>
-        <w:rPr>
-          <w:b w:val="0"/>
-        </w:rPr>
-        <w:t>Week 29 uses these boundaries when choosing a problem worth solving for a small project.</w:t>
-      </w:r>
-    </w:p>
-    <w:p>
-      <w:pPr>
-        <w:pStyle w:val="Heading3"/>
-      </w:pPr>
-      <w:r>
-        <w:t>Plan the delayed return</w:t>
+        <w:pStyle w:val="Heading2"/>
+      </w:pPr>
+      <w:r>
+        <w:t>Plan the delayed check</w:t>
       </w:r>
     </w:p>
     <w:p>
@@ -5919,48 +5622,176 @@
     </w:p>
     <w:p>
       <w:pPr>
+        <w:pStyle w:val="Heading2"/>
+      </w:pPr>
+      <w:r>
+        <w:t>Bridge to next week</w:t>
+      </w:r>
+    </w:p>
+    <w:p>
+      <w:pPr>
+        <w:spacing w:line="336" w:lineRule="auto" w:after="180"/>
+      </w:pPr>
+      <w:r>
+        <w:rPr>
+          <w:b w:val="0"/>
+        </w:rPr>
+        <w:t xml:space="preserve">Ask for one decision the learner can now justify and one situation requiring more </w:t>
+      </w:r>
+      <w:r>
+        <w:rPr>
+          <w:b/>
+        </w:rPr>
+        <w:t>evidence</w:t>
+      </w:r>
+      <w:r>
+        <w:rPr>
+          <w:b w:val="0"/>
+        </w:rPr>
+        <w:t xml:space="preserve"> or human review. Confidence ratings are separate from correct independent performance.</w:t>
+      </w:r>
+    </w:p>
+    <w:p>
+      <w:pPr>
+        <w:spacing w:line="336" w:lineRule="auto" w:after="180"/>
+      </w:pPr>
+      <w:r>
+        <w:rPr>
+          <w:b w:val="0"/>
+        </w:rPr>
+        <w:t xml:space="preserve">Next: Week 29: Find a Real Problem. Retrieve today’s </w:t>
+      </w:r>
+      <w:r>
+        <w:rPr>
+          <w:b/>
+        </w:rPr>
+        <w:t>evidence</w:t>
+      </w:r>
+      <w:r>
+        <w:rPr>
+          <w:b w:val="0"/>
+        </w:rPr>
+        <w:t xml:space="preserve"> and identify what carries forward and what is new.</w:t>
+      </w:r>
+    </w:p>
+    <w:p>
+      <w:pPr>
+        <w:spacing w:line="336" w:lineRule="auto" w:after="180"/>
+      </w:pPr>
+      <w:r>
+        <w:rPr>
+          <w:b w:val="0"/>
+        </w:rPr>
+        <w:t>Week 29 uses these boundaries when choosing a problem worth solving for a small project.</w:t>
+      </w:r>
+    </w:p>
+    <w:p>
+      <w:pPr>
+        <w:pStyle w:val="Heading2"/>
+      </w:pPr>
+      <w:r>
+        <w:t>Earlier wording, alternatives and picture transcripts · reference / check after trying</w:t>
+      </w:r>
+    </w:p>
+    <w:p>
+      <w:pPr>
+        <w:spacing w:line="336" w:lineRule="auto" w:after="180"/>
+      </w:pPr>
+      <w:r>
+        <w:rPr>
+          <w:b w:val="0"/>
+        </w:rPr>
+        <w:t>Connect and extend learning</w:t>
+      </w:r>
+    </w:p>
+    <w:p>
+      <w:pPr>
         <w:pStyle w:val="Heading3"/>
       </w:pPr>
       <w:r>
+        <w:t>Helpful Classroom Sorter</w:t>
+      </w:r>
+    </w:p>
+    <w:p>
+      <w:pPr>
+        <w:pStyle w:val="Heading3"/>
+      </w:pPr>
+      <w:r>
+        <w:t>Support and stretch</w:t>
+      </w:r>
+    </w:p>
+    <w:p>
+      <w:pPr>
+        <w:pStyle w:val="Heading3"/>
+      </w:pPr>
+      <w:r>
+        <w:t>Exit reflection</w:t>
+      </w:r>
+    </w:p>
+    <w:p>
+      <w:pPr>
+        <w:pStyle w:val="Heading3"/>
+      </w:pPr>
+      <w:r>
+        <w:t>Bridge to the next week</w:t>
+      </w:r>
+    </w:p>
+    <w:p>
+      <w:pPr>
+        <w:pStyle w:val="Heading3"/>
+      </w:pPr>
+      <w:r>
+        <w:t>Support and fresh reassessment</w:t>
+      </w:r>
+    </w:p>
+    <w:p>
+      <w:pPr>
+        <w:pStyle w:val="Heading3"/>
+      </w:pPr>
+      <w:r>
+        <w:t>Plan the delayed return</w:t>
+      </w:r>
+    </w:p>
+    <w:p>
+      <w:pPr>
+        <w:pStyle w:val="Heading3"/>
+      </w:pPr>
+      <w:r>
         <w:t>Project evidence from this case</w:t>
       </w:r>
     </w:p>
     <w:p>
       <w:pPr>
+        <w:pStyle w:val="Heading1"/>
+      </w:pPr>
+      <w:r>
+        <w:t>Reference bank and extra practice</w:t>
+      </w:r>
+    </w:p>
+    <w:p>
+      <w:pPr>
+        <w:pStyle w:val="Heading1"/>
+      </w:pPr>
+      <w:r>
+        <w:t>07. Reference: alternative planning checklist</w:t>
+      </w:r>
+    </w:p>
+    <w:p>
+      <w:r>
+        <w:t>Use as a reminder alongside the main route rather than teaching the cycle twice.</w:t>
+      </w:r>
+    </w:p>
+    <w:p>
+      <w:pPr>
+        <w:pStyle w:val="Heading2"/>
+      </w:pPr>
+      <w:r>
+        <w:t>Preparation and schedule</w:t>
+      </w:r>
+    </w:p>
+    <w:p>
+      <w:pPr>
         <w:spacing w:line="336" w:lineRule="auto" w:after="180"/>
-      </w:pPr>
-      <w:r>
-        <w:rPr>
-          <w:b w:val="0"/>
-        </w:rPr>
-        <w:t>Record sorter actions allowed automatically and actions requiring the classroom owner’s explicit review.</w:t>
-      </w:r>
-    </w:p>
-    <w:p>
-      <w:pPr>
-        <w:pStyle w:val="Heading1"/>
-      </w:pPr>
-      <w:r>
-        <w:t>07. Prepare, teach and assess</w:t>
-      </w:r>
-    </w:p>
-    <w:p>
-      <w:r>
-        <w:t>Use this preparation summary alongside the detailed Humans Set Boundaries lesson; it is a checklist rather than a replacement for the full sequence.</w:t>
-      </w:r>
-    </w:p>
-    <w:p>
-      <w:pPr>
-        <w:pStyle w:val="Heading3"/>
-      </w:pPr>
-      <w:r>
-        <w:t>Teaching target</w:t>
-      </w:r>
-    </w:p>
-    <w:p>
-      <w:pPr>
-        <w:spacing w:line="336" w:lineRule="auto" w:after="180"/>
-        <w:shd w:fill="EDF7F3"/>
       </w:pPr>
       <w:r>
         <w:rPr>
@@ -6173,6 +6004,14 @@
     </w:tbl>
     <w:p>
       <w:pPr>
+        <w:pStyle w:val="Heading2"/>
+      </w:pPr>
+      <w:r>
+        <w:t>Practice and assessment reminders</w:t>
+      </w:r>
+    </w:p>
+    <w:p>
+      <w:pPr>
         <w:spacing w:line="336" w:lineRule="auto" w:after="180"/>
       </w:pPr>
       <w:r>
@@ -6207,16 +6046,7 @@
     </w:p>
     <w:p>
       <w:pPr>
-        <w:pStyle w:val="Heading3"/>
-      </w:pPr>
-      <w:r>
-        <w:t>Supported practice answer</w:t>
-      </w:r>
-    </w:p>
-    <w:p>
-      <w:pPr>
         <w:spacing w:line="336" w:lineRule="auto" w:after="180"/>
-        <w:shd w:fill="F1F6FC"/>
       </w:pPr>
       <w:r>
         <w:rPr>
@@ -6228,7 +6058,6 @@
     <w:p>
       <w:pPr>
         <w:spacing w:line="336" w:lineRule="auto" w:after="180"/>
-        <w:shd w:fill="F1F6FC"/>
       </w:pPr>
       <w:r>
         <w:rPr>
@@ -6309,16 +6138,7 @@
     </w:p>
     <w:p>
       <w:pPr>
-        <w:pStyle w:val="Heading3"/>
-      </w:pPr>
-      <w:r>
-        <w:t>Repair the misconception</w:t>
-      </w:r>
-    </w:p>
-    <w:p>
-      <w:pPr>
         <w:spacing w:line="336" w:lineRule="auto" w:after="180"/>
-        <w:shd w:fill="FFF5E6"/>
       </w:pPr>
       <w:r>
         <w:rPr>
@@ -6341,16 +6161,7 @@
     </w:p>
     <w:p>
       <w:pPr>
-        <w:pStyle w:val="Heading3"/>
-      </w:pPr>
-      <w:r>
-        <w:t>Support without giving away the answer</w:t>
-      </w:r>
-    </w:p>
-    <w:p>
-      <w:pPr>
         <w:spacing w:line="336" w:lineRule="auto" w:after="180"/>
-        <w:shd w:fill="F1F6F8"/>
       </w:pPr>
       <w:r>
         <w:rPr>
@@ -6373,16 +6184,7 @@
     </w:p>
     <w:p>
       <w:pPr>
-        <w:pStyle w:val="Heading3"/>
-      </w:pPr>
-      <w:r>
-        <w:t>Extend the reasoning</w:t>
-      </w:r>
-    </w:p>
-    <w:p>
-      <w:pPr>
         <w:spacing w:line="336" w:lineRule="auto" w:after="180"/>
-        <w:shd w:fill="F5F1FB"/>
       </w:pPr>
       <w:r>
         <w:rPr>
@@ -6406,7 +6208,6 @@
     <w:p>
       <w:pPr>
         <w:spacing w:line="336" w:lineRule="auto" w:after="180"/>
-        <w:shd w:fill="F5F1FB"/>
       </w:pPr>
       <w:r>
         <w:rPr>
@@ -6417,16 +6218,7 @@
     </w:p>
     <w:p>
       <w:pPr>
-        <w:pStyle w:val="Heading3"/>
-      </w:pPr>
-      <w:r>
-        <w:t>Protect the independent attempt</w:t>
-      </w:r>
-    </w:p>
-    <w:p>
-      <w:pPr>
         <w:spacing w:line="336" w:lineRule="auto" w:after="180"/>
-        <w:shd w:fill="FFF5E6"/>
       </w:pPr>
       <w:r>
         <w:rPr>
@@ -6621,16 +6413,7 @@
     </w:tbl>
     <w:p>
       <w:pPr>
-        <w:pStyle w:val="Heading3"/>
-      </w:pPr>
-      <w:r>
-        <w:t>Project checkpoint</w:t>
-      </w:r>
-    </w:p>
-    <w:p>
-      <w:pPr>
         <w:spacing w:line="336" w:lineRule="auto" w:after="180"/>
-        <w:shd w:fill="EDF7F3"/>
       </w:pPr>
       <w:r>
         <w:rPr>
@@ -6679,12 +6462,20 @@
         <w:pStyle w:val="Heading1"/>
       </w:pPr>
       <w:r>
-        <w:t>08. Use feedback, labs and repair paths</w:t>
-      </w:r>
-    </w:p>
-    <w:p>
-      <w:r>
-        <w:t>Use feedback, earlier review and portfolios purposefully. Apply the coding routine only when this lesson has an executable lab.</w:t>
+        <w:t>08. Reference: feedback and records</w:t>
+      </w:r>
+    </w:p>
+    <w:p>
+      <w:r>
+        <w:t>Use digital tools where they help retain an explanation and its evidence.</w:t>
+      </w:r>
+    </w:p>
+    <w:p>
+      <w:pPr>
+        <w:pStyle w:val="Heading2"/>
+      </w:pPr>
+      <w:r>
+        <w:t>Keep practice and independent evidence separate</w:t>
       </w:r>
     </w:p>
     <w:p>
@@ -6723,10 +6514,52 @@
     </w:p>
     <w:p>
       <w:pPr>
-        <w:pStyle w:val="Heading3"/>
-      </w:pPr>
-      <w:r>
-        <w:t>For later coding lessons</w:t>
+        <w:pStyle w:val="Heading2"/>
+      </w:pPr>
+      <w:r>
+        <w:t>Repair and portfolio records</w:t>
+      </w:r>
+    </w:p>
+    <w:p>
+      <w:pPr>
+        <w:spacing w:line="336" w:lineRule="auto" w:after="180"/>
+      </w:pPr>
+      <w:r>
+        <w:rPr>
+          <w:b w:val="0"/>
+        </w:rPr>
+        <w:t>Use the earlier worked-explanation links to address a specific missing building block, then return to the current question. Adapt this suggestion after observing the learner; it is not an automatic diagnosis.</w:t>
+      </w:r>
+    </w:p>
+    <w:p>
+      <w:pPr>
+        <w:spacing w:line="336" w:lineRule="auto" w:after="180"/>
+      </w:pPr>
+      <w:r>
+        <w:rPr>
+          <w:b w:val="0"/>
+        </w:rPr>
+        <w:t xml:space="preserve">Collect the completed-work portfolio as </w:t>
+      </w:r>
+      <w:r>
+        <w:rPr>
+          <w:b/>
+        </w:rPr>
+        <w:t>evidence</w:t>
+      </w:r>
+      <w:r>
+        <w:rPr>
+          <w:b w:val="0"/>
+        </w:rPr>
+        <w:t>. Record support separately from correctness, and assess explanation, trace/test and limitations. Progress ticks and quiz selections alone do not establish mastery.</w:t>
+      </w:r>
+    </w:p>
+    <w:p>
+      <w:pPr>
+        <w:pStyle w:val="Heading2"/>
+      </w:pPr>
+      <w:r>
+        <w:t>Earlier wording, alternatives and picture transcripts · reference / check after trying</w:t>
       </w:r>
     </w:p>
     <w:p>
@@ -6737,7 +6570,6 @@
     <w:p>
       <w:pPr>
         <w:spacing w:line="336" w:lineRule="auto" w:after="180"/>
-        <w:shd w:fill="F1F6F8"/>
       </w:pPr>
       <w:r>
         <w:rPr>
@@ -6772,77 +6604,20 @@
     </w:p>
     <w:p>
       <w:pPr>
-        <w:spacing w:line="336" w:lineRule="auto" w:after="180"/>
-      </w:pPr>
-      <w:r>
-        <w:rPr>
-          <w:b w:val="0"/>
-        </w:rPr>
-        <w:t>Use the earlier worked-explanation links to address a specific missing building block, then return to the current question. Adapt this suggestion after observing the learner; it is not an automatic diagnosis.</w:t>
-      </w:r>
-    </w:p>
-    <w:p>
-      <w:pPr>
-        <w:spacing w:line="336" w:lineRule="auto" w:after="180"/>
-      </w:pPr>
-      <w:r>
-        <w:rPr>
-          <w:b w:val="0"/>
-        </w:rPr>
-        <w:t xml:space="preserve">Collect the completed-work portfolio as </w:t>
-      </w:r>
-      <w:r>
-        <w:rPr>
-          <w:b/>
-        </w:rPr>
-        <w:t>evidence</w:t>
-      </w:r>
-      <w:r>
-        <w:rPr>
-          <w:b w:val="0"/>
-        </w:rPr>
-        <w:t>. Record support separately from correctness, and assess explanation, trace/test and limitations. Progress ticks and quiz selections alone do not establish mastery.</w:t>
-      </w:r>
-    </w:p>
-    <w:p>
-      <w:pPr>
         <w:pStyle w:val="Heading1"/>
       </w:pPr>
       <w:r>
-        <w:t>09. Visual concept journey</w:t>
-      </w:r>
-    </w:p>
-    <w:p>
-      <w:r>
-        <w:t>Show one Humans Set Boundaries graphic at a time, request a prediction and discuss its trace before the independent assessment.</w:t>
-      </w:r>
-    </w:p>
-    <w:p>
-      <w:pPr>
-        <w:spacing w:line="336" w:lineRule="auto" w:after="180"/>
-      </w:pPr>
-      <w:r>
-        <w:rPr>
-          <w:b w:val="0"/>
-        </w:rPr>
-        <w:t xml:space="preserve">Use one picture at a time. Hide a worked result before asking for a </w:t>
-      </w:r>
-      <w:r>
-        <w:rPr>
-          <w:b/>
-        </w:rPr>
-        <w:t>prediction</w:t>
-      </w:r>
-      <w:r>
-        <w:rPr>
-          <w:b w:val="0"/>
-        </w:rPr>
-        <w:t>, then reveal it for feedback. These are supported teaching cases; retain the separate independent assessment for a fresh first attempt.</w:t>
-      </w:r>
-    </w:p>
-    <w:p>
-      <w:pPr>
-        <w:pStyle w:val="Heading3"/>
+        <w:t>09. Reference: teach with the six pictures</w:t>
+      </w:r>
+    </w:p>
+    <w:p>
+      <w:r>
+        <w:t>Choose the picture for the teaching move and connect it to the explanation.</w:t>
+      </w:r>
+    </w:p>
+    <w:p>
+      <w:pPr>
+        <w:pStyle w:val="Heading2"/>
       </w:pPr>
       <w:r>
         <w:t>01. Humans Set Boundaries: the case</w:t>
@@ -6853,7 +6628,7 @@
         <w:drawing>
           <wp:inline xmlns:a="http://schemas.openxmlformats.org/drawingml/2006/main" xmlns:pic="http://schemas.openxmlformats.org/drawingml/2006/picture">
             <wp:extent cx="5486400" cy="2834640"/>
-            <wp:docPr id="2" name="Picture 2" descr="A fictional teacher approves one checked classroom poster for internal display. Supplied facts: Approval: publish exactly poster P2 on the classroom noticeboard today, once. Assistant proposes P2 there; P3 there after an edit; P2 on a public website."/>
+            <wp:docPr id="4" name="Picture 4" descr="A fictional teacher approves one checked classroom poster for internal display. Supplied facts: Approval: publish exactly poster P2 on the classroom noticeboard today, once. Assistant proposes P2 there; P3 there after an edit; P2 on a public website."/>
             <wp:cNvGraphicFramePr>
               <a:graphicFrameLocks noChangeAspect="1"/>
             </wp:cNvGraphicFramePr>
@@ -6865,7 +6640,7 @@
                     <pic:cNvPicPr/>
                   </pic:nvPicPr>
                   <pic:blipFill>
-                    <a:blip r:embed="rId10"/>
+                    <a:blip r:embed="rId12"/>
                     <a:stretch>
                       <a:fillRect/>
                     </a:stretch>
@@ -6909,7 +6684,6 @@
     <w:p>
       <w:pPr>
         <w:spacing w:line="336" w:lineRule="auto" w:after="180"/>
-        <w:shd w:fill="F5F1FB"/>
       </w:pPr>
       <w:r>
         <w:rPr>
@@ -6920,16 +6694,7 @@
     </w:p>
     <w:p>
       <w:pPr>
-        <w:pStyle w:val="Heading3"/>
-      </w:pPr>
-      <w:r>
-        <w:t>Discuss while showing the picture</w:t>
-      </w:r>
-    </w:p>
-    <w:p>
-      <w:pPr>
         <w:spacing w:line="336" w:lineRule="auto" w:after="180"/>
-        <w:shd w:fill="F1F6F8"/>
       </w:pPr>
       <w:r>
         <w:rPr>
@@ -6940,7 +6705,7 @@
     </w:p>
     <w:p>
       <w:pPr>
-        <w:pStyle w:val="Heading3"/>
+        <w:pStyle w:val="Heading2"/>
       </w:pPr>
       <w:r>
         <w:t>02. Follow the deciding steps</w:t>
@@ -6951,7 +6716,7 @@
         <w:drawing>
           <wp:inline xmlns:a="http://schemas.openxmlformats.org/drawingml/2006/main" xmlns:pic="http://schemas.openxmlformats.org/drawingml/2006/picture">
             <wp:extent cx="5486400" cy="4005072"/>
-            <wp:docPr id="3" name="Picture 3" descr="Read authority: The teacher approved P2, one internal noticeboard and one publication. → Allowed action: Publishing unchanged P2 there today matches the approval. → Changed version: P3 requires new review; P2 approval does not automatically cover edits. → Changed audience: Public-web publication exceeds the approved destination."/>
+            <wp:docPr id="5" name="Picture 5" descr="Read authority: The teacher approved P2, one internal noticeboard and one publication. → Allowed action: Publishing unchanged P2 there today matches the approval. → Changed version: P3 requires new review; P2 approval does not automatically cover edits. → Changed audience: Public-web publication exceeds the approved destination."/>
             <wp:cNvGraphicFramePr>
               <a:graphicFrameLocks noChangeAspect="1"/>
             </wp:cNvGraphicFramePr>
@@ -6963,7 +6728,7 @@
                     <pic:cNvPicPr/>
                   </pic:nvPicPr>
                   <pic:blipFill>
-                    <a:blip r:embed="rId11"/>
+                    <a:blip r:embed="rId10"/>
                     <a:stretch>
                       <a:fillRect/>
                     </a:stretch>
@@ -7008,7 +6773,6 @@
     <w:p>
       <w:pPr>
         <w:spacing w:line="336" w:lineRule="auto" w:after="180"/>
-        <w:shd w:fill="F5F1FB"/>
       </w:pPr>
       <w:r>
         <w:rPr>
@@ -7031,16 +6795,7 @@
     </w:p>
     <w:p>
       <w:pPr>
-        <w:pStyle w:val="Heading3"/>
-      </w:pPr>
-      <w:r>
-        <w:t>Discuss while showing the picture</w:t>
-      </w:r>
-    </w:p>
-    <w:p>
-      <w:pPr>
         <w:spacing w:line="336" w:lineRule="auto" w:after="180"/>
-        <w:shd w:fill="F1F6F8"/>
       </w:pPr>
       <w:r>
         <w:rPr>
@@ -7063,7 +6818,7 @@
     </w:p>
     <w:p>
       <w:pPr>
-        <w:pStyle w:val="Heading3"/>
+        <w:pStyle w:val="Heading2"/>
       </w:pPr>
       <w:r>
         <w:t>03. Match the proposed action to its permission</w:t>
@@ -7074,7 +6829,7 @@
         <w:drawing>
           <wp:inline xmlns:a="http://schemas.openxmlformats.org/drawingml/2006/main" xmlns:pic="http://schemas.openxmlformats.org/drawingml/2006/picture">
             <wp:extent cx="5486400" cy="2923032"/>
-            <wp:docPr id="4" name="Picture 4" descr="Match the proposed action to its permission. Version A on class board | Today, once, by editor | Within scope. Version A on public site | Public posting excluded | Outside scope. Changed version B | Only A was approved | Review changed version. Post A a second time | Once has been used | Outside scope"/>
+            <wp:docPr id="6" name="Picture 6" descr="Match the proposed action to its permission. Version A on class board | Today, once, by editor | Within scope. Version A on public site | Public posting excluded | Outside scope. Changed version B | Only A was approved | Review changed version. Post A a second time | Once has been used | Outside scope"/>
             <wp:cNvGraphicFramePr>
               <a:graphicFrameLocks noChangeAspect="1"/>
             </wp:cNvGraphicFramePr>
@@ -7086,7 +6841,7 @@
                     <pic:cNvPicPr/>
                   </pic:nvPicPr>
                   <pic:blipFill>
-                    <a:blip r:embed="rId12"/>
+                    <a:blip r:embed="rId9"/>
                     <a:stretch>
                       <a:fillRect/>
                     </a:stretch>
@@ -7172,7 +6927,6 @@
     <w:p>
       <w:pPr>
         <w:spacing w:line="336" w:lineRule="auto" w:after="180"/>
-        <w:shd w:fill="F5F1FB"/>
       </w:pPr>
       <w:r>
         <w:rPr>
@@ -7183,16 +6937,7 @@
     </w:p>
     <w:p>
       <w:pPr>
-        <w:pStyle w:val="Heading3"/>
-      </w:pPr>
-      <w:r>
-        <w:t>Discuss while showing the picture</w:t>
-      </w:r>
-    </w:p>
-    <w:p>
-      <w:pPr>
         <w:spacing w:line="336" w:lineRule="auto" w:after="180"/>
-        <w:shd w:fill="F1F6F8"/>
       </w:pPr>
       <w:r>
         <w:rPr>
@@ -7203,7 +6948,7 @@
     </w:p>
     <w:p>
       <w:pPr>
-        <w:pStyle w:val="Heading3"/>
+        <w:pStyle w:val="Heading2"/>
       </w:pPr>
       <w:r>
         <w:t>04. Change one thing. Trace what follows.</w:t>
@@ -7214,7 +6959,7 @@
         <w:drawing>
           <wp:inline xmlns:a="http://schemas.openxmlformats.org/drawingml/2006/main" xmlns:pic="http://schemas.openxmlformats.org/drawingml/2006/picture">
             <wp:extent cx="5486400" cy="3026664"/>
-            <wp:docPr id="5" name="Picture 5" descr="Original case: Public-web publication exceeds the approved destination. Changed condition: P2 has already been published once under this approval. Expected result: A second publication is not covered. Reason: The instruction allowed a single use, not repeated actions."/>
+            <wp:docPr id="7" name="Picture 7" descr="Original case: Public-web publication exceeds the approved destination. Changed condition: P2 has already been published once under this approval. Expected result: A second publication is not covered. Reason: The instruction allowed a single use, not repeated actions."/>
             <wp:cNvGraphicFramePr>
               <a:graphicFrameLocks noChangeAspect="1"/>
             </wp:cNvGraphicFramePr>
@@ -7270,7 +7015,6 @@
     <w:p>
       <w:pPr>
         <w:spacing w:line="336" w:lineRule="auto" w:after="180"/>
-        <w:shd w:fill="F5F1FB"/>
       </w:pPr>
       <w:r>
         <w:rPr>
@@ -7281,16 +7025,7 @@
     </w:p>
     <w:p>
       <w:pPr>
-        <w:pStyle w:val="Heading3"/>
-      </w:pPr>
-      <w:r>
-        <w:t>Discuss while showing the picture</w:t>
-      </w:r>
-    </w:p>
-    <w:p>
-      <w:pPr>
         <w:spacing w:line="336" w:lineRule="auto" w:after="180"/>
-        <w:shd w:fill="F1F6F8"/>
       </w:pPr>
       <w:r>
         <w:rPr>
@@ -7302,7 +7037,6 @@
     <w:p>
       <w:pPr>
         <w:spacing w:line="336" w:lineRule="auto" w:after="180"/>
-        <w:shd w:fill="F1F6F8"/>
       </w:pPr>
       <w:r>
         <w:rPr>
@@ -7313,7 +7047,7 @@
     </w:p>
     <w:p>
       <w:pPr>
-        <w:pStyle w:val="Heading3"/>
+        <w:pStyle w:val="Heading2"/>
       </w:pPr>
       <w:r>
         <w:t>05. Connect the explanation to its limit</w:t>
@@ -7324,7 +7058,7 @@
         <w:drawing>
           <wp:inline xmlns:a="http://schemas.openxmlformats.org/drawingml/2006/main" xmlns:pic="http://schemas.openxmlformats.org/drawingml/2006/picture">
             <wp:extent cx="5486400" cy="2834640"/>
-            <wp:docPr id="6" name="Picture 6" descr="A general intention to help the class does not grant every action that might help. Check the version, destination and time explicitly. An edit may improve accuracy while still changing the approved artifact. The assistant should hold the changed poster for review rather than treating its own confidence as permission. Limit: Permission does not prove content accuracy; factual checks and action authority are separate requirements."/>
+            <wp:docPr id="8" name="Picture 8" descr="A general intention to help the class does not grant every action that might help. Check the version, destination and time explicitly. An edit may improve accuracy while still changing the approved artifact. The assistant should hold the changed poster for review rather than treating its own confidence as permission. Limit: Permission does not prove content accuracy; factual checks and action authority are separate requirements."/>
             <wp:cNvGraphicFramePr>
               <a:graphicFrameLocks noChangeAspect="1"/>
             </wp:cNvGraphicFramePr>
@@ -7416,7 +7150,6 @@
     <w:p>
       <w:pPr>
         <w:spacing w:line="336" w:lineRule="auto" w:after="180"/>
-        <w:shd w:fill="F5F1FB"/>
       </w:pPr>
       <w:r>
         <w:rPr>
@@ -7427,16 +7160,7 @@
     </w:p>
     <w:p>
       <w:pPr>
-        <w:pStyle w:val="Heading3"/>
-      </w:pPr>
-      <w:r>
-        <w:t>Discuss while showing the picture</w:t>
-      </w:r>
-    </w:p>
-    <w:p>
-      <w:pPr>
         <w:spacing w:line="336" w:lineRule="auto" w:after="180"/>
-        <w:shd w:fill="F1F6F8"/>
       </w:pPr>
       <w:r>
         <w:rPr>
@@ -7448,7 +7172,6 @@
     <w:p>
       <w:pPr>
         <w:spacing w:line="336" w:lineRule="auto" w:after="180"/>
-        <w:shd w:fill="F1F6F8"/>
       </w:pPr>
       <w:r>
         <w:rPr>
@@ -7495,7 +7218,7 @@
     </w:p>
     <w:p>
       <w:pPr>
-        <w:pStyle w:val="Heading3"/>
+        <w:pStyle w:val="Heading2"/>
       </w:pPr>
       <w:r>
         <w:t>06. Make the idea visible in your project</w:t>
@@ -7506,7 +7229,7 @@
         <w:drawing>
           <wp:inline xmlns:a="http://schemas.openxmlformats.org/drawingml/2006/main" xmlns:pic="http://schemas.openxmlformats.org/drawingml/2006/picture">
             <wp:extent cx="5486400" cy="3380232"/>
-            <wp:docPr id="7" name="Picture 7" descr="Record sorter actions allowed automatically and actions requiring the classroom owner’s explicit review. Draw your input, deciding step, result and limit. Supported question: Which original proposal is authorised? Why do the other two need separate approval?"/>
+            <wp:docPr id="9" name="Picture 9" descr="Record sorter actions allowed automatically and actions requiring the classroom owner’s explicit review. Draw your input, deciding step, result and limit. Supported question: Which original proposal is authorised? Why do the other two need separate approval?"/>
             <wp:cNvGraphicFramePr>
               <a:graphicFrameLocks noChangeAspect="1"/>
             </wp:cNvGraphicFramePr>
@@ -7540,7 +7263,6 @@
     <w:p>
       <w:pPr>
         <w:spacing w:line="336" w:lineRule="auto" w:after="180"/>
-        <w:shd w:fill="F5F1FB"/>
       </w:pPr>
       <w:r>
         <w:rPr>
@@ -7564,7 +7286,6 @@
     <w:p>
       <w:pPr>
         <w:spacing w:line="336" w:lineRule="auto" w:after="180"/>
-        <w:shd w:fill="F5F1FB"/>
       </w:pPr>
       <w:r>
         <w:rPr>
@@ -7576,7 +7297,6 @@
     <w:p>
       <w:pPr>
         <w:spacing w:line="336" w:lineRule="auto" w:after="180"/>
-        <w:shd w:fill="F5F1FB"/>
       </w:pPr>
       <w:r>
         <w:rPr>
@@ -7599,46 +7319,115 @@
     </w:p>
     <w:p>
       <w:pPr>
+        <w:spacing w:line="336" w:lineRule="auto" w:after="180"/>
+      </w:pPr>
+      <w:r>
+        <w:rPr>
+          <w:b w:val="0"/>
+        </w:rPr>
+        <w:t xml:space="preserve">Teacher prompt: Draw your project trace and justify the deciding step using </w:t>
+      </w:r>
+      <w:r>
+        <w:rPr>
+          <w:b/>
+        </w:rPr>
+        <w:t>evidence</w:t>
+      </w:r>
+      <w:r>
+        <w:rPr>
+          <w:b w:val="0"/>
+        </w:rPr>
+        <w:t>. Ask learners to describe one label or arrow in ordinary words. Use the adjacent transcript if the image is difficult to see.</w:t>
+      </w:r>
+    </w:p>
+    <w:p>
+      <w:pPr>
+        <w:spacing w:line="336" w:lineRule="auto" w:after="180"/>
+      </w:pPr>
+      <w:r>
+        <w:rPr>
+          <w:b w:val="0"/>
+        </w:rPr>
+        <w:t>Supported practice key: Only unchanged P2 on the specified noticeboard today, once. P3 changes version; public posting changes audience.</w:t>
+      </w:r>
+    </w:p>
+    <w:p>
+      <w:pPr>
+        <w:pStyle w:val="Heading2"/>
+      </w:pPr>
+      <w:r>
+        <w:t>Earlier wording, alternatives and picture transcripts · reference / check after trying</w:t>
+      </w:r>
+    </w:p>
+    <w:p>
+      <w:pPr>
+        <w:spacing w:line="336" w:lineRule="auto" w:after="180"/>
+      </w:pPr>
+      <w:r>
+        <w:rPr>
+          <w:b w:val="0"/>
+        </w:rPr>
+        <w:t xml:space="preserve">Use one picture at a time. Hide a worked result before asking for a </w:t>
+      </w:r>
+      <w:r>
+        <w:rPr>
+          <w:b/>
+        </w:rPr>
+        <w:t>prediction</w:t>
+      </w:r>
+      <w:r>
+        <w:rPr>
+          <w:b w:val="0"/>
+        </w:rPr>
+        <w:t>, then reveal it for feedback. These are supported teaching cases; retain the separate independent assessment for a fresh first attempt.</w:t>
+      </w:r>
+    </w:p>
+    <w:p>
+      <w:pPr>
         <w:pStyle w:val="Heading3"/>
       </w:pPr>
       <w:r>
-        <w:t>Discuss while showing the picture</w:t>
-      </w:r>
-    </w:p>
-    <w:p>
-      <w:pPr>
-        <w:spacing w:line="336" w:lineRule="auto" w:after="180"/>
-        <w:shd w:fill="F1F6F8"/>
-      </w:pPr>
-      <w:r>
-        <w:rPr>
-          <w:b w:val="0"/>
-        </w:rPr>
-        <w:t xml:space="preserve">Teacher prompt: Draw your project trace and justify the deciding step using </w:t>
-      </w:r>
-      <w:r>
-        <w:rPr>
-          <w:b/>
-        </w:rPr>
-        <w:t>evidence</w:t>
-      </w:r>
-      <w:r>
-        <w:rPr>
-          <w:b w:val="0"/>
-        </w:rPr>
-        <w:t>. Ask learners to describe one label or arrow in ordinary words. Use the adjacent transcript if the image is difficult to see.</w:t>
-      </w:r>
-    </w:p>
-    <w:p>
-      <w:pPr>
-        <w:spacing w:line="336" w:lineRule="auto" w:after="180"/>
-        <w:shd w:fill="F1F6F8"/>
-      </w:pPr>
-      <w:r>
-        <w:rPr>
-          <w:b w:val="0"/>
-        </w:rPr>
-        <w:t>Supported practice key: Only unchanged P2 on the specified noticeboard today, once. P3 changes version; public posting changes audience.</w:t>
+        <w:t>01. Humans Set Boundaries: the case</w:t>
+      </w:r>
+    </w:p>
+    <w:p>
+      <w:pPr>
+        <w:pStyle w:val="Heading3"/>
+      </w:pPr>
+      <w:r>
+        <w:t>02. Follow the deciding steps</w:t>
+      </w:r>
+    </w:p>
+    <w:p>
+      <w:pPr>
+        <w:pStyle w:val="Heading3"/>
+      </w:pPr>
+      <w:r>
+        <w:t>03. Match the proposed action to its permission</w:t>
+      </w:r>
+    </w:p>
+    <w:p>
+      <w:pPr>
+        <w:pStyle w:val="Heading3"/>
+      </w:pPr>
+      <w:r>
+        <w:t>04. Change one thing. Trace what follows.</w:t>
+      </w:r>
+    </w:p>
+    <w:p>
+      <w:pPr>
+        <w:pStyle w:val="Heading3"/>
+      </w:pPr>
+      <w:r>
+        <w:t>05. Connect the explanation to its limit</w:t>
+      </w:r>
+    </w:p>
+    <w:p>
+      <w:pPr>
+        <w:pStyle w:val="Heading3"/>
+      </w:pPr>
+      <w:r>
+        <w:t>06. Make the idea visible in your project</w:t>
       </w:r>
     </w:p>
     <w:sectPr>
